--- a/Documentation/AI Prompts/Vibe Coding - Workflow Configuration.docx
+++ b/Documentation/AI Prompts/Vibe Coding - Workflow Configuration.docx
@@ -1166,16 +1166,7 @@
       </w:r>
       <w:proofErr w:type="spellEnd"/>
       <w:r>
-        <w:t>’</w:t>
-      </w:r>
-      <w:r>
-        <w:t xml:space="preserve"> does not contain a definition for</w:t>
-      </w:r>
-      <w:r>
-        <w:t xml:space="preserve"> </w:t>
-      </w:r>
-      <w:r>
-        <w:t>‘</w:t>
+        <w:t>’ does not contain a definition for ‘</w:t>
       </w:r>
       <w:proofErr w:type="spellStart"/>
       <w:r>
@@ -1191,10 +1182,7 @@
       </w:r>
       <w:proofErr w:type="spellEnd"/>
       <w:r>
-        <w:t>’</w:t>
-      </w:r>
-      <w:r>
-        <w:t xml:space="preserve"> accepting first argument of type ‘</w:t>
+        <w:t>’ accepting first argument of type ‘</w:t>
       </w:r>
       <w:proofErr w:type="spellStart"/>
       <w:r>
@@ -1202,10 +1190,7 @@
       </w:r>
       <w:proofErr w:type="spellEnd"/>
       <w:r>
-        <w:t xml:space="preserve">’ could be found </w:t>
-      </w:r>
-      <w:r>
-        <w:t>(are you missing a using directive or an assembly reference?)</w:t>
+        <w:t>’ could be found (are you missing a using directive or an assembly reference?)</w:t>
       </w:r>
     </w:p>
     <w:p>
@@ -5373,6 +5358,563 @@
         <w:spacing w:after="0"/>
       </w:pPr>
       <w:r>
+        <w:t>}</w:t>
+      </w:r>
+    </w:p>
+    <w:p>
+      <w:pPr>
+        <w:spacing w:after="0"/>
+      </w:pPr>
+    </w:p>
+    <w:p>
+      <w:pPr>
+        <w:spacing w:after="0"/>
+        <w:rPr>
+          <w:b/>
+          <w:bCs/>
+          <w:color w:val="EE0000"/>
+          <w:u w:val="single"/>
+        </w:rPr>
+      </w:pPr>
+      <w:r>
+        <w:rPr>
+          <w:b/>
+          <w:bCs/>
+          <w:color w:val="EE0000"/>
+          <w:u w:val="single"/>
+        </w:rPr>
+        <w:t>Prompt #5:</w:t>
+      </w:r>
+    </w:p>
+    <w:p>
+      <w:pPr>
+        <w:spacing w:after="0"/>
+      </w:pPr>
+    </w:p>
+    <w:p>
+      <w:pPr>
+        <w:spacing w:after="0"/>
+      </w:pPr>
+      <w:r>
+        <w:t>Tell me where to write the below code in my HRMS Blazor project. Note that I am using Clean Architecture development pattern.</w:t>
+      </w:r>
+    </w:p>
+    <w:p>
+      <w:pPr>
+        <w:spacing w:after="0"/>
+      </w:pPr>
+    </w:p>
+    <w:p>
+      <w:pPr>
+        <w:spacing w:after="0"/>
+        <w:rPr>
+          <w:b/>
+          <w:bCs/>
+        </w:rPr>
+      </w:pPr>
+      <w:r>
+        <w:rPr>
+          <w:b/>
+          <w:bCs/>
+        </w:rPr>
+        <w:t>1. WORKFLOW SEEDING (EF CORE)</w:t>
+      </w:r>
+    </w:p>
+    <w:p>
+      <w:pPr>
+        <w:spacing w:after="0"/>
+      </w:pPr>
+      <w:r>
+        <w:t>This configures your leave workflow automatically at startup.</w:t>
+      </w:r>
+    </w:p>
+    <w:p>
+      <w:pPr>
+        <w:spacing w:after="0"/>
+        <w:rPr>
+          <w:b/>
+          <w:bCs/>
+        </w:rPr>
+      </w:pPr>
+      <w:proofErr w:type="spellStart"/>
+      <w:r>
+        <w:rPr>
+          <w:b/>
+          <w:bCs/>
+        </w:rPr>
+        <w:t>SeedWorkflowData.cs</w:t>
+      </w:r>
+      <w:proofErr w:type="spellEnd"/>
+    </w:p>
+    <w:p>
+      <w:pPr>
+        <w:spacing w:after="0"/>
+      </w:pPr>
+      <w:r>
+        <w:t xml:space="preserve">public static class </w:t>
+      </w:r>
+      <w:proofErr w:type="spellStart"/>
+      <w:r>
+        <w:t>WorkflowSeedData</w:t>
+      </w:r>
+      <w:proofErr w:type="spellEnd"/>
+      <w:r>
+        <w:br/>
+        <w:t>{</w:t>
+      </w:r>
+      <w:r>
+        <w:br/>
+        <w:t xml:space="preserve">    public static async Task </w:t>
+      </w:r>
+      <w:proofErr w:type="spellStart"/>
+      <w:r>
+        <w:t>SeedAsync</w:t>
+      </w:r>
+      <w:proofErr w:type="spellEnd"/>
+      <w:r>
+        <w:t>(</w:t>
+      </w:r>
+      <w:proofErr w:type="spellStart"/>
+      <w:r>
+        <w:t>ApplicationDbContext</w:t>
+      </w:r>
+      <w:proofErr w:type="spellEnd"/>
+      <w:r>
+        <w:t xml:space="preserve"> </w:t>
+      </w:r>
+      <w:proofErr w:type="spellStart"/>
+      <w:r>
+        <w:t>db</w:t>
+      </w:r>
+      <w:proofErr w:type="spellEnd"/>
+      <w:r>
+        <w:t>)</w:t>
+      </w:r>
+      <w:r>
+        <w:br/>
+        <w:t xml:space="preserve">    {</w:t>
+      </w:r>
+      <w:r>
+        <w:br/>
+        <w:t xml:space="preserve">        if (await </w:t>
+      </w:r>
+      <w:proofErr w:type="spellStart"/>
+      <w:r>
+        <w:t>db.WorkflowDefinitions.AnyAsync</w:t>
+      </w:r>
+      <w:proofErr w:type="spellEnd"/>
+      <w:r>
+        <w:t xml:space="preserve">(x =&gt; </w:t>
+      </w:r>
+      <w:proofErr w:type="spellStart"/>
+      <w:r>
+        <w:t>x.Name</w:t>
+      </w:r>
+      <w:proofErr w:type="spellEnd"/>
+      <w:r>
+        <w:t xml:space="preserve"> == "Leave Workflow"))</w:t>
+      </w:r>
+      <w:r>
+        <w:br/>
+        <w:t xml:space="preserve">            return;</w:t>
+      </w:r>
+      <w:r>
+        <w:br/>
+      </w:r>
+      <w:r>
+        <w:br/>
+        <w:t xml:space="preserve">        var workflow = new </w:t>
+      </w:r>
+      <w:proofErr w:type="spellStart"/>
+      <w:r>
+        <w:t>WorkflowDefinition</w:t>
+      </w:r>
+      <w:proofErr w:type="spellEnd"/>
+      <w:r>
+        <w:br/>
+        <w:t xml:space="preserve">        {</w:t>
+      </w:r>
+      <w:r>
+        <w:br/>
+        <w:t xml:space="preserve">            Name = "Leave Workflow",</w:t>
+      </w:r>
+      <w:r>
+        <w:br/>
+        <w:t xml:space="preserve">            </w:t>
+      </w:r>
+      <w:proofErr w:type="spellStart"/>
+      <w:r>
+        <w:t>EntityName</w:t>
+      </w:r>
+      <w:proofErr w:type="spellEnd"/>
+      <w:r>
+        <w:t xml:space="preserve"> = "</w:t>
+      </w:r>
+      <w:proofErr w:type="spellStart"/>
+      <w:r>
+        <w:t>LeaveRequisitionWF</w:t>
+      </w:r>
+      <w:proofErr w:type="spellEnd"/>
+      <w:r>
+        <w:t>",</w:t>
+      </w:r>
+      <w:r>
+        <w:br/>
+        <w:t xml:space="preserve">            </w:t>
+      </w:r>
+      <w:proofErr w:type="spellStart"/>
+      <w:r>
+        <w:t>IsActive</w:t>
+      </w:r>
+      <w:proofErr w:type="spellEnd"/>
+      <w:r>
+        <w:t xml:space="preserve"> = true,</w:t>
+      </w:r>
+      <w:r>
+        <w:br/>
+        <w:t xml:space="preserve">            Steps = new List&lt;</w:t>
+      </w:r>
+      <w:proofErr w:type="spellStart"/>
+      <w:r>
+        <w:t>WorkflowStepDefinition</w:t>
+      </w:r>
+      <w:proofErr w:type="spellEnd"/>
+      <w:r>
+        <w:t>&gt;</w:t>
+      </w:r>
+      <w:r>
+        <w:br/>
+        <w:t xml:space="preserve">            {</w:t>
+      </w:r>
+      <w:r>
+        <w:br/>
+        <w:t xml:space="preserve">                new </w:t>
+      </w:r>
+      <w:proofErr w:type="spellStart"/>
+      <w:r>
+        <w:t>WorkflowStepDefinition</w:t>
+      </w:r>
+      <w:proofErr w:type="spellEnd"/>
+      <w:r>
+        <w:br/>
+        <w:t xml:space="preserve">                {</w:t>
+      </w:r>
+      <w:r>
+        <w:br/>
+        <w:t xml:space="preserve">                    </w:t>
+      </w:r>
+      <w:proofErr w:type="spellStart"/>
+      <w:r>
+        <w:t>StepOrder</w:t>
+      </w:r>
+      <w:proofErr w:type="spellEnd"/>
+      <w:r>
+        <w:t xml:space="preserve"> = 1,</w:t>
+      </w:r>
+      <w:r>
+        <w:br/>
+      </w:r>
+      <w:r>
+        <w:lastRenderedPageBreak/>
+        <w:t xml:space="preserve">                    </w:t>
+      </w:r>
+      <w:proofErr w:type="spellStart"/>
+      <w:r>
+        <w:t>StepName</w:t>
+      </w:r>
+      <w:proofErr w:type="spellEnd"/>
+      <w:r>
+        <w:t xml:space="preserve"> = "Supervisor Approval",</w:t>
+      </w:r>
+      <w:r>
+        <w:br/>
+        <w:t xml:space="preserve">                    </w:t>
+      </w:r>
+      <w:proofErr w:type="spellStart"/>
+      <w:r>
+        <w:t>ApprovalRole</w:t>
+      </w:r>
+      <w:proofErr w:type="spellEnd"/>
+      <w:r>
+        <w:t xml:space="preserve"> = "SUPERVISOR",</w:t>
+      </w:r>
+      <w:r>
+        <w:br/>
+        <w:t xml:space="preserve">                    </w:t>
+      </w:r>
+      <w:proofErr w:type="spellStart"/>
+      <w:r>
+        <w:t>IsParallelGroup</w:t>
+      </w:r>
+      <w:proofErr w:type="spellEnd"/>
+      <w:r>
+        <w:t xml:space="preserve"> = false</w:t>
+      </w:r>
+      <w:r>
+        <w:br/>
+        <w:t xml:space="preserve">                },</w:t>
+      </w:r>
+      <w:r>
+        <w:br/>
+        <w:t xml:space="preserve">                new </w:t>
+      </w:r>
+      <w:proofErr w:type="spellStart"/>
+      <w:r>
+        <w:t>WorkflowStepDefinition</w:t>
+      </w:r>
+      <w:proofErr w:type="spellEnd"/>
+      <w:r>
+        <w:br/>
+        <w:t xml:space="preserve">                {</w:t>
+      </w:r>
+      <w:r>
+        <w:br/>
+        <w:t xml:space="preserve">                    </w:t>
+      </w:r>
+      <w:proofErr w:type="spellStart"/>
+      <w:r>
+        <w:t>StepOrder</w:t>
+      </w:r>
+      <w:proofErr w:type="spellEnd"/>
+      <w:r>
+        <w:t xml:space="preserve"> = 2,</w:t>
+      </w:r>
+      <w:r>
+        <w:br/>
+        <w:t xml:space="preserve">                    </w:t>
+      </w:r>
+      <w:proofErr w:type="spellStart"/>
+      <w:r>
+        <w:t>StepName</w:t>
+      </w:r>
+      <w:proofErr w:type="spellEnd"/>
+      <w:r>
+        <w:t xml:space="preserve"> = "HR Approval",</w:t>
+      </w:r>
+      <w:r>
+        <w:br/>
+        <w:t xml:space="preserve">                    </w:t>
+      </w:r>
+      <w:proofErr w:type="spellStart"/>
+      <w:r>
+        <w:t>ApprovalRole</w:t>
+      </w:r>
+      <w:proofErr w:type="spellEnd"/>
+      <w:r>
+        <w:t xml:space="preserve"> = "HR",</w:t>
+      </w:r>
+      <w:r>
+        <w:br/>
+        <w:t xml:space="preserve">                    </w:t>
+      </w:r>
+      <w:proofErr w:type="spellStart"/>
+      <w:r>
+        <w:t>IsParallelGroup</w:t>
+      </w:r>
+      <w:proofErr w:type="spellEnd"/>
+      <w:r>
+        <w:t xml:space="preserve"> = false</w:t>
+      </w:r>
+      <w:r>
+        <w:br/>
+        <w:t xml:space="preserve">                },</w:t>
+      </w:r>
+      <w:r>
+        <w:br/>
+        <w:t xml:space="preserve">                new </w:t>
+      </w:r>
+      <w:proofErr w:type="spellStart"/>
+      <w:r>
+        <w:t>WorkflowStepDefinition</w:t>
+      </w:r>
+      <w:proofErr w:type="spellEnd"/>
+      <w:r>
+        <w:br/>
+        <w:t xml:space="preserve">                {</w:t>
+      </w:r>
+      <w:r>
+        <w:br/>
+        <w:t xml:space="preserve">                    </w:t>
+      </w:r>
+      <w:proofErr w:type="spellStart"/>
+      <w:r>
+        <w:t>StepOrder</w:t>
+      </w:r>
+      <w:proofErr w:type="spellEnd"/>
+      <w:r>
+        <w:t xml:space="preserve"> = 3,</w:t>
+      </w:r>
+      <w:r>
+        <w:br/>
+        <w:t xml:space="preserve">                    </w:t>
+      </w:r>
+      <w:proofErr w:type="spellStart"/>
+      <w:r>
+        <w:t>StepName</w:t>
+      </w:r>
+      <w:proofErr w:type="spellEnd"/>
+      <w:r>
+        <w:t xml:space="preserve"> = "General Manager Approval",</w:t>
+      </w:r>
+      <w:r>
+        <w:br/>
+        <w:t xml:space="preserve">                    </w:t>
+      </w:r>
+      <w:proofErr w:type="spellStart"/>
+      <w:r>
+        <w:t>ApprovalRole</w:t>
+      </w:r>
+      <w:proofErr w:type="spellEnd"/>
+      <w:r>
+        <w:t xml:space="preserve"> = "GM",</w:t>
+      </w:r>
+      <w:r>
+        <w:br/>
+        <w:t xml:space="preserve">                    </w:t>
+      </w:r>
+      <w:proofErr w:type="spellStart"/>
+      <w:r>
+        <w:t>IsParallelGroup</w:t>
+      </w:r>
+      <w:proofErr w:type="spellEnd"/>
+      <w:r>
+        <w:t xml:space="preserve"> = false</w:t>
+      </w:r>
+      <w:r>
+        <w:br/>
+        <w:t xml:space="preserve">                }</w:t>
+      </w:r>
+      <w:r>
+        <w:br/>
+        <w:t xml:space="preserve">            }</w:t>
+      </w:r>
+      <w:r>
+        <w:br/>
+        <w:t xml:space="preserve">        };</w:t>
+      </w:r>
+      <w:r>
+        <w:br/>
+      </w:r>
+      <w:r>
+        <w:br/>
+        <w:t xml:space="preserve">        </w:t>
+      </w:r>
+      <w:proofErr w:type="spellStart"/>
+      <w:r>
+        <w:t>db.WorkflowDefinitions.Add</w:t>
+      </w:r>
+      <w:proofErr w:type="spellEnd"/>
+      <w:r>
+        <w:t>(workflow);</w:t>
+      </w:r>
+      <w:r>
+        <w:br/>
+        <w:t xml:space="preserve">        await </w:t>
+      </w:r>
+      <w:proofErr w:type="spellStart"/>
+      <w:r>
+        <w:t>db.SaveChangesAsync</w:t>
+      </w:r>
+      <w:proofErr w:type="spellEnd"/>
+      <w:r>
+        <w:t>();</w:t>
+      </w:r>
+      <w:r>
+        <w:br/>
+        <w:t xml:space="preserve">    }</w:t>
+      </w:r>
+      <w:r>
+        <w:br/>
+        <w:t>}</w:t>
+      </w:r>
+    </w:p>
+    <w:p>
+      <w:pPr>
+        <w:spacing w:after="0"/>
+        <w:rPr>
+          <w:b/>
+          <w:bCs/>
+        </w:rPr>
+      </w:pPr>
+      <w:r>
+        <w:rPr>
+          <w:b/>
+          <w:bCs/>
+        </w:rPr>
+        <w:t>Register at app startup</w:t>
+      </w:r>
+    </w:p>
+    <w:p>
+      <w:pPr>
+        <w:spacing w:after="0"/>
+      </w:pPr>
+      <w:r>
+        <w:t xml:space="preserve">using (var scope = </w:t>
+      </w:r>
+      <w:proofErr w:type="spellStart"/>
+      <w:proofErr w:type="gramStart"/>
+      <w:r>
+        <w:t>app.Services.CreateScope</w:t>
+      </w:r>
+      <w:proofErr w:type="spellEnd"/>
+      <w:proofErr w:type="gramEnd"/>
+      <w:r>
+        <w:t>())</w:t>
+      </w:r>
+      <w:r>
+        <w:br/>
+        <w:t>{</w:t>
+      </w:r>
+      <w:r>
+        <w:br/>
+        <w:t xml:space="preserve">    var </w:t>
+      </w:r>
+      <w:proofErr w:type="spellStart"/>
+      <w:r>
+        <w:t>db</w:t>
+      </w:r>
+      <w:proofErr w:type="spellEnd"/>
+      <w:r>
+        <w:t xml:space="preserve"> = </w:t>
+      </w:r>
+      <w:proofErr w:type="gramStart"/>
+      <w:r>
+        <w:t>scope.ServiceProvider.GetRequiredService</w:t>
+      </w:r>
+      <w:proofErr w:type="gramEnd"/>
+      <w:r>
+        <w:t>&lt;ApplicationDbContext</w:t>
+      </w:r>
+      <w:proofErr w:type="gramStart"/>
+      <w:r>
+        <w:t>&gt;(</w:t>
+      </w:r>
+      <w:proofErr w:type="gramEnd"/>
+      <w:r>
+        <w:t>);</w:t>
+      </w:r>
+      <w:r>
+        <w:br/>
+        <w:t xml:space="preserve">    await </w:t>
+      </w:r>
+      <w:proofErr w:type="spellStart"/>
+      <w:r>
+        <w:t>WorkflowSeedData.SeedAsync</w:t>
+      </w:r>
+      <w:proofErr w:type="spellEnd"/>
+      <w:r>
+        <w:t>(</w:t>
+      </w:r>
+      <w:proofErr w:type="spellStart"/>
+      <w:r>
+        <w:t>db</w:t>
+      </w:r>
+      <w:proofErr w:type="spellEnd"/>
+      <w:r>
+        <w:t>);</w:t>
+      </w:r>
+      <w:r>
+        <w:br/>
         <w:t>}</w:t>
       </w:r>
     </w:p>

--- a/Documentation/AI Prompts/Vibe Coding - Workflow Configuration.docx
+++ b/Documentation/AI Prompts/Vibe Coding - Workflow Configuration.docx
@@ -76,6 +76,228 @@
     </w:p>
     <w:p>
       <w:pPr>
+        <w:spacing w:after="0"/>
+        <w:rPr>
+          <w:b/>
+          <w:bCs/>
+          <w:u w:val="single"/>
+        </w:rPr>
+      </w:pPr>
+      <w:r>
+        <w:rPr>
+          <w:b/>
+          <w:bCs/>
+          <w:u w:val="single"/>
+        </w:rPr>
+        <w:t>Workflow Relationship Design:</w:t>
+      </w:r>
+    </w:p>
+    <w:p>
+      <w:pPr>
+        <w:spacing w:after="0"/>
+        <w:rPr>
+          <w:b/>
+          <w:bCs/>
+          <w:u w:val="single"/>
+        </w:rPr>
+      </w:pPr>
+    </w:p>
+    <w:p>
+      <w:pPr>
+        <w:spacing w:after="0"/>
+      </w:pPr>
+      <w:proofErr w:type="spellStart"/>
+      <w:r>
+        <w:t>WorkflowDefinition</w:t>
+      </w:r>
+      <w:proofErr w:type="spellEnd"/>
+      <w:r>
+        <w:t xml:space="preserve"> (1)</w:t>
+      </w:r>
+      <w:r>
+        <w:br/>
+        <w:t xml:space="preserve">└── (Many) </w:t>
+      </w:r>
+      <w:proofErr w:type="spellStart"/>
+      <w:r>
+        <w:t>WorkflowStepDefinition</w:t>
+      </w:r>
+      <w:proofErr w:type="spellEnd"/>
+      <w:r>
+        <w:br/>
+      </w:r>
+      <w:r>
+        <w:br/>
+      </w:r>
+      <w:proofErr w:type="spellStart"/>
+      <w:r>
+        <w:t>WorkflowStepDefinition</w:t>
+      </w:r>
+      <w:proofErr w:type="spellEnd"/>
+      <w:r>
+        <w:t xml:space="preserve"> (1)</w:t>
+      </w:r>
+      <w:r>
+        <w:br/>
+      </w:r>
+      <w:r>
+        <w:rPr>
+          <w:rFonts w:ascii="MS Gothic" w:eastAsia="MS Gothic" w:hAnsi="MS Gothic" w:cs="MS Gothic" w:hint="eastAsia"/>
+        </w:rPr>
+        <w:t>├</w:t>
+      </w:r>
+      <w:r>
+        <w:rPr>
+          <w:rFonts w:ascii="Calibri" w:hAnsi="Calibri" w:cs="Calibri"/>
+        </w:rPr>
+        <w:t>──</w:t>
+      </w:r>
+      <w:r>
+        <w:t xml:space="preserve"> (Many) </w:t>
+      </w:r>
+      <w:proofErr w:type="spellStart"/>
+      <w:r>
+        <w:t>WorkflowCondition</w:t>
+      </w:r>
+      <w:proofErr w:type="spellEnd"/>
+      <w:r>
+        <w:br/>
+      </w:r>
+      <w:r>
+        <w:rPr>
+          <w:rFonts w:ascii="Calibri" w:hAnsi="Calibri" w:cs="Calibri"/>
+        </w:rPr>
+        <w:t>└──</w:t>
+      </w:r>
+      <w:r>
+        <w:t xml:space="preserve"> (Many) </w:t>
+      </w:r>
+      <w:proofErr w:type="spellStart"/>
+      <w:r>
+        <w:t>WorkflowStepInstance</w:t>
+      </w:r>
+      <w:proofErr w:type="spellEnd"/>
+      <w:r>
+        <w:br/>
+      </w:r>
+      <w:r>
+        <w:br/>
+      </w:r>
+      <w:proofErr w:type="spellStart"/>
+      <w:r>
+        <w:t>WorkflowInstance</w:t>
+      </w:r>
+      <w:proofErr w:type="spellEnd"/>
+      <w:r>
+        <w:t xml:space="preserve"> (1)</w:t>
+      </w:r>
+      <w:r>
+        <w:br/>
+      </w:r>
+      <w:r>
+        <w:rPr>
+          <w:rFonts w:ascii="Calibri" w:hAnsi="Calibri" w:cs="Calibri"/>
+        </w:rPr>
+        <w:t>└──</w:t>
+      </w:r>
+      <w:r>
+        <w:t xml:space="preserve"> (Many) </w:t>
+      </w:r>
+      <w:proofErr w:type="spellStart"/>
+      <w:r>
+        <w:t>WorkflowStepInstance</w:t>
+      </w:r>
+      <w:proofErr w:type="spellEnd"/>
+      <w:r>
+        <w:br/>
+      </w:r>
+      <w:r>
+        <w:br/>
+      </w:r>
+      <w:proofErr w:type="spellStart"/>
+      <w:r>
+        <w:t>WorkflowCondition</w:t>
+      </w:r>
+      <w:proofErr w:type="spellEnd"/>
+      <w:r>
+        <w:br/>
+      </w:r>
+      <w:r>
+        <w:rPr>
+          <w:rFonts w:ascii="Calibri" w:hAnsi="Calibri" w:cs="Calibri"/>
+        </w:rPr>
+        <w:t>└──</w:t>
+      </w:r>
+      <w:r>
+        <w:t xml:space="preserve"> (1) </w:t>
+      </w:r>
+      <w:proofErr w:type="spellStart"/>
+      <w:r>
+        <w:t>NextStepDefinition</w:t>
+      </w:r>
+      <w:proofErr w:type="spellEnd"/>
+      <w:r>
+        <w:t xml:space="preserve"> (self-reference)</w:t>
+      </w:r>
+      <w:r>
+        <w:br/>
+      </w:r>
+      <w:r>
+        <w:br/>
+      </w:r>
+      <w:proofErr w:type="spellStart"/>
+      <w:r>
+        <w:t>WorkflowStepInstance</w:t>
+      </w:r>
+      <w:proofErr w:type="spellEnd"/>
+      <w:r>
+        <w:br/>
+      </w:r>
+      <w:r>
+        <w:rPr>
+          <w:rFonts w:ascii="MS Gothic" w:eastAsia="MS Gothic" w:hAnsi="MS Gothic" w:cs="MS Gothic" w:hint="eastAsia"/>
+        </w:rPr>
+        <w:t>├</w:t>
+      </w:r>
+      <w:r>
+        <w:rPr>
+          <w:rFonts w:ascii="Calibri" w:hAnsi="Calibri" w:cs="Calibri"/>
+        </w:rPr>
+        <w:t>──</w:t>
+      </w:r>
+      <w:r>
+        <w:t xml:space="preserve"> (1) </w:t>
+      </w:r>
+      <w:proofErr w:type="spellStart"/>
+      <w:r>
+        <w:t>WorkflowInstance</w:t>
+      </w:r>
+      <w:proofErr w:type="spellEnd"/>
+      <w:r>
+        <w:br/>
+      </w:r>
+      <w:r>
+        <w:rPr>
+          <w:rFonts w:ascii="Calibri" w:hAnsi="Calibri" w:cs="Calibri"/>
+        </w:rPr>
+        <w:t>└──</w:t>
+      </w:r>
+      <w:r>
+        <w:t xml:space="preserve"> (1) </w:t>
+      </w:r>
+      <w:proofErr w:type="spellStart"/>
+      <w:r>
+        <w:t>WorkflowStepDefinition</w:t>
+      </w:r>
+      <w:proofErr w:type="spellEnd"/>
+    </w:p>
+    <w:p>
+      <w:pPr>
+        <w:spacing w:after="0"/>
+      </w:pPr>
+    </w:p>
+    <w:p>
+      <w:pPr>
         <w:rPr>
           <w:b/>
           <w:bCs/>
@@ -218,6 +440,7 @@
         <w:spacing w:after="0"/>
       </w:pPr>
       <w:r>
+        <w:lastRenderedPageBreak/>
         <w:t xml:space="preserve">         </w:t>
       </w:r>
       <w:proofErr w:type="gramStart"/>
@@ -279,9 +502,11 @@
         <w:t>stepInstanceId</w:t>
       </w:r>
       <w:proofErr w:type="spellEnd"/>
+      <w:proofErr w:type="gramStart"/>
       <w:r>
         <w:t>);</w:t>
       </w:r>
+      <w:proofErr w:type="gramEnd"/>
     </w:p>
     <w:p>
       <w:pPr>
@@ -303,8 +528,13 @@
       <w:proofErr w:type="spellEnd"/>
       <w:proofErr w:type="gramEnd"/>
       <w:r>
-        <w:t xml:space="preserve"> = "Approved";</w:t>
-      </w:r>
+        <w:t xml:space="preserve"> = "Approved</w:t>
+      </w:r>
+      <w:proofErr w:type="gramStart"/>
+      <w:r>
+        <w:t>";</w:t>
+      </w:r>
+      <w:proofErr w:type="gramEnd"/>
     </w:p>
     <w:p>
       <w:pPr>
@@ -325,12 +555,17 @@
       </w:r>
       <w:proofErr w:type="spellStart"/>
       <w:r>
-        <w:t>DateTime.UtcNow</w:t>
+        <w:t>DateTime.</w:t>
+      </w:r>
+      <w:proofErr w:type="gramStart"/>
+      <w:r>
+        <w:t>UtcNow</w:t>
       </w:r>
       <w:proofErr w:type="spellEnd"/>
       <w:r>
         <w:t>;</w:t>
       </w:r>
+      <w:proofErr w:type="gramEnd"/>
     </w:p>
     <w:p>
       <w:pPr>
@@ -347,8 +582,13 @@
       <w:proofErr w:type="spellEnd"/>
       <w:proofErr w:type="gramEnd"/>
       <w:r>
-        <w:t xml:space="preserve"> = comments;</w:t>
-      </w:r>
+        <w:t xml:space="preserve"> = </w:t>
+      </w:r>
+      <w:proofErr w:type="gramStart"/>
+      <w:r>
+        <w:t>comments;</w:t>
+      </w:r>
+      <w:proofErr w:type="gramEnd"/>
     </w:p>
     <w:p>
       <w:pPr>
@@ -370,8 +610,13 @@
       <w:proofErr w:type="spellEnd"/>
       <w:proofErr w:type="gramEnd"/>
       <w:r>
-        <w:t>();</w:t>
-      </w:r>
+        <w:t>(</w:t>
+      </w:r>
+      <w:proofErr w:type="gramStart"/>
+      <w:r>
+        <w:t>);</w:t>
+      </w:r>
+      <w:proofErr w:type="gramEnd"/>
     </w:p>
     <w:p>
       <w:pPr>
@@ -399,10 +644,10 @@
         <w:t>step.WorkflowInstance</w:t>
       </w:r>
       <w:proofErr w:type="spellEnd"/>
-      <w:proofErr w:type="gramEnd"/>
       <w:r>
         <w:t>);</w:t>
       </w:r>
+      <w:proofErr w:type="gramEnd"/>
     </w:p>
     <w:p>
       <w:pPr>
@@ -430,10 +675,10 @@
         <w:t>step.WorkflowInstance</w:t>
       </w:r>
       <w:proofErr w:type="spellEnd"/>
-      <w:proofErr w:type="gramEnd"/>
       <w:r>
         <w:t>);</w:t>
       </w:r>
+      <w:proofErr w:type="gramEnd"/>
     </w:p>
     <w:p>
       <w:pPr>
@@ -563,8 +808,13 @@
       </w:r>
       <w:proofErr w:type="spellEnd"/>
       <w:r>
-        <w:t xml:space="preserve"> step);</w:t>
-      </w:r>
+        <w:t xml:space="preserve"> step</w:t>
+      </w:r>
+      <w:proofErr w:type="gramStart"/>
+      <w:r>
+        <w:t>);</w:t>
+      </w:r>
+      <w:proofErr w:type="gramEnd"/>
     </w:p>
     <w:p>
       <w:pPr>
@@ -591,9 +841,11 @@
         <w:t>leaveRequestId</w:t>
       </w:r>
       <w:proofErr w:type="spellEnd"/>
+      <w:proofErr w:type="gramStart"/>
       <w:r>
         <w:t>);</w:t>
       </w:r>
+      <w:proofErr w:type="gramEnd"/>
     </w:p>
     <w:p>
       <w:pPr>
@@ -620,9 +872,11 @@
         <w:t>leaveRequestId</w:t>
       </w:r>
       <w:proofErr w:type="spellEnd"/>
+      <w:proofErr w:type="gramStart"/>
       <w:r>
         <w:t>);</w:t>
       </w:r>
+      <w:proofErr w:type="gramEnd"/>
     </w:p>
     <w:p>
       <w:pPr>
@@ -800,6 +1054,7 @@
         <w:spacing w:after="0"/>
       </w:pPr>
       <w:r>
+        <w:lastRenderedPageBreak/>
         <w:t xml:space="preserve">    public async Task </w:t>
       </w:r>
       <w:proofErr w:type="spellStart"/>
@@ -893,8 +1148,13 @@
       <w:proofErr w:type="spellEnd"/>
       <w:proofErr w:type="gramEnd"/>
       <w:r>
-        <w:t>("New leave request pending approval.");</w:t>
-      </w:r>
+        <w:t>("New leave request pending approval."</w:t>
+      </w:r>
+      <w:proofErr w:type="gramStart"/>
+      <w:r>
+        <w:t>);</w:t>
+      </w:r>
+      <w:proofErr w:type="gramEnd"/>
     </w:p>
     <w:p>
       <w:pPr>
@@ -969,8 +1229,13 @@
       </w:r>
       <w:proofErr w:type="spellEnd"/>
       <w:r>
-        <w:t>, "Leave Request Rejected", "Your request was rejected.");</w:t>
-      </w:r>
+        <w:t>, "Leave Request Rejected", "Your request was rejected."</w:t>
+      </w:r>
+      <w:proofErr w:type="gramStart"/>
+      <w:r>
+        <w:t>);</w:t>
+      </w:r>
+      <w:proofErr w:type="gramEnd"/>
     </w:p>
     <w:p>
       <w:pPr>
@@ -987,8 +1252,13 @@
       <w:proofErr w:type="spellEnd"/>
       <w:proofErr w:type="gramEnd"/>
       <w:r>
-        <w:t>("Leave request rejected.");</w:t>
-      </w:r>
+        <w:t>("Leave request rejected."</w:t>
+      </w:r>
+      <w:proofErr w:type="gramStart"/>
+      <w:r>
+        <w:t>);</w:t>
+      </w:r>
+      <w:proofErr w:type="gramEnd"/>
     </w:p>
     <w:p>
       <w:pPr>
@@ -1045,7 +1315,6 @@
         <w:spacing w:after="0"/>
       </w:pPr>
       <w:r>
-        <w:lastRenderedPageBreak/>
         <w:t xml:space="preserve">        await _</w:t>
       </w:r>
       <w:proofErr w:type="spellStart"/>
@@ -1064,8 +1333,13 @@
       </w:r>
       <w:proofErr w:type="spellEnd"/>
       <w:r>
-        <w:t>, "Leave Request Approved", "Your leave request is fully approved.");</w:t>
-      </w:r>
+        <w:t>, "Leave Request Approved", "Your leave request is fully approved."</w:t>
+      </w:r>
+      <w:proofErr w:type="gramStart"/>
+      <w:r>
+        <w:t>);</w:t>
+      </w:r>
+      <w:proofErr w:type="gramEnd"/>
     </w:p>
     <w:p>
       <w:pPr>
@@ -1082,8 +1356,13 @@
       <w:proofErr w:type="spellEnd"/>
       <w:proofErr w:type="gramEnd"/>
       <w:r>
-        <w:t>("Leave request approved.");</w:t>
-      </w:r>
+        <w:t>("Leave request approved."</w:t>
+      </w:r>
+      <w:proofErr w:type="gramStart"/>
+      <w:r>
+        <w:t>);</w:t>
+      </w:r>
+      <w:proofErr w:type="gramEnd"/>
     </w:p>
     <w:p>
       <w:pPr>
@@ -1202,8 +1481,13 @@
       <w:pPr>
         <w:spacing w:after="0"/>
       </w:pPr>
-      <w:r>
-        <w:t xml:space="preserve">private async Task </w:t>
+      <w:proofErr w:type="gramStart"/>
+      <w:r>
+        <w:t>private async</w:t>
+      </w:r>
+      <w:proofErr w:type="gramEnd"/>
+      <w:r>
+        <w:t xml:space="preserve"> Task </w:t>
       </w:r>
       <w:proofErr w:type="spellStart"/>
       <w:proofErr w:type="gramStart"/>
@@ -1309,10 +1593,10 @@
         <w:t>instance.WorkflowDefinitionId</w:t>
       </w:r>
       <w:proofErr w:type="spellEnd"/>
-      <w:proofErr w:type="gramEnd"/>
       <w:r>
         <w:t>);</w:t>
       </w:r>
+      <w:proofErr w:type="gramEnd"/>
     </w:p>
     <w:p>
       <w:pPr>
@@ -1347,8 +1631,13 @@
       </w:r>
       <w:proofErr w:type="gramEnd"/>
       <w:r>
-        <w:t>();</w:t>
-      </w:r>
+        <w:t>(</w:t>
+      </w:r>
+      <w:proofErr w:type="gramStart"/>
+      <w:r>
+        <w:t>);</w:t>
+      </w:r>
+      <w:proofErr w:type="gramEnd"/>
     </w:p>
     <w:p>
       <w:pPr>
@@ -1398,8 +1687,13 @@
       <w:proofErr w:type="spellEnd"/>
       <w:proofErr w:type="gramEnd"/>
       <w:r>
-        <w:t xml:space="preserve"> + 1);</w:t>
-      </w:r>
+        <w:t xml:space="preserve"> + 1</w:t>
+      </w:r>
+      <w:proofErr w:type="gramStart"/>
+      <w:r>
+        <w:t>);</w:t>
+      </w:r>
+      <w:proofErr w:type="gramEnd"/>
     </w:p>
     <w:p>
       <w:pPr>
@@ -1445,8 +1739,13 @@
       <w:proofErr w:type="spellEnd"/>
       <w:proofErr w:type="gramEnd"/>
       <w:r>
-        <w:t xml:space="preserve"> = "Completed";</w:t>
-      </w:r>
+        <w:t xml:space="preserve"> = "Completed</w:t>
+      </w:r>
+      <w:proofErr w:type="gramStart"/>
+      <w:r>
+        <w:t>";</w:t>
+      </w:r>
+      <w:proofErr w:type="gramEnd"/>
     </w:p>
     <w:p>
       <w:pPr>
@@ -1463,8 +1762,13 @@
       <w:proofErr w:type="spellEnd"/>
       <w:proofErr w:type="gramEnd"/>
       <w:r>
-        <w:t>();</w:t>
-      </w:r>
+        <w:t>(</w:t>
+      </w:r>
+      <w:proofErr w:type="gramStart"/>
+      <w:r>
+        <w:t>);</w:t>
+      </w:r>
+      <w:proofErr w:type="gramEnd"/>
     </w:p>
     <w:p>
       <w:pPr>
@@ -1494,10 +1798,10 @@
         <w:t>instance.EntityId</w:t>
       </w:r>
       <w:proofErr w:type="spellEnd"/>
-      <w:proofErr w:type="gramEnd"/>
       <w:r>
         <w:t>);</w:t>
       </w:r>
+      <w:proofErr w:type="gramEnd"/>
     </w:p>
     <w:p>
       <w:pPr>
@@ -1545,9 +1849,11 @@
         <w:t>nextStep</w:t>
       </w:r>
       <w:proofErr w:type="spellEnd"/>
+      <w:proofErr w:type="gramStart"/>
       <w:r>
         <w:t>);</w:t>
       </w:r>
+      <w:proofErr w:type="gramEnd"/>
     </w:p>
     <w:p>
       <w:pPr>
@@ -1832,7 +2138,15 @@
       </w:r>
       <w:proofErr w:type="gramEnd"/>
       <w:r>
-        <w:t>100)")]</w:t>
+        <w:t>100</w:t>
+      </w:r>
+      <w:proofErr w:type="gramStart"/>
+      <w:r>
+        <w:t>)")</w:t>
+      </w:r>
+      <w:proofErr w:type="gramEnd"/>
+      <w:r>
+        <w:t>]</w:t>
       </w:r>
     </w:p>
     <w:p>
@@ -1960,12 +2274,9 @@
       </w:r>
       <w:proofErr w:type="gramStart"/>
       <w:r>
-        <w:t>new(</w:t>
-      </w:r>
-      <w:proofErr w:type="gramEnd"/>
-      <w:r>
-        <w:t>);</w:t>
-      </w:r>
+        <w:t>new();</w:t>
+      </w:r>
+      <w:proofErr w:type="gramEnd"/>
     </w:p>
     <w:p>
       <w:pPr>
@@ -2213,7 +2524,15 @@
       </w:r>
       <w:proofErr w:type="gramEnd"/>
       <w:r>
-        <w:t>50)")]</w:t>
+        <w:t>50</w:t>
+      </w:r>
+      <w:proofErr w:type="gramStart"/>
+      <w:r>
+        <w:t>)")</w:t>
+      </w:r>
+      <w:proofErr w:type="gramEnd"/>
+      <w:r>
+        <w:t>]</w:t>
       </w:r>
     </w:p>
     <w:p>
@@ -2433,12 +2752,9 @@
       </w:r>
       <w:proofErr w:type="gramStart"/>
       <w:r>
-        <w:t>new(</w:t>
-      </w:r>
-      <w:proofErr w:type="gramEnd"/>
-      <w:r>
-        <w:t>);</w:t>
-      </w:r>
+        <w:t>new();</w:t>
+      </w:r>
+      <w:proofErr w:type="gramEnd"/>
     </w:p>
     <w:p>
       <w:pPr>
@@ -2580,7 +2896,15 @@
       </w:r>
       <w:proofErr w:type="gramEnd"/>
       <w:r>
-        <w:t>100)")]</w:t>
+        <w:t>100</w:t>
+      </w:r>
+      <w:proofErr w:type="gramStart"/>
+      <w:r>
+        <w:t>)")</w:t>
+      </w:r>
+      <w:proofErr w:type="gramEnd"/>
+      <w:r>
+        <w:t>]</w:t>
       </w:r>
     </w:p>
     <w:p>
@@ -2704,7 +3028,15 @@
       </w:r>
       <w:proofErr w:type="gramEnd"/>
       <w:r>
-        <w:t>50)")]</w:t>
+        <w:t>50</w:t>
+      </w:r>
+      <w:proofErr w:type="gramStart"/>
+      <w:r>
+        <w:t>)")</w:t>
+      </w:r>
+      <w:proofErr w:type="gramEnd"/>
+      <w:r>
+        <w:t>]</w:t>
       </w:r>
     </w:p>
     <w:p>
@@ -2961,7 +3293,15 @@
       </w:r>
       <w:proofErr w:type="gramEnd"/>
       <w:r>
-        <w:t>50)")]</w:t>
+        <w:t>50</w:t>
+      </w:r>
+      <w:proofErr w:type="gramStart"/>
+      <w:r>
+        <w:t>)")</w:t>
+      </w:r>
+      <w:proofErr w:type="gramEnd"/>
+      <w:r>
+        <w:t>]</w:t>
       </w:r>
     </w:p>
     <w:p>
@@ -2985,8 +3325,13 @@
       </w:r>
       <w:proofErr w:type="gramEnd"/>
       <w:r>
-        <w:t xml:space="preserve"> = "Running";</w:t>
-      </w:r>
+        <w:t xml:space="preserve"> = "Running</w:t>
+      </w:r>
+      <w:proofErr w:type="gramStart"/>
+      <w:r>
+        <w:t>";</w:t>
+      </w:r>
+      <w:proofErr w:type="gramEnd"/>
     </w:p>
     <w:p>
       <w:pPr>
@@ -3026,12 +3371,9 @@
       </w:r>
       <w:proofErr w:type="gramStart"/>
       <w:r>
-        <w:t>new(</w:t>
-      </w:r>
-      <w:proofErr w:type="gramEnd"/>
-      <w:r>
-        <w:t>);</w:t>
-      </w:r>
+        <w:t>new();</w:t>
+      </w:r>
+      <w:proofErr w:type="gramEnd"/>
     </w:p>
     <w:p>
       <w:pPr>
@@ -3265,7 +3607,15 @@
       </w:r>
       <w:proofErr w:type="gramEnd"/>
       <w:r>
-        <w:t>100)")]</w:t>
+        <w:t>100</w:t>
+      </w:r>
+      <w:proofErr w:type="gramStart"/>
+      <w:r>
+        <w:t>)")</w:t>
+      </w:r>
+      <w:proofErr w:type="gramEnd"/>
+      <w:r>
+        <w:t>]</w:t>
       </w:r>
     </w:p>
     <w:p>
@@ -3331,7 +3681,15 @@
       </w:r>
       <w:proofErr w:type="gramEnd"/>
       <w:r>
-        <w:t>50)")]</w:t>
+        <w:t>50</w:t>
+      </w:r>
+      <w:proofErr w:type="gramStart"/>
+      <w:r>
+        <w:t>)")</w:t>
+      </w:r>
+      <w:proofErr w:type="gramEnd"/>
+      <w:r>
+        <w:t>]</w:t>
       </w:r>
     </w:p>
     <w:p>
@@ -3355,8 +3713,13 @@
       </w:r>
       <w:proofErr w:type="gramEnd"/>
       <w:r>
-        <w:t xml:space="preserve"> = "Pending";</w:t>
-      </w:r>
+        <w:t xml:space="preserve"> = "Pending</w:t>
+      </w:r>
+      <w:proofErr w:type="gramStart"/>
+      <w:r>
+        <w:t>";</w:t>
+      </w:r>
+      <w:proofErr w:type="gramEnd"/>
     </w:p>
     <w:p>
       <w:pPr>
@@ -3450,8 +3813,13 @@
       </w:r>
       <w:proofErr w:type="gramEnd"/>
       <w:r>
-        <w:t xml:space="preserve"> = null;</w:t>
-      </w:r>
+        <w:t xml:space="preserve"> = </w:t>
+      </w:r>
+      <w:proofErr w:type="gramStart"/>
+      <w:r>
+        <w:t>null;</w:t>
+      </w:r>
+      <w:proofErr w:type="gramEnd"/>
     </w:p>
     <w:p>
       <w:pPr>
@@ -3735,8 +4103,13 @@
       </w:r>
       <w:proofErr w:type="spellEnd"/>
       <w:r>
-        <w:t>");</w:t>
-      </w:r>
+        <w:t>"</w:t>
+      </w:r>
+      <w:proofErr w:type="gramStart"/>
+      <w:r>
+        <w:t>);</w:t>
+      </w:r>
+      <w:proofErr w:type="gramEnd"/>
     </w:p>
     <w:p>
       <w:pPr>
@@ -3907,8 +4280,13 @@
       <w:proofErr w:type="spellEnd"/>
       <w:proofErr w:type="gramEnd"/>
       <w:r>
-        <w:t>(false);</w:t>
-      </w:r>
+        <w:t>(false</w:t>
+      </w:r>
+      <w:proofErr w:type="gramStart"/>
+      <w:r>
+        <w:t>);</w:t>
+      </w:r>
+      <w:proofErr w:type="gramEnd"/>
     </w:p>
     <w:p>
       <w:pPr>
@@ -4062,8 +4440,13 @@
       </w:r>
       <w:proofErr w:type="spellEnd"/>
       <w:r>
-        <w:t>");</w:t>
-      </w:r>
+        <w:t>"</w:t>
+      </w:r>
+      <w:proofErr w:type="gramStart"/>
+      <w:r>
+        <w:t>);</w:t>
+      </w:r>
+      <w:proofErr w:type="gramEnd"/>
     </w:p>
     <w:p>
       <w:pPr>
@@ -4246,8 +4629,13 @@
       <w:proofErr w:type="spellEnd"/>
       <w:proofErr w:type="gramEnd"/>
       <w:r>
-        <w:t>();</w:t>
-      </w:r>
+        <w:t>(</w:t>
+      </w:r>
+      <w:proofErr w:type="gramStart"/>
+      <w:r>
+        <w:t>);</w:t>
+      </w:r>
+      <w:proofErr w:type="gramEnd"/>
     </w:p>
     <w:p>
       <w:pPr>
@@ -4407,8 +4795,13 @@
       </w:r>
       <w:proofErr w:type="spellEnd"/>
       <w:r>
-        <w:t>");</w:t>
-      </w:r>
+        <w:t>"</w:t>
+      </w:r>
+      <w:proofErr w:type="gramStart"/>
+      <w:r>
+        <w:t>);</w:t>
+      </w:r>
+      <w:proofErr w:type="gramEnd"/>
     </w:p>
     <w:p>
       <w:pPr>
@@ -4581,8 +4974,13 @@
       <w:proofErr w:type="spellEnd"/>
       <w:proofErr w:type="gramEnd"/>
       <w:r>
-        <w:t>(false);</w:t>
-      </w:r>
+        <w:t>(false</w:t>
+      </w:r>
+      <w:proofErr w:type="gramStart"/>
+      <w:r>
+        <w:t>);</w:t>
+      </w:r>
+      <w:proofErr w:type="gramEnd"/>
     </w:p>
     <w:p>
       <w:pPr>
@@ -4741,8 +5139,13 @@
       </w:r>
       <w:proofErr w:type="spellEnd"/>
       <w:r>
-        <w:t>");</w:t>
-      </w:r>
+        <w:t>"</w:t>
+      </w:r>
+      <w:proofErr w:type="gramStart"/>
+      <w:r>
+        <w:t>);</w:t>
+      </w:r>
+      <w:proofErr w:type="gramEnd"/>
     </w:p>
     <w:p>
       <w:pPr>
@@ -4925,8 +5328,13 @@
       <w:proofErr w:type="spellEnd"/>
       <w:proofErr w:type="gramEnd"/>
       <w:r>
-        <w:t>();</w:t>
-      </w:r>
+        <w:t>(</w:t>
+      </w:r>
+      <w:proofErr w:type="gramStart"/>
+      <w:r>
+        <w:t>);</w:t>
+      </w:r>
+      <w:proofErr w:type="gramEnd"/>
     </w:p>
     <w:p>
       <w:pPr>
@@ -5085,8 +5493,13 @@
       </w:r>
       <w:proofErr w:type="spellEnd"/>
       <w:r>
-        <w:t>");</w:t>
-      </w:r>
+        <w:t>"</w:t>
+      </w:r>
+      <w:proofErr w:type="gramStart"/>
+      <w:r>
+        <w:t>);</w:t>
+      </w:r>
+      <w:proofErr w:type="gramEnd"/>
     </w:p>
     <w:p>
       <w:pPr>
@@ -5222,9 +5635,11 @@
         <w:t>DateTime.Now</w:t>
       </w:r>
       <w:proofErr w:type="spellEnd"/>
+      <w:proofErr w:type="gramStart"/>
       <w:r>
         <w:t>);</w:t>
       </w:r>
+      <w:proofErr w:type="gramEnd"/>
     </w:p>
     <w:p>
       <w:pPr>
@@ -5342,8 +5757,13 @@
       <w:proofErr w:type="spellEnd"/>
       <w:proofErr w:type="gramEnd"/>
       <w:r>
-        <w:t>();</w:t>
-      </w:r>
+        <w:t>(</w:t>
+      </w:r>
+      <w:proofErr w:type="gramStart"/>
+      <w:r>
+        <w:t>);</w:t>
+      </w:r>
+      <w:proofErr w:type="gramEnd"/>
     </w:p>
     <w:p>
       <w:pPr>
@@ -5919,8 +6339,4648 @@
       </w:r>
     </w:p>
     <w:p>
-      <w:pPr>
-        <w:spacing w:after="0"/>
+      <w:r>
+        <w:br w:type="page"/>
+      </w:r>
+    </w:p>
+    <w:p>
+      <w:pPr>
+        <w:spacing w:after="0"/>
+        <w:rPr>
+          <w:b/>
+          <w:bCs/>
+          <w:color w:val="EE0000"/>
+          <w:u w:val="single"/>
+        </w:rPr>
+      </w:pPr>
+      <w:r>
+        <w:rPr>
+          <w:b/>
+          <w:bCs/>
+          <w:color w:val="EE0000"/>
+          <w:u w:val="single"/>
+        </w:rPr>
+        <w:lastRenderedPageBreak/>
+        <w:t>Prompt #</w:t>
+      </w:r>
+      <w:r>
+        <w:rPr>
+          <w:b/>
+          <w:bCs/>
+          <w:color w:val="EE0000"/>
+          <w:u w:val="single"/>
+        </w:rPr>
+        <w:t>6</w:t>
+      </w:r>
+      <w:r>
+        <w:rPr>
+          <w:b/>
+          <w:bCs/>
+          <w:color w:val="EE0000"/>
+          <w:u w:val="single"/>
+        </w:rPr>
+        <w:t>:</w:t>
+      </w:r>
+    </w:p>
+    <w:p>
+      <w:pPr>
+        <w:spacing w:after="0"/>
+      </w:pPr>
+    </w:p>
+    <w:p>
+      <w:pPr>
+        <w:spacing w:after="0"/>
+      </w:pPr>
+      <w:r>
+        <w:t xml:space="preserve">Below is the code for moving the workflow to the next step. Refactor the code to check if the current step requires parallel approval </w:t>
+      </w:r>
+      <w:r>
+        <w:t>and if everyone has approved the request. If not, then wait for other approvers to approve the request.</w:t>
+      </w:r>
+    </w:p>
+    <w:p>
+      <w:pPr>
+        <w:spacing w:after="0"/>
+      </w:pPr>
+    </w:p>
+    <w:p>
+      <w:pPr>
+        <w:spacing w:after="0"/>
+        <w:rPr>
+          <w:lang w:val="en-GB"/>
+        </w:rPr>
+      </w:pPr>
+      <w:r>
+        <w:rPr>
+          <w:lang w:val="en-GB"/>
+        </w:rPr>
+        <w:t xml:space="preserve">private async Task </w:t>
+      </w:r>
+      <w:proofErr w:type="spellStart"/>
+      <w:proofErr w:type="gramStart"/>
+      <w:r>
+        <w:rPr>
+          <w:lang w:val="en-GB"/>
+        </w:rPr>
+        <w:t>AdvanceWorkflow</w:t>
+      </w:r>
+      <w:proofErr w:type="spellEnd"/>
+      <w:r>
+        <w:rPr>
+          <w:lang w:val="en-GB"/>
+        </w:rPr>
+        <w:t>(</w:t>
+      </w:r>
+      <w:proofErr w:type="spellStart"/>
+      <w:proofErr w:type="gramEnd"/>
+      <w:r>
+        <w:rPr>
+          <w:lang w:val="en-GB"/>
+        </w:rPr>
+        <w:t>WorkflowInstance</w:t>
+      </w:r>
+      <w:proofErr w:type="spellEnd"/>
+      <w:r>
+        <w:rPr>
+          <w:lang w:val="en-GB"/>
+        </w:rPr>
+        <w:t xml:space="preserve"> instance)</w:t>
+      </w:r>
+    </w:p>
+    <w:p>
+      <w:pPr>
+        <w:spacing w:after="0"/>
+        <w:rPr>
+          <w:lang w:val="en-GB"/>
+        </w:rPr>
+      </w:pPr>
+      <w:r>
+        <w:rPr>
+          <w:lang w:val="en-GB"/>
+        </w:rPr>
+        <w:t>{</w:t>
+      </w:r>
+    </w:p>
+    <w:p>
+      <w:pPr>
+        <w:spacing w:after="0"/>
+        <w:rPr>
+          <w:lang w:val="en-GB"/>
+        </w:rPr>
+      </w:pPr>
+      <w:r>
+        <w:rPr>
+          <w:lang w:val="en-GB"/>
+        </w:rPr>
+        <w:t xml:space="preserve">    try</w:t>
+      </w:r>
+    </w:p>
+    <w:p>
+      <w:pPr>
+        <w:spacing w:after="0"/>
+        <w:rPr>
+          <w:lang w:val="en-GB"/>
+        </w:rPr>
+      </w:pPr>
+      <w:r>
+        <w:rPr>
+          <w:lang w:val="en-GB"/>
+        </w:rPr>
+        <w:t xml:space="preserve">    {</w:t>
+      </w:r>
+    </w:p>
+    <w:p>
+      <w:pPr>
+        <w:spacing w:after="0"/>
+        <w:rPr>
+          <w:lang w:val="en-GB"/>
+        </w:rPr>
+      </w:pPr>
+      <w:r>
+        <w:rPr>
+          <w:lang w:val="en-GB"/>
+        </w:rPr>
+        <w:t xml:space="preserve">        var definition = await _</w:t>
+      </w:r>
+      <w:proofErr w:type="spellStart"/>
+      <w:proofErr w:type="gramStart"/>
+      <w:r>
+        <w:rPr>
+          <w:lang w:val="en-GB"/>
+        </w:rPr>
+        <w:t>db.WorkflowDefinitions</w:t>
+      </w:r>
+      <w:proofErr w:type="spellEnd"/>
+      <w:proofErr w:type="gramEnd"/>
+    </w:p>
+    <w:p>
+      <w:pPr>
+        <w:spacing w:after="0"/>
+        <w:rPr>
+          <w:lang w:val="en-GB"/>
+        </w:rPr>
+      </w:pPr>
+      <w:r>
+        <w:rPr>
+          <w:lang w:val="en-GB"/>
+        </w:rPr>
+        <w:t xml:space="preserve">        </w:t>
+      </w:r>
+      <w:proofErr w:type="gramStart"/>
+      <w:r>
+        <w:rPr>
+          <w:lang w:val="en-GB"/>
+        </w:rPr>
+        <w:t>.Include</w:t>
+      </w:r>
+      <w:proofErr w:type="gramEnd"/>
+      <w:r>
+        <w:rPr>
+          <w:lang w:val="en-GB"/>
+        </w:rPr>
+        <w:t xml:space="preserve">(x =&gt; </w:t>
+      </w:r>
+      <w:proofErr w:type="spellStart"/>
+      <w:proofErr w:type="gramStart"/>
+      <w:r>
+        <w:rPr>
+          <w:lang w:val="en-GB"/>
+        </w:rPr>
+        <w:t>x.Steps</w:t>
+      </w:r>
+      <w:proofErr w:type="spellEnd"/>
+      <w:proofErr w:type="gramEnd"/>
+      <w:r>
+        <w:rPr>
+          <w:lang w:val="en-GB"/>
+        </w:rPr>
+        <w:t>)</w:t>
+      </w:r>
+    </w:p>
+    <w:p>
+      <w:pPr>
+        <w:spacing w:after="0"/>
+        <w:rPr>
+          <w:lang w:val="en-GB"/>
+        </w:rPr>
+      </w:pPr>
+      <w:r>
+        <w:rPr>
+          <w:lang w:val="en-GB"/>
+        </w:rPr>
+        <w:t xml:space="preserve">        </w:t>
+      </w:r>
+      <w:proofErr w:type="gramStart"/>
+      <w:r>
+        <w:rPr>
+          <w:lang w:val="en-GB"/>
+        </w:rPr>
+        <w:t>.</w:t>
+      </w:r>
+      <w:proofErr w:type="spellStart"/>
+      <w:r>
+        <w:rPr>
+          <w:lang w:val="en-GB"/>
+        </w:rPr>
+        <w:t>FirstAsync</w:t>
+      </w:r>
+      <w:proofErr w:type="spellEnd"/>
+      <w:proofErr w:type="gramEnd"/>
+      <w:r>
+        <w:rPr>
+          <w:lang w:val="en-GB"/>
+        </w:rPr>
+        <w:t xml:space="preserve">(x =&gt; </w:t>
+      </w:r>
+      <w:proofErr w:type="spellStart"/>
+      <w:proofErr w:type="gramStart"/>
+      <w:r>
+        <w:rPr>
+          <w:lang w:val="en-GB"/>
+        </w:rPr>
+        <w:t>x.WorkflowDefinitionId</w:t>
+      </w:r>
+      <w:proofErr w:type="spellEnd"/>
+      <w:proofErr w:type="gramEnd"/>
+      <w:r>
+        <w:rPr>
+          <w:lang w:val="en-GB"/>
+        </w:rPr>
+        <w:t xml:space="preserve"> == </w:t>
+      </w:r>
+      <w:proofErr w:type="spellStart"/>
+      <w:proofErr w:type="gramStart"/>
+      <w:r>
+        <w:rPr>
+          <w:lang w:val="en-GB"/>
+        </w:rPr>
+        <w:t>instance.WorkflowDefinitionId</w:t>
+      </w:r>
+      <w:proofErr w:type="spellEnd"/>
+      <w:r>
+        <w:rPr>
+          <w:lang w:val="en-GB"/>
+        </w:rPr>
+        <w:t>);</w:t>
+      </w:r>
+      <w:proofErr w:type="gramEnd"/>
+    </w:p>
+    <w:p>
+      <w:pPr>
+        <w:spacing w:after="0"/>
+        <w:rPr>
+          <w:lang w:val="en-GB"/>
+        </w:rPr>
+      </w:pPr>
+    </w:p>
+    <w:p>
+      <w:pPr>
+        <w:spacing w:after="0"/>
+        <w:rPr>
+          <w:lang w:val="en-GB"/>
+        </w:rPr>
+      </w:pPr>
+      <w:r>
+        <w:rPr>
+          <w:lang w:val="en-GB"/>
+        </w:rPr>
+        <w:t xml:space="preserve">        var latest = </w:t>
+      </w:r>
+      <w:proofErr w:type="spellStart"/>
+      <w:proofErr w:type="gramStart"/>
+      <w:r>
+        <w:rPr>
+          <w:lang w:val="en-GB"/>
+        </w:rPr>
+        <w:t>instance.Steps</w:t>
+      </w:r>
+      <w:proofErr w:type="spellEnd"/>
+      <w:proofErr w:type="gramEnd"/>
+    </w:p>
+    <w:p>
+      <w:pPr>
+        <w:spacing w:after="0"/>
+        <w:rPr>
+          <w:lang w:val="en-GB"/>
+        </w:rPr>
+      </w:pPr>
+      <w:r>
+        <w:rPr>
+          <w:lang w:val="en-GB"/>
+        </w:rPr>
+        <w:t xml:space="preserve">            </w:t>
+      </w:r>
+      <w:proofErr w:type="gramStart"/>
+      <w:r>
+        <w:rPr>
+          <w:lang w:val="en-GB"/>
+        </w:rPr>
+        <w:t>.</w:t>
+      </w:r>
+      <w:proofErr w:type="spellStart"/>
+      <w:r>
+        <w:rPr>
+          <w:lang w:val="en-GB"/>
+        </w:rPr>
+        <w:t>OrderByDescending</w:t>
+      </w:r>
+      <w:proofErr w:type="spellEnd"/>
+      <w:proofErr w:type="gramEnd"/>
+      <w:r>
+        <w:rPr>
+          <w:lang w:val="en-GB"/>
+        </w:rPr>
+        <w:t xml:space="preserve">(x =&gt; </w:t>
+      </w:r>
+      <w:proofErr w:type="spellStart"/>
+      <w:proofErr w:type="gramStart"/>
+      <w:r>
+        <w:rPr>
+          <w:lang w:val="en-GB"/>
+        </w:rPr>
+        <w:t>x.StepInstanceId</w:t>
+      </w:r>
+      <w:proofErr w:type="spellEnd"/>
+      <w:proofErr w:type="gramEnd"/>
+      <w:r>
+        <w:rPr>
+          <w:lang w:val="en-GB"/>
+        </w:rPr>
+        <w:t>)</w:t>
+      </w:r>
+    </w:p>
+    <w:p>
+      <w:pPr>
+        <w:spacing w:after="0"/>
+        <w:rPr>
+          <w:lang w:val="en-GB"/>
+        </w:rPr>
+      </w:pPr>
+      <w:r>
+        <w:rPr>
+          <w:lang w:val="en-GB"/>
+        </w:rPr>
+        <w:t xml:space="preserve">            </w:t>
+      </w:r>
+      <w:proofErr w:type="gramStart"/>
+      <w:r>
+        <w:rPr>
+          <w:lang w:val="en-GB"/>
+        </w:rPr>
+        <w:t>.</w:t>
+      </w:r>
+      <w:proofErr w:type="spellStart"/>
+      <w:r>
+        <w:rPr>
+          <w:lang w:val="en-GB"/>
+        </w:rPr>
+        <w:t>FirstOrDefault</w:t>
+      </w:r>
+      <w:proofErr w:type="spellEnd"/>
+      <w:proofErr w:type="gramEnd"/>
+      <w:r>
+        <w:rPr>
+          <w:lang w:val="en-GB"/>
+        </w:rPr>
+        <w:t>(</w:t>
+      </w:r>
+      <w:proofErr w:type="gramStart"/>
+      <w:r>
+        <w:rPr>
+          <w:lang w:val="en-GB"/>
+        </w:rPr>
+        <w:t>);</w:t>
+      </w:r>
+      <w:proofErr w:type="gramEnd"/>
+    </w:p>
+    <w:p>
+      <w:pPr>
+        <w:spacing w:after="0"/>
+        <w:rPr>
+          <w:lang w:val="en-GB"/>
+        </w:rPr>
+      </w:pPr>
+    </w:p>
+    <w:p>
+      <w:pPr>
+        <w:spacing w:after="0"/>
+        <w:rPr>
+          <w:lang w:val="en-GB"/>
+        </w:rPr>
+      </w:pPr>
+      <w:r>
+        <w:rPr>
+          <w:lang w:val="en-GB"/>
+        </w:rPr>
+        <w:t xml:space="preserve">        if (latest == null)</w:t>
+      </w:r>
+    </w:p>
+    <w:p>
+      <w:pPr>
+        <w:spacing w:after="0"/>
+        <w:rPr>
+          <w:lang w:val="en-GB"/>
+        </w:rPr>
+      </w:pPr>
+      <w:r>
+        <w:rPr>
+          <w:lang w:val="en-GB"/>
+        </w:rPr>
+        <w:t xml:space="preserve">            throw new </w:t>
+      </w:r>
+      <w:proofErr w:type="spellStart"/>
+      <w:proofErr w:type="gramStart"/>
+      <w:r>
+        <w:rPr>
+          <w:lang w:val="en-GB"/>
+        </w:rPr>
+        <w:t>InvalidOperationException</w:t>
+      </w:r>
+      <w:proofErr w:type="spellEnd"/>
+      <w:r>
+        <w:rPr>
+          <w:lang w:val="en-GB"/>
+        </w:rPr>
+        <w:t>(</w:t>
+      </w:r>
+      <w:proofErr w:type="gramEnd"/>
+      <w:r>
+        <w:rPr>
+          <w:lang w:val="en-GB"/>
+        </w:rPr>
+        <w:t>"No workflow steps found."</w:t>
+      </w:r>
+      <w:proofErr w:type="gramStart"/>
+      <w:r>
+        <w:rPr>
+          <w:lang w:val="en-GB"/>
+        </w:rPr>
+        <w:t>);</w:t>
+      </w:r>
+      <w:proofErr w:type="gramEnd"/>
+    </w:p>
+    <w:p>
+      <w:pPr>
+        <w:spacing w:after="0"/>
+        <w:rPr>
+          <w:lang w:val="en-GB"/>
+        </w:rPr>
+      </w:pPr>
+    </w:p>
+    <w:p>
+      <w:pPr>
+        <w:spacing w:after="0"/>
+        <w:rPr>
+          <w:lang w:val="en-GB"/>
+        </w:rPr>
+      </w:pPr>
+      <w:r>
+        <w:rPr>
+          <w:lang w:val="en-GB"/>
+        </w:rPr>
+        <w:t xml:space="preserve">        // </w:t>
+      </w:r>
+      <w:r>
+        <w:rPr>
+          <w:rFonts w:ascii="Segoe UI Emoji" w:hAnsi="Segoe UI Emoji" w:cs="Segoe UI Emoji"/>
+          <w:lang w:val="en-GB"/>
+        </w:rPr>
+        <w:t>✅</w:t>
+      </w:r>
+      <w:r>
+        <w:rPr>
+          <w:lang w:val="en-GB"/>
+        </w:rPr>
+        <w:t xml:space="preserve"> Ensure </w:t>
+      </w:r>
+      <w:proofErr w:type="spellStart"/>
+      <w:r>
+        <w:rPr>
+          <w:lang w:val="en-GB"/>
+        </w:rPr>
+        <w:t>StepDefinition</w:t>
+      </w:r>
+      <w:proofErr w:type="spellEnd"/>
+      <w:r>
+        <w:rPr>
+          <w:lang w:val="en-GB"/>
+        </w:rPr>
+        <w:t xml:space="preserve"> is loaded</w:t>
+      </w:r>
+    </w:p>
+    <w:p>
+      <w:pPr>
+        <w:spacing w:after="0"/>
+        <w:rPr>
+          <w:lang w:val="en-GB"/>
+        </w:rPr>
+      </w:pPr>
+      <w:r>
+        <w:rPr>
+          <w:lang w:val="en-GB"/>
+        </w:rPr>
+        <w:t xml:space="preserve">        await _</w:t>
+      </w:r>
+      <w:proofErr w:type="spellStart"/>
+      <w:proofErr w:type="gramStart"/>
+      <w:r>
+        <w:rPr>
+          <w:lang w:val="en-GB"/>
+        </w:rPr>
+        <w:t>db.Entry</w:t>
+      </w:r>
+      <w:proofErr w:type="spellEnd"/>
+      <w:proofErr w:type="gramEnd"/>
+      <w:r>
+        <w:rPr>
+          <w:lang w:val="en-GB"/>
+        </w:rPr>
+        <w:t>(latest)</w:t>
+      </w:r>
+    </w:p>
+    <w:p>
+      <w:pPr>
+        <w:spacing w:after="0"/>
+        <w:rPr>
+          <w:lang w:val="en-GB"/>
+        </w:rPr>
+      </w:pPr>
+      <w:r>
+        <w:rPr>
+          <w:lang w:val="en-GB"/>
+        </w:rPr>
+        <w:t xml:space="preserve">            </w:t>
+      </w:r>
+      <w:proofErr w:type="gramStart"/>
+      <w:r>
+        <w:rPr>
+          <w:lang w:val="en-GB"/>
+        </w:rPr>
+        <w:t>.Reference</w:t>
+      </w:r>
+      <w:proofErr w:type="gramEnd"/>
+      <w:r>
+        <w:rPr>
+          <w:lang w:val="en-GB"/>
+        </w:rPr>
+        <w:t xml:space="preserve">(x =&gt; </w:t>
+      </w:r>
+      <w:proofErr w:type="spellStart"/>
+      <w:proofErr w:type="gramStart"/>
+      <w:r>
+        <w:rPr>
+          <w:lang w:val="en-GB"/>
+        </w:rPr>
+        <w:t>x.StepDefinition</w:t>
+      </w:r>
+      <w:proofErr w:type="spellEnd"/>
+      <w:proofErr w:type="gramEnd"/>
+      <w:r>
+        <w:rPr>
+          <w:lang w:val="en-GB"/>
+        </w:rPr>
+        <w:t>)</w:t>
+      </w:r>
+    </w:p>
+    <w:p>
+      <w:pPr>
+        <w:spacing w:after="0"/>
+        <w:rPr>
+          <w:lang w:val="en-GB"/>
+        </w:rPr>
+      </w:pPr>
+      <w:r>
+        <w:rPr>
+          <w:lang w:val="en-GB"/>
+        </w:rPr>
+        <w:t xml:space="preserve">            </w:t>
+      </w:r>
+      <w:proofErr w:type="gramStart"/>
+      <w:r>
+        <w:rPr>
+          <w:lang w:val="en-GB"/>
+        </w:rPr>
+        <w:t>.</w:t>
+      </w:r>
+      <w:proofErr w:type="spellStart"/>
+      <w:r>
+        <w:rPr>
+          <w:lang w:val="en-GB"/>
+        </w:rPr>
+        <w:t>LoadAsync</w:t>
+      </w:r>
+      <w:proofErr w:type="spellEnd"/>
+      <w:proofErr w:type="gramEnd"/>
+      <w:r>
+        <w:rPr>
+          <w:lang w:val="en-GB"/>
+        </w:rPr>
+        <w:t>(</w:t>
+      </w:r>
+      <w:proofErr w:type="gramStart"/>
+      <w:r>
+        <w:rPr>
+          <w:lang w:val="en-GB"/>
+        </w:rPr>
+        <w:t>);</w:t>
+      </w:r>
+      <w:proofErr w:type="gramEnd"/>
+    </w:p>
+    <w:p>
+      <w:pPr>
+        <w:spacing w:after="0"/>
+        <w:rPr>
+          <w:lang w:val="en-GB"/>
+        </w:rPr>
+      </w:pPr>
+    </w:p>
+    <w:p>
+      <w:pPr>
+        <w:spacing w:after="0"/>
+        <w:rPr>
+          <w:lang w:val="en-GB"/>
+        </w:rPr>
+      </w:pPr>
+      <w:r>
+        <w:rPr>
+          <w:lang w:val="en-GB"/>
+        </w:rPr>
+        <w:t xml:space="preserve">        // Get next step(s)</w:t>
+      </w:r>
+    </w:p>
+    <w:p>
+      <w:pPr>
+        <w:spacing w:after="0"/>
+        <w:rPr>
+          <w:lang w:val="en-GB"/>
+        </w:rPr>
+      </w:pPr>
+      <w:r>
+        <w:rPr>
+          <w:lang w:val="en-GB"/>
+        </w:rPr>
+        <w:t xml:space="preserve">        var </w:t>
+      </w:r>
+      <w:proofErr w:type="spellStart"/>
+      <w:r>
+        <w:rPr>
+          <w:lang w:val="en-GB"/>
+        </w:rPr>
+        <w:t>nextStep</w:t>
+      </w:r>
+      <w:proofErr w:type="spellEnd"/>
+      <w:r>
+        <w:rPr>
+          <w:lang w:val="en-GB"/>
+        </w:rPr>
+        <w:t xml:space="preserve"> = </w:t>
+      </w:r>
+      <w:proofErr w:type="spellStart"/>
+      <w:proofErr w:type="gramStart"/>
+      <w:r>
+        <w:rPr>
+          <w:lang w:val="en-GB"/>
+        </w:rPr>
+        <w:t>definition.Steps</w:t>
+      </w:r>
+      <w:proofErr w:type="spellEnd"/>
+      <w:proofErr w:type="gramEnd"/>
+    </w:p>
+    <w:p>
+      <w:pPr>
+        <w:spacing w:after="0"/>
+        <w:rPr>
+          <w:lang w:val="en-GB"/>
+        </w:rPr>
+      </w:pPr>
+      <w:r>
+        <w:rPr>
+          <w:lang w:val="en-GB"/>
+        </w:rPr>
+        <w:t xml:space="preserve">            </w:t>
+      </w:r>
+      <w:proofErr w:type="gramStart"/>
+      <w:r>
+        <w:rPr>
+          <w:lang w:val="en-GB"/>
+        </w:rPr>
+        <w:t>.</w:t>
+      </w:r>
+      <w:proofErr w:type="spellStart"/>
+      <w:r>
+        <w:rPr>
+          <w:lang w:val="en-GB"/>
+        </w:rPr>
+        <w:t>FirstOrDefault</w:t>
+      </w:r>
+      <w:proofErr w:type="spellEnd"/>
+      <w:proofErr w:type="gramEnd"/>
+      <w:r>
+        <w:rPr>
+          <w:lang w:val="en-GB"/>
+        </w:rPr>
+        <w:t xml:space="preserve">(x =&gt; </w:t>
+      </w:r>
+      <w:proofErr w:type="spellStart"/>
+      <w:proofErr w:type="gramStart"/>
+      <w:r>
+        <w:rPr>
+          <w:lang w:val="en-GB"/>
+        </w:rPr>
+        <w:t>x.StepOrder</w:t>
+      </w:r>
+      <w:proofErr w:type="spellEnd"/>
+      <w:proofErr w:type="gramEnd"/>
+      <w:r>
+        <w:rPr>
+          <w:lang w:val="en-GB"/>
+        </w:rPr>
+        <w:t xml:space="preserve"> == </w:t>
+      </w:r>
+      <w:proofErr w:type="spellStart"/>
+      <w:proofErr w:type="gramStart"/>
+      <w:r>
+        <w:rPr>
+          <w:lang w:val="en-GB"/>
+        </w:rPr>
+        <w:t>latest.StepDefinition.StepOrder</w:t>
+      </w:r>
+      <w:proofErr w:type="spellEnd"/>
+      <w:proofErr w:type="gramEnd"/>
+      <w:r>
+        <w:rPr>
+          <w:lang w:val="en-GB"/>
+        </w:rPr>
+        <w:t xml:space="preserve"> + 1</w:t>
+      </w:r>
+      <w:proofErr w:type="gramStart"/>
+      <w:r>
+        <w:rPr>
+          <w:lang w:val="en-GB"/>
+        </w:rPr>
+        <w:t>);</w:t>
+      </w:r>
+      <w:proofErr w:type="gramEnd"/>
+    </w:p>
+    <w:p>
+      <w:pPr>
+        <w:spacing w:after="0"/>
+        <w:rPr>
+          <w:lang w:val="en-GB"/>
+        </w:rPr>
+      </w:pPr>
+    </w:p>
+    <w:p>
+      <w:pPr>
+        <w:spacing w:after="0"/>
+        <w:rPr>
+          <w:lang w:val="en-GB"/>
+        </w:rPr>
+      </w:pPr>
+      <w:r>
+        <w:rPr>
+          <w:lang w:val="en-GB"/>
+        </w:rPr>
+        <w:t xml:space="preserve">        if (</w:t>
+      </w:r>
+      <w:proofErr w:type="spellStart"/>
+      <w:r>
+        <w:rPr>
+          <w:lang w:val="en-GB"/>
+        </w:rPr>
+        <w:t>nextStep</w:t>
+      </w:r>
+      <w:proofErr w:type="spellEnd"/>
+      <w:r>
+        <w:rPr>
+          <w:lang w:val="en-GB"/>
+        </w:rPr>
+        <w:t xml:space="preserve"> == null)</w:t>
+      </w:r>
+    </w:p>
+    <w:p>
+      <w:pPr>
+        <w:spacing w:after="0"/>
+        <w:rPr>
+          <w:lang w:val="en-GB"/>
+        </w:rPr>
+      </w:pPr>
+      <w:r>
+        <w:rPr>
+          <w:lang w:val="en-GB"/>
+        </w:rPr>
+        <w:t xml:space="preserve">        {</w:t>
+      </w:r>
+    </w:p>
+    <w:p>
+      <w:pPr>
+        <w:spacing w:after="0"/>
+        <w:rPr>
+          <w:lang w:val="en-GB"/>
+        </w:rPr>
+      </w:pPr>
+      <w:r>
+        <w:rPr>
+          <w:lang w:val="en-GB"/>
+        </w:rPr>
+        <w:t xml:space="preserve">            </w:t>
+      </w:r>
+      <w:proofErr w:type="spellStart"/>
+      <w:proofErr w:type="gramStart"/>
+      <w:r>
+        <w:rPr>
+          <w:lang w:val="en-GB"/>
+        </w:rPr>
+        <w:t>instance.Status</w:t>
+      </w:r>
+      <w:proofErr w:type="spellEnd"/>
+      <w:proofErr w:type="gramEnd"/>
+      <w:r>
+        <w:rPr>
+          <w:lang w:val="en-GB"/>
+        </w:rPr>
+        <w:t xml:space="preserve"> = "Completed</w:t>
+      </w:r>
+      <w:proofErr w:type="gramStart"/>
+      <w:r>
+        <w:rPr>
+          <w:lang w:val="en-GB"/>
+        </w:rPr>
+        <w:t>";</w:t>
+      </w:r>
+      <w:proofErr w:type="gramEnd"/>
+    </w:p>
+    <w:p>
+      <w:pPr>
+        <w:spacing w:after="0"/>
+        <w:rPr>
+          <w:lang w:val="en-GB"/>
+        </w:rPr>
+      </w:pPr>
+      <w:r>
+        <w:rPr>
+          <w:lang w:val="en-GB"/>
+        </w:rPr>
+        <w:t xml:space="preserve">            await _</w:t>
+      </w:r>
+      <w:proofErr w:type="spellStart"/>
+      <w:proofErr w:type="gramStart"/>
+      <w:r>
+        <w:rPr>
+          <w:lang w:val="en-GB"/>
+        </w:rPr>
+        <w:t>db.SaveChangesAsync</w:t>
+      </w:r>
+      <w:proofErr w:type="spellEnd"/>
+      <w:proofErr w:type="gramEnd"/>
+      <w:r>
+        <w:rPr>
+          <w:lang w:val="en-GB"/>
+        </w:rPr>
+        <w:t>(</w:t>
+      </w:r>
+      <w:proofErr w:type="gramStart"/>
+      <w:r>
+        <w:rPr>
+          <w:lang w:val="en-GB"/>
+        </w:rPr>
+        <w:t>);</w:t>
+      </w:r>
+      <w:proofErr w:type="gramEnd"/>
+    </w:p>
+    <w:p>
+      <w:pPr>
+        <w:spacing w:after="0"/>
+        <w:rPr>
+          <w:lang w:val="en-GB"/>
+        </w:rPr>
+      </w:pPr>
+    </w:p>
+    <w:p>
+      <w:pPr>
+        <w:spacing w:after="0"/>
+        <w:rPr>
+          <w:lang w:val="en-GB"/>
+        </w:rPr>
+      </w:pPr>
+      <w:r>
+        <w:rPr>
+          <w:lang w:val="en-GB"/>
+        </w:rPr>
+        <w:t xml:space="preserve">            //await _</w:t>
+      </w:r>
+      <w:proofErr w:type="spellStart"/>
+      <w:proofErr w:type="gramStart"/>
+      <w:r>
+        <w:rPr>
+          <w:lang w:val="en-GB"/>
+        </w:rPr>
+        <w:t>notify.SendCompletedAsync</w:t>
+      </w:r>
+      <w:proofErr w:type="spellEnd"/>
+      <w:proofErr w:type="gramEnd"/>
+      <w:r>
+        <w:rPr>
+          <w:lang w:val="en-GB"/>
+        </w:rPr>
+        <w:t>(</w:t>
+      </w:r>
+      <w:proofErr w:type="spellStart"/>
+      <w:proofErr w:type="gramStart"/>
+      <w:r>
+        <w:rPr>
+          <w:lang w:val="en-GB"/>
+        </w:rPr>
+        <w:t>instance.EntityId</w:t>
+      </w:r>
+      <w:proofErr w:type="spellEnd"/>
+      <w:r>
+        <w:rPr>
+          <w:lang w:val="en-GB"/>
+        </w:rPr>
+        <w:t>);</w:t>
+      </w:r>
+      <w:proofErr w:type="gramEnd"/>
+    </w:p>
+    <w:p>
+      <w:pPr>
+        <w:spacing w:after="0"/>
+        <w:rPr>
+          <w:lang w:val="en-GB"/>
+        </w:rPr>
+      </w:pPr>
+      <w:r>
+        <w:rPr>
+          <w:lang w:val="en-GB"/>
+        </w:rPr>
+        <w:t xml:space="preserve">            </w:t>
+      </w:r>
+      <w:proofErr w:type="gramStart"/>
+      <w:r>
+        <w:rPr>
+          <w:lang w:val="en-GB"/>
+        </w:rPr>
+        <w:t>return;</w:t>
+      </w:r>
+      <w:proofErr w:type="gramEnd"/>
+    </w:p>
+    <w:p>
+      <w:pPr>
+        <w:spacing w:after="0"/>
+        <w:rPr>
+          <w:lang w:val="en-GB"/>
+        </w:rPr>
+      </w:pPr>
+      <w:r>
+        <w:rPr>
+          <w:lang w:val="en-GB"/>
+        </w:rPr>
+        <w:t xml:space="preserve">        }</w:t>
+      </w:r>
+    </w:p>
+    <w:p>
+      <w:pPr>
+        <w:spacing w:after="0"/>
+        <w:rPr>
+          <w:lang w:val="en-GB"/>
+        </w:rPr>
+      </w:pPr>
+    </w:p>
+    <w:p>
+      <w:pPr>
+        <w:spacing w:after="0"/>
+        <w:rPr>
+          <w:lang w:val="en-GB"/>
+        </w:rPr>
+      </w:pPr>
+      <w:r>
+        <w:rPr>
+          <w:lang w:val="en-GB"/>
+        </w:rPr>
+        <w:t xml:space="preserve">        await </w:t>
+      </w:r>
+      <w:proofErr w:type="spellStart"/>
+      <w:proofErr w:type="gramStart"/>
+      <w:r>
+        <w:rPr>
+          <w:lang w:val="en-GB"/>
+        </w:rPr>
+        <w:t>CreateNextStepInstance</w:t>
+      </w:r>
+      <w:proofErr w:type="spellEnd"/>
+      <w:r>
+        <w:rPr>
+          <w:lang w:val="en-GB"/>
+        </w:rPr>
+        <w:t>(</w:t>
+      </w:r>
+      <w:proofErr w:type="gramEnd"/>
+      <w:r>
+        <w:rPr>
+          <w:lang w:val="en-GB"/>
+        </w:rPr>
+        <w:t xml:space="preserve">instance, </w:t>
+      </w:r>
+      <w:proofErr w:type="spellStart"/>
+      <w:r>
+        <w:rPr>
+          <w:lang w:val="en-GB"/>
+        </w:rPr>
+        <w:t>nextStep</w:t>
+      </w:r>
+      <w:proofErr w:type="spellEnd"/>
+      <w:proofErr w:type="gramStart"/>
+      <w:r>
+        <w:rPr>
+          <w:lang w:val="en-GB"/>
+        </w:rPr>
+        <w:t>);</w:t>
+      </w:r>
+      <w:proofErr w:type="gramEnd"/>
+    </w:p>
+    <w:p>
+      <w:pPr>
+        <w:spacing w:after="0"/>
+        <w:rPr>
+          <w:lang w:val="en-GB"/>
+        </w:rPr>
+      </w:pPr>
+      <w:r>
+        <w:rPr>
+          <w:lang w:val="en-GB"/>
+        </w:rPr>
+        <w:t xml:space="preserve">    }</w:t>
+      </w:r>
+    </w:p>
+    <w:p>
+      <w:pPr>
+        <w:spacing w:after="0"/>
+        <w:rPr>
+          <w:lang w:val="en-GB"/>
+        </w:rPr>
+      </w:pPr>
+      <w:r>
+        <w:rPr>
+          <w:lang w:val="en-GB"/>
+        </w:rPr>
+        <w:t xml:space="preserve">    catch (Exception ex)</w:t>
+      </w:r>
+    </w:p>
+    <w:p>
+      <w:pPr>
+        <w:spacing w:after="0"/>
+        <w:rPr>
+          <w:lang w:val="en-GB"/>
+        </w:rPr>
+      </w:pPr>
+      <w:r>
+        <w:rPr>
+          <w:lang w:val="en-GB"/>
+        </w:rPr>
+        <w:t xml:space="preserve">    {</w:t>
+      </w:r>
+    </w:p>
+    <w:p>
+      <w:pPr>
+        <w:spacing w:after="0"/>
+        <w:rPr>
+          <w:lang w:val="en-GB"/>
+        </w:rPr>
+      </w:pPr>
+      <w:r>
+        <w:rPr>
+          <w:lang w:val="en-GB"/>
+        </w:rPr>
+        <w:t xml:space="preserve">        </w:t>
+      </w:r>
+      <w:proofErr w:type="gramStart"/>
+      <w:r>
+        <w:rPr>
+          <w:lang w:val="en-GB"/>
+        </w:rPr>
+        <w:t>throw;</w:t>
+      </w:r>
+      <w:proofErr w:type="gramEnd"/>
+    </w:p>
+    <w:p>
+      <w:pPr>
+        <w:spacing w:after="0"/>
+        <w:rPr>
+          <w:lang w:val="en-GB"/>
+        </w:rPr>
+      </w:pPr>
+      <w:r>
+        <w:rPr>
+          <w:lang w:val="en-GB"/>
+        </w:rPr>
+        <w:t xml:space="preserve">    }</w:t>
+      </w:r>
+    </w:p>
+    <w:p>
+      <w:pPr>
+        <w:spacing w:after="0"/>
+        <w:rPr>
+          <w:lang w:val="en-GB"/>
+        </w:rPr>
+      </w:pPr>
+      <w:r>
+        <w:rPr>
+          <w:lang w:val="en-GB"/>
+        </w:rPr>
+        <w:t>}</w:t>
+      </w:r>
+    </w:p>
+    <w:p>
+      <w:pPr>
+        <w:spacing w:after="0"/>
+        <w:rPr>
+          <w:lang w:val="en-GB"/>
+        </w:rPr>
+      </w:pPr>
+    </w:p>
+    <w:p>
+      <w:pPr>
+        <w:spacing w:after="0"/>
+        <w:rPr>
+          <w:b/>
+          <w:bCs/>
+          <w:color w:val="EE0000"/>
+          <w:u w:val="single"/>
+          <w:lang w:val="en-GB"/>
+        </w:rPr>
+      </w:pPr>
+      <w:r>
+        <w:rPr>
+          <w:b/>
+          <w:bCs/>
+          <w:color w:val="EE0000"/>
+          <w:u w:val="single"/>
+          <w:lang w:val="en-GB"/>
+        </w:rPr>
+        <w:t>Prompt #7:</w:t>
+      </w:r>
+    </w:p>
+    <w:p>
+      <w:pPr>
+        <w:spacing w:after="0"/>
+        <w:rPr>
+          <w:lang w:val="en-GB"/>
+        </w:rPr>
+      </w:pPr>
+    </w:p>
+    <w:p>
+      <w:pPr>
+        <w:spacing w:after="0"/>
+        <w:rPr>
+          <w:lang w:val="en-GB"/>
+        </w:rPr>
+      </w:pPr>
+      <w:r>
+        <w:rPr>
+          <w:lang w:val="en-GB"/>
+        </w:rPr>
+        <w:t>Refac</w:t>
+      </w:r>
+      <w:r>
+        <w:rPr>
+          <w:lang w:val="en-GB"/>
+        </w:rPr>
+        <w:t xml:space="preserve">tor the following code in </w:t>
+      </w:r>
+      <w:proofErr w:type="spellStart"/>
+      <w:proofErr w:type="gramStart"/>
+      <w:r>
+        <w:rPr>
+          <w:lang w:val="en-GB"/>
+        </w:rPr>
+        <w:t>AdvanceWorkflow</w:t>
+      </w:r>
+      <w:proofErr w:type="spellEnd"/>
+      <w:r>
+        <w:rPr>
+          <w:lang w:val="en-GB"/>
+        </w:rPr>
+        <w:t>(</w:t>
+      </w:r>
+      <w:proofErr w:type="gramEnd"/>
+      <w:r>
+        <w:rPr>
+          <w:lang w:val="en-GB"/>
+        </w:rPr>
+        <w:t>) to enable multi-conditional and parallel approval, where it can handle the below leave request workflow.</w:t>
+      </w:r>
+    </w:p>
+    <w:p>
+      <w:pPr>
+        <w:spacing w:after="0"/>
+        <w:rPr>
+          <w:b/>
+          <w:bCs/>
+          <w:lang w:val="en-GB"/>
+        </w:rPr>
+      </w:pPr>
+      <w:r>
+        <w:rPr>
+          <w:b/>
+          <w:bCs/>
+          <w:lang w:val="en-GB"/>
+        </w:rPr>
+        <w:t>Leave Request Workflow</w:t>
+      </w:r>
+    </w:p>
+    <w:p>
+      <w:pPr>
+        <w:numPr>
+          <w:ilvl w:val="0"/>
+          <w:numId w:val="2"/>
+        </w:numPr>
+        <w:spacing w:after="0"/>
+        <w:rPr>
+          <w:lang w:val="en-GB"/>
+        </w:rPr>
+      </w:pPr>
+      <w:r>
+        <w:rPr>
+          <w:lang w:val="en-GB"/>
+        </w:rPr>
+        <w:t xml:space="preserve">Step 1: Supervisor </w:t>
+      </w:r>
+    </w:p>
+    <w:p>
+      <w:pPr>
+        <w:numPr>
+          <w:ilvl w:val="0"/>
+          <w:numId w:val="2"/>
+        </w:numPr>
+        <w:spacing w:after="0"/>
+        <w:rPr>
+          <w:lang w:val="en-GB"/>
+        </w:rPr>
+      </w:pPr>
+      <w:r>
+        <w:rPr>
+          <w:lang w:val="en-GB"/>
+        </w:rPr>
+        <w:t xml:space="preserve">Step 2: Parallel (HR + Cost </w:t>
+      </w:r>
+      <w:proofErr w:type="spellStart"/>
+      <w:r>
+        <w:rPr>
+          <w:lang w:val="en-GB"/>
+        </w:rPr>
+        <w:t>Center</w:t>
+      </w:r>
+      <w:proofErr w:type="spellEnd"/>
+      <w:r>
+        <w:rPr>
+          <w:lang w:val="en-GB"/>
+        </w:rPr>
+        <w:t xml:space="preserve"> Manager) </w:t>
+      </w:r>
+    </w:p>
+    <w:p>
+      <w:pPr>
+        <w:numPr>
+          <w:ilvl w:val="0"/>
+          <w:numId w:val="2"/>
+        </w:numPr>
+        <w:spacing w:after="0"/>
+        <w:rPr>
+          <w:lang w:val="en-GB"/>
+        </w:rPr>
+      </w:pPr>
+      <w:r>
+        <w:rPr>
+          <w:lang w:val="en-GB"/>
+        </w:rPr>
+        <w:t xml:space="preserve">Step 3: </w:t>
+      </w:r>
+    </w:p>
+    <w:p>
+      <w:pPr>
+        <w:numPr>
+          <w:ilvl w:val="1"/>
+          <w:numId w:val="2"/>
+        </w:numPr>
+        <w:spacing w:after="0"/>
+        <w:rPr>
+          <w:lang w:val="en-GB"/>
+        </w:rPr>
+      </w:pPr>
+      <w:r>
+        <w:rPr>
+          <w:lang w:val="en-GB"/>
+        </w:rPr>
+        <w:t xml:space="preserve">If </w:t>
+      </w:r>
+      <w:proofErr w:type="spellStart"/>
+      <w:r>
+        <w:rPr>
+          <w:lang w:val="en-GB"/>
+        </w:rPr>
+        <w:t>LeaveType</w:t>
+      </w:r>
+      <w:proofErr w:type="spellEnd"/>
+      <w:r>
+        <w:rPr>
+          <w:lang w:val="en-GB"/>
+        </w:rPr>
+        <w:t xml:space="preserve"> == "Sick" → Auto-close </w:t>
+      </w:r>
+    </w:p>
+    <w:p>
+      <w:pPr>
+        <w:numPr>
+          <w:ilvl w:val="1"/>
+          <w:numId w:val="2"/>
+        </w:numPr>
+        <w:spacing w:after="0"/>
+        <w:rPr>
+          <w:lang w:val="en-GB"/>
+        </w:rPr>
+      </w:pPr>
+      <w:r>
+        <w:rPr>
+          <w:lang w:val="en-GB"/>
+        </w:rPr>
+        <w:t xml:space="preserve">If </w:t>
+      </w:r>
+      <w:proofErr w:type="spellStart"/>
+      <w:r>
+        <w:rPr>
+          <w:lang w:val="en-GB"/>
+        </w:rPr>
+        <w:t>LeaveDuration</w:t>
+      </w:r>
+      <w:proofErr w:type="spellEnd"/>
+      <w:r>
+        <w:rPr>
+          <w:lang w:val="en-GB"/>
+        </w:rPr>
+        <w:t xml:space="preserve"> &gt; 10 → GM </w:t>
+      </w:r>
+    </w:p>
+    <w:p>
+      <w:pPr>
+        <w:numPr>
+          <w:ilvl w:val="0"/>
+          <w:numId w:val="2"/>
+        </w:numPr>
+        <w:spacing w:after="0"/>
+        <w:rPr>
+          <w:lang w:val="en-GB"/>
+        </w:rPr>
+      </w:pPr>
+      <w:r>
+        <w:rPr>
+          <w:lang w:val="en-GB"/>
+        </w:rPr>
+        <w:t>Step 4: Payroll (if unpaid leave)</w:t>
+      </w:r>
+    </w:p>
+    <w:p>
+      <w:pPr>
+        <w:spacing w:after="0"/>
+        <w:rPr>
+          <w:lang w:val="en-GB"/>
+        </w:rPr>
+      </w:pPr>
+    </w:p>
+    <w:p>
+      <w:pPr>
+        <w:spacing w:after="0"/>
+        <w:rPr>
+          <w:lang w:val="en-GB"/>
+        </w:rPr>
+      </w:pPr>
+      <w:r>
+        <w:rPr>
+          <w:lang w:val="en-GB"/>
+        </w:rPr>
+        <w:t xml:space="preserve">private async Task </w:t>
+      </w:r>
+      <w:proofErr w:type="spellStart"/>
+      <w:proofErr w:type="gramStart"/>
+      <w:r>
+        <w:rPr>
+          <w:lang w:val="en-GB"/>
+        </w:rPr>
+        <w:t>AdvanceWorkflow</w:t>
+      </w:r>
+      <w:proofErr w:type="spellEnd"/>
+      <w:r>
+        <w:rPr>
+          <w:lang w:val="en-GB"/>
+        </w:rPr>
+        <w:t>(</w:t>
+      </w:r>
+      <w:proofErr w:type="spellStart"/>
+      <w:proofErr w:type="gramEnd"/>
+      <w:r>
+        <w:rPr>
+          <w:lang w:val="en-GB"/>
+        </w:rPr>
+        <w:t>WorkflowInstance</w:t>
+      </w:r>
+      <w:proofErr w:type="spellEnd"/>
+      <w:r>
+        <w:rPr>
+          <w:lang w:val="en-GB"/>
+        </w:rPr>
+        <w:t xml:space="preserve"> instance)</w:t>
+      </w:r>
+    </w:p>
+    <w:p>
+      <w:pPr>
+        <w:spacing w:after="0"/>
+        <w:rPr>
+          <w:lang w:val="en-GB"/>
+        </w:rPr>
+      </w:pPr>
+      <w:r>
+        <w:rPr>
+          <w:lang w:val="en-GB"/>
+        </w:rPr>
+        <w:t>{</w:t>
+      </w:r>
+    </w:p>
+    <w:p>
+      <w:pPr>
+        <w:spacing w:after="0"/>
+        <w:rPr>
+          <w:lang w:val="en-GB"/>
+        </w:rPr>
+      </w:pPr>
+      <w:r>
+        <w:rPr>
+          <w:lang w:val="en-GB"/>
+        </w:rPr>
+        <w:t xml:space="preserve">    try</w:t>
+      </w:r>
+    </w:p>
+    <w:p>
+      <w:pPr>
+        <w:spacing w:after="0"/>
+        <w:rPr>
+          <w:lang w:val="en-GB"/>
+        </w:rPr>
+      </w:pPr>
+      <w:r>
+        <w:rPr>
+          <w:lang w:val="en-GB"/>
+        </w:rPr>
+        <w:t xml:space="preserve">    {</w:t>
+      </w:r>
+    </w:p>
+    <w:p>
+      <w:pPr>
+        <w:spacing w:after="0"/>
+        <w:rPr>
+          <w:lang w:val="en-GB"/>
+        </w:rPr>
+      </w:pPr>
+      <w:r>
+        <w:rPr>
+          <w:lang w:val="en-GB"/>
+        </w:rPr>
+        <w:t xml:space="preserve">        // Load instance with steps + step definitions</w:t>
+      </w:r>
+    </w:p>
+    <w:p>
+      <w:pPr>
+        <w:spacing w:after="0"/>
+        <w:rPr>
+          <w:lang w:val="en-GB"/>
+        </w:rPr>
+      </w:pPr>
+      <w:r>
+        <w:rPr>
+          <w:lang w:val="en-GB"/>
+        </w:rPr>
+        <w:t xml:space="preserve">        var </w:t>
+      </w:r>
+      <w:proofErr w:type="spellStart"/>
+      <w:r>
+        <w:rPr>
+          <w:lang w:val="en-GB"/>
+        </w:rPr>
+        <w:t>dbInstance</w:t>
+      </w:r>
+      <w:proofErr w:type="spellEnd"/>
+      <w:r>
+        <w:rPr>
+          <w:lang w:val="en-GB"/>
+        </w:rPr>
+        <w:t xml:space="preserve"> = await _</w:t>
+      </w:r>
+      <w:proofErr w:type="spellStart"/>
+      <w:proofErr w:type="gramStart"/>
+      <w:r>
+        <w:rPr>
+          <w:lang w:val="en-GB"/>
+        </w:rPr>
+        <w:t>db.WorkflowInstances</w:t>
+      </w:r>
+      <w:proofErr w:type="spellEnd"/>
+      <w:proofErr w:type="gramEnd"/>
+    </w:p>
+    <w:p>
+      <w:pPr>
+        <w:spacing w:after="0"/>
+        <w:rPr>
+          <w:lang w:val="en-GB"/>
+        </w:rPr>
+      </w:pPr>
+      <w:r>
+        <w:rPr>
+          <w:lang w:val="en-GB"/>
+        </w:rPr>
+        <w:t xml:space="preserve">            </w:t>
+      </w:r>
+      <w:proofErr w:type="gramStart"/>
+      <w:r>
+        <w:rPr>
+          <w:lang w:val="en-GB"/>
+        </w:rPr>
+        <w:t>.Include</w:t>
+      </w:r>
+      <w:proofErr w:type="gramEnd"/>
+      <w:r>
+        <w:rPr>
+          <w:lang w:val="en-GB"/>
+        </w:rPr>
+        <w:t xml:space="preserve">(x =&gt; </w:t>
+      </w:r>
+      <w:proofErr w:type="spellStart"/>
+      <w:proofErr w:type="gramStart"/>
+      <w:r>
+        <w:rPr>
+          <w:lang w:val="en-GB"/>
+        </w:rPr>
+        <w:t>x.Steps</w:t>
+      </w:r>
+      <w:proofErr w:type="spellEnd"/>
+      <w:proofErr w:type="gramEnd"/>
+      <w:r>
+        <w:rPr>
+          <w:lang w:val="en-GB"/>
+        </w:rPr>
+        <w:t>)</w:t>
+      </w:r>
+    </w:p>
+    <w:p>
+      <w:pPr>
+        <w:spacing w:after="0"/>
+        <w:rPr>
+          <w:lang w:val="en-GB"/>
+        </w:rPr>
+      </w:pPr>
+      <w:r>
+        <w:rPr>
+          <w:lang w:val="en-GB"/>
+        </w:rPr>
+        <w:t xml:space="preserve">                </w:t>
+      </w:r>
+      <w:proofErr w:type="gramStart"/>
+      <w:r>
+        <w:rPr>
+          <w:lang w:val="en-GB"/>
+        </w:rPr>
+        <w:t>.</w:t>
+      </w:r>
+      <w:proofErr w:type="spellStart"/>
+      <w:r>
+        <w:rPr>
+          <w:lang w:val="en-GB"/>
+        </w:rPr>
+        <w:t>ThenInclude</w:t>
+      </w:r>
+      <w:proofErr w:type="spellEnd"/>
+      <w:proofErr w:type="gramEnd"/>
+      <w:r>
+        <w:rPr>
+          <w:lang w:val="en-GB"/>
+        </w:rPr>
+        <w:t xml:space="preserve">(s =&gt; </w:t>
+      </w:r>
+      <w:proofErr w:type="spellStart"/>
+      <w:proofErr w:type="gramStart"/>
+      <w:r>
+        <w:rPr>
+          <w:lang w:val="en-GB"/>
+        </w:rPr>
+        <w:t>s.StepDefinition</w:t>
+      </w:r>
+      <w:proofErr w:type="spellEnd"/>
+      <w:proofErr w:type="gramEnd"/>
+      <w:r>
+        <w:rPr>
+          <w:lang w:val="en-GB"/>
+        </w:rPr>
+        <w:t>)</w:t>
+      </w:r>
+    </w:p>
+    <w:p>
+      <w:pPr>
+        <w:spacing w:after="0"/>
+        <w:rPr>
+          <w:lang w:val="en-GB"/>
+        </w:rPr>
+      </w:pPr>
+      <w:r>
+        <w:rPr>
+          <w:lang w:val="en-GB"/>
+        </w:rPr>
+        <w:t xml:space="preserve">            </w:t>
+      </w:r>
+      <w:proofErr w:type="gramStart"/>
+      <w:r>
+        <w:rPr>
+          <w:lang w:val="en-GB"/>
+        </w:rPr>
+        <w:t>.</w:t>
+      </w:r>
+      <w:proofErr w:type="spellStart"/>
+      <w:r>
+        <w:rPr>
+          <w:lang w:val="en-GB"/>
+        </w:rPr>
+        <w:t>FirstAsync</w:t>
+      </w:r>
+      <w:proofErr w:type="spellEnd"/>
+      <w:proofErr w:type="gramEnd"/>
+      <w:r>
+        <w:rPr>
+          <w:lang w:val="en-GB"/>
+        </w:rPr>
+        <w:t xml:space="preserve">(x =&gt; </w:t>
+      </w:r>
+      <w:proofErr w:type="spellStart"/>
+      <w:proofErr w:type="gramStart"/>
+      <w:r>
+        <w:rPr>
+          <w:lang w:val="en-GB"/>
+        </w:rPr>
+        <w:t>x.WorkflowInstanceId</w:t>
+      </w:r>
+      <w:proofErr w:type="spellEnd"/>
+      <w:proofErr w:type="gramEnd"/>
+      <w:r>
+        <w:rPr>
+          <w:lang w:val="en-GB"/>
+        </w:rPr>
+        <w:t xml:space="preserve"> == </w:t>
+      </w:r>
+      <w:proofErr w:type="spellStart"/>
+      <w:proofErr w:type="gramStart"/>
+      <w:r>
+        <w:rPr>
+          <w:lang w:val="en-GB"/>
+        </w:rPr>
+        <w:t>instance.WorkflowInstanceId</w:t>
+      </w:r>
+      <w:proofErr w:type="spellEnd"/>
+      <w:r>
+        <w:rPr>
+          <w:lang w:val="en-GB"/>
+        </w:rPr>
+        <w:t>);</w:t>
+      </w:r>
+      <w:proofErr w:type="gramEnd"/>
+    </w:p>
+    <w:p>
+      <w:pPr>
+        <w:spacing w:after="0"/>
+        <w:rPr>
+          <w:lang w:val="en-GB"/>
+        </w:rPr>
+      </w:pPr>
+    </w:p>
+    <w:p>
+      <w:pPr>
+        <w:spacing w:after="0"/>
+        <w:rPr>
+          <w:lang w:val="en-GB"/>
+        </w:rPr>
+      </w:pPr>
+      <w:r>
+        <w:rPr>
+          <w:lang w:val="en-GB"/>
+        </w:rPr>
+        <w:t xml:space="preserve">        var definition = await _</w:t>
+      </w:r>
+      <w:proofErr w:type="spellStart"/>
+      <w:proofErr w:type="gramStart"/>
+      <w:r>
+        <w:rPr>
+          <w:lang w:val="en-GB"/>
+        </w:rPr>
+        <w:t>db.WorkflowDefinitions</w:t>
+      </w:r>
+      <w:proofErr w:type="spellEnd"/>
+      <w:proofErr w:type="gramEnd"/>
+    </w:p>
+    <w:p>
+      <w:pPr>
+        <w:spacing w:after="0"/>
+        <w:rPr>
+          <w:lang w:val="en-GB"/>
+        </w:rPr>
+      </w:pPr>
+      <w:r>
+        <w:rPr>
+          <w:lang w:val="en-GB"/>
+        </w:rPr>
+        <w:t xml:space="preserve">            </w:t>
+      </w:r>
+      <w:proofErr w:type="gramStart"/>
+      <w:r>
+        <w:rPr>
+          <w:lang w:val="en-GB"/>
+        </w:rPr>
+        <w:t>.Include</w:t>
+      </w:r>
+      <w:proofErr w:type="gramEnd"/>
+      <w:r>
+        <w:rPr>
+          <w:lang w:val="en-GB"/>
+        </w:rPr>
+        <w:t xml:space="preserve">(x =&gt; </w:t>
+      </w:r>
+      <w:proofErr w:type="spellStart"/>
+      <w:proofErr w:type="gramStart"/>
+      <w:r>
+        <w:rPr>
+          <w:lang w:val="en-GB"/>
+        </w:rPr>
+        <w:t>x.Steps</w:t>
+      </w:r>
+      <w:proofErr w:type="spellEnd"/>
+      <w:proofErr w:type="gramEnd"/>
+      <w:r>
+        <w:rPr>
+          <w:lang w:val="en-GB"/>
+        </w:rPr>
+        <w:t>)</w:t>
+      </w:r>
+    </w:p>
+    <w:p>
+      <w:pPr>
+        <w:spacing w:after="0"/>
+        <w:rPr>
+          <w:lang w:val="en-GB"/>
+        </w:rPr>
+      </w:pPr>
+      <w:r>
+        <w:rPr>
+          <w:lang w:val="en-GB"/>
+        </w:rPr>
+        <w:t xml:space="preserve">            </w:t>
+      </w:r>
+      <w:proofErr w:type="gramStart"/>
+      <w:r>
+        <w:rPr>
+          <w:lang w:val="en-GB"/>
+        </w:rPr>
+        <w:t>.</w:t>
+      </w:r>
+      <w:proofErr w:type="spellStart"/>
+      <w:r>
+        <w:rPr>
+          <w:lang w:val="en-GB"/>
+        </w:rPr>
+        <w:t>FirstAsync</w:t>
+      </w:r>
+      <w:proofErr w:type="spellEnd"/>
+      <w:proofErr w:type="gramEnd"/>
+      <w:r>
+        <w:rPr>
+          <w:lang w:val="en-GB"/>
+        </w:rPr>
+        <w:t xml:space="preserve">(x =&gt; </w:t>
+      </w:r>
+      <w:proofErr w:type="spellStart"/>
+      <w:proofErr w:type="gramStart"/>
+      <w:r>
+        <w:rPr>
+          <w:lang w:val="en-GB"/>
+        </w:rPr>
+        <w:t>x.WorkflowDefinitionId</w:t>
+      </w:r>
+      <w:proofErr w:type="spellEnd"/>
+      <w:proofErr w:type="gramEnd"/>
+      <w:r>
+        <w:rPr>
+          <w:lang w:val="en-GB"/>
+        </w:rPr>
+        <w:t xml:space="preserve"> == </w:t>
+      </w:r>
+      <w:proofErr w:type="spellStart"/>
+      <w:r>
+        <w:rPr>
+          <w:lang w:val="en-GB"/>
+        </w:rPr>
+        <w:t>dbInstance.WorkflowDefinitionId</w:t>
+      </w:r>
+      <w:proofErr w:type="spellEnd"/>
+      <w:proofErr w:type="gramStart"/>
+      <w:r>
+        <w:rPr>
+          <w:lang w:val="en-GB"/>
+        </w:rPr>
+        <w:t>);</w:t>
+      </w:r>
+      <w:proofErr w:type="gramEnd"/>
+    </w:p>
+    <w:p>
+      <w:pPr>
+        <w:spacing w:after="0"/>
+        <w:rPr>
+          <w:lang w:val="en-GB"/>
+        </w:rPr>
+      </w:pPr>
+    </w:p>
+    <w:p>
+      <w:pPr>
+        <w:spacing w:after="0"/>
+        <w:rPr>
+          <w:lang w:val="en-GB"/>
+        </w:rPr>
+      </w:pPr>
+      <w:r>
+        <w:rPr>
+          <w:lang w:val="en-GB"/>
+        </w:rPr>
+        <w:t xml:space="preserve">        var latest = </w:t>
+      </w:r>
+      <w:proofErr w:type="spellStart"/>
+      <w:r>
+        <w:rPr>
+          <w:lang w:val="en-GB"/>
+        </w:rPr>
+        <w:t>dbInstance.Steps</w:t>
+      </w:r>
+      <w:proofErr w:type="spellEnd"/>
+    </w:p>
+    <w:p>
+      <w:pPr>
+        <w:spacing w:after="0"/>
+        <w:rPr>
+          <w:lang w:val="en-GB"/>
+        </w:rPr>
+      </w:pPr>
+      <w:r>
+        <w:rPr>
+          <w:lang w:val="en-GB"/>
+        </w:rPr>
+        <w:t xml:space="preserve">            </w:t>
+      </w:r>
+      <w:proofErr w:type="gramStart"/>
+      <w:r>
+        <w:rPr>
+          <w:lang w:val="en-GB"/>
+        </w:rPr>
+        <w:t>.</w:t>
+      </w:r>
+      <w:proofErr w:type="spellStart"/>
+      <w:r>
+        <w:rPr>
+          <w:lang w:val="en-GB"/>
+        </w:rPr>
+        <w:t>OrderByDescending</w:t>
+      </w:r>
+      <w:proofErr w:type="spellEnd"/>
+      <w:proofErr w:type="gramEnd"/>
+      <w:r>
+        <w:rPr>
+          <w:lang w:val="en-GB"/>
+        </w:rPr>
+        <w:t xml:space="preserve">(x =&gt; </w:t>
+      </w:r>
+      <w:proofErr w:type="spellStart"/>
+      <w:proofErr w:type="gramStart"/>
+      <w:r>
+        <w:rPr>
+          <w:lang w:val="en-GB"/>
+        </w:rPr>
+        <w:t>x.StepInstanceId</w:t>
+      </w:r>
+      <w:proofErr w:type="spellEnd"/>
+      <w:proofErr w:type="gramEnd"/>
+      <w:r>
+        <w:rPr>
+          <w:lang w:val="en-GB"/>
+        </w:rPr>
+        <w:t>)</w:t>
+      </w:r>
+    </w:p>
+    <w:p>
+      <w:pPr>
+        <w:spacing w:after="0"/>
+        <w:rPr>
+          <w:lang w:val="en-GB"/>
+        </w:rPr>
+      </w:pPr>
+      <w:r>
+        <w:rPr>
+          <w:lang w:val="en-GB"/>
+        </w:rPr>
+        <w:t xml:space="preserve">            </w:t>
+      </w:r>
+      <w:proofErr w:type="gramStart"/>
+      <w:r>
+        <w:rPr>
+          <w:lang w:val="en-GB"/>
+        </w:rPr>
+        <w:t>.</w:t>
+      </w:r>
+      <w:proofErr w:type="spellStart"/>
+      <w:r>
+        <w:rPr>
+          <w:lang w:val="en-GB"/>
+        </w:rPr>
+        <w:t>FirstOrDefault</w:t>
+      </w:r>
+      <w:proofErr w:type="spellEnd"/>
+      <w:proofErr w:type="gramEnd"/>
+      <w:r>
+        <w:rPr>
+          <w:lang w:val="en-GB"/>
+        </w:rPr>
+        <w:t>(</w:t>
+      </w:r>
+      <w:proofErr w:type="gramStart"/>
+      <w:r>
+        <w:rPr>
+          <w:lang w:val="en-GB"/>
+        </w:rPr>
+        <w:t>);</w:t>
+      </w:r>
+      <w:proofErr w:type="gramEnd"/>
+    </w:p>
+    <w:p>
+      <w:pPr>
+        <w:spacing w:after="0"/>
+        <w:rPr>
+          <w:lang w:val="en-GB"/>
+        </w:rPr>
+      </w:pPr>
+    </w:p>
+    <w:p>
+      <w:pPr>
+        <w:spacing w:after="0"/>
+        <w:rPr>
+          <w:lang w:val="en-GB"/>
+        </w:rPr>
+      </w:pPr>
+      <w:r>
+        <w:rPr>
+          <w:lang w:val="en-GB"/>
+        </w:rPr>
+        <w:t xml:space="preserve">        if (latest == null)</w:t>
+      </w:r>
+    </w:p>
+    <w:p>
+      <w:pPr>
+        <w:spacing w:after="0"/>
+        <w:rPr>
+          <w:lang w:val="en-GB"/>
+        </w:rPr>
+      </w:pPr>
+      <w:r>
+        <w:rPr>
+          <w:lang w:val="en-GB"/>
+        </w:rPr>
+        <w:t xml:space="preserve">            throw new </w:t>
+      </w:r>
+      <w:proofErr w:type="spellStart"/>
+      <w:proofErr w:type="gramStart"/>
+      <w:r>
+        <w:rPr>
+          <w:lang w:val="en-GB"/>
+        </w:rPr>
+        <w:t>InvalidOperationException</w:t>
+      </w:r>
+      <w:proofErr w:type="spellEnd"/>
+      <w:r>
+        <w:rPr>
+          <w:lang w:val="en-GB"/>
+        </w:rPr>
+        <w:t>(</w:t>
+      </w:r>
+      <w:proofErr w:type="gramEnd"/>
+      <w:r>
+        <w:rPr>
+          <w:lang w:val="en-GB"/>
+        </w:rPr>
+        <w:t>"No workflow steps found."</w:t>
+      </w:r>
+      <w:proofErr w:type="gramStart"/>
+      <w:r>
+        <w:rPr>
+          <w:lang w:val="en-GB"/>
+        </w:rPr>
+        <w:t>);</w:t>
+      </w:r>
+      <w:proofErr w:type="gramEnd"/>
+    </w:p>
+    <w:p>
+      <w:pPr>
+        <w:spacing w:after="0"/>
+        <w:rPr>
+          <w:lang w:val="en-GB"/>
+        </w:rPr>
+      </w:pPr>
+    </w:p>
+    <w:p>
+      <w:pPr>
+        <w:spacing w:after="0"/>
+        <w:rPr>
+          <w:lang w:val="en-GB"/>
+        </w:rPr>
+      </w:pPr>
+      <w:r>
+        <w:rPr>
+          <w:lang w:val="en-GB"/>
+        </w:rPr>
+        <w:t xml:space="preserve">        var </w:t>
+      </w:r>
+      <w:proofErr w:type="spellStart"/>
+      <w:r>
+        <w:rPr>
+          <w:lang w:val="en-GB"/>
+        </w:rPr>
+        <w:t>currentStepDef</w:t>
+      </w:r>
+      <w:proofErr w:type="spellEnd"/>
+      <w:r>
+        <w:rPr>
+          <w:lang w:val="en-GB"/>
+        </w:rPr>
+        <w:t xml:space="preserve"> = </w:t>
+      </w:r>
+      <w:proofErr w:type="spellStart"/>
+      <w:proofErr w:type="gramStart"/>
+      <w:r>
+        <w:rPr>
+          <w:lang w:val="en-GB"/>
+        </w:rPr>
+        <w:t>latest.StepDefinition</w:t>
+      </w:r>
+      <w:proofErr w:type="spellEnd"/>
+      <w:proofErr w:type="gramEnd"/>
+      <w:r>
+        <w:rPr>
+          <w:lang w:val="en-GB"/>
+        </w:rPr>
+        <w:t>;</w:t>
+      </w:r>
+    </w:p>
+    <w:p>
+      <w:pPr>
+        <w:spacing w:after="0"/>
+        <w:rPr>
+          <w:lang w:val="en-GB"/>
+        </w:rPr>
+      </w:pPr>
+    </w:p>
+    <w:p>
+      <w:pPr>
+        <w:spacing w:after="0"/>
+        <w:rPr>
+          <w:lang w:val="en-GB"/>
+        </w:rPr>
+      </w:pPr>
+      <w:r>
+        <w:rPr>
+          <w:lang w:val="en-GB"/>
+        </w:rPr>
+        <w:t xml:space="preserve">        // </w:t>
+      </w:r>
+      <w:r>
+        <w:rPr>
+          <w:rFonts w:ascii="Segoe UI Emoji" w:hAnsi="Segoe UI Emoji" w:cs="Segoe UI Emoji"/>
+          <w:lang w:val="en-GB"/>
+        </w:rPr>
+        <w:t>🔥</w:t>
+      </w:r>
+      <w:r>
+        <w:rPr>
+          <w:lang w:val="en-GB"/>
+        </w:rPr>
+        <w:t xml:space="preserve"> GET ALL STEP INSTANCES FOR CURRENT STEP (IMPORTANT FOR PARALLEL)</w:t>
+      </w:r>
+    </w:p>
+    <w:p>
+      <w:pPr>
+        <w:spacing w:after="0"/>
+        <w:rPr>
+          <w:lang w:val="en-GB"/>
+        </w:rPr>
+      </w:pPr>
+      <w:r>
+        <w:rPr>
+          <w:lang w:val="en-GB"/>
+        </w:rPr>
+        <w:t xml:space="preserve">        var </w:t>
+      </w:r>
+      <w:proofErr w:type="spellStart"/>
+      <w:r>
+        <w:rPr>
+          <w:lang w:val="en-GB"/>
+        </w:rPr>
+        <w:t>currentStepInstances</w:t>
+      </w:r>
+      <w:proofErr w:type="spellEnd"/>
+      <w:r>
+        <w:rPr>
+          <w:lang w:val="en-GB"/>
+        </w:rPr>
+        <w:t xml:space="preserve"> = </w:t>
+      </w:r>
+      <w:proofErr w:type="spellStart"/>
+      <w:r>
+        <w:rPr>
+          <w:lang w:val="en-GB"/>
+        </w:rPr>
+        <w:t>dbInstance.Steps</w:t>
+      </w:r>
+      <w:proofErr w:type="spellEnd"/>
+    </w:p>
+    <w:p>
+      <w:pPr>
+        <w:spacing w:after="0"/>
+        <w:rPr>
+          <w:lang w:val="en-GB"/>
+        </w:rPr>
+      </w:pPr>
+      <w:r>
+        <w:rPr>
+          <w:lang w:val="en-GB"/>
+        </w:rPr>
+        <w:t xml:space="preserve">            </w:t>
+      </w:r>
+      <w:proofErr w:type="gramStart"/>
+      <w:r>
+        <w:rPr>
+          <w:lang w:val="en-GB"/>
+        </w:rPr>
+        <w:t>.Where</w:t>
+      </w:r>
+      <w:proofErr w:type="gramEnd"/>
+      <w:r>
+        <w:rPr>
+          <w:lang w:val="en-GB"/>
+        </w:rPr>
+        <w:t xml:space="preserve">(x =&gt; </w:t>
+      </w:r>
+      <w:proofErr w:type="spellStart"/>
+      <w:proofErr w:type="gramStart"/>
+      <w:r>
+        <w:rPr>
+          <w:lang w:val="en-GB"/>
+        </w:rPr>
+        <w:t>x.StepDefinitionId</w:t>
+      </w:r>
+      <w:proofErr w:type="spellEnd"/>
+      <w:proofErr w:type="gramEnd"/>
+      <w:r>
+        <w:rPr>
+          <w:lang w:val="en-GB"/>
+        </w:rPr>
+        <w:t xml:space="preserve"> == </w:t>
+      </w:r>
+      <w:proofErr w:type="spellStart"/>
+      <w:r>
+        <w:rPr>
+          <w:lang w:val="en-GB"/>
+        </w:rPr>
+        <w:t>currentStepDef.StepDefinitionId</w:t>
+      </w:r>
+      <w:proofErr w:type="spellEnd"/>
+      <w:r>
+        <w:rPr>
+          <w:lang w:val="en-GB"/>
+        </w:rPr>
+        <w:t>)</w:t>
+      </w:r>
+    </w:p>
+    <w:p>
+      <w:pPr>
+        <w:spacing w:after="0"/>
+        <w:rPr>
+          <w:lang w:val="en-GB"/>
+        </w:rPr>
+      </w:pPr>
+      <w:r>
+        <w:rPr>
+          <w:lang w:val="en-GB"/>
+        </w:rPr>
+        <w:t xml:space="preserve">            </w:t>
+      </w:r>
+      <w:proofErr w:type="gramStart"/>
+      <w:r>
+        <w:rPr>
+          <w:lang w:val="en-GB"/>
+        </w:rPr>
+        <w:t>.</w:t>
+      </w:r>
+      <w:proofErr w:type="spellStart"/>
+      <w:r>
+        <w:rPr>
+          <w:lang w:val="en-GB"/>
+        </w:rPr>
+        <w:t>ToList</w:t>
+      </w:r>
+      <w:proofErr w:type="spellEnd"/>
+      <w:proofErr w:type="gramEnd"/>
+      <w:r>
+        <w:rPr>
+          <w:lang w:val="en-GB"/>
+        </w:rPr>
+        <w:t>(</w:t>
+      </w:r>
+      <w:proofErr w:type="gramStart"/>
+      <w:r>
+        <w:rPr>
+          <w:lang w:val="en-GB"/>
+        </w:rPr>
+        <w:t>);</w:t>
+      </w:r>
+      <w:proofErr w:type="gramEnd"/>
+    </w:p>
+    <w:p>
+      <w:pPr>
+        <w:spacing w:after="0"/>
+        <w:rPr>
+          <w:lang w:val="en-GB"/>
+        </w:rPr>
+      </w:pPr>
+    </w:p>
+    <w:p>
+      <w:pPr>
+        <w:spacing w:after="0"/>
+        <w:rPr>
+          <w:lang w:val="en-GB"/>
+        </w:rPr>
+      </w:pPr>
+      <w:r>
+        <w:rPr>
+          <w:lang w:val="en-GB"/>
+        </w:rPr>
+        <w:t xml:space="preserve">        // ============================================</w:t>
+      </w:r>
+    </w:p>
+    <w:p>
+      <w:pPr>
+        <w:spacing w:after="0"/>
+        <w:rPr>
+          <w:lang w:val="en-GB"/>
+        </w:rPr>
+      </w:pPr>
+      <w:r>
+        <w:rPr>
+          <w:lang w:val="en-GB"/>
+        </w:rPr>
+        <w:t xml:space="preserve">        // </w:t>
+      </w:r>
+      <w:r>
+        <w:rPr>
+          <w:rFonts w:ascii="Segoe UI Emoji" w:hAnsi="Segoe UI Emoji" w:cs="Segoe UI Emoji"/>
+          <w:lang w:val="en-GB"/>
+        </w:rPr>
+        <w:t>✅</w:t>
+      </w:r>
+      <w:r>
+        <w:rPr>
+          <w:lang w:val="en-GB"/>
+        </w:rPr>
+        <w:t xml:space="preserve"> PARALLEL APPROVAL CHECK</w:t>
+      </w:r>
+    </w:p>
+    <w:p>
+      <w:pPr>
+        <w:spacing w:after="0"/>
+        <w:rPr>
+          <w:lang w:val="en-GB"/>
+        </w:rPr>
+      </w:pPr>
+      <w:r>
+        <w:rPr>
+          <w:lang w:val="en-GB"/>
+        </w:rPr>
+        <w:t xml:space="preserve">        // ============================================</w:t>
+      </w:r>
+    </w:p>
+    <w:p>
+      <w:pPr>
+        <w:spacing w:after="0"/>
+        <w:rPr>
+          <w:lang w:val="en-GB"/>
+        </w:rPr>
+      </w:pPr>
+      <w:r>
+        <w:rPr>
+          <w:lang w:val="en-GB"/>
+        </w:rPr>
+        <w:t xml:space="preserve">        if (</w:t>
+      </w:r>
+      <w:proofErr w:type="spellStart"/>
+      <w:r>
+        <w:rPr>
+          <w:lang w:val="en-GB"/>
+        </w:rPr>
+        <w:t>currentStepDef.IsParallelGroup</w:t>
+      </w:r>
+      <w:proofErr w:type="spellEnd"/>
+      <w:r>
+        <w:rPr>
+          <w:lang w:val="en-GB"/>
+        </w:rPr>
+        <w:t>)</w:t>
+      </w:r>
+    </w:p>
+    <w:p>
+      <w:pPr>
+        <w:spacing w:after="0"/>
+        <w:rPr>
+          <w:lang w:val="en-GB"/>
+        </w:rPr>
+      </w:pPr>
+      <w:r>
+        <w:rPr>
+          <w:lang w:val="en-GB"/>
+        </w:rPr>
+        <w:t xml:space="preserve">        {</w:t>
+      </w:r>
+    </w:p>
+    <w:p>
+      <w:pPr>
+        <w:spacing w:after="0"/>
+        <w:rPr>
+          <w:lang w:val="en-GB"/>
+        </w:rPr>
+      </w:pPr>
+      <w:r>
+        <w:rPr>
+          <w:lang w:val="en-GB"/>
+        </w:rPr>
+        <w:t xml:space="preserve">            if (</w:t>
+      </w:r>
+      <w:proofErr w:type="spellStart"/>
+      <w:r>
+        <w:rPr>
+          <w:lang w:val="en-GB"/>
+        </w:rPr>
+        <w:t>currentStepDef.RequiresAllParallel</w:t>
+      </w:r>
+      <w:proofErr w:type="spellEnd"/>
+      <w:r>
+        <w:rPr>
+          <w:lang w:val="en-GB"/>
+        </w:rPr>
+        <w:t>)</w:t>
+      </w:r>
+    </w:p>
+    <w:p>
+      <w:pPr>
+        <w:spacing w:after="0"/>
+        <w:rPr>
+          <w:lang w:val="en-GB"/>
+        </w:rPr>
+      </w:pPr>
+      <w:r>
+        <w:rPr>
+          <w:lang w:val="en-GB"/>
+        </w:rPr>
+        <w:t xml:space="preserve">            {</w:t>
+      </w:r>
+    </w:p>
+    <w:p>
+      <w:pPr>
+        <w:spacing w:after="0"/>
+        <w:rPr>
+          <w:lang w:val="en-GB"/>
+        </w:rPr>
+      </w:pPr>
+      <w:r>
+        <w:rPr>
+          <w:lang w:val="en-GB"/>
+        </w:rPr>
+        <w:t xml:space="preserve">                // </w:t>
+      </w:r>
+      <w:r>
+        <w:rPr>
+          <w:rFonts w:ascii="Segoe UI Symbol" w:hAnsi="Segoe UI Symbol" w:cs="Segoe UI Symbol"/>
+          <w:lang w:val="en-GB"/>
+        </w:rPr>
+        <w:t>✔</w:t>
+      </w:r>
+      <w:r>
+        <w:rPr>
+          <w:lang w:val="en-GB"/>
+        </w:rPr>
+        <w:t xml:space="preserve"> ALL must approve</w:t>
+      </w:r>
+    </w:p>
+    <w:p>
+      <w:pPr>
+        <w:spacing w:after="0"/>
+        <w:rPr>
+          <w:lang w:val="en-GB"/>
+        </w:rPr>
+      </w:pPr>
+      <w:r>
+        <w:rPr>
+          <w:lang w:val="en-GB"/>
+        </w:rPr>
+        <w:t xml:space="preserve">                bool </w:t>
+      </w:r>
+      <w:proofErr w:type="spellStart"/>
+      <w:r>
+        <w:rPr>
+          <w:lang w:val="en-GB"/>
+        </w:rPr>
+        <w:t>allApproved</w:t>
+      </w:r>
+      <w:proofErr w:type="spellEnd"/>
+      <w:r>
+        <w:rPr>
+          <w:lang w:val="en-GB"/>
+        </w:rPr>
+        <w:t xml:space="preserve"> = </w:t>
+      </w:r>
+      <w:proofErr w:type="spellStart"/>
+      <w:r>
+        <w:rPr>
+          <w:lang w:val="en-GB"/>
+        </w:rPr>
+        <w:t>currentStepInstances</w:t>
+      </w:r>
+      <w:proofErr w:type="spellEnd"/>
+    </w:p>
+    <w:p>
+      <w:pPr>
+        <w:spacing w:after="0"/>
+        <w:rPr>
+          <w:lang w:val="en-GB"/>
+        </w:rPr>
+      </w:pPr>
+      <w:r>
+        <w:rPr>
+          <w:lang w:val="en-GB"/>
+        </w:rPr>
+        <w:t xml:space="preserve">                    </w:t>
+      </w:r>
+      <w:proofErr w:type="gramStart"/>
+      <w:r>
+        <w:rPr>
+          <w:lang w:val="en-GB"/>
+        </w:rPr>
+        <w:t>.All</w:t>
+      </w:r>
+      <w:proofErr w:type="gramEnd"/>
+      <w:r>
+        <w:rPr>
+          <w:lang w:val="en-GB"/>
+        </w:rPr>
+        <w:t xml:space="preserve">(x =&gt; </w:t>
+      </w:r>
+      <w:proofErr w:type="spellStart"/>
+      <w:proofErr w:type="gramStart"/>
+      <w:r>
+        <w:rPr>
+          <w:lang w:val="en-GB"/>
+        </w:rPr>
+        <w:t>x.Status</w:t>
+      </w:r>
+      <w:proofErr w:type="spellEnd"/>
+      <w:proofErr w:type="gramEnd"/>
+      <w:r>
+        <w:rPr>
+          <w:lang w:val="en-GB"/>
+        </w:rPr>
+        <w:t xml:space="preserve"> == "Approved"</w:t>
+      </w:r>
+      <w:proofErr w:type="gramStart"/>
+      <w:r>
+        <w:rPr>
+          <w:lang w:val="en-GB"/>
+        </w:rPr>
+        <w:t>);</w:t>
+      </w:r>
+      <w:proofErr w:type="gramEnd"/>
+    </w:p>
+    <w:p>
+      <w:pPr>
+        <w:spacing w:after="0"/>
+        <w:rPr>
+          <w:lang w:val="en-GB"/>
+        </w:rPr>
+      </w:pPr>
+    </w:p>
+    <w:p>
+      <w:pPr>
+        <w:spacing w:after="0"/>
+        <w:rPr>
+          <w:lang w:val="en-GB"/>
+        </w:rPr>
+      </w:pPr>
+      <w:r>
+        <w:rPr>
+          <w:lang w:val="en-GB"/>
+        </w:rPr>
+        <w:t xml:space="preserve">                if </w:t>
+      </w:r>
+      <w:proofErr w:type="gramStart"/>
+      <w:r>
+        <w:rPr>
+          <w:lang w:val="en-GB"/>
+        </w:rPr>
+        <w:t>(!</w:t>
+      </w:r>
+      <w:proofErr w:type="spellStart"/>
+      <w:r>
+        <w:rPr>
+          <w:lang w:val="en-GB"/>
+        </w:rPr>
+        <w:t>allApproved</w:t>
+      </w:r>
+      <w:proofErr w:type="spellEnd"/>
+      <w:proofErr w:type="gramEnd"/>
+      <w:r>
+        <w:rPr>
+          <w:lang w:val="en-GB"/>
+        </w:rPr>
+        <w:t>)</w:t>
+      </w:r>
+    </w:p>
+    <w:p>
+      <w:pPr>
+        <w:spacing w:after="0"/>
+        <w:rPr>
+          <w:lang w:val="en-GB"/>
+        </w:rPr>
+      </w:pPr>
+      <w:r>
+        <w:rPr>
+          <w:lang w:val="en-GB"/>
+        </w:rPr>
+        <w:t xml:space="preserve">                {</w:t>
+      </w:r>
+    </w:p>
+    <w:p>
+      <w:pPr>
+        <w:spacing w:after="0"/>
+        <w:rPr>
+          <w:lang w:val="en-GB"/>
+        </w:rPr>
+      </w:pPr>
+      <w:r>
+        <w:rPr>
+          <w:lang w:val="en-GB"/>
+        </w:rPr>
+        <w:t xml:space="preserve">                    // </w:t>
+      </w:r>
+      <w:r>
+        <w:rPr>
+          <w:rFonts w:ascii="Segoe UI Emoji" w:hAnsi="Segoe UI Emoji" w:cs="Segoe UI Emoji"/>
+          <w:lang w:val="en-GB"/>
+        </w:rPr>
+        <w:t>⛔</w:t>
+      </w:r>
+      <w:r>
+        <w:rPr>
+          <w:lang w:val="en-GB"/>
+        </w:rPr>
+        <w:t xml:space="preserve"> WAIT </w:t>
+      </w:r>
+      <w:r>
+        <w:rPr>
+          <w:rFonts w:ascii="Calibri" w:hAnsi="Calibri" w:cs="Calibri"/>
+          <w:lang w:val="en-GB"/>
+        </w:rPr>
+        <w:t>—</w:t>
+      </w:r>
+      <w:r>
+        <w:rPr>
+          <w:lang w:val="en-GB"/>
+        </w:rPr>
+        <w:t xml:space="preserve"> do not advance yet</w:t>
+      </w:r>
+    </w:p>
+    <w:p>
+      <w:pPr>
+        <w:spacing w:after="0"/>
+        <w:rPr>
+          <w:lang w:val="en-GB"/>
+        </w:rPr>
+      </w:pPr>
+      <w:r>
+        <w:rPr>
+          <w:lang w:val="en-GB"/>
+        </w:rPr>
+        <w:t xml:space="preserve">                    </w:t>
+      </w:r>
+      <w:proofErr w:type="gramStart"/>
+      <w:r>
+        <w:rPr>
+          <w:lang w:val="en-GB"/>
+        </w:rPr>
+        <w:t>return;</w:t>
+      </w:r>
+      <w:proofErr w:type="gramEnd"/>
+    </w:p>
+    <w:p>
+      <w:pPr>
+        <w:spacing w:after="0"/>
+        <w:rPr>
+          <w:lang w:val="en-GB"/>
+        </w:rPr>
+      </w:pPr>
+      <w:r>
+        <w:rPr>
+          <w:lang w:val="en-GB"/>
+        </w:rPr>
+        <w:t xml:space="preserve">                }</w:t>
+      </w:r>
+    </w:p>
+    <w:p>
+      <w:pPr>
+        <w:spacing w:after="0"/>
+        <w:rPr>
+          <w:lang w:val="en-GB"/>
+        </w:rPr>
+      </w:pPr>
+      <w:r>
+        <w:rPr>
+          <w:lang w:val="en-GB"/>
+        </w:rPr>
+        <w:t xml:space="preserve">            }</w:t>
+      </w:r>
+    </w:p>
+    <w:p>
+      <w:pPr>
+        <w:spacing w:after="0"/>
+        <w:rPr>
+          <w:lang w:val="en-GB"/>
+        </w:rPr>
+      </w:pPr>
+      <w:r>
+        <w:rPr>
+          <w:lang w:val="en-GB"/>
+        </w:rPr>
+        <w:t xml:space="preserve">            else</w:t>
+      </w:r>
+    </w:p>
+    <w:p>
+      <w:pPr>
+        <w:spacing w:after="0"/>
+        <w:rPr>
+          <w:lang w:val="en-GB"/>
+        </w:rPr>
+      </w:pPr>
+      <w:r>
+        <w:rPr>
+          <w:lang w:val="en-GB"/>
+        </w:rPr>
+        <w:t xml:space="preserve">            {</w:t>
+      </w:r>
+    </w:p>
+    <w:p>
+      <w:pPr>
+        <w:spacing w:after="0"/>
+        <w:rPr>
+          <w:lang w:val="en-GB"/>
+        </w:rPr>
+      </w:pPr>
+      <w:r>
+        <w:rPr>
+          <w:lang w:val="en-GB"/>
+        </w:rPr>
+        <w:t xml:space="preserve">                // </w:t>
+      </w:r>
+      <w:r>
+        <w:rPr>
+          <w:rFonts w:ascii="Segoe UI Symbol" w:hAnsi="Segoe UI Symbol" w:cs="Segoe UI Symbol"/>
+          <w:lang w:val="en-GB"/>
+        </w:rPr>
+        <w:t>✔</w:t>
+      </w:r>
+      <w:r>
+        <w:rPr>
+          <w:lang w:val="en-GB"/>
+        </w:rPr>
+        <w:t xml:space="preserve"> </w:t>
+      </w:r>
+      <w:proofErr w:type="gramStart"/>
+      <w:r>
+        <w:rPr>
+          <w:lang w:val="en-GB"/>
+        </w:rPr>
+        <w:t>ANY ONE</w:t>
+      </w:r>
+      <w:proofErr w:type="gramEnd"/>
+      <w:r>
+        <w:rPr>
+          <w:lang w:val="en-GB"/>
+        </w:rPr>
+        <w:t xml:space="preserve"> can approve</w:t>
+      </w:r>
+    </w:p>
+    <w:p>
+      <w:pPr>
+        <w:spacing w:after="0"/>
+        <w:rPr>
+          <w:lang w:val="en-GB"/>
+        </w:rPr>
+      </w:pPr>
+      <w:r>
+        <w:rPr>
+          <w:lang w:val="en-GB"/>
+        </w:rPr>
+        <w:t xml:space="preserve">                bool </w:t>
+      </w:r>
+      <w:proofErr w:type="spellStart"/>
+      <w:r>
+        <w:rPr>
+          <w:lang w:val="en-GB"/>
+        </w:rPr>
+        <w:t>anyApproved</w:t>
+      </w:r>
+      <w:proofErr w:type="spellEnd"/>
+      <w:r>
+        <w:rPr>
+          <w:lang w:val="en-GB"/>
+        </w:rPr>
+        <w:t xml:space="preserve"> = </w:t>
+      </w:r>
+      <w:proofErr w:type="spellStart"/>
+      <w:r>
+        <w:rPr>
+          <w:lang w:val="en-GB"/>
+        </w:rPr>
+        <w:t>currentStepInstances</w:t>
+      </w:r>
+      <w:proofErr w:type="spellEnd"/>
+    </w:p>
+    <w:p>
+      <w:pPr>
+        <w:spacing w:after="0"/>
+        <w:rPr>
+          <w:lang w:val="en-GB"/>
+        </w:rPr>
+      </w:pPr>
+      <w:r>
+        <w:rPr>
+          <w:lang w:val="en-GB"/>
+        </w:rPr>
+        <w:t xml:space="preserve">                    </w:t>
+      </w:r>
+      <w:proofErr w:type="gramStart"/>
+      <w:r>
+        <w:rPr>
+          <w:lang w:val="en-GB"/>
+        </w:rPr>
+        <w:t>.Any</w:t>
+      </w:r>
+      <w:proofErr w:type="gramEnd"/>
+      <w:r>
+        <w:rPr>
+          <w:lang w:val="en-GB"/>
+        </w:rPr>
+        <w:t xml:space="preserve">(x =&gt; </w:t>
+      </w:r>
+      <w:proofErr w:type="spellStart"/>
+      <w:proofErr w:type="gramStart"/>
+      <w:r>
+        <w:rPr>
+          <w:lang w:val="en-GB"/>
+        </w:rPr>
+        <w:t>x.Status</w:t>
+      </w:r>
+      <w:proofErr w:type="spellEnd"/>
+      <w:proofErr w:type="gramEnd"/>
+      <w:r>
+        <w:rPr>
+          <w:lang w:val="en-GB"/>
+        </w:rPr>
+        <w:t xml:space="preserve"> == "Approved"</w:t>
+      </w:r>
+      <w:proofErr w:type="gramStart"/>
+      <w:r>
+        <w:rPr>
+          <w:lang w:val="en-GB"/>
+        </w:rPr>
+        <w:t>);</w:t>
+      </w:r>
+      <w:proofErr w:type="gramEnd"/>
+    </w:p>
+    <w:p>
+      <w:pPr>
+        <w:spacing w:after="0"/>
+        <w:rPr>
+          <w:lang w:val="en-GB"/>
+        </w:rPr>
+      </w:pPr>
+    </w:p>
+    <w:p>
+      <w:pPr>
+        <w:spacing w:after="0"/>
+        <w:rPr>
+          <w:lang w:val="en-GB"/>
+        </w:rPr>
+      </w:pPr>
+      <w:r>
+        <w:rPr>
+          <w:lang w:val="en-GB"/>
+        </w:rPr>
+        <w:t xml:space="preserve">                if </w:t>
+      </w:r>
+      <w:proofErr w:type="gramStart"/>
+      <w:r>
+        <w:rPr>
+          <w:lang w:val="en-GB"/>
+        </w:rPr>
+        <w:t>(!</w:t>
+      </w:r>
+      <w:proofErr w:type="spellStart"/>
+      <w:r>
+        <w:rPr>
+          <w:lang w:val="en-GB"/>
+        </w:rPr>
+        <w:t>anyApproved</w:t>
+      </w:r>
+      <w:proofErr w:type="spellEnd"/>
+      <w:proofErr w:type="gramEnd"/>
+      <w:r>
+        <w:rPr>
+          <w:lang w:val="en-GB"/>
+        </w:rPr>
+        <w:t>)</w:t>
+      </w:r>
+    </w:p>
+    <w:p>
+      <w:pPr>
+        <w:spacing w:after="0"/>
+        <w:rPr>
+          <w:lang w:val="en-GB"/>
+        </w:rPr>
+      </w:pPr>
+      <w:r>
+        <w:rPr>
+          <w:lang w:val="en-GB"/>
+        </w:rPr>
+        <w:t xml:space="preserve">                {</w:t>
+      </w:r>
+    </w:p>
+    <w:p>
+      <w:pPr>
+        <w:spacing w:after="0"/>
+        <w:rPr>
+          <w:lang w:val="en-GB"/>
+        </w:rPr>
+      </w:pPr>
+      <w:r>
+        <w:rPr>
+          <w:lang w:val="en-GB"/>
+        </w:rPr>
+        <w:t xml:space="preserve">                    // </w:t>
+      </w:r>
+      <w:r>
+        <w:rPr>
+          <w:rFonts w:ascii="Segoe UI Emoji" w:hAnsi="Segoe UI Emoji" w:cs="Segoe UI Emoji"/>
+          <w:lang w:val="en-GB"/>
+        </w:rPr>
+        <w:t>⛔</w:t>
+      </w:r>
+      <w:r>
+        <w:rPr>
+          <w:lang w:val="en-GB"/>
+        </w:rPr>
+        <w:t xml:space="preserve"> WAIT </w:t>
+      </w:r>
+      <w:r>
+        <w:rPr>
+          <w:rFonts w:ascii="Calibri" w:hAnsi="Calibri" w:cs="Calibri"/>
+          <w:lang w:val="en-GB"/>
+        </w:rPr>
+        <w:t>—</w:t>
+      </w:r>
+      <w:r>
+        <w:rPr>
+          <w:lang w:val="en-GB"/>
+        </w:rPr>
+        <w:t xml:space="preserve"> no approval yet</w:t>
+      </w:r>
+    </w:p>
+    <w:p>
+      <w:pPr>
+        <w:spacing w:after="0"/>
+        <w:rPr>
+          <w:lang w:val="en-GB"/>
+        </w:rPr>
+      </w:pPr>
+      <w:r>
+        <w:rPr>
+          <w:lang w:val="en-GB"/>
+        </w:rPr>
+        <w:lastRenderedPageBreak/>
+        <w:t xml:space="preserve">                    </w:t>
+      </w:r>
+      <w:proofErr w:type="gramStart"/>
+      <w:r>
+        <w:rPr>
+          <w:lang w:val="en-GB"/>
+        </w:rPr>
+        <w:t>return;</w:t>
+      </w:r>
+      <w:proofErr w:type="gramEnd"/>
+    </w:p>
+    <w:p>
+      <w:pPr>
+        <w:spacing w:after="0"/>
+        <w:rPr>
+          <w:lang w:val="en-GB"/>
+        </w:rPr>
+      </w:pPr>
+      <w:r>
+        <w:rPr>
+          <w:lang w:val="en-GB"/>
+        </w:rPr>
+        <w:t xml:space="preserve">                }</w:t>
+      </w:r>
+    </w:p>
+    <w:p>
+      <w:pPr>
+        <w:spacing w:after="0"/>
+        <w:rPr>
+          <w:lang w:val="en-GB"/>
+        </w:rPr>
+      </w:pPr>
+    </w:p>
+    <w:p>
+      <w:pPr>
+        <w:spacing w:after="0"/>
+        <w:rPr>
+          <w:lang w:val="en-GB"/>
+        </w:rPr>
+      </w:pPr>
+      <w:r>
+        <w:rPr>
+          <w:lang w:val="en-GB"/>
+        </w:rPr>
+        <w:t xml:space="preserve">                // OPTIONAL: auto-close remaining pending approvals</w:t>
+      </w:r>
+    </w:p>
+    <w:p>
+      <w:pPr>
+        <w:spacing w:after="0"/>
+        <w:rPr>
+          <w:lang w:val="en-GB"/>
+        </w:rPr>
+      </w:pPr>
+      <w:r>
+        <w:rPr>
+          <w:lang w:val="en-GB"/>
+        </w:rPr>
+        <w:t xml:space="preserve">                foreach (var pending in </w:t>
+      </w:r>
+      <w:proofErr w:type="spellStart"/>
+      <w:r>
+        <w:rPr>
+          <w:lang w:val="en-GB"/>
+        </w:rPr>
+        <w:t>currentStepInstances</w:t>
+      </w:r>
+      <w:proofErr w:type="spellEnd"/>
+    </w:p>
+    <w:p>
+      <w:pPr>
+        <w:spacing w:after="0"/>
+        <w:rPr>
+          <w:lang w:val="en-GB"/>
+        </w:rPr>
+      </w:pPr>
+      <w:r>
+        <w:rPr>
+          <w:lang w:val="en-GB"/>
+        </w:rPr>
+        <w:t xml:space="preserve">                    </w:t>
+      </w:r>
+      <w:proofErr w:type="gramStart"/>
+      <w:r>
+        <w:rPr>
+          <w:lang w:val="en-GB"/>
+        </w:rPr>
+        <w:t>.Where</w:t>
+      </w:r>
+      <w:proofErr w:type="gramEnd"/>
+      <w:r>
+        <w:rPr>
+          <w:lang w:val="en-GB"/>
+        </w:rPr>
+        <w:t xml:space="preserve">(x =&gt; </w:t>
+      </w:r>
+      <w:proofErr w:type="spellStart"/>
+      <w:proofErr w:type="gramStart"/>
+      <w:r>
+        <w:rPr>
+          <w:lang w:val="en-GB"/>
+        </w:rPr>
+        <w:t>x.Status</w:t>
+      </w:r>
+      <w:proofErr w:type="spellEnd"/>
+      <w:proofErr w:type="gramEnd"/>
+      <w:r>
+        <w:rPr>
+          <w:lang w:val="en-GB"/>
+        </w:rPr>
+        <w:t xml:space="preserve"> == "Pending"))</w:t>
+      </w:r>
+    </w:p>
+    <w:p>
+      <w:pPr>
+        <w:spacing w:after="0"/>
+        <w:rPr>
+          <w:lang w:val="en-GB"/>
+        </w:rPr>
+      </w:pPr>
+      <w:r>
+        <w:rPr>
+          <w:lang w:val="en-GB"/>
+        </w:rPr>
+        <w:t xml:space="preserve">                {</w:t>
+      </w:r>
+    </w:p>
+    <w:p>
+      <w:pPr>
+        <w:spacing w:after="0"/>
+        <w:rPr>
+          <w:lang w:val="en-GB"/>
+        </w:rPr>
+      </w:pPr>
+      <w:r>
+        <w:rPr>
+          <w:lang w:val="en-GB"/>
+        </w:rPr>
+        <w:t xml:space="preserve">                    </w:t>
+      </w:r>
+      <w:proofErr w:type="spellStart"/>
+      <w:proofErr w:type="gramStart"/>
+      <w:r>
+        <w:rPr>
+          <w:lang w:val="en-GB"/>
+        </w:rPr>
+        <w:t>pending.Status</w:t>
+      </w:r>
+      <w:proofErr w:type="spellEnd"/>
+      <w:proofErr w:type="gramEnd"/>
+      <w:r>
+        <w:rPr>
+          <w:lang w:val="en-GB"/>
+        </w:rPr>
+        <w:t xml:space="preserve"> = "Skipped</w:t>
+      </w:r>
+      <w:proofErr w:type="gramStart"/>
+      <w:r>
+        <w:rPr>
+          <w:lang w:val="en-GB"/>
+        </w:rPr>
+        <w:t>";</w:t>
+      </w:r>
+      <w:proofErr w:type="gramEnd"/>
+    </w:p>
+    <w:p>
+      <w:pPr>
+        <w:spacing w:after="0"/>
+        <w:rPr>
+          <w:lang w:val="en-GB"/>
+        </w:rPr>
+      </w:pPr>
+      <w:r>
+        <w:rPr>
+          <w:lang w:val="en-GB"/>
+        </w:rPr>
+        <w:t xml:space="preserve">                    </w:t>
+      </w:r>
+      <w:proofErr w:type="spellStart"/>
+      <w:proofErr w:type="gramStart"/>
+      <w:r>
+        <w:rPr>
+          <w:lang w:val="en-GB"/>
+        </w:rPr>
+        <w:t>pending.ActionDate</w:t>
+      </w:r>
+      <w:proofErr w:type="spellEnd"/>
+      <w:proofErr w:type="gramEnd"/>
+      <w:r>
+        <w:rPr>
+          <w:lang w:val="en-GB"/>
+        </w:rPr>
+        <w:t xml:space="preserve"> = </w:t>
+      </w:r>
+      <w:proofErr w:type="spellStart"/>
+      <w:r>
+        <w:rPr>
+          <w:lang w:val="en-GB"/>
+        </w:rPr>
+        <w:t>DateTime.</w:t>
+      </w:r>
+      <w:proofErr w:type="gramStart"/>
+      <w:r>
+        <w:rPr>
+          <w:lang w:val="en-GB"/>
+        </w:rPr>
+        <w:t>UtcNow</w:t>
+      </w:r>
+      <w:proofErr w:type="spellEnd"/>
+      <w:r>
+        <w:rPr>
+          <w:lang w:val="en-GB"/>
+        </w:rPr>
+        <w:t>;</w:t>
+      </w:r>
+      <w:proofErr w:type="gramEnd"/>
+    </w:p>
+    <w:p>
+      <w:pPr>
+        <w:spacing w:after="0"/>
+        <w:rPr>
+          <w:lang w:val="en-GB"/>
+        </w:rPr>
+      </w:pPr>
+      <w:r>
+        <w:rPr>
+          <w:lang w:val="en-GB"/>
+        </w:rPr>
+        <w:t xml:space="preserve">                }</w:t>
+      </w:r>
+    </w:p>
+    <w:p>
+      <w:pPr>
+        <w:spacing w:after="0"/>
+        <w:rPr>
+          <w:lang w:val="en-GB"/>
+        </w:rPr>
+      </w:pPr>
+      <w:r>
+        <w:rPr>
+          <w:lang w:val="en-GB"/>
+        </w:rPr>
+        <w:t xml:space="preserve">            }</w:t>
+      </w:r>
+    </w:p>
+    <w:p>
+      <w:pPr>
+        <w:spacing w:after="0"/>
+        <w:rPr>
+          <w:lang w:val="en-GB"/>
+        </w:rPr>
+      </w:pPr>
+      <w:r>
+        <w:rPr>
+          <w:lang w:val="en-GB"/>
+        </w:rPr>
+        <w:t xml:space="preserve">        }</w:t>
+      </w:r>
+    </w:p>
+    <w:p>
+      <w:pPr>
+        <w:spacing w:after="0"/>
+        <w:rPr>
+          <w:lang w:val="en-GB"/>
+        </w:rPr>
+      </w:pPr>
+      <w:r>
+        <w:rPr>
+          <w:lang w:val="en-GB"/>
+        </w:rPr>
+        <w:t xml:space="preserve">        else</w:t>
+      </w:r>
+    </w:p>
+    <w:p>
+      <w:pPr>
+        <w:spacing w:after="0"/>
+        <w:rPr>
+          <w:lang w:val="en-GB"/>
+        </w:rPr>
+      </w:pPr>
+      <w:r>
+        <w:rPr>
+          <w:lang w:val="en-GB"/>
+        </w:rPr>
+        <w:t xml:space="preserve">        {</w:t>
+      </w:r>
+    </w:p>
+    <w:p>
+      <w:pPr>
+        <w:spacing w:after="0"/>
+        <w:rPr>
+          <w:lang w:val="en-GB"/>
+        </w:rPr>
+      </w:pPr>
+      <w:r>
+        <w:rPr>
+          <w:lang w:val="en-GB"/>
+        </w:rPr>
+        <w:t xml:space="preserve">            // ============================================</w:t>
+      </w:r>
+    </w:p>
+    <w:p>
+      <w:pPr>
+        <w:spacing w:after="0"/>
+        <w:rPr>
+          <w:lang w:val="en-GB"/>
+        </w:rPr>
+      </w:pPr>
+      <w:r>
+        <w:rPr>
+          <w:lang w:val="en-GB"/>
+        </w:rPr>
+        <w:t xml:space="preserve">            // </w:t>
+      </w:r>
+      <w:r>
+        <w:rPr>
+          <w:rFonts w:ascii="Segoe UI Emoji" w:hAnsi="Segoe UI Emoji" w:cs="Segoe UI Emoji"/>
+          <w:lang w:val="en-GB"/>
+        </w:rPr>
+        <w:t>✅</w:t>
+      </w:r>
+      <w:r>
+        <w:rPr>
+          <w:lang w:val="en-GB"/>
+        </w:rPr>
+        <w:t xml:space="preserve"> SEQUENTIAL STEP (DEFAULT)</w:t>
+      </w:r>
+    </w:p>
+    <w:p>
+      <w:pPr>
+        <w:spacing w:after="0"/>
+        <w:rPr>
+          <w:lang w:val="en-GB"/>
+        </w:rPr>
+      </w:pPr>
+      <w:r>
+        <w:rPr>
+          <w:lang w:val="en-GB"/>
+        </w:rPr>
+        <w:t xml:space="preserve">            // ============================================</w:t>
+      </w:r>
+    </w:p>
+    <w:p>
+      <w:pPr>
+        <w:spacing w:after="0"/>
+        <w:rPr>
+          <w:lang w:val="en-GB"/>
+        </w:rPr>
+      </w:pPr>
+      <w:r>
+        <w:rPr>
+          <w:lang w:val="en-GB"/>
+        </w:rPr>
+        <w:t xml:space="preserve">            if (</w:t>
+      </w:r>
+      <w:proofErr w:type="spellStart"/>
+      <w:proofErr w:type="gramStart"/>
+      <w:r>
+        <w:rPr>
+          <w:lang w:val="en-GB"/>
+        </w:rPr>
+        <w:t>latest.Status</w:t>
+      </w:r>
+      <w:proofErr w:type="spellEnd"/>
+      <w:r>
+        <w:rPr>
+          <w:lang w:val="en-GB"/>
+        </w:rPr>
+        <w:t xml:space="preserve"> !=</w:t>
+      </w:r>
+      <w:proofErr w:type="gramEnd"/>
+      <w:r>
+        <w:rPr>
+          <w:lang w:val="en-GB"/>
+        </w:rPr>
+        <w:t xml:space="preserve"> "Approved")</w:t>
+      </w:r>
+    </w:p>
+    <w:p>
+      <w:pPr>
+        <w:spacing w:after="0"/>
+        <w:rPr>
+          <w:lang w:val="en-GB"/>
+        </w:rPr>
+      </w:pPr>
+      <w:r>
+        <w:rPr>
+          <w:lang w:val="en-GB"/>
+        </w:rPr>
+        <w:t xml:space="preserve">            {</w:t>
+      </w:r>
+    </w:p>
+    <w:p>
+      <w:pPr>
+        <w:spacing w:after="0"/>
+        <w:rPr>
+          <w:lang w:val="en-GB"/>
+        </w:rPr>
+      </w:pPr>
+      <w:r>
+        <w:rPr>
+          <w:lang w:val="en-GB"/>
+        </w:rPr>
+        <w:t xml:space="preserve">                // </w:t>
+      </w:r>
+      <w:r>
+        <w:rPr>
+          <w:rFonts w:ascii="Segoe UI Emoji" w:hAnsi="Segoe UI Emoji" w:cs="Segoe UI Emoji"/>
+          <w:lang w:val="en-GB"/>
+        </w:rPr>
+        <w:t>⛔</w:t>
+      </w:r>
+      <w:r>
+        <w:rPr>
+          <w:lang w:val="en-GB"/>
+        </w:rPr>
+        <w:t xml:space="preserve"> Not approved yet </w:t>
+      </w:r>
+      <w:r>
+        <w:rPr>
+          <w:rFonts w:ascii="Calibri" w:hAnsi="Calibri" w:cs="Calibri"/>
+          <w:lang w:val="en-GB"/>
+        </w:rPr>
+        <w:t>→</w:t>
+      </w:r>
+      <w:r>
+        <w:rPr>
+          <w:lang w:val="en-GB"/>
+        </w:rPr>
+        <w:t xml:space="preserve"> do not proceed</w:t>
+      </w:r>
+    </w:p>
+    <w:p>
+      <w:pPr>
+        <w:spacing w:after="0"/>
+        <w:rPr>
+          <w:lang w:val="en-GB"/>
+        </w:rPr>
+      </w:pPr>
+      <w:r>
+        <w:rPr>
+          <w:lang w:val="en-GB"/>
+        </w:rPr>
+        <w:t xml:space="preserve">                </w:t>
+      </w:r>
+      <w:proofErr w:type="gramStart"/>
+      <w:r>
+        <w:rPr>
+          <w:lang w:val="en-GB"/>
+        </w:rPr>
+        <w:t>return;</w:t>
+      </w:r>
+      <w:proofErr w:type="gramEnd"/>
+    </w:p>
+    <w:p>
+      <w:pPr>
+        <w:spacing w:after="0"/>
+        <w:rPr>
+          <w:lang w:val="en-GB"/>
+        </w:rPr>
+      </w:pPr>
+      <w:r>
+        <w:rPr>
+          <w:lang w:val="en-GB"/>
+        </w:rPr>
+        <w:t xml:space="preserve">            }</w:t>
+      </w:r>
+    </w:p>
+    <w:p>
+      <w:pPr>
+        <w:spacing w:after="0"/>
+        <w:rPr>
+          <w:lang w:val="en-GB"/>
+        </w:rPr>
+      </w:pPr>
+      <w:r>
+        <w:rPr>
+          <w:lang w:val="en-GB"/>
+        </w:rPr>
+        <w:t xml:space="preserve">        }</w:t>
+      </w:r>
+    </w:p>
+    <w:p>
+      <w:pPr>
+        <w:spacing w:after="0"/>
+        <w:rPr>
+          <w:lang w:val="en-GB"/>
+        </w:rPr>
+      </w:pPr>
+    </w:p>
+    <w:p>
+      <w:pPr>
+        <w:spacing w:after="0"/>
+        <w:rPr>
+          <w:lang w:val="en-GB"/>
+        </w:rPr>
+      </w:pPr>
+      <w:r>
+        <w:rPr>
+          <w:lang w:val="en-GB"/>
+        </w:rPr>
+        <w:t xml:space="preserve">        // ============================================</w:t>
+      </w:r>
+    </w:p>
+    <w:p>
+      <w:pPr>
+        <w:spacing w:after="0"/>
+        <w:rPr>
+          <w:lang w:val="en-GB"/>
+        </w:rPr>
+      </w:pPr>
+      <w:r>
+        <w:rPr>
+          <w:lang w:val="en-GB"/>
+        </w:rPr>
+        <w:t xml:space="preserve">        // </w:t>
+      </w:r>
+      <w:r>
+        <w:rPr>
+          <w:rFonts w:ascii="Segoe UI Emoji" w:hAnsi="Segoe UI Emoji" w:cs="Segoe UI Emoji"/>
+          <w:lang w:val="en-GB"/>
+        </w:rPr>
+        <w:t>✅</w:t>
+      </w:r>
+      <w:r>
+        <w:rPr>
+          <w:lang w:val="en-GB"/>
+        </w:rPr>
+        <w:t xml:space="preserve"> MOVE TO NEXT STEP</w:t>
+      </w:r>
+    </w:p>
+    <w:p>
+      <w:pPr>
+        <w:spacing w:after="0"/>
+        <w:rPr>
+          <w:lang w:val="en-GB"/>
+        </w:rPr>
+      </w:pPr>
+      <w:r>
+        <w:rPr>
+          <w:lang w:val="en-GB"/>
+        </w:rPr>
+        <w:t xml:space="preserve">        // ============================================</w:t>
+      </w:r>
+    </w:p>
+    <w:p>
+      <w:pPr>
+        <w:spacing w:after="0"/>
+        <w:rPr>
+          <w:lang w:val="en-GB"/>
+        </w:rPr>
+      </w:pPr>
+      <w:r>
+        <w:rPr>
+          <w:lang w:val="en-GB"/>
+        </w:rPr>
+        <w:t xml:space="preserve">        var </w:t>
+      </w:r>
+      <w:proofErr w:type="spellStart"/>
+      <w:r>
+        <w:rPr>
+          <w:lang w:val="en-GB"/>
+        </w:rPr>
+        <w:t>nextStepOrder</w:t>
+      </w:r>
+      <w:proofErr w:type="spellEnd"/>
+      <w:r>
+        <w:rPr>
+          <w:lang w:val="en-GB"/>
+        </w:rPr>
+        <w:t xml:space="preserve"> = </w:t>
+      </w:r>
+      <w:proofErr w:type="spellStart"/>
+      <w:r>
+        <w:rPr>
+          <w:lang w:val="en-GB"/>
+        </w:rPr>
+        <w:t>currentStepDef.StepOrder</w:t>
+      </w:r>
+      <w:proofErr w:type="spellEnd"/>
+      <w:r>
+        <w:rPr>
+          <w:lang w:val="en-GB"/>
+        </w:rPr>
+        <w:t xml:space="preserve"> + </w:t>
+      </w:r>
+      <w:proofErr w:type="gramStart"/>
+      <w:r>
+        <w:rPr>
+          <w:lang w:val="en-GB"/>
+        </w:rPr>
+        <w:t>1;</w:t>
+      </w:r>
+      <w:proofErr w:type="gramEnd"/>
+    </w:p>
+    <w:p>
+      <w:pPr>
+        <w:spacing w:after="0"/>
+        <w:rPr>
+          <w:lang w:val="en-GB"/>
+        </w:rPr>
+      </w:pPr>
+    </w:p>
+    <w:p>
+      <w:pPr>
+        <w:spacing w:after="0"/>
+        <w:rPr>
+          <w:lang w:val="en-GB"/>
+        </w:rPr>
+      </w:pPr>
+      <w:r>
+        <w:rPr>
+          <w:lang w:val="en-GB"/>
+        </w:rPr>
+        <w:t xml:space="preserve">        var </w:t>
+      </w:r>
+      <w:proofErr w:type="spellStart"/>
+      <w:r>
+        <w:rPr>
+          <w:lang w:val="en-GB"/>
+        </w:rPr>
+        <w:t>nextSteps</w:t>
+      </w:r>
+      <w:proofErr w:type="spellEnd"/>
+      <w:r>
+        <w:rPr>
+          <w:lang w:val="en-GB"/>
+        </w:rPr>
+        <w:t xml:space="preserve"> = </w:t>
+      </w:r>
+      <w:proofErr w:type="spellStart"/>
+      <w:proofErr w:type="gramStart"/>
+      <w:r>
+        <w:rPr>
+          <w:lang w:val="en-GB"/>
+        </w:rPr>
+        <w:t>definition.Steps</w:t>
+      </w:r>
+      <w:proofErr w:type="spellEnd"/>
+      <w:proofErr w:type="gramEnd"/>
+    </w:p>
+    <w:p>
+      <w:pPr>
+        <w:spacing w:after="0"/>
+        <w:rPr>
+          <w:lang w:val="en-GB"/>
+        </w:rPr>
+      </w:pPr>
+      <w:r>
+        <w:rPr>
+          <w:lang w:val="en-GB"/>
+        </w:rPr>
+        <w:t xml:space="preserve">            </w:t>
+      </w:r>
+      <w:proofErr w:type="gramStart"/>
+      <w:r>
+        <w:rPr>
+          <w:lang w:val="en-GB"/>
+        </w:rPr>
+        <w:t>.Where</w:t>
+      </w:r>
+      <w:proofErr w:type="gramEnd"/>
+      <w:r>
+        <w:rPr>
+          <w:lang w:val="en-GB"/>
+        </w:rPr>
+        <w:t xml:space="preserve">(x =&gt; </w:t>
+      </w:r>
+      <w:proofErr w:type="spellStart"/>
+      <w:proofErr w:type="gramStart"/>
+      <w:r>
+        <w:rPr>
+          <w:lang w:val="en-GB"/>
+        </w:rPr>
+        <w:t>x.StepOrder</w:t>
+      </w:r>
+      <w:proofErr w:type="spellEnd"/>
+      <w:proofErr w:type="gramEnd"/>
+      <w:r>
+        <w:rPr>
+          <w:lang w:val="en-GB"/>
+        </w:rPr>
+        <w:t xml:space="preserve"> == </w:t>
+      </w:r>
+      <w:proofErr w:type="spellStart"/>
+      <w:r>
+        <w:rPr>
+          <w:lang w:val="en-GB"/>
+        </w:rPr>
+        <w:t>nextStepOrder</w:t>
+      </w:r>
+      <w:proofErr w:type="spellEnd"/>
+      <w:r>
+        <w:rPr>
+          <w:lang w:val="en-GB"/>
+        </w:rPr>
+        <w:t>)</w:t>
+      </w:r>
+    </w:p>
+    <w:p>
+      <w:pPr>
+        <w:spacing w:after="0"/>
+        <w:rPr>
+          <w:lang w:val="en-GB"/>
+        </w:rPr>
+      </w:pPr>
+      <w:r>
+        <w:rPr>
+          <w:lang w:val="en-GB"/>
+        </w:rPr>
+        <w:t xml:space="preserve">            </w:t>
+      </w:r>
+      <w:proofErr w:type="gramStart"/>
+      <w:r>
+        <w:rPr>
+          <w:lang w:val="en-GB"/>
+        </w:rPr>
+        <w:t>.</w:t>
+      </w:r>
+      <w:proofErr w:type="spellStart"/>
+      <w:r>
+        <w:rPr>
+          <w:lang w:val="en-GB"/>
+        </w:rPr>
+        <w:t>ToList</w:t>
+      </w:r>
+      <w:proofErr w:type="spellEnd"/>
+      <w:proofErr w:type="gramEnd"/>
+      <w:r>
+        <w:rPr>
+          <w:lang w:val="en-GB"/>
+        </w:rPr>
+        <w:t>(</w:t>
+      </w:r>
+      <w:proofErr w:type="gramStart"/>
+      <w:r>
+        <w:rPr>
+          <w:lang w:val="en-GB"/>
+        </w:rPr>
+        <w:t>);</w:t>
+      </w:r>
+      <w:proofErr w:type="gramEnd"/>
+    </w:p>
+    <w:p>
+      <w:pPr>
+        <w:spacing w:after="0"/>
+        <w:rPr>
+          <w:lang w:val="en-GB"/>
+        </w:rPr>
+      </w:pPr>
+    </w:p>
+    <w:p>
+      <w:pPr>
+        <w:spacing w:after="0"/>
+        <w:rPr>
+          <w:lang w:val="en-GB"/>
+        </w:rPr>
+      </w:pPr>
+      <w:r>
+        <w:rPr>
+          <w:lang w:val="en-GB"/>
+        </w:rPr>
+        <w:t xml:space="preserve">        if </w:t>
+      </w:r>
+      <w:proofErr w:type="gramStart"/>
+      <w:r>
+        <w:rPr>
+          <w:lang w:val="en-GB"/>
+        </w:rPr>
+        <w:t>(!</w:t>
+      </w:r>
+      <w:proofErr w:type="spellStart"/>
+      <w:r>
+        <w:rPr>
+          <w:lang w:val="en-GB"/>
+        </w:rPr>
+        <w:t>nextSteps.Any</w:t>
+      </w:r>
+      <w:proofErr w:type="spellEnd"/>
+      <w:proofErr w:type="gramEnd"/>
+      <w:r>
+        <w:rPr>
+          <w:lang w:val="en-GB"/>
+        </w:rPr>
+        <w:t>())</w:t>
+      </w:r>
+    </w:p>
+    <w:p>
+      <w:pPr>
+        <w:spacing w:after="0"/>
+        <w:rPr>
+          <w:lang w:val="en-GB"/>
+        </w:rPr>
+      </w:pPr>
+      <w:r>
+        <w:rPr>
+          <w:lang w:val="en-GB"/>
+        </w:rPr>
+        <w:t xml:space="preserve">        {</w:t>
+      </w:r>
+    </w:p>
+    <w:p>
+      <w:pPr>
+        <w:spacing w:after="0"/>
+        <w:rPr>
+          <w:lang w:val="en-GB"/>
+        </w:rPr>
+      </w:pPr>
+      <w:r>
+        <w:rPr>
+          <w:lang w:val="en-GB"/>
+        </w:rPr>
+        <w:t xml:space="preserve">            // </w:t>
+      </w:r>
+      <w:r>
+        <w:rPr>
+          <w:rFonts w:ascii="Segoe UI Emoji" w:hAnsi="Segoe UI Emoji" w:cs="Segoe UI Emoji"/>
+          <w:lang w:val="en-GB"/>
+        </w:rPr>
+        <w:t>✅</w:t>
+      </w:r>
+      <w:r>
+        <w:rPr>
+          <w:lang w:val="en-GB"/>
+        </w:rPr>
+        <w:t xml:space="preserve"> WORKFLOW COMPLETED</w:t>
+      </w:r>
+    </w:p>
+    <w:p>
+      <w:pPr>
+        <w:spacing w:after="0"/>
+        <w:rPr>
+          <w:lang w:val="en-GB"/>
+        </w:rPr>
+      </w:pPr>
+      <w:r>
+        <w:rPr>
+          <w:lang w:val="en-GB"/>
+        </w:rPr>
+        <w:t xml:space="preserve">            </w:t>
+      </w:r>
+      <w:proofErr w:type="spellStart"/>
+      <w:r>
+        <w:rPr>
+          <w:lang w:val="en-GB"/>
+        </w:rPr>
+        <w:t>dbInstance.Status</w:t>
+      </w:r>
+      <w:proofErr w:type="spellEnd"/>
+      <w:r>
+        <w:rPr>
+          <w:lang w:val="en-GB"/>
+        </w:rPr>
+        <w:t xml:space="preserve"> = "Completed</w:t>
+      </w:r>
+      <w:proofErr w:type="gramStart"/>
+      <w:r>
+        <w:rPr>
+          <w:lang w:val="en-GB"/>
+        </w:rPr>
+        <w:t>";</w:t>
+      </w:r>
+      <w:proofErr w:type="gramEnd"/>
+    </w:p>
+    <w:p>
+      <w:pPr>
+        <w:spacing w:after="0"/>
+        <w:rPr>
+          <w:lang w:val="en-GB"/>
+        </w:rPr>
+      </w:pPr>
+      <w:r>
+        <w:rPr>
+          <w:lang w:val="en-GB"/>
+        </w:rPr>
+        <w:lastRenderedPageBreak/>
+        <w:t xml:space="preserve">            await _</w:t>
+      </w:r>
+      <w:proofErr w:type="spellStart"/>
+      <w:proofErr w:type="gramStart"/>
+      <w:r>
+        <w:rPr>
+          <w:lang w:val="en-GB"/>
+        </w:rPr>
+        <w:t>db.SaveChangesAsync</w:t>
+      </w:r>
+      <w:proofErr w:type="spellEnd"/>
+      <w:proofErr w:type="gramEnd"/>
+      <w:r>
+        <w:rPr>
+          <w:lang w:val="en-GB"/>
+        </w:rPr>
+        <w:t>(</w:t>
+      </w:r>
+      <w:proofErr w:type="gramStart"/>
+      <w:r>
+        <w:rPr>
+          <w:lang w:val="en-GB"/>
+        </w:rPr>
+        <w:t>);</w:t>
+      </w:r>
+      <w:proofErr w:type="gramEnd"/>
+    </w:p>
+    <w:p>
+      <w:pPr>
+        <w:spacing w:after="0"/>
+        <w:rPr>
+          <w:lang w:val="en-GB"/>
+        </w:rPr>
+      </w:pPr>
+    </w:p>
+    <w:p>
+      <w:pPr>
+        <w:spacing w:after="0"/>
+        <w:rPr>
+          <w:lang w:val="en-GB"/>
+        </w:rPr>
+      </w:pPr>
+      <w:r>
+        <w:rPr>
+          <w:lang w:val="en-GB"/>
+        </w:rPr>
+        <w:t xml:space="preserve">            // await _</w:t>
+      </w:r>
+      <w:proofErr w:type="spellStart"/>
+      <w:proofErr w:type="gramStart"/>
+      <w:r>
+        <w:rPr>
+          <w:lang w:val="en-GB"/>
+        </w:rPr>
+        <w:t>notify.SendCompletedAsync</w:t>
+      </w:r>
+      <w:proofErr w:type="spellEnd"/>
+      <w:proofErr w:type="gramEnd"/>
+      <w:r>
+        <w:rPr>
+          <w:lang w:val="en-GB"/>
+        </w:rPr>
+        <w:t>(</w:t>
+      </w:r>
+      <w:proofErr w:type="spellStart"/>
+      <w:r>
+        <w:rPr>
+          <w:lang w:val="en-GB"/>
+        </w:rPr>
+        <w:t>dbInstance.EntityId</w:t>
+      </w:r>
+      <w:proofErr w:type="spellEnd"/>
+      <w:proofErr w:type="gramStart"/>
+      <w:r>
+        <w:rPr>
+          <w:lang w:val="en-GB"/>
+        </w:rPr>
+        <w:t>);</w:t>
+      </w:r>
+      <w:proofErr w:type="gramEnd"/>
+    </w:p>
+    <w:p>
+      <w:pPr>
+        <w:spacing w:after="0"/>
+        <w:rPr>
+          <w:lang w:val="en-GB"/>
+        </w:rPr>
+      </w:pPr>
+      <w:r>
+        <w:rPr>
+          <w:lang w:val="en-GB"/>
+        </w:rPr>
+        <w:t xml:space="preserve">            </w:t>
+      </w:r>
+      <w:proofErr w:type="gramStart"/>
+      <w:r>
+        <w:rPr>
+          <w:lang w:val="en-GB"/>
+        </w:rPr>
+        <w:t>return;</w:t>
+      </w:r>
+      <w:proofErr w:type="gramEnd"/>
+    </w:p>
+    <w:p>
+      <w:pPr>
+        <w:spacing w:after="0"/>
+        <w:rPr>
+          <w:lang w:val="en-GB"/>
+        </w:rPr>
+      </w:pPr>
+      <w:r>
+        <w:rPr>
+          <w:lang w:val="en-GB"/>
+        </w:rPr>
+        <w:t xml:space="preserve">        }</w:t>
+      </w:r>
+    </w:p>
+    <w:p>
+      <w:pPr>
+        <w:spacing w:after="0"/>
+        <w:rPr>
+          <w:lang w:val="en-GB"/>
+        </w:rPr>
+      </w:pPr>
+    </w:p>
+    <w:p>
+      <w:pPr>
+        <w:spacing w:after="0"/>
+        <w:rPr>
+          <w:lang w:val="en-GB"/>
+        </w:rPr>
+      </w:pPr>
+      <w:r>
+        <w:rPr>
+          <w:lang w:val="en-GB"/>
+        </w:rPr>
+        <w:t xml:space="preserve">        // ============================================</w:t>
+      </w:r>
+    </w:p>
+    <w:p>
+      <w:pPr>
+        <w:spacing w:after="0"/>
+        <w:rPr>
+          <w:lang w:val="en-GB"/>
+        </w:rPr>
+      </w:pPr>
+      <w:r>
+        <w:rPr>
+          <w:lang w:val="en-GB"/>
+        </w:rPr>
+        <w:t xml:space="preserve">        // </w:t>
+      </w:r>
+      <w:r>
+        <w:rPr>
+          <w:rFonts w:ascii="Segoe UI Emoji" w:hAnsi="Segoe UI Emoji" w:cs="Segoe UI Emoji"/>
+          <w:lang w:val="en-GB"/>
+        </w:rPr>
+        <w:t>✅</w:t>
+      </w:r>
+      <w:r>
+        <w:rPr>
+          <w:lang w:val="en-GB"/>
+        </w:rPr>
+        <w:t xml:space="preserve"> CREATE NEXT STEP INSTANCES</w:t>
+      </w:r>
+    </w:p>
+    <w:p>
+      <w:pPr>
+        <w:spacing w:after="0"/>
+        <w:rPr>
+          <w:lang w:val="en-GB"/>
+        </w:rPr>
+      </w:pPr>
+      <w:r>
+        <w:rPr>
+          <w:lang w:val="en-GB"/>
+        </w:rPr>
+        <w:t xml:space="preserve">        // ============================================</w:t>
+      </w:r>
+    </w:p>
+    <w:p>
+      <w:pPr>
+        <w:spacing w:after="0"/>
+        <w:rPr>
+          <w:lang w:val="en-GB"/>
+        </w:rPr>
+      </w:pPr>
+      <w:r>
+        <w:rPr>
+          <w:lang w:val="en-GB"/>
+        </w:rPr>
+        <w:t xml:space="preserve">        foreach (var </w:t>
+      </w:r>
+      <w:proofErr w:type="spellStart"/>
+      <w:r>
+        <w:rPr>
+          <w:lang w:val="en-GB"/>
+        </w:rPr>
+        <w:t>nextStep</w:t>
+      </w:r>
+      <w:proofErr w:type="spellEnd"/>
+      <w:r>
+        <w:rPr>
+          <w:lang w:val="en-GB"/>
+        </w:rPr>
+        <w:t xml:space="preserve"> in </w:t>
+      </w:r>
+      <w:proofErr w:type="spellStart"/>
+      <w:r>
+        <w:rPr>
+          <w:lang w:val="en-GB"/>
+        </w:rPr>
+        <w:t>nextSteps</w:t>
+      </w:r>
+      <w:proofErr w:type="spellEnd"/>
+      <w:r>
+        <w:rPr>
+          <w:lang w:val="en-GB"/>
+        </w:rPr>
+        <w:t>)</w:t>
+      </w:r>
+    </w:p>
+    <w:p>
+      <w:pPr>
+        <w:spacing w:after="0"/>
+        <w:rPr>
+          <w:lang w:val="en-GB"/>
+        </w:rPr>
+      </w:pPr>
+      <w:r>
+        <w:rPr>
+          <w:lang w:val="en-GB"/>
+        </w:rPr>
+        <w:t xml:space="preserve">        {</w:t>
+      </w:r>
+    </w:p>
+    <w:p>
+      <w:pPr>
+        <w:spacing w:after="0"/>
+        <w:rPr>
+          <w:lang w:val="en-GB"/>
+        </w:rPr>
+      </w:pPr>
+      <w:r>
+        <w:rPr>
+          <w:lang w:val="en-GB"/>
+        </w:rPr>
+        <w:t xml:space="preserve">            await </w:t>
+      </w:r>
+      <w:proofErr w:type="spellStart"/>
+      <w:proofErr w:type="gramStart"/>
+      <w:r>
+        <w:rPr>
+          <w:lang w:val="en-GB"/>
+        </w:rPr>
+        <w:t>CreateNextStepInstance</w:t>
+      </w:r>
+      <w:proofErr w:type="spellEnd"/>
+      <w:r>
+        <w:rPr>
+          <w:lang w:val="en-GB"/>
+        </w:rPr>
+        <w:t>(</w:t>
+      </w:r>
+      <w:proofErr w:type="spellStart"/>
+      <w:proofErr w:type="gramEnd"/>
+      <w:r>
+        <w:rPr>
+          <w:lang w:val="en-GB"/>
+        </w:rPr>
+        <w:t>dbInstance</w:t>
+      </w:r>
+      <w:proofErr w:type="spellEnd"/>
+      <w:r>
+        <w:rPr>
+          <w:lang w:val="en-GB"/>
+        </w:rPr>
+        <w:t xml:space="preserve">, </w:t>
+      </w:r>
+      <w:proofErr w:type="spellStart"/>
+      <w:r>
+        <w:rPr>
+          <w:lang w:val="en-GB"/>
+        </w:rPr>
+        <w:t>nextStep</w:t>
+      </w:r>
+      <w:proofErr w:type="spellEnd"/>
+      <w:proofErr w:type="gramStart"/>
+      <w:r>
+        <w:rPr>
+          <w:lang w:val="en-GB"/>
+        </w:rPr>
+        <w:t>);</w:t>
+      </w:r>
+      <w:proofErr w:type="gramEnd"/>
+    </w:p>
+    <w:p>
+      <w:pPr>
+        <w:spacing w:after="0"/>
+        <w:rPr>
+          <w:lang w:val="en-GB"/>
+        </w:rPr>
+      </w:pPr>
+      <w:r>
+        <w:rPr>
+          <w:lang w:val="en-GB"/>
+        </w:rPr>
+        <w:t xml:space="preserve">        }</w:t>
+      </w:r>
+    </w:p>
+    <w:p>
+      <w:pPr>
+        <w:spacing w:after="0"/>
+        <w:rPr>
+          <w:lang w:val="en-GB"/>
+        </w:rPr>
+      </w:pPr>
+      <w:r>
+        <w:rPr>
+          <w:lang w:val="en-GB"/>
+        </w:rPr>
+        <w:t xml:space="preserve">    }</w:t>
+      </w:r>
+    </w:p>
+    <w:p>
+      <w:pPr>
+        <w:spacing w:after="0"/>
+        <w:rPr>
+          <w:lang w:val="en-GB"/>
+        </w:rPr>
+      </w:pPr>
+      <w:r>
+        <w:rPr>
+          <w:lang w:val="en-GB"/>
+        </w:rPr>
+        <w:t xml:space="preserve">    catch (Exception)</w:t>
+      </w:r>
+    </w:p>
+    <w:p>
+      <w:pPr>
+        <w:spacing w:after="0"/>
+        <w:rPr>
+          <w:lang w:val="en-GB"/>
+        </w:rPr>
+      </w:pPr>
+      <w:r>
+        <w:rPr>
+          <w:lang w:val="en-GB"/>
+        </w:rPr>
+        <w:t xml:space="preserve">    {</w:t>
+      </w:r>
+    </w:p>
+    <w:p>
+      <w:pPr>
+        <w:spacing w:after="0"/>
+        <w:rPr>
+          <w:lang w:val="en-GB"/>
+        </w:rPr>
+      </w:pPr>
+      <w:r>
+        <w:rPr>
+          <w:lang w:val="en-GB"/>
+        </w:rPr>
+        <w:t xml:space="preserve">        </w:t>
+      </w:r>
+      <w:proofErr w:type="gramStart"/>
+      <w:r>
+        <w:rPr>
+          <w:lang w:val="en-GB"/>
+        </w:rPr>
+        <w:t>throw;</w:t>
+      </w:r>
+      <w:proofErr w:type="gramEnd"/>
+    </w:p>
+    <w:p>
+      <w:pPr>
+        <w:spacing w:after="0"/>
+        <w:rPr>
+          <w:lang w:val="en-GB"/>
+        </w:rPr>
+      </w:pPr>
+      <w:r>
+        <w:rPr>
+          <w:lang w:val="en-GB"/>
+        </w:rPr>
+        <w:t xml:space="preserve">    }</w:t>
+      </w:r>
+    </w:p>
+    <w:p>
+      <w:pPr>
+        <w:spacing w:after="0"/>
+        <w:rPr>
+          <w:lang w:val="en-GB"/>
+        </w:rPr>
+      </w:pPr>
+      <w:r>
+        <w:rPr>
+          <w:lang w:val="en-GB"/>
+        </w:rPr>
+        <w:t>}</w:t>
+      </w:r>
+    </w:p>
+    <w:p>
+      <w:pPr>
+        <w:spacing w:after="0"/>
+        <w:rPr>
+          <w:lang w:val="en-GB"/>
+        </w:rPr>
+      </w:pPr>
+    </w:p>
+    <w:p>
+      <w:pPr>
+        <w:spacing w:after="0"/>
+        <w:rPr>
+          <w:b/>
+          <w:bCs/>
+          <w:color w:val="EE0000"/>
+          <w:u w:val="single"/>
+          <w:lang w:val="en-GB"/>
+        </w:rPr>
+      </w:pPr>
+      <w:r>
+        <w:rPr>
+          <w:b/>
+          <w:bCs/>
+          <w:color w:val="EE0000"/>
+          <w:u w:val="single"/>
+          <w:lang w:val="en-GB"/>
+        </w:rPr>
+        <w:t>Prompt #8:</w:t>
+      </w:r>
+    </w:p>
+    <w:p>
+      <w:pPr>
+        <w:spacing w:after="0"/>
+        <w:rPr>
+          <w:lang w:val="en-GB"/>
+        </w:rPr>
+      </w:pPr>
+    </w:p>
+    <w:p>
+      <w:pPr>
+        <w:spacing w:after="0"/>
+        <w:rPr>
+          <w:lang w:val="en-GB"/>
+        </w:rPr>
+      </w:pPr>
+      <w:r>
+        <w:rPr>
+          <w:lang w:val="en-GB"/>
+        </w:rPr>
+        <w:t xml:space="preserve">There is no code implementation for </w:t>
+      </w:r>
+      <w:proofErr w:type="spellStart"/>
+      <w:proofErr w:type="gramStart"/>
+      <w:r>
+        <w:rPr>
+          <w:lang w:val="en-GB"/>
+        </w:rPr>
+        <w:t>EvaluateCondition</w:t>
+      </w:r>
+      <w:proofErr w:type="spellEnd"/>
+      <w:r>
+        <w:rPr>
+          <w:lang w:val="en-GB"/>
+        </w:rPr>
+        <w:t>(</w:t>
+      </w:r>
+      <w:proofErr w:type="gramEnd"/>
+      <w:r>
+        <w:rPr>
+          <w:lang w:val="en-GB"/>
+        </w:rPr>
+        <w:t>) method. Write production-ready code for this method.</w:t>
+      </w:r>
+    </w:p>
+    <w:p>
+      <w:pPr>
+        <w:spacing w:after="0"/>
+        <w:rPr>
+          <w:color w:val="EE0000"/>
+          <w:lang w:val="en-GB"/>
+        </w:rPr>
+      </w:pPr>
+      <w:r>
+        <w:rPr>
+          <w:color w:val="EE0000"/>
+          <w:lang w:val="en-GB"/>
+        </w:rPr>
+        <w:t>Errors:</w:t>
+      </w:r>
+    </w:p>
+    <w:p>
+      <w:pPr>
+        <w:spacing w:after="0"/>
+        <w:rPr>
+          <w:color w:val="000000" w:themeColor="text1"/>
+          <w:lang w:val="en-GB"/>
+        </w:rPr>
+      </w:pPr>
+      <w:r>
+        <w:rPr>
+          <w:color w:val="000000" w:themeColor="text1"/>
+          <w:lang w:val="en-GB"/>
+        </w:rPr>
+        <w:t xml:space="preserve">The following error is </w:t>
+      </w:r>
+      <w:proofErr w:type="gramStart"/>
+      <w:r>
+        <w:rPr>
+          <w:color w:val="000000" w:themeColor="text1"/>
+          <w:lang w:val="en-GB"/>
+        </w:rPr>
+        <w:t>throw</w:t>
+      </w:r>
+      <w:proofErr w:type="gramEnd"/>
+      <w:r>
+        <w:rPr>
+          <w:color w:val="000000" w:themeColor="text1"/>
+          <w:lang w:val="en-GB"/>
+        </w:rPr>
+        <w:t xml:space="preserve"> by the generated code: Use of unassigned local variable ‘</w:t>
+      </w:r>
+      <w:proofErr w:type="spellStart"/>
+      <w:r>
+        <w:rPr>
+          <w:color w:val="000000" w:themeColor="text1"/>
+          <w:lang w:val="en-GB"/>
+        </w:rPr>
+        <w:t>expectedNumber</w:t>
+      </w:r>
+      <w:proofErr w:type="spellEnd"/>
+      <w:r>
+        <w:rPr>
+          <w:color w:val="000000" w:themeColor="text1"/>
+          <w:lang w:val="en-GB"/>
+        </w:rPr>
+        <w:t>’.</w:t>
+      </w:r>
+    </w:p>
+    <w:p>
+      <w:pPr>
+        <w:spacing w:after="0"/>
+        <w:rPr>
+          <w:color w:val="000000" w:themeColor="text1"/>
+          <w:lang w:val="en-GB"/>
+        </w:rPr>
+      </w:pPr>
+    </w:p>
+    <w:p>
+      <w:pPr>
+        <w:spacing w:after="0"/>
+        <w:rPr>
+          <w:b/>
+          <w:bCs/>
+          <w:color w:val="EE0000"/>
+          <w:u w:val="single"/>
+          <w:lang w:val="en-GB"/>
+        </w:rPr>
+      </w:pPr>
+      <w:r>
+        <w:rPr>
+          <w:b/>
+          <w:bCs/>
+          <w:color w:val="EE0000"/>
+          <w:u w:val="single"/>
+          <w:lang w:val="en-GB"/>
+        </w:rPr>
+        <w:t>Prompt #</w:t>
+      </w:r>
+      <w:r>
+        <w:rPr>
+          <w:b/>
+          <w:bCs/>
+          <w:color w:val="EE0000"/>
+          <w:u w:val="single"/>
+          <w:lang w:val="en-GB"/>
+        </w:rPr>
+        <w:t>9</w:t>
+      </w:r>
+      <w:r>
+        <w:rPr>
+          <w:b/>
+          <w:bCs/>
+          <w:color w:val="EE0000"/>
+          <w:u w:val="single"/>
+          <w:lang w:val="en-GB"/>
+        </w:rPr>
+        <w:t>:</w:t>
+      </w:r>
+    </w:p>
+    <w:p>
+      <w:pPr>
+        <w:spacing w:after="0"/>
+        <w:rPr>
+          <w:lang w:val="en-GB"/>
+        </w:rPr>
+      </w:pPr>
+    </w:p>
+    <w:p>
+      <w:pPr>
+        <w:spacing w:after="0"/>
+      </w:pPr>
+      <w:r>
+        <w:rPr>
+          <w:lang w:val="en-GB"/>
+        </w:rPr>
+        <w:t>Create the w</w:t>
+      </w:r>
+      <w:proofErr w:type="spellStart"/>
+      <w:r>
+        <w:t>orkflow</w:t>
+      </w:r>
+      <w:proofErr w:type="spellEnd"/>
+      <w:r>
+        <w:t xml:space="preserve"> definition seed data</w:t>
+      </w:r>
+      <w:r>
+        <w:t xml:space="preserve"> for Leave Request using the following </w:t>
+      </w:r>
+      <w:r>
+        <w:t>Complex (Multi-conditional + Parallel)</w:t>
+      </w:r>
+      <w:r>
+        <w:t xml:space="preserve"> approval workflow.</w:t>
+      </w:r>
+    </w:p>
+    <w:p>
+      <w:pPr>
+        <w:spacing w:after="0"/>
+        <w:rPr>
+          <w:lang w:val="en-GB"/>
+        </w:rPr>
+      </w:pPr>
+      <w:r>
+        <w:rPr>
+          <w:lang w:val="en-GB"/>
+        </w:rPr>
+        <w:t>Step 1: Supervisor</w:t>
+      </w:r>
+    </w:p>
+    <w:p>
+      <w:pPr>
+        <w:spacing w:after="0"/>
+        <w:rPr>
+          <w:lang w:val="en-GB"/>
+        </w:rPr>
+      </w:pPr>
+      <w:r>
+        <w:rPr>
+          <w:lang w:val="en-GB"/>
+        </w:rPr>
+        <w:t xml:space="preserve">Step 2: Parallel (HR + Cost </w:t>
+      </w:r>
+      <w:proofErr w:type="spellStart"/>
+      <w:r>
+        <w:rPr>
+          <w:lang w:val="en-GB"/>
+        </w:rPr>
+        <w:t>Center</w:t>
+      </w:r>
+      <w:proofErr w:type="spellEnd"/>
+      <w:r>
+        <w:rPr>
+          <w:lang w:val="en-GB"/>
+        </w:rPr>
+        <w:t xml:space="preserve"> Manager)</w:t>
+      </w:r>
+    </w:p>
+    <w:p>
+      <w:pPr>
+        <w:spacing w:after="0"/>
+        <w:rPr>
+          <w:lang w:val="en-GB"/>
+        </w:rPr>
+      </w:pPr>
+      <w:r>
+        <w:rPr>
+          <w:lang w:val="en-GB"/>
+        </w:rPr>
+        <w:t>Step 3:</w:t>
+      </w:r>
+    </w:p>
+    <w:p>
+      <w:pPr>
+        <w:spacing w:after="0"/>
+        <w:rPr>
+          <w:lang w:val="en-GB"/>
+        </w:rPr>
+      </w:pPr>
+      <w:r>
+        <w:rPr>
+          <w:lang w:val="en-GB"/>
+        </w:rPr>
+        <w:t xml:space="preserve">If </w:t>
+      </w:r>
+      <w:proofErr w:type="spellStart"/>
+      <w:r>
+        <w:rPr>
+          <w:lang w:val="en-GB"/>
+        </w:rPr>
+        <w:t>LeaveType</w:t>
+      </w:r>
+      <w:proofErr w:type="spellEnd"/>
+      <w:r>
+        <w:rPr>
+          <w:lang w:val="en-GB"/>
+        </w:rPr>
+        <w:t xml:space="preserve"> == "Sick" → Auto-close</w:t>
+      </w:r>
+    </w:p>
+    <w:p>
+      <w:pPr>
+        <w:spacing w:after="0"/>
+        <w:rPr>
+          <w:lang w:val="en-GB"/>
+        </w:rPr>
+      </w:pPr>
+      <w:r>
+        <w:rPr>
+          <w:lang w:val="en-GB"/>
+        </w:rPr>
+        <w:t>If</w:t>
+      </w:r>
+      <w:r>
+        <w:rPr>
+          <w:lang w:val="en-GB"/>
+        </w:rPr>
+        <w:t xml:space="preserve"> </w:t>
+      </w:r>
+      <w:proofErr w:type="spellStart"/>
+      <w:r>
+        <w:rPr>
+          <w:lang w:val="en-GB"/>
+        </w:rPr>
+        <w:t>LeaveType</w:t>
+      </w:r>
+      <w:proofErr w:type="spellEnd"/>
+      <w:r>
+        <w:rPr>
+          <w:lang w:val="en-GB"/>
+        </w:rPr>
+        <w:t xml:space="preserve"> == “</w:t>
+      </w:r>
+      <w:proofErr w:type="spellStart"/>
+      <w:r>
+        <w:rPr>
+          <w:lang w:val="en-GB"/>
+        </w:rPr>
+        <w:t>AnnualLeave</w:t>
+      </w:r>
+      <w:proofErr w:type="spellEnd"/>
+      <w:r>
+        <w:rPr>
+          <w:lang w:val="en-GB"/>
+        </w:rPr>
+        <w:t>” and</w:t>
+      </w:r>
+      <w:r>
+        <w:rPr>
+          <w:lang w:val="en-GB"/>
+        </w:rPr>
+        <w:t xml:space="preserve"> </w:t>
+      </w:r>
+      <w:proofErr w:type="spellStart"/>
+      <w:r>
+        <w:rPr>
+          <w:lang w:val="en-GB"/>
+        </w:rPr>
+        <w:t>LeaveDuration</w:t>
+      </w:r>
+      <w:proofErr w:type="spellEnd"/>
+      <w:r>
+        <w:rPr>
+          <w:lang w:val="en-GB"/>
+        </w:rPr>
+        <w:t xml:space="preserve"> &gt; </w:t>
+      </w:r>
+      <w:r>
+        <w:rPr>
+          <w:lang w:val="en-GB"/>
+        </w:rPr>
+        <w:t>15</w:t>
+      </w:r>
+      <w:r>
+        <w:rPr>
+          <w:lang w:val="en-GB"/>
+        </w:rPr>
+        <w:t xml:space="preserve"> → GM</w:t>
+      </w:r>
+    </w:p>
+    <w:p>
+      <w:pPr>
+        <w:spacing w:after="0"/>
+        <w:rPr>
+          <w:lang w:val="en-GB"/>
+        </w:rPr>
+      </w:pPr>
+      <w:r>
+        <w:rPr>
+          <w:lang w:val="en-GB"/>
+        </w:rPr>
+        <w:t>Step 4: Payroll (if unpaid leave)</w:t>
+      </w:r>
+    </w:p>
+    <w:p>
+      <w:pPr>
+        <w:spacing w:after="0"/>
+        <w:rPr>
+          <w:color w:val="000000" w:themeColor="text1"/>
+        </w:rPr>
+      </w:pPr>
+    </w:p>
+    <w:p>
+      <w:pPr>
+        <w:spacing w:after="0"/>
+        <w:rPr>
+          <w:color w:val="000000" w:themeColor="text1"/>
+        </w:rPr>
       </w:pPr>
     </w:p>
     <w:sectPr>
@@ -6048,8 +11108,160 @@
       </w:rPr>
     </w:lvl>
   </w:abstractNum>
+  <w:abstractNum w:abstractNumId="1" w15:restartNumberingAfterBreak="0">
+    <w:nsid w:val="6D953316"/>
+    <w:multiLevelType w:val="multilevel"/>
+    <w:tmpl w:val="1EE6D8EA"/>
+    <w:lvl w:ilvl="0">
+      <w:start w:val="1"/>
+      <w:numFmt w:val="bullet"/>
+      <w:lvlText w:val=""/>
+      <w:lvlJc w:val="left"/>
+      <w:pPr>
+        <w:tabs>
+          <w:tab w:val="num" w:pos="720"/>
+        </w:tabs>
+        <w:ind w:left="720" w:hanging="360"/>
+      </w:pPr>
+      <w:rPr>
+        <w:rFonts w:ascii="Symbol" w:hAnsi="Symbol" w:hint="default"/>
+        <w:sz w:val="20"/>
+      </w:rPr>
+    </w:lvl>
+    <w:lvl w:ilvl="1">
+      <w:start w:val="1"/>
+      <w:numFmt w:val="bullet"/>
+      <w:lvlText w:val="o"/>
+      <w:lvlJc w:val="left"/>
+      <w:pPr>
+        <w:tabs>
+          <w:tab w:val="num" w:pos="1440"/>
+        </w:tabs>
+        <w:ind w:left="1440" w:hanging="360"/>
+      </w:pPr>
+      <w:rPr>
+        <w:rFonts w:ascii="Courier New" w:hAnsi="Courier New" w:hint="default"/>
+        <w:sz w:val="20"/>
+      </w:rPr>
+    </w:lvl>
+    <w:lvl w:ilvl="2" w:tentative="1">
+      <w:start w:val="1"/>
+      <w:numFmt w:val="bullet"/>
+      <w:lvlText w:val=""/>
+      <w:lvlJc w:val="left"/>
+      <w:pPr>
+        <w:tabs>
+          <w:tab w:val="num" w:pos="2160"/>
+        </w:tabs>
+        <w:ind w:left="2160" w:hanging="360"/>
+      </w:pPr>
+      <w:rPr>
+        <w:rFonts w:ascii="Wingdings" w:hAnsi="Wingdings" w:hint="default"/>
+        <w:sz w:val="20"/>
+      </w:rPr>
+    </w:lvl>
+    <w:lvl w:ilvl="3" w:tentative="1">
+      <w:start w:val="1"/>
+      <w:numFmt w:val="bullet"/>
+      <w:lvlText w:val=""/>
+      <w:lvlJc w:val="left"/>
+      <w:pPr>
+        <w:tabs>
+          <w:tab w:val="num" w:pos="2880"/>
+        </w:tabs>
+        <w:ind w:left="2880" w:hanging="360"/>
+      </w:pPr>
+      <w:rPr>
+        <w:rFonts w:ascii="Wingdings" w:hAnsi="Wingdings" w:hint="default"/>
+        <w:sz w:val="20"/>
+      </w:rPr>
+    </w:lvl>
+    <w:lvl w:ilvl="4" w:tentative="1">
+      <w:start w:val="1"/>
+      <w:numFmt w:val="bullet"/>
+      <w:lvlText w:val=""/>
+      <w:lvlJc w:val="left"/>
+      <w:pPr>
+        <w:tabs>
+          <w:tab w:val="num" w:pos="3600"/>
+        </w:tabs>
+        <w:ind w:left="3600" w:hanging="360"/>
+      </w:pPr>
+      <w:rPr>
+        <w:rFonts w:ascii="Wingdings" w:hAnsi="Wingdings" w:hint="default"/>
+        <w:sz w:val="20"/>
+      </w:rPr>
+    </w:lvl>
+    <w:lvl w:ilvl="5" w:tentative="1">
+      <w:start w:val="1"/>
+      <w:numFmt w:val="bullet"/>
+      <w:lvlText w:val=""/>
+      <w:lvlJc w:val="left"/>
+      <w:pPr>
+        <w:tabs>
+          <w:tab w:val="num" w:pos="4320"/>
+        </w:tabs>
+        <w:ind w:left="4320" w:hanging="360"/>
+      </w:pPr>
+      <w:rPr>
+        <w:rFonts w:ascii="Wingdings" w:hAnsi="Wingdings" w:hint="default"/>
+        <w:sz w:val="20"/>
+      </w:rPr>
+    </w:lvl>
+    <w:lvl w:ilvl="6" w:tentative="1">
+      <w:start w:val="1"/>
+      <w:numFmt w:val="bullet"/>
+      <w:lvlText w:val=""/>
+      <w:lvlJc w:val="left"/>
+      <w:pPr>
+        <w:tabs>
+          <w:tab w:val="num" w:pos="5040"/>
+        </w:tabs>
+        <w:ind w:left="5040" w:hanging="360"/>
+      </w:pPr>
+      <w:rPr>
+        <w:rFonts w:ascii="Wingdings" w:hAnsi="Wingdings" w:hint="default"/>
+        <w:sz w:val="20"/>
+      </w:rPr>
+    </w:lvl>
+    <w:lvl w:ilvl="7" w:tentative="1">
+      <w:start w:val="1"/>
+      <w:numFmt w:val="bullet"/>
+      <w:lvlText w:val=""/>
+      <w:lvlJc w:val="left"/>
+      <w:pPr>
+        <w:tabs>
+          <w:tab w:val="num" w:pos="5760"/>
+        </w:tabs>
+        <w:ind w:left="5760" w:hanging="360"/>
+      </w:pPr>
+      <w:rPr>
+        <w:rFonts w:ascii="Wingdings" w:hAnsi="Wingdings" w:hint="default"/>
+        <w:sz w:val="20"/>
+      </w:rPr>
+    </w:lvl>
+    <w:lvl w:ilvl="8" w:tentative="1">
+      <w:start w:val="1"/>
+      <w:numFmt w:val="bullet"/>
+      <w:lvlText w:val=""/>
+      <w:lvlJc w:val="left"/>
+      <w:pPr>
+        <w:tabs>
+          <w:tab w:val="num" w:pos="6480"/>
+        </w:tabs>
+        <w:ind w:left="6480" w:hanging="360"/>
+      </w:pPr>
+      <w:rPr>
+        <w:rFonts w:ascii="Wingdings" w:hAnsi="Wingdings" w:hint="default"/>
+        <w:sz w:val="20"/>
+      </w:rPr>
+    </w:lvl>
+  </w:abstractNum>
   <w:num w:numId="1" w16cid:durableId="600340649">
     <w:abstractNumId w:val="0"/>
+  </w:num>
+  <w:num w:numId="2" w16cid:durableId="319819045">
+    <w:abstractNumId w:val="1"/>
   </w:num>
 </w:numbering>
 </file>

--- a/Documentation/AI Prompts/Vibe Coding - Workflow Configuration.docx
+++ b/Documentation/AI Prompts/Vibe Coding - Workflow Configuration.docx
@@ -10971,17 +10971,6837 @@
       <w:pPr>
         <w:spacing w:after="0"/>
         <w:rPr>
-          <w:color w:val="000000" w:themeColor="text1"/>
-        </w:rPr>
-      </w:pPr>
-    </w:p>
-    <w:p>
-      <w:pPr>
-        <w:spacing w:after="0"/>
-        <w:rPr>
-          <w:color w:val="000000" w:themeColor="text1"/>
-        </w:rPr>
-      </w:pPr>
+          <w:b/>
+          <w:bCs/>
+          <w:color w:val="EE0000"/>
+          <w:u w:val="single"/>
+        </w:rPr>
+      </w:pPr>
+      <w:r>
+        <w:rPr>
+          <w:b/>
+          <w:bCs/>
+          <w:color w:val="EE0000"/>
+          <w:u w:val="single"/>
+        </w:rPr>
+        <w:lastRenderedPageBreak/>
+        <w:t>Prompt #10:</w:t>
+      </w:r>
+    </w:p>
+    <w:p>
+      <w:pPr>
+        <w:spacing w:after="0"/>
+        <w:rPr>
+          <w:color w:val="000000" w:themeColor="text1"/>
+        </w:rPr>
+      </w:pPr>
+    </w:p>
+    <w:p>
+      <w:pPr>
+        <w:spacing w:after="0"/>
+        <w:rPr>
+          <w:color w:val="000000" w:themeColor="text1"/>
+        </w:rPr>
+      </w:pPr>
+      <w:r>
+        <w:rPr>
+          <w:color w:val="000000" w:themeColor="text1"/>
+        </w:rPr>
+        <w:t xml:space="preserve">The </w:t>
+      </w:r>
+      <w:proofErr w:type="gramStart"/>
+      <w:r>
+        <w:rPr>
+          <w:color w:val="000000" w:themeColor="text1"/>
+        </w:rPr>
+        <w:t>below code block</w:t>
+      </w:r>
+      <w:proofErr w:type="gramEnd"/>
+      <w:r>
+        <w:rPr>
+          <w:color w:val="000000" w:themeColor="text1"/>
+        </w:rPr>
+        <w:t xml:space="preserve"> throws the following error message:</w:t>
+      </w:r>
+    </w:p>
+    <w:p>
+      <w:pPr>
+        <w:spacing w:after="0"/>
+        <w:rPr>
+          <w:color w:val="000000" w:themeColor="text1"/>
+        </w:rPr>
+      </w:pPr>
+      <w:r>
+        <w:rPr>
+          <w:color w:val="000000" w:themeColor="text1"/>
+        </w:rPr>
+        <w:t>A local or parameter named ‘</w:t>
+      </w:r>
+      <w:r>
+        <w:rPr>
+          <w:color w:val="000000" w:themeColor="text1"/>
+        </w:rPr>
+        <w:t>condition</w:t>
+      </w:r>
+      <w:r>
+        <w:rPr>
+          <w:color w:val="000000" w:themeColor="text1"/>
+        </w:rPr>
+        <w:t>’ cannot be declared in this scope because that name is used in an enclosing local scope to define a local or parameter. Refactor the code to resolve this error.</w:t>
+      </w:r>
+    </w:p>
+    <w:p>
+      <w:pPr>
+        <w:spacing w:after="0"/>
+        <w:rPr>
+          <w:color w:val="000000" w:themeColor="text1"/>
+        </w:rPr>
+      </w:pPr>
+    </w:p>
+    <w:p>
+      <w:pPr>
+        <w:spacing w:after="0"/>
+        <w:rPr>
+          <w:color w:val="000000" w:themeColor="text1"/>
+        </w:rPr>
+      </w:pPr>
+      <w:r>
+        <w:rPr>
+          <w:color w:val="000000" w:themeColor="text1"/>
+        </w:rPr>
+        <w:t>var entity = await _</w:t>
+      </w:r>
+      <w:proofErr w:type="spellStart"/>
+      <w:r>
+        <w:rPr>
+          <w:color w:val="000000" w:themeColor="text1"/>
+        </w:rPr>
+        <w:t>db.LeaveRequisitionWFs</w:t>
+      </w:r>
+      <w:proofErr w:type="spellEnd"/>
+      <w:r>
+        <w:rPr>
+          <w:color w:val="000000" w:themeColor="text1"/>
+        </w:rPr>
+        <w:br/>
+        <w:t>.</w:t>
+      </w:r>
+      <w:proofErr w:type="spellStart"/>
+      <w:r>
+        <w:rPr>
+          <w:color w:val="000000" w:themeColor="text1"/>
+        </w:rPr>
+        <w:t>AsNoTracking</w:t>
+      </w:r>
+      <w:proofErr w:type="spellEnd"/>
+      <w:r>
+        <w:rPr>
+          <w:color w:val="000000" w:themeColor="text1"/>
+        </w:rPr>
+        <w:t>()</w:t>
+      </w:r>
+      <w:r>
+        <w:rPr>
+          <w:color w:val="000000" w:themeColor="text1"/>
+        </w:rPr>
+        <w:br/>
+        <w:t>.</w:t>
+      </w:r>
+      <w:proofErr w:type="spellStart"/>
+      <w:r>
+        <w:rPr>
+          <w:color w:val="000000" w:themeColor="text1"/>
+        </w:rPr>
+        <w:t>FirstOrDefaultAsync</w:t>
+      </w:r>
+      <w:proofErr w:type="spellEnd"/>
+      <w:r>
+        <w:rPr>
+          <w:color w:val="000000" w:themeColor="text1"/>
+        </w:rPr>
+        <w:t xml:space="preserve">(x =&gt; </w:t>
+      </w:r>
+      <w:proofErr w:type="spellStart"/>
+      <w:proofErr w:type="gramStart"/>
+      <w:r>
+        <w:rPr>
+          <w:color w:val="000000" w:themeColor="text1"/>
+        </w:rPr>
+        <w:t>x.LeaveRequestId</w:t>
+      </w:r>
+      <w:proofErr w:type="spellEnd"/>
+      <w:proofErr w:type="gramEnd"/>
+      <w:r>
+        <w:rPr>
+          <w:color w:val="000000" w:themeColor="text1"/>
+        </w:rPr>
+        <w:t xml:space="preserve"> == </w:t>
+      </w:r>
+      <w:proofErr w:type="spellStart"/>
+      <w:r>
+        <w:rPr>
+          <w:color w:val="000000" w:themeColor="text1"/>
+        </w:rPr>
+        <w:t>dbInstance.EntityId</w:t>
+      </w:r>
+      <w:proofErr w:type="spellEnd"/>
+      <w:r>
+        <w:rPr>
+          <w:color w:val="000000" w:themeColor="text1"/>
+        </w:rPr>
+        <w:t>);</w:t>
+      </w:r>
+      <w:r>
+        <w:rPr>
+          <w:color w:val="000000" w:themeColor="text1"/>
+        </w:rPr>
+        <w:br/>
+      </w:r>
+      <w:r>
+        <w:rPr>
+          <w:color w:val="000000" w:themeColor="text1"/>
+        </w:rPr>
+        <w:br/>
+        <w:t xml:space="preserve">foreach (var condition in </w:t>
+      </w:r>
+      <w:proofErr w:type="spellStart"/>
+      <w:r>
+        <w:rPr>
+          <w:color w:val="000000" w:themeColor="text1"/>
+        </w:rPr>
+        <w:t>currentStepDef.Conditions</w:t>
+      </w:r>
+      <w:proofErr w:type="spellEnd"/>
+      <w:r>
+        <w:rPr>
+          <w:color w:val="000000" w:themeColor="text1"/>
+        </w:rPr>
+        <w:t>)</w:t>
+      </w:r>
+      <w:r>
+        <w:rPr>
+          <w:color w:val="000000" w:themeColor="text1"/>
+        </w:rPr>
+        <w:br/>
+        <w:t>{</w:t>
+      </w:r>
+      <w:r>
+        <w:rPr>
+          <w:color w:val="000000" w:themeColor="text1"/>
+        </w:rPr>
+        <w:br/>
+        <w:t>if (</w:t>
+      </w:r>
+      <w:proofErr w:type="spellStart"/>
+      <w:proofErr w:type="gramStart"/>
+      <w:r>
+        <w:rPr>
+          <w:color w:val="000000" w:themeColor="text1"/>
+        </w:rPr>
+        <w:t>EvaluateCondition</w:t>
+      </w:r>
+      <w:proofErr w:type="spellEnd"/>
+      <w:r>
+        <w:rPr>
+          <w:color w:val="000000" w:themeColor="text1"/>
+        </w:rPr>
+        <w:t>(</w:t>
+      </w:r>
+      <w:proofErr w:type="gramEnd"/>
+      <w:r>
+        <w:rPr>
+          <w:color w:val="000000" w:themeColor="text1"/>
+        </w:rPr>
+        <w:t>condition, entity))</w:t>
+      </w:r>
+      <w:r>
+        <w:rPr>
+          <w:color w:val="000000" w:themeColor="text1"/>
+        </w:rPr>
+        <w:br/>
+        <w:t>{</w:t>
+      </w:r>
+      <w:r>
+        <w:rPr>
+          <w:color w:val="000000" w:themeColor="text1"/>
+        </w:rPr>
+        <w:br/>
+      </w:r>
+      <w:proofErr w:type="spellStart"/>
+      <w:r>
+        <w:rPr>
+          <w:color w:val="000000" w:themeColor="text1"/>
+        </w:rPr>
+        <w:t>nextStepIds.Add</w:t>
+      </w:r>
+      <w:proofErr w:type="spellEnd"/>
+      <w:r>
+        <w:rPr>
+          <w:color w:val="000000" w:themeColor="text1"/>
+        </w:rPr>
+        <w:t>(</w:t>
+      </w:r>
+      <w:proofErr w:type="spellStart"/>
+      <w:proofErr w:type="gramStart"/>
+      <w:r>
+        <w:rPr>
+          <w:color w:val="000000" w:themeColor="text1"/>
+        </w:rPr>
+        <w:t>condition.NextStepDefinitionId</w:t>
+      </w:r>
+      <w:proofErr w:type="spellEnd"/>
+      <w:proofErr w:type="gramEnd"/>
+      <w:r>
+        <w:rPr>
+          <w:color w:val="000000" w:themeColor="text1"/>
+        </w:rPr>
+        <w:t>);</w:t>
+      </w:r>
+      <w:r>
+        <w:rPr>
+          <w:color w:val="000000" w:themeColor="text1"/>
+        </w:rPr>
+        <w:br/>
+        <w:t>}</w:t>
+      </w:r>
+      <w:r>
+        <w:rPr>
+          <w:color w:val="000000" w:themeColor="text1"/>
+        </w:rPr>
+        <w:br/>
+        <w:t>}</w:t>
+      </w:r>
+    </w:p>
+    <w:p>
+      <w:pPr>
+        <w:spacing w:after="0"/>
+        <w:rPr>
+          <w:color w:val="000000" w:themeColor="text1"/>
+        </w:rPr>
+      </w:pPr>
+    </w:p>
+    <w:p>
+      <w:pPr>
+        <w:spacing w:after="0"/>
+        <w:rPr>
+          <w:b/>
+          <w:bCs/>
+          <w:color w:val="EE0000"/>
+          <w:u w:val="single"/>
+        </w:rPr>
+      </w:pPr>
+      <w:r>
+        <w:rPr>
+          <w:b/>
+          <w:bCs/>
+          <w:color w:val="EE0000"/>
+          <w:u w:val="single"/>
+        </w:rPr>
+        <w:t>Prompt #11:</w:t>
+      </w:r>
+    </w:p>
+    <w:p>
+      <w:pPr>
+        <w:spacing w:after="0"/>
+        <w:rPr>
+          <w:b/>
+          <w:bCs/>
+          <w:color w:val="EE0000"/>
+          <w:u w:val="single"/>
+        </w:rPr>
+      </w:pPr>
+    </w:p>
+    <w:p>
+      <w:pPr>
+        <w:spacing w:after="0"/>
+        <w:rPr>
+          <w:color w:val="000000" w:themeColor="text1"/>
+        </w:rPr>
+      </w:pPr>
+      <w:r>
+        <w:rPr>
+          <w:color w:val="000000" w:themeColor="text1"/>
+        </w:rPr>
+        <w:t xml:space="preserve">Refactor the below code especially in the line of code that creates the conditions because it only populates the data for Expression field but there are other fields in the </w:t>
+      </w:r>
+      <w:proofErr w:type="spellStart"/>
+      <w:r>
+        <w:rPr>
+          <w:color w:val="000000" w:themeColor="text1"/>
+        </w:rPr>
+        <w:t>WorkflowCondition</w:t>
+      </w:r>
+      <w:proofErr w:type="spellEnd"/>
+      <w:r>
+        <w:rPr>
+          <w:color w:val="000000" w:themeColor="text1"/>
+        </w:rPr>
+        <w:t xml:space="preserve"> class. The goal is to create workflow seed data for Leave Request using </w:t>
+      </w:r>
+      <w:r>
+        <w:rPr>
+          <w:color w:val="000000" w:themeColor="text1"/>
+        </w:rPr>
+        <w:t>complex multi-conditional + parallel steps</w:t>
+      </w:r>
+      <w:r>
+        <w:rPr>
+          <w:color w:val="000000" w:themeColor="text1"/>
+        </w:rPr>
+        <w:t xml:space="preserve"> as outlined below:</w:t>
+      </w:r>
+    </w:p>
+    <w:p>
+      <w:pPr>
+        <w:spacing w:after="0"/>
+        <w:rPr>
+          <w:color w:val="000000" w:themeColor="text1"/>
+        </w:rPr>
+      </w:pPr>
+      <w:r>
+        <w:rPr>
+          <w:color w:val="000000" w:themeColor="text1"/>
+        </w:rPr>
+        <w:t>Step 1 → Supervisor</w:t>
+      </w:r>
+    </w:p>
+    <w:p>
+      <w:pPr>
+        <w:spacing w:after="0"/>
+        <w:rPr>
+          <w:color w:val="000000" w:themeColor="text1"/>
+        </w:rPr>
+      </w:pPr>
+    </w:p>
+    <w:p>
+      <w:pPr>
+        <w:spacing w:after="0"/>
+        <w:rPr>
+          <w:color w:val="000000" w:themeColor="text1"/>
+        </w:rPr>
+      </w:pPr>
+      <w:r>
+        <w:rPr>
+          <w:color w:val="000000" w:themeColor="text1"/>
+        </w:rPr>
+        <w:t>Step 2 → Parallel Group</w:t>
+      </w:r>
+    </w:p>
+    <w:p>
+      <w:pPr>
+        <w:spacing w:after="0"/>
+        <w:rPr>
+          <w:color w:val="000000" w:themeColor="text1"/>
+        </w:rPr>
+      </w:pPr>
+      <w:r>
+        <w:rPr>
+          <w:color w:val="000000" w:themeColor="text1"/>
+        </w:rPr>
+        <w:t xml:space="preserve">    - HR</w:t>
+      </w:r>
+    </w:p>
+    <w:p>
+      <w:pPr>
+        <w:spacing w:after="0"/>
+        <w:rPr>
+          <w:color w:val="000000" w:themeColor="text1"/>
+        </w:rPr>
+      </w:pPr>
+      <w:r>
+        <w:rPr>
+          <w:color w:val="000000" w:themeColor="text1"/>
+        </w:rPr>
+        <w:t xml:space="preserve">    - Cost Center Manager</w:t>
+      </w:r>
+    </w:p>
+    <w:p>
+      <w:pPr>
+        <w:spacing w:after="0"/>
+        <w:rPr>
+          <w:color w:val="000000" w:themeColor="text1"/>
+        </w:rPr>
+      </w:pPr>
+    </w:p>
+    <w:p>
+      <w:pPr>
+        <w:spacing w:after="0"/>
+        <w:rPr>
+          <w:color w:val="000000" w:themeColor="text1"/>
+        </w:rPr>
+      </w:pPr>
+      <w:r>
+        <w:rPr>
+          <w:color w:val="000000" w:themeColor="text1"/>
+        </w:rPr>
+        <w:t>Step 3 → Conditional Routing</w:t>
+      </w:r>
+    </w:p>
+    <w:p>
+      <w:pPr>
+        <w:spacing w:after="0"/>
+        <w:rPr>
+          <w:color w:val="000000" w:themeColor="text1"/>
+        </w:rPr>
+      </w:pPr>
+      <w:r>
+        <w:rPr>
+          <w:color w:val="000000" w:themeColor="text1"/>
+        </w:rPr>
+        <w:t xml:space="preserve">    - Sick → Auto Close</w:t>
+      </w:r>
+    </w:p>
+    <w:p>
+      <w:pPr>
+        <w:spacing w:after="0"/>
+        <w:rPr>
+          <w:color w:val="000000" w:themeColor="text1"/>
+        </w:rPr>
+      </w:pPr>
+      <w:r>
+        <w:rPr>
+          <w:color w:val="000000" w:themeColor="text1"/>
+        </w:rPr>
+        <w:t xml:space="preserve">    - </w:t>
+      </w:r>
+      <w:proofErr w:type="spellStart"/>
+      <w:r>
+        <w:rPr>
+          <w:color w:val="000000" w:themeColor="text1"/>
+        </w:rPr>
+        <w:t>AnnualLeave</w:t>
+      </w:r>
+      <w:proofErr w:type="spellEnd"/>
+      <w:r>
+        <w:rPr>
+          <w:color w:val="000000" w:themeColor="text1"/>
+        </w:rPr>
+        <w:t xml:space="preserve"> + Duration &gt; 15 → GM</w:t>
+      </w:r>
+    </w:p>
+    <w:p>
+      <w:pPr>
+        <w:spacing w:after="0"/>
+        <w:rPr>
+          <w:color w:val="000000" w:themeColor="text1"/>
+        </w:rPr>
+      </w:pPr>
+    </w:p>
+    <w:p>
+      <w:pPr>
+        <w:spacing w:after="0"/>
+        <w:rPr>
+          <w:color w:val="000000" w:themeColor="text1"/>
+        </w:rPr>
+      </w:pPr>
+      <w:r>
+        <w:rPr>
+          <w:color w:val="000000" w:themeColor="text1"/>
+        </w:rPr>
+        <w:t xml:space="preserve">public static async Task </w:t>
+      </w:r>
+      <w:proofErr w:type="spellStart"/>
+      <w:r>
+        <w:rPr>
+          <w:color w:val="000000" w:themeColor="text1"/>
+        </w:rPr>
+        <w:t>SeedAsync</w:t>
+      </w:r>
+      <w:proofErr w:type="spellEnd"/>
+      <w:r>
+        <w:rPr>
+          <w:color w:val="000000" w:themeColor="text1"/>
+        </w:rPr>
+        <w:t>(</w:t>
+      </w:r>
+      <w:proofErr w:type="spellStart"/>
+      <w:r>
+        <w:rPr>
+          <w:color w:val="000000" w:themeColor="text1"/>
+        </w:rPr>
+        <w:t>ApplicationDbContext</w:t>
+      </w:r>
+      <w:proofErr w:type="spellEnd"/>
+      <w:r>
+        <w:rPr>
+          <w:color w:val="000000" w:themeColor="text1"/>
+        </w:rPr>
+        <w:t xml:space="preserve"> </w:t>
+      </w:r>
+      <w:proofErr w:type="spellStart"/>
+      <w:r>
+        <w:rPr>
+          <w:color w:val="000000" w:themeColor="text1"/>
+        </w:rPr>
+        <w:t>db</w:t>
+      </w:r>
+      <w:proofErr w:type="spellEnd"/>
+      <w:r>
+        <w:rPr>
+          <w:color w:val="000000" w:themeColor="text1"/>
+        </w:rPr>
+        <w:t>)</w:t>
+      </w:r>
+      <w:r>
+        <w:rPr>
+          <w:color w:val="000000" w:themeColor="text1"/>
+        </w:rPr>
+        <w:br/>
+        <w:t>{</w:t>
+      </w:r>
+      <w:r>
+        <w:rPr>
+          <w:color w:val="000000" w:themeColor="text1"/>
+        </w:rPr>
+        <w:br/>
+        <w:t xml:space="preserve">if (await </w:t>
+      </w:r>
+      <w:proofErr w:type="spellStart"/>
+      <w:r>
+        <w:rPr>
+          <w:color w:val="000000" w:themeColor="text1"/>
+        </w:rPr>
+        <w:t>db.WorkflowDefinitions</w:t>
+      </w:r>
+      <w:proofErr w:type="spellEnd"/>
+      <w:r>
+        <w:rPr>
+          <w:color w:val="000000" w:themeColor="text1"/>
+        </w:rPr>
+        <w:br/>
+      </w:r>
+      <w:r>
+        <w:rPr>
+          <w:color w:val="000000" w:themeColor="text1"/>
+        </w:rPr>
+        <w:lastRenderedPageBreak/>
+        <w:t>.</w:t>
+      </w:r>
+      <w:proofErr w:type="spellStart"/>
+      <w:r>
+        <w:rPr>
+          <w:color w:val="000000" w:themeColor="text1"/>
+        </w:rPr>
+        <w:t>AnyAsync</w:t>
+      </w:r>
+      <w:proofErr w:type="spellEnd"/>
+      <w:r>
+        <w:rPr>
+          <w:color w:val="000000" w:themeColor="text1"/>
+        </w:rPr>
+        <w:t xml:space="preserve">(x =&gt; </w:t>
+      </w:r>
+      <w:proofErr w:type="spellStart"/>
+      <w:r>
+        <w:rPr>
+          <w:color w:val="000000" w:themeColor="text1"/>
+        </w:rPr>
+        <w:t>x.Name</w:t>
+      </w:r>
+      <w:proofErr w:type="spellEnd"/>
+      <w:r>
+        <w:rPr>
+          <w:color w:val="000000" w:themeColor="text1"/>
+        </w:rPr>
+        <w:t xml:space="preserve"> == "Leave Workflow"))</w:t>
+      </w:r>
+      <w:r>
+        <w:rPr>
+          <w:color w:val="000000" w:themeColor="text1"/>
+        </w:rPr>
+        <w:br/>
+        <w:t>return;</w:t>
+      </w:r>
+      <w:r>
+        <w:rPr>
+          <w:color w:val="000000" w:themeColor="text1"/>
+        </w:rPr>
+        <w:br/>
+      </w:r>
+      <w:r>
+        <w:rPr>
+          <w:color w:val="000000" w:themeColor="text1"/>
+        </w:rPr>
+        <w:br/>
+        <w:t xml:space="preserve">var </w:t>
+      </w:r>
+      <w:proofErr w:type="spellStart"/>
+      <w:r>
+        <w:rPr>
+          <w:color w:val="000000" w:themeColor="text1"/>
+        </w:rPr>
+        <w:t>parallelGroupId</w:t>
+      </w:r>
+      <w:proofErr w:type="spellEnd"/>
+      <w:r>
+        <w:rPr>
+          <w:color w:val="000000" w:themeColor="text1"/>
+        </w:rPr>
+        <w:t xml:space="preserve"> = </w:t>
+      </w:r>
+      <w:proofErr w:type="spellStart"/>
+      <w:r>
+        <w:rPr>
+          <w:color w:val="000000" w:themeColor="text1"/>
+        </w:rPr>
+        <w:t>Guid.NewGuid</w:t>
+      </w:r>
+      <w:proofErr w:type="spellEnd"/>
+      <w:r>
+        <w:rPr>
+          <w:color w:val="000000" w:themeColor="text1"/>
+        </w:rPr>
+        <w:t>();</w:t>
+      </w:r>
+      <w:r>
+        <w:rPr>
+          <w:color w:val="000000" w:themeColor="text1"/>
+        </w:rPr>
+        <w:br/>
+      </w:r>
+      <w:r>
+        <w:rPr>
+          <w:color w:val="000000" w:themeColor="text1"/>
+        </w:rPr>
+        <w:br/>
+        <w:t xml:space="preserve">var workflow = new </w:t>
+      </w:r>
+      <w:proofErr w:type="spellStart"/>
+      <w:r>
+        <w:rPr>
+          <w:color w:val="000000" w:themeColor="text1"/>
+        </w:rPr>
+        <w:t>WorkflowDefinition</w:t>
+      </w:r>
+      <w:proofErr w:type="spellEnd"/>
+      <w:r>
+        <w:rPr>
+          <w:color w:val="000000" w:themeColor="text1"/>
+        </w:rPr>
+        <w:br/>
+        <w:t>{</w:t>
+      </w:r>
+      <w:r>
+        <w:rPr>
+          <w:color w:val="000000" w:themeColor="text1"/>
+        </w:rPr>
+        <w:br/>
+        <w:t>Name = "Leave Workflow",</w:t>
+      </w:r>
+      <w:r>
+        <w:rPr>
+          <w:color w:val="000000" w:themeColor="text1"/>
+        </w:rPr>
+        <w:br/>
+      </w:r>
+      <w:proofErr w:type="spellStart"/>
+      <w:r>
+        <w:rPr>
+          <w:color w:val="000000" w:themeColor="text1"/>
+        </w:rPr>
+        <w:t>EntityName</w:t>
+      </w:r>
+      <w:proofErr w:type="spellEnd"/>
+      <w:r>
+        <w:rPr>
+          <w:color w:val="000000" w:themeColor="text1"/>
+        </w:rPr>
+        <w:t xml:space="preserve"> = "</w:t>
+      </w:r>
+      <w:proofErr w:type="spellStart"/>
+      <w:r>
+        <w:rPr>
+          <w:color w:val="000000" w:themeColor="text1"/>
+        </w:rPr>
+        <w:t>LeaveRequisitionWF</w:t>
+      </w:r>
+      <w:proofErr w:type="spellEnd"/>
+      <w:r>
+        <w:rPr>
+          <w:color w:val="000000" w:themeColor="text1"/>
+        </w:rPr>
+        <w:t>",</w:t>
+      </w:r>
+      <w:r>
+        <w:rPr>
+          <w:color w:val="000000" w:themeColor="text1"/>
+        </w:rPr>
+        <w:br/>
+      </w:r>
+      <w:proofErr w:type="spellStart"/>
+      <w:r>
+        <w:rPr>
+          <w:color w:val="000000" w:themeColor="text1"/>
+        </w:rPr>
+        <w:t>IsActive</w:t>
+      </w:r>
+      <w:proofErr w:type="spellEnd"/>
+      <w:r>
+        <w:rPr>
+          <w:color w:val="000000" w:themeColor="text1"/>
+        </w:rPr>
+        <w:t xml:space="preserve"> = true,</w:t>
+      </w:r>
+      <w:r>
+        <w:rPr>
+          <w:color w:val="000000" w:themeColor="text1"/>
+        </w:rPr>
+        <w:br/>
+        <w:t>Steps = new List&lt;</w:t>
+      </w:r>
+      <w:proofErr w:type="spellStart"/>
+      <w:r>
+        <w:rPr>
+          <w:color w:val="000000" w:themeColor="text1"/>
+        </w:rPr>
+        <w:t>WorkflowStepDefinition</w:t>
+      </w:r>
+      <w:proofErr w:type="spellEnd"/>
+      <w:r>
+        <w:rPr>
+          <w:color w:val="000000" w:themeColor="text1"/>
+        </w:rPr>
+        <w:t>&gt;</w:t>
+      </w:r>
+      <w:r>
+        <w:rPr>
+          <w:color w:val="000000" w:themeColor="text1"/>
+        </w:rPr>
+        <w:br/>
+        <w:t>{</w:t>
+      </w:r>
+      <w:r>
+        <w:rPr>
+          <w:color w:val="000000" w:themeColor="text1"/>
+        </w:rPr>
+        <w:br/>
+        <w:t>// ============================================</w:t>
+      </w:r>
+      <w:r>
+        <w:rPr>
+          <w:color w:val="000000" w:themeColor="text1"/>
+        </w:rPr>
+        <w:br/>
+        <w:t>// STEP 1: SUPERVISOR</w:t>
+      </w:r>
+      <w:r>
+        <w:rPr>
+          <w:color w:val="000000" w:themeColor="text1"/>
+        </w:rPr>
+        <w:br/>
+        <w:t>// ============================================</w:t>
+      </w:r>
+      <w:r>
+        <w:rPr>
+          <w:color w:val="000000" w:themeColor="text1"/>
+        </w:rPr>
+        <w:br/>
+        <w:t xml:space="preserve">new </w:t>
+      </w:r>
+      <w:proofErr w:type="spellStart"/>
+      <w:r>
+        <w:rPr>
+          <w:color w:val="000000" w:themeColor="text1"/>
+        </w:rPr>
+        <w:t>WorkflowStepDefinition</w:t>
+      </w:r>
+      <w:proofErr w:type="spellEnd"/>
+      <w:r>
+        <w:rPr>
+          <w:color w:val="000000" w:themeColor="text1"/>
+        </w:rPr>
+        <w:br/>
+        <w:t>{</w:t>
+      </w:r>
+      <w:r>
+        <w:rPr>
+          <w:color w:val="000000" w:themeColor="text1"/>
+        </w:rPr>
+        <w:br/>
+      </w:r>
+      <w:proofErr w:type="spellStart"/>
+      <w:r>
+        <w:rPr>
+          <w:color w:val="000000" w:themeColor="text1"/>
+        </w:rPr>
+        <w:t>StepOrder</w:t>
+      </w:r>
+      <w:proofErr w:type="spellEnd"/>
+      <w:r>
+        <w:rPr>
+          <w:color w:val="000000" w:themeColor="text1"/>
+        </w:rPr>
+        <w:t xml:space="preserve"> = 1,</w:t>
+      </w:r>
+      <w:r>
+        <w:rPr>
+          <w:color w:val="000000" w:themeColor="text1"/>
+        </w:rPr>
+        <w:br/>
+      </w:r>
+      <w:proofErr w:type="spellStart"/>
+      <w:r>
+        <w:rPr>
+          <w:color w:val="000000" w:themeColor="text1"/>
+        </w:rPr>
+        <w:t>StepName</w:t>
+      </w:r>
+      <w:proofErr w:type="spellEnd"/>
+      <w:r>
+        <w:rPr>
+          <w:color w:val="000000" w:themeColor="text1"/>
+        </w:rPr>
+        <w:t xml:space="preserve"> = "Supervisor Approval",</w:t>
+      </w:r>
+      <w:r>
+        <w:rPr>
+          <w:color w:val="000000" w:themeColor="text1"/>
+        </w:rPr>
+        <w:br/>
+      </w:r>
+      <w:proofErr w:type="spellStart"/>
+      <w:r>
+        <w:rPr>
+          <w:color w:val="000000" w:themeColor="text1"/>
+        </w:rPr>
+        <w:t>ApprovalRole</w:t>
+      </w:r>
+      <w:proofErr w:type="spellEnd"/>
+      <w:r>
+        <w:rPr>
+          <w:color w:val="000000" w:themeColor="text1"/>
+        </w:rPr>
+        <w:t xml:space="preserve"> = "SUPERVISOR",</w:t>
+      </w:r>
+      <w:r>
+        <w:rPr>
+          <w:color w:val="000000" w:themeColor="text1"/>
+        </w:rPr>
+        <w:br/>
+      </w:r>
+      <w:proofErr w:type="spellStart"/>
+      <w:r>
+        <w:rPr>
+          <w:color w:val="000000" w:themeColor="text1"/>
+        </w:rPr>
+        <w:t>IsParallelGroup</w:t>
+      </w:r>
+      <w:proofErr w:type="spellEnd"/>
+      <w:r>
+        <w:rPr>
+          <w:color w:val="000000" w:themeColor="text1"/>
+        </w:rPr>
+        <w:t xml:space="preserve"> = false</w:t>
+      </w:r>
+      <w:r>
+        <w:rPr>
+          <w:color w:val="000000" w:themeColor="text1"/>
+        </w:rPr>
+        <w:br/>
+        <w:t>},</w:t>
+      </w:r>
+      <w:r>
+        <w:rPr>
+          <w:color w:val="000000" w:themeColor="text1"/>
+        </w:rPr>
+        <w:br/>
+      </w:r>
+      <w:r>
+        <w:rPr>
+          <w:color w:val="000000" w:themeColor="text1"/>
+        </w:rPr>
+        <w:br/>
+        <w:t>// ============================================</w:t>
+      </w:r>
+      <w:r>
+        <w:rPr>
+          <w:color w:val="000000" w:themeColor="text1"/>
+        </w:rPr>
+        <w:br/>
+        <w:t>// STEP 2: PARALLEL (HR + COST CENTER MANAGER)</w:t>
+      </w:r>
+      <w:r>
+        <w:rPr>
+          <w:color w:val="000000" w:themeColor="text1"/>
+        </w:rPr>
+        <w:br/>
+        <w:t>// ============================================</w:t>
+      </w:r>
+      <w:r>
+        <w:rPr>
+          <w:color w:val="000000" w:themeColor="text1"/>
+        </w:rPr>
+        <w:br/>
+        <w:t xml:space="preserve">new </w:t>
+      </w:r>
+      <w:proofErr w:type="spellStart"/>
+      <w:r>
+        <w:rPr>
+          <w:color w:val="000000" w:themeColor="text1"/>
+        </w:rPr>
+        <w:t>WorkflowStepDefinition</w:t>
+      </w:r>
+      <w:proofErr w:type="spellEnd"/>
+      <w:r>
+        <w:rPr>
+          <w:color w:val="000000" w:themeColor="text1"/>
+        </w:rPr>
+        <w:br/>
+        <w:t>{</w:t>
+      </w:r>
+      <w:r>
+        <w:rPr>
+          <w:color w:val="000000" w:themeColor="text1"/>
+        </w:rPr>
+        <w:br/>
+      </w:r>
+      <w:proofErr w:type="spellStart"/>
+      <w:r>
+        <w:rPr>
+          <w:color w:val="000000" w:themeColor="text1"/>
+        </w:rPr>
+        <w:t>StepOrder</w:t>
+      </w:r>
+      <w:proofErr w:type="spellEnd"/>
+      <w:r>
+        <w:rPr>
+          <w:color w:val="000000" w:themeColor="text1"/>
+        </w:rPr>
+        <w:t xml:space="preserve"> = 2,</w:t>
+      </w:r>
+      <w:r>
+        <w:rPr>
+          <w:color w:val="000000" w:themeColor="text1"/>
+        </w:rPr>
+        <w:br/>
+      </w:r>
+      <w:proofErr w:type="spellStart"/>
+      <w:r>
+        <w:rPr>
+          <w:color w:val="000000" w:themeColor="text1"/>
+        </w:rPr>
+        <w:t>StepName</w:t>
+      </w:r>
+      <w:proofErr w:type="spellEnd"/>
+      <w:r>
+        <w:rPr>
+          <w:color w:val="000000" w:themeColor="text1"/>
+        </w:rPr>
+        <w:t xml:space="preserve"> = "HR Approval",</w:t>
+      </w:r>
+      <w:r>
+        <w:rPr>
+          <w:color w:val="000000" w:themeColor="text1"/>
+        </w:rPr>
+        <w:br/>
+      </w:r>
+      <w:proofErr w:type="spellStart"/>
+      <w:r>
+        <w:rPr>
+          <w:color w:val="000000" w:themeColor="text1"/>
+        </w:rPr>
+        <w:t>ApprovalRole</w:t>
+      </w:r>
+      <w:proofErr w:type="spellEnd"/>
+      <w:r>
+        <w:rPr>
+          <w:color w:val="000000" w:themeColor="text1"/>
+        </w:rPr>
+        <w:t xml:space="preserve"> = "HR",</w:t>
+      </w:r>
+      <w:r>
+        <w:rPr>
+          <w:color w:val="000000" w:themeColor="text1"/>
+        </w:rPr>
+        <w:br/>
+      </w:r>
+      <w:proofErr w:type="spellStart"/>
+      <w:r>
+        <w:rPr>
+          <w:color w:val="000000" w:themeColor="text1"/>
+        </w:rPr>
+        <w:t>IsParallelGroup</w:t>
+      </w:r>
+      <w:proofErr w:type="spellEnd"/>
+      <w:r>
+        <w:rPr>
+          <w:color w:val="000000" w:themeColor="text1"/>
+        </w:rPr>
+        <w:t xml:space="preserve"> = true,</w:t>
+      </w:r>
+      <w:r>
+        <w:rPr>
+          <w:color w:val="000000" w:themeColor="text1"/>
+        </w:rPr>
+        <w:br/>
+      </w:r>
+      <w:proofErr w:type="spellStart"/>
+      <w:r>
+        <w:rPr>
+          <w:color w:val="000000" w:themeColor="text1"/>
+        </w:rPr>
+        <w:t>ParallelGroupId</w:t>
+      </w:r>
+      <w:proofErr w:type="spellEnd"/>
+      <w:r>
+        <w:rPr>
+          <w:color w:val="000000" w:themeColor="text1"/>
+        </w:rPr>
+        <w:t xml:space="preserve"> = </w:t>
+      </w:r>
+      <w:proofErr w:type="spellStart"/>
+      <w:r>
+        <w:rPr>
+          <w:color w:val="000000" w:themeColor="text1"/>
+        </w:rPr>
+        <w:t>parallelGroupId</w:t>
+      </w:r>
+      <w:proofErr w:type="spellEnd"/>
+      <w:r>
+        <w:rPr>
+          <w:color w:val="000000" w:themeColor="text1"/>
+        </w:rPr>
+        <w:t>,</w:t>
+      </w:r>
+      <w:r>
+        <w:rPr>
+          <w:color w:val="000000" w:themeColor="text1"/>
+        </w:rPr>
+        <w:br/>
+      </w:r>
+      <w:proofErr w:type="spellStart"/>
+      <w:r>
+        <w:rPr>
+          <w:color w:val="000000" w:themeColor="text1"/>
+        </w:rPr>
+        <w:t>RequiresAllParallel</w:t>
+      </w:r>
+      <w:proofErr w:type="spellEnd"/>
+      <w:r>
+        <w:rPr>
+          <w:color w:val="000000" w:themeColor="text1"/>
+        </w:rPr>
+        <w:t xml:space="preserve"> = true</w:t>
+      </w:r>
+      <w:r>
+        <w:rPr>
+          <w:color w:val="000000" w:themeColor="text1"/>
+        </w:rPr>
+        <w:br/>
+        <w:t>},</w:t>
+      </w:r>
+      <w:r>
+        <w:rPr>
+          <w:color w:val="000000" w:themeColor="text1"/>
+        </w:rPr>
+        <w:br/>
+        <w:t xml:space="preserve">new </w:t>
+      </w:r>
+      <w:proofErr w:type="spellStart"/>
+      <w:r>
+        <w:rPr>
+          <w:color w:val="000000" w:themeColor="text1"/>
+        </w:rPr>
+        <w:t>WorkflowStepDefinition</w:t>
+      </w:r>
+      <w:proofErr w:type="spellEnd"/>
+      <w:r>
+        <w:rPr>
+          <w:color w:val="000000" w:themeColor="text1"/>
+        </w:rPr>
+        <w:br/>
+        <w:t>{</w:t>
+      </w:r>
+      <w:r>
+        <w:rPr>
+          <w:color w:val="000000" w:themeColor="text1"/>
+        </w:rPr>
+        <w:br/>
+      </w:r>
+      <w:proofErr w:type="spellStart"/>
+      <w:r>
+        <w:rPr>
+          <w:color w:val="000000" w:themeColor="text1"/>
+        </w:rPr>
+        <w:t>StepOrder</w:t>
+      </w:r>
+      <w:proofErr w:type="spellEnd"/>
+      <w:r>
+        <w:rPr>
+          <w:color w:val="000000" w:themeColor="text1"/>
+        </w:rPr>
+        <w:t xml:space="preserve"> = 2,</w:t>
+      </w:r>
+      <w:r>
+        <w:rPr>
+          <w:color w:val="000000" w:themeColor="text1"/>
+        </w:rPr>
+        <w:br/>
+      </w:r>
+      <w:proofErr w:type="spellStart"/>
+      <w:r>
+        <w:rPr>
+          <w:color w:val="000000" w:themeColor="text1"/>
+        </w:rPr>
+        <w:lastRenderedPageBreak/>
+        <w:t>StepName</w:t>
+      </w:r>
+      <w:proofErr w:type="spellEnd"/>
+      <w:r>
+        <w:rPr>
+          <w:color w:val="000000" w:themeColor="text1"/>
+        </w:rPr>
+        <w:t xml:space="preserve"> = "Cost Center Manager Approval",</w:t>
+      </w:r>
+      <w:r>
+        <w:rPr>
+          <w:color w:val="000000" w:themeColor="text1"/>
+        </w:rPr>
+        <w:br/>
+      </w:r>
+      <w:proofErr w:type="spellStart"/>
+      <w:r>
+        <w:rPr>
+          <w:color w:val="000000" w:themeColor="text1"/>
+        </w:rPr>
+        <w:t>ApprovalRole</w:t>
+      </w:r>
+      <w:proofErr w:type="spellEnd"/>
+      <w:r>
+        <w:rPr>
+          <w:color w:val="000000" w:themeColor="text1"/>
+        </w:rPr>
+        <w:t xml:space="preserve"> = "CC_MANAGER",</w:t>
+      </w:r>
+      <w:r>
+        <w:rPr>
+          <w:color w:val="000000" w:themeColor="text1"/>
+        </w:rPr>
+        <w:br/>
+      </w:r>
+      <w:proofErr w:type="spellStart"/>
+      <w:r>
+        <w:rPr>
+          <w:color w:val="000000" w:themeColor="text1"/>
+        </w:rPr>
+        <w:t>IsParallelGroup</w:t>
+      </w:r>
+      <w:proofErr w:type="spellEnd"/>
+      <w:r>
+        <w:rPr>
+          <w:color w:val="000000" w:themeColor="text1"/>
+        </w:rPr>
+        <w:t xml:space="preserve"> = true,</w:t>
+      </w:r>
+      <w:r>
+        <w:rPr>
+          <w:color w:val="000000" w:themeColor="text1"/>
+        </w:rPr>
+        <w:br/>
+      </w:r>
+      <w:proofErr w:type="spellStart"/>
+      <w:r>
+        <w:rPr>
+          <w:color w:val="000000" w:themeColor="text1"/>
+        </w:rPr>
+        <w:t>ParallelGroupId</w:t>
+      </w:r>
+      <w:proofErr w:type="spellEnd"/>
+      <w:r>
+        <w:rPr>
+          <w:color w:val="000000" w:themeColor="text1"/>
+        </w:rPr>
+        <w:t xml:space="preserve"> = </w:t>
+      </w:r>
+      <w:proofErr w:type="spellStart"/>
+      <w:r>
+        <w:rPr>
+          <w:color w:val="000000" w:themeColor="text1"/>
+        </w:rPr>
+        <w:t>parallelGroupId</w:t>
+      </w:r>
+      <w:proofErr w:type="spellEnd"/>
+      <w:r>
+        <w:rPr>
+          <w:color w:val="000000" w:themeColor="text1"/>
+        </w:rPr>
+        <w:t>,</w:t>
+      </w:r>
+      <w:r>
+        <w:rPr>
+          <w:color w:val="000000" w:themeColor="text1"/>
+        </w:rPr>
+        <w:br/>
+      </w:r>
+      <w:proofErr w:type="spellStart"/>
+      <w:r>
+        <w:rPr>
+          <w:color w:val="000000" w:themeColor="text1"/>
+        </w:rPr>
+        <w:t>RequiresAllParallel</w:t>
+      </w:r>
+      <w:proofErr w:type="spellEnd"/>
+      <w:r>
+        <w:rPr>
+          <w:color w:val="000000" w:themeColor="text1"/>
+        </w:rPr>
+        <w:t xml:space="preserve"> = true</w:t>
+      </w:r>
+      <w:r>
+        <w:rPr>
+          <w:color w:val="000000" w:themeColor="text1"/>
+        </w:rPr>
+        <w:br/>
+        <w:t>},</w:t>
+      </w:r>
+      <w:r>
+        <w:rPr>
+          <w:color w:val="000000" w:themeColor="text1"/>
+        </w:rPr>
+        <w:br/>
+      </w:r>
+      <w:r>
+        <w:rPr>
+          <w:color w:val="000000" w:themeColor="text1"/>
+        </w:rPr>
+        <w:br/>
+        <w:t>// ============================================</w:t>
+      </w:r>
+      <w:r>
+        <w:rPr>
+          <w:color w:val="000000" w:themeColor="text1"/>
+        </w:rPr>
+        <w:br/>
+        <w:t>// STEP 3: GM (CONDITIONAL)</w:t>
+      </w:r>
+      <w:r>
+        <w:rPr>
+          <w:color w:val="000000" w:themeColor="text1"/>
+        </w:rPr>
+        <w:br/>
+        <w:t>// ============================================</w:t>
+      </w:r>
+      <w:r>
+        <w:rPr>
+          <w:color w:val="000000" w:themeColor="text1"/>
+        </w:rPr>
+        <w:br/>
+        <w:t xml:space="preserve">new </w:t>
+      </w:r>
+      <w:proofErr w:type="spellStart"/>
+      <w:r>
+        <w:rPr>
+          <w:color w:val="000000" w:themeColor="text1"/>
+        </w:rPr>
+        <w:t>WorkflowStepDefinition</w:t>
+      </w:r>
+      <w:proofErr w:type="spellEnd"/>
+      <w:r>
+        <w:rPr>
+          <w:color w:val="000000" w:themeColor="text1"/>
+        </w:rPr>
+        <w:br/>
+        <w:t>{</w:t>
+      </w:r>
+      <w:r>
+        <w:rPr>
+          <w:color w:val="000000" w:themeColor="text1"/>
+        </w:rPr>
+        <w:br/>
+      </w:r>
+      <w:proofErr w:type="spellStart"/>
+      <w:r>
+        <w:rPr>
+          <w:color w:val="000000" w:themeColor="text1"/>
+        </w:rPr>
+        <w:t>StepOrder</w:t>
+      </w:r>
+      <w:proofErr w:type="spellEnd"/>
+      <w:r>
+        <w:rPr>
+          <w:color w:val="000000" w:themeColor="text1"/>
+        </w:rPr>
+        <w:t xml:space="preserve"> = 3,</w:t>
+      </w:r>
+      <w:r>
+        <w:rPr>
+          <w:color w:val="000000" w:themeColor="text1"/>
+        </w:rPr>
+        <w:br/>
+      </w:r>
+      <w:proofErr w:type="spellStart"/>
+      <w:r>
+        <w:rPr>
+          <w:color w:val="000000" w:themeColor="text1"/>
+        </w:rPr>
+        <w:t>StepName</w:t>
+      </w:r>
+      <w:proofErr w:type="spellEnd"/>
+      <w:r>
+        <w:rPr>
+          <w:color w:val="000000" w:themeColor="text1"/>
+        </w:rPr>
+        <w:t xml:space="preserve"> = "General Manager Approval",</w:t>
+      </w:r>
+      <w:r>
+        <w:rPr>
+          <w:color w:val="000000" w:themeColor="text1"/>
+        </w:rPr>
+        <w:br/>
+      </w:r>
+      <w:proofErr w:type="spellStart"/>
+      <w:r>
+        <w:rPr>
+          <w:color w:val="000000" w:themeColor="text1"/>
+        </w:rPr>
+        <w:t>ApprovalRole</w:t>
+      </w:r>
+      <w:proofErr w:type="spellEnd"/>
+      <w:r>
+        <w:rPr>
+          <w:color w:val="000000" w:themeColor="text1"/>
+        </w:rPr>
+        <w:t xml:space="preserve"> = "GM",</w:t>
+      </w:r>
+      <w:r>
+        <w:rPr>
+          <w:color w:val="000000" w:themeColor="text1"/>
+        </w:rPr>
+        <w:br/>
+      </w:r>
+      <w:proofErr w:type="spellStart"/>
+      <w:r>
+        <w:rPr>
+          <w:color w:val="000000" w:themeColor="text1"/>
+        </w:rPr>
+        <w:t>IsParallelGroup</w:t>
+      </w:r>
+      <w:proofErr w:type="spellEnd"/>
+      <w:r>
+        <w:rPr>
+          <w:color w:val="000000" w:themeColor="text1"/>
+        </w:rPr>
+        <w:t xml:space="preserve"> = false,</w:t>
+      </w:r>
+      <w:r>
+        <w:rPr>
+          <w:color w:val="000000" w:themeColor="text1"/>
+        </w:rPr>
+        <w:br/>
+      </w:r>
+      <w:r>
+        <w:rPr>
+          <w:color w:val="000000" w:themeColor="text1"/>
+        </w:rPr>
+        <w:br/>
+        <w:t>Conditions = new List&lt;</w:t>
+      </w:r>
+      <w:proofErr w:type="spellStart"/>
+      <w:r>
+        <w:rPr>
+          <w:color w:val="000000" w:themeColor="text1"/>
+        </w:rPr>
+        <w:t>WorkflowCondition</w:t>
+      </w:r>
+      <w:proofErr w:type="spellEnd"/>
+      <w:r>
+        <w:rPr>
+          <w:color w:val="000000" w:themeColor="text1"/>
+        </w:rPr>
+        <w:t>&gt;</w:t>
+      </w:r>
+      <w:r>
+        <w:rPr>
+          <w:color w:val="000000" w:themeColor="text1"/>
+        </w:rPr>
+        <w:br/>
+        <w:t>{</w:t>
+      </w:r>
+      <w:r>
+        <w:rPr>
+          <w:color w:val="000000" w:themeColor="text1"/>
+        </w:rPr>
+        <w:br/>
+        <w:t xml:space="preserve">new </w:t>
+      </w:r>
+      <w:proofErr w:type="spellStart"/>
+      <w:r>
+        <w:rPr>
+          <w:color w:val="000000" w:themeColor="text1"/>
+        </w:rPr>
+        <w:t>WorkflowCondition</w:t>
+      </w:r>
+      <w:proofErr w:type="spellEnd"/>
+      <w:r>
+        <w:rPr>
+          <w:color w:val="000000" w:themeColor="text1"/>
+        </w:rPr>
+        <w:br/>
+        <w:t>{</w:t>
+      </w:r>
+      <w:r>
+        <w:rPr>
+          <w:color w:val="000000" w:themeColor="text1"/>
+        </w:rPr>
+        <w:br/>
+        <w:t>// Annual Leave &gt; 15 days → GM approval</w:t>
+      </w:r>
+      <w:r>
+        <w:rPr>
+          <w:color w:val="000000" w:themeColor="text1"/>
+        </w:rPr>
+        <w:br/>
+        <w:t>Expression = "</w:t>
+      </w:r>
+      <w:proofErr w:type="spellStart"/>
+      <w:r>
+        <w:rPr>
+          <w:color w:val="000000" w:themeColor="text1"/>
+        </w:rPr>
+        <w:t>LeaveType</w:t>
+      </w:r>
+      <w:proofErr w:type="spellEnd"/>
+      <w:r>
+        <w:rPr>
+          <w:color w:val="000000" w:themeColor="text1"/>
+        </w:rPr>
+        <w:t xml:space="preserve"> == \"</w:t>
+      </w:r>
+      <w:proofErr w:type="spellStart"/>
+      <w:r>
+        <w:rPr>
+          <w:color w:val="000000" w:themeColor="text1"/>
+        </w:rPr>
+        <w:t>AnnualLeave</w:t>
+      </w:r>
+      <w:proofErr w:type="spellEnd"/>
+      <w:r>
+        <w:rPr>
+          <w:color w:val="000000" w:themeColor="text1"/>
+        </w:rPr>
+        <w:t xml:space="preserve">\" AND </w:t>
+      </w:r>
+      <w:proofErr w:type="spellStart"/>
+      <w:r>
+        <w:rPr>
+          <w:color w:val="000000" w:themeColor="text1"/>
+        </w:rPr>
+        <w:t>LeaveDuration</w:t>
+      </w:r>
+      <w:proofErr w:type="spellEnd"/>
+      <w:r>
+        <w:rPr>
+          <w:color w:val="000000" w:themeColor="text1"/>
+        </w:rPr>
+        <w:t xml:space="preserve"> &gt; 15"</w:t>
+      </w:r>
+      <w:r>
+        <w:rPr>
+          <w:color w:val="000000" w:themeColor="text1"/>
+        </w:rPr>
+        <w:br/>
+        <w:t>}</w:t>
+      </w:r>
+      <w:r>
+        <w:rPr>
+          <w:color w:val="000000" w:themeColor="text1"/>
+        </w:rPr>
+        <w:br/>
+        <w:t>}</w:t>
+      </w:r>
+      <w:r>
+        <w:rPr>
+          <w:color w:val="000000" w:themeColor="text1"/>
+        </w:rPr>
+        <w:br/>
+        <w:t>}</w:t>
+      </w:r>
+      <w:r>
+        <w:rPr>
+          <w:color w:val="000000" w:themeColor="text1"/>
+        </w:rPr>
+        <w:br/>
+        <w:t>}</w:t>
+      </w:r>
+      <w:r>
+        <w:rPr>
+          <w:color w:val="000000" w:themeColor="text1"/>
+        </w:rPr>
+        <w:br/>
+        <w:t>};</w:t>
+      </w:r>
+      <w:r>
+        <w:rPr>
+          <w:color w:val="000000" w:themeColor="text1"/>
+        </w:rPr>
+        <w:br/>
+      </w:r>
+      <w:r>
+        <w:rPr>
+          <w:color w:val="000000" w:themeColor="text1"/>
+        </w:rPr>
+        <w:br/>
+      </w:r>
+      <w:proofErr w:type="spellStart"/>
+      <w:r>
+        <w:rPr>
+          <w:color w:val="000000" w:themeColor="text1"/>
+        </w:rPr>
+        <w:t>db.WorkflowDefinitions.Add</w:t>
+      </w:r>
+      <w:proofErr w:type="spellEnd"/>
+      <w:r>
+        <w:rPr>
+          <w:color w:val="000000" w:themeColor="text1"/>
+        </w:rPr>
+        <w:t>(workflow);</w:t>
+      </w:r>
+      <w:r>
+        <w:rPr>
+          <w:color w:val="000000" w:themeColor="text1"/>
+        </w:rPr>
+        <w:br/>
+        <w:t xml:space="preserve">await </w:t>
+      </w:r>
+      <w:proofErr w:type="spellStart"/>
+      <w:r>
+        <w:rPr>
+          <w:color w:val="000000" w:themeColor="text1"/>
+        </w:rPr>
+        <w:t>db.SaveChangesAsync</w:t>
+      </w:r>
+      <w:proofErr w:type="spellEnd"/>
+      <w:r>
+        <w:rPr>
+          <w:color w:val="000000" w:themeColor="text1"/>
+        </w:rPr>
+        <w:t>();</w:t>
+      </w:r>
+      <w:r>
+        <w:rPr>
+          <w:color w:val="000000" w:themeColor="text1"/>
+        </w:rPr>
+        <w:br/>
+      </w:r>
+      <w:r>
+        <w:rPr>
+          <w:color w:val="000000" w:themeColor="text1"/>
+        </w:rPr>
+        <w:br/>
+        <w:t>// ============================================</w:t>
+      </w:r>
+      <w:r>
+        <w:rPr>
+          <w:color w:val="000000" w:themeColor="text1"/>
+        </w:rPr>
+        <w:br/>
+        <w:t xml:space="preserve">// </w:t>
+      </w:r>
+      <w:r>
+        <w:rPr>
+          <w:rFonts w:ascii="Segoe UI Emoji" w:hAnsi="Segoe UI Emoji" w:cs="Segoe UI Emoji"/>
+          <w:color w:val="000000" w:themeColor="text1"/>
+        </w:rPr>
+        <w:t>✅</w:t>
+      </w:r>
+      <w:r>
+        <w:rPr>
+          <w:color w:val="000000" w:themeColor="text1"/>
+        </w:rPr>
+        <w:t xml:space="preserve"> AUTO-CLOSE CONDITION (ATTACHED TO STEP 2)</w:t>
+      </w:r>
+      <w:r>
+        <w:rPr>
+          <w:color w:val="000000" w:themeColor="text1"/>
+        </w:rPr>
+        <w:br/>
+        <w:t>// ============================================</w:t>
+      </w:r>
+      <w:r>
+        <w:rPr>
+          <w:color w:val="000000" w:themeColor="text1"/>
+        </w:rPr>
+        <w:br/>
+        <w:t xml:space="preserve">var step2 = await </w:t>
+      </w:r>
+      <w:proofErr w:type="spellStart"/>
+      <w:r>
+        <w:rPr>
+          <w:color w:val="000000" w:themeColor="text1"/>
+        </w:rPr>
+        <w:t>db.WorkflowStepDefinitions</w:t>
+      </w:r>
+      <w:proofErr w:type="spellEnd"/>
+      <w:r>
+        <w:rPr>
+          <w:color w:val="000000" w:themeColor="text1"/>
+        </w:rPr>
+        <w:br/>
+        <w:t xml:space="preserve">.Include(x =&gt; </w:t>
+      </w:r>
+      <w:proofErr w:type="spellStart"/>
+      <w:r>
+        <w:rPr>
+          <w:color w:val="000000" w:themeColor="text1"/>
+        </w:rPr>
+        <w:t>x.Conditions</w:t>
+      </w:r>
+      <w:proofErr w:type="spellEnd"/>
+      <w:r>
+        <w:rPr>
+          <w:color w:val="000000" w:themeColor="text1"/>
+        </w:rPr>
+        <w:t>)</w:t>
+      </w:r>
+      <w:r>
+        <w:rPr>
+          <w:color w:val="000000" w:themeColor="text1"/>
+        </w:rPr>
+        <w:br/>
+        <w:t>.</w:t>
+      </w:r>
+      <w:proofErr w:type="spellStart"/>
+      <w:r>
+        <w:rPr>
+          <w:color w:val="000000" w:themeColor="text1"/>
+        </w:rPr>
+        <w:t>FirstAsync</w:t>
+      </w:r>
+      <w:proofErr w:type="spellEnd"/>
+      <w:r>
+        <w:rPr>
+          <w:color w:val="000000" w:themeColor="text1"/>
+        </w:rPr>
+        <w:t xml:space="preserve">(x =&gt; </w:t>
+      </w:r>
+      <w:proofErr w:type="spellStart"/>
+      <w:r>
+        <w:rPr>
+          <w:color w:val="000000" w:themeColor="text1"/>
+        </w:rPr>
+        <w:t>x.StepName</w:t>
+      </w:r>
+      <w:proofErr w:type="spellEnd"/>
+      <w:r>
+        <w:rPr>
+          <w:color w:val="000000" w:themeColor="text1"/>
+        </w:rPr>
+        <w:t xml:space="preserve"> == "HR Approval");</w:t>
+      </w:r>
+      <w:r>
+        <w:rPr>
+          <w:color w:val="000000" w:themeColor="text1"/>
+        </w:rPr>
+        <w:br/>
+      </w:r>
+      <w:r>
+        <w:rPr>
+          <w:color w:val="000000" w:themeColor="text1"/>
+        </w:rPr>
+        <w:lastRenderedPageBreak/>
+        <w:br/>
+        <w:t xml:space="preserve">step2.Conditions.Add(new </w:t>
+      </w:r>
+      <w:proofErr w:type="spellStart"/>
+      <w:r>
+        <w:rPr>
+          <w:color w:val="000000" w:themeColor="text1"/>
+        </w:rPr>
+        <w:t>WorkflowCondition</w:t>
+      </w:r>
+      <w:proofErr w:type="spellEnd"/>
+      <w:r>
+        <w:rPr>
+          <w:color w:val="000000" w:themeColor="text1"/>
+        </w:rPr>
+        <w:br/>
+        <w:t>{</w:t>
+      </w:r>
+      <w:r>
+        <w:rPr>
+          <w:color w:val="000000" w:themeColor="text1"/>
+        </w:rPr>
+        <w:br/>
+        <w:t>// Sick leave → auto close (no Step 3)</w:t>
+      </w:r>
+      <w:r>
+        <w:rPr>
+          <w:color w:val="000000" w:themeColor="text1"/>
+        </w:rPr>
+        <w:br/>
+        <w:t>Expression = "</w:t>
+      </w:r>
+      <w:proofErr w:type="spellStart"/>
+      <w:r>
+        <w:rPr>
+          <w:color w:val="000000" w:themeColor="text1"/>
+        </w:rPr>
+        <w:t>LeaveType</w:t>
+      </w:r>
+      <w:proofErr w:type="spellEnd"/>
+      <w:r>
+        <w:rPr>
+          <w:color w:val="000000" w:themeColor="text1"/>
+        </w:rPr>
+        <w:t xml:space="preserve"> == \"Sick\"",</w:t>
+      </w:r>
+      <w:r>
+        <w:rPr>
+          <w:color w:val="000000" w:themeColor="text1"/>
+        </w:rPr>
+        <w:br/>
+      </w:r>
+      <w:proofErr w:type="spellStart"/>
+      <w:r>
+        <w:rPr>
+          <w:color w:val="000000" w:themeColor="text1"/>
+        </w:rPr>
+        <w:t>NextStepDefinitionId</w:t>
+      </w:r>
+      <w:proofErr w:type="spellEnd"/>
+      <w:r>
+        <w:rPr>
+          <w:color w:val="000000" w:themeColor="text1"/>
+        </w:rPr>
+        <w:t xml:space="preserve"> = 0 // </w:t>
+      </w:r>
+      <w:r>
+        <w:rPr>
+          <w:rFonts w:ascii="Segoe UI Emoji" w:hAnsi="Segoe UI Emoji" w:cs="Segoe UI Emoji"/>
+          <w:color w:val="000000" w:themeColor="text1"/>
+        </w:rPr>
+        <w:t>🔥</w:t>
+      </w:r>
+      <w:r>
+        <w:rPr>
+          <w:color w:val="000000" w:themeColor="text1"/>
+        </w:rPr>
+        <w:t xml:space="preserve"> SPECIAL FLAG → AUTO COMPLETE</w:t>
+      </w:r>
+      <w:r>
+        <w:rPr>
+          <w:color w:val="000000" w:themeColor="text1"/>
+        </w:rPr>
+        <w:br/>
+        <w:t>});</w:t>
+      </w:r>
+      <w:r>
+        <w:rPr>
+          <w:color w:val="000000" w:themeColor="text1"/>
+        </w:rPr>
+        <w:br/>
+      </w:r>
+      <w:r>
+        <w:rPr>
+          <w:color w:val="000000" w:themeColor="text1"/>
+        </w:rPr>
+        <w:br/>
+        <w:t xml:space="preserve">await </w:t>
+      </w:r>
+      <w:proofErr w:type="spellStart"/>
+      <w:r>
+        <w:rPr>
+          <w:color w:val="000000" w:themeColor="text1"/>
+        </w:rPr>
+        <w:t>db.SaveChangesAsync</w:t>
+      </w:r>
+      <w:proofErr w:type="spellEnd"/>
+      <w:r>
+        <w:rPr>
+          <w:color w:val="000000" w:themeColor="text1"/>
+        </w:rPr>
+        <w:t>();</w:t>
+      </w:r>
+      <w:r>
+        <w:rPr>
+          <w:color w:val="000000" w:themeColor="text1"/>
+        </w:rPr>
+        <w:br/>
+        <w:t>}</w:t>
+      </w:r>
+    </w:p>
+    <w:p>
+      <w:pPr>
+        <w:spacing w:after="0"/>
+        <w:rPr>
+          <w:color w:val="000000" w:themeColor="text1"/>
+          <w:u w:val="single"/>
+        </w:rPr>
+      </w:pPr>
+      <w:proofErr w:type="spellStart"/>
+      <w:r>
+        <w:rPr>
+          <w:color w:val="000000" w:themeColor="text1"/>
+          <w:u w:val="single"/>
+        </w:rPr>
+        <w:t>WorkflowCondition</w:t>
+      </w:r>
+      <w:proofErr w:type="spellEnd"/>
+      <w:r>
+        <w:rPr>
+          <w:color w:val="000000" w:themeColor="text1"/>
+          <w:u w:val="single"/>
+        </w:rPr>
+        <w:t xml:space="preserve"> Class:</w:t>
+      </w:r>
+    </w:p>
+    <w:p>
+      <w:pPr>
+        <w:spacing w:after="0"/>
+        <w:rPr>
+          <w:color w:val="000000" w:themeColor="text1"/>
+        </w:rPr>
+      </w:pPr>
+    </w:p>
+    <w:p>
+      <w:pPr>
+        <w:spacing w:after="0"/>
+        <w:rPr>
+          <w:color w:val="000000" w:themeColor="text1"/>
+          <w:lang w:val="en-GB"/>
+        </w:rPr>
+      </w:pPr>
+      <w:r>
+        <w:rPr>
+          <w:color w:val="000000" w:themeColor="text1"/>
+          <w:lang w:val="en-GB"/>
+        </w:rPr>
+        <w:t xml:space="preserve">public class </w:t>
+      </w:r>
+      <w:proofErr w:type="spellStart"/>
+      <w:r>
+        <w:rPr>
+          <w:color w:val="000000" w:themeColor="text1"/>
+          <w:lang w:val="en-GB"/>
+        </w:rPr>
+        <w:t>WorkflowCondition</w:t>
+      </w:r>
+      <w:proofErr w:type="spellEnd"/>
+    </w:p>
+    <w:p>
+      <w:pPr>
+        <w:spacing w:after="0"/>
+        <w:rPr>
+          <w:color w:val="000000" w:themeColor="text1"/>
+          <w:lang w:val="en-GB"/>
+        </w:rPr>
+      </w:pPr>
+      <w:r>
+        <w:rPr>
+          <w:color w:val="000000" w:themeColor="text1"/>
+          <w:lang w:val="en-GB"/>
+        </w:rPr>
+        <w:t>{</w:t>
+      </w:r>
+    </w:p>
+    <w:p>
+      <w:pPr>
+        <w:spacing w:after="0"/>
+        <w:rPr>
+          <w:color w:val="000000" w:themeColor="text1"/>
+          <w:lang w:val="en-GB"/>
+        </w:rPr>
+      </w:pPr>
+      <w:r>
+        <w:rPr>
+          <w:color w:val="000000" w:themeColor="text1"/>
+          <w:lang w:val="en-GB"/>
+        </w:rPr>
+        <w:t xml:space="preserve">    #region Properties</w:t>
+      </w:r>
+    </w:p>
+    <w:p>
+      <w:pPr>
+        <w:spacing w:after="0"/>
+        <w:rPr>
+          <w:color w:val="000000" w:themeColor="text1"/>
+          <w:lang w:val="en-GB"/>
+        </w:rPr>
+      </w:pPr>
+      <w:r>
+        <w:rPr>
+          <w:color w:val="000000" w:themeColor="text1"/>
+          <w:lang w:val="en-GB"/>
+        </w:rPr>
+        <w:t xml:space="preserve">    public int </w:t>
+      </w:r>
+      <w:proofErr w:type="spellStart"/>
+      <w:r>
+        <w:rPr>
+          <w:color w:val="000000" w:themeColor="text1"/>
+          <w:lang w:val="en-GB"/>
+        </w:rPr>
+        <w:t>ConditionId</w:t>
+      </w:r>
+      <w:proofErr w:type="spellEnd"/>
+      <w:r>
+        <w:rPr>
+          <w:color w:val="000000" w:themeColor="text1"/>
+          <w:lang w:val="en-GB"/>
+        </w:rPr>
+        <w:t xml:space="preserve"> </w:t>
+      </w:r>
+      <w:proofErr w:type="gramStart"/>
+      <w:r>
+        <w:rPr>
+          <w:color w:val="000000" w:themeColor="text1"/>
+          <w:lang w:val="en-GB"/>
+        </w:rPr>
+        <w:t>{ get</w:t>
+      </w:r>
+      <w:proofErr w:type="gramEnd"/>
+      <w:r>
+        <w:rPr>
+          <w:color w:val="000000" w:themeColor="text1"/>
+          <w:lang w:val="en-GB"/>
+        </w:rPr>
+        <w:t>; set</w:t>
+      </w:r>
+      <w:proofErr w:type="gramStart"/>
+      <w:r>
+        <w:rPr>
+          <w:color w:val="000000" w:themeColor="text1"/>
+          <w:lang w:val="en-GB"/>
+        </w:rPr>
+        <w:t>; }</w:t>
+      </w:r>
+      <w:proofErr w:type="gramEnd"/>
+      <w:r>
+        <w:rPr>
+          <w:color w:val="000000" w:themeColor="text1"/>
+          <w:lang w:val="en-GB"/>
+        </w:rPr>
+        <w:t xml:space="preserve">            // Identity column  </w:t>
+      </w:r>
+    </w:p>
+    <w:p>
+      <w:pPr>
+        <w:spacing w:after="0"/>
+        <w:rPr>
+          <w:color w:val="000000" w:themeColor="text1"/>
+          <w:lang w:val="en-GB"/>
+        </w:rPr>
+      </w:pPr>
+      <w:r>
+        <w:rPr>
+          <w:color w:val="000000" w:themeColor="text1"/>
+          <w:lang w:val="en-GB"/>
+        </w:rPr>
+        <w:t xml:space="preserve">    public int </w:t>
+      </w:r>
+      <w:proofErr w:type="spellStart"/>
+      <w:r>
+        <w:rPr>
+          <w:color w:val="000000" w:themeColor="text1"/>
+          <w:lang w:val="en-GB"/>
+        </w:rPr>
+        <w:t>StepDefinitionId</w:t>
+      </w:r>
+      <w:proofErr w:type="spellEnd"/>
+      <w:r>
+        <w:rPr>
+          <w:color w:val="000000" w:themeColor="text1"/>
+          <w:lang w:val="en-GB"/>
+        </w:rPr>
+        <w:t xml:space="preserve"> </w:t>
+      </w:r>
+      <w:proofErr w:type="gramStart"/>
+      <w:r>
+        <w:rPr>
+          <w:color w:val="000000" w:themeColor="text1"/>
+          <w:lang w:val="en-GB"/>
+        </w:rPr>
+        <w:t>{ get</w:t>
+      </w:r>
+      <w:proofErr w:type="gramEnd"/>
+      <w:r>
+        <w:rPr>
+          <w:color w:val="000000" w:themeColor="text1"/>
+          <w:lang w:val="en-GB"/>
+        </w:rPr>
+        <w:t>; set</w:t>
+      </w:r>
+      <w:proofErr w:type="gramStart"/>
+      <w:r>
+        <w:rPr>
+          <w:color w:val="000000" w:themeColor="text1"/>
+          <w:lang w:val="en-GB"/>
+        </w:rPr>
+        <w:t>; }</w:t>
+      </w:r>
+      <w:proofErr w:type="gramEnd"/>
+      <w:r>
+        <w:rPr>
+          <w:color w:val="000000" w:themeColor="text1"/>
+          <w:lang w:val="en-GB"/>
+        </w:rPr>
+        <w:t xml:space="preserve">       </w:t>
+      </w:r>
+    </w:p>
+    <w:p>
+      <w:pPr>
+        <w:spacing w:after="0"/>
+        <w:rPr>
+          <w:color w:val="000000" w:themeColor="text1"/>
+          <w:lang w:val="en-GB"/>
+        </w:rPr>
+      </w:pPr>
+    </w:p>
+    <w:p>
+      <w:pPr>
+        <w:spacing w:after="0"/>
+        <w:rPr>
+          <w:color w:val="000000" w:themeColor="text1"/>
+          <w:lang w:val="en-GB"/>
+        </w:rPr>
+      </w:pPr>
+      <w:r>
+        <w:rPr>
+          <w:color w:val="000000" w:themeColor="text1"/>
+          <w:lang w:val="en-GB"/>
+        </w:rPr>
+        <w:t xml:space="preserve">    [</w:t>
+      </w:r>
+      <w:proofErr w:type="gramStart"/>
+      <w:r>
+        <w:rPr>
+          <w:color w:val="000000" w:themeColor="text1"/>
+          <w:lang w:val="en-GB"/>
+        </w:rPr>
+        <w:t>Column(</w:t>
+      </w:r>
+      <w:proofErr w:type="gramEnd"/>
+      <w:r>
+        <w:rPr>
+          <w:color w:val="000000" w:themeColor="text1"/>
+          <w:lang w:val="en-GB"/>
+        </w:rPr>
+        <w:t>TypeName = "</w:t>
+      </w:r>
+      <w:proofErr w:type="gramStart"/>
+      <w:r>
+        <w:rPr>
+          <w:color w:val="000000" w:themeColor="text1"/>
+          <w:lang w:val="en-GB"/>
+        </w:rPr>
+        <w:t>varchar(</w:t>
+      </w:r>
+      <w:proofErr w:type="gramEnd"/>
+      <w:r>
+        <w:rPr>
+          <w:color w:val="000000" w:themeColor="text1"/>
+          <w:lang w:val="en-GB"/>
+        </w:rPr>
+        <w:t>100)")]</w:t>
+      </w:r>
+    </w:p>
+    <w:p>
+      <w:pPr>
+        <w:spacing w:after="0"/>
+        <w:rPr>
+          <w:color w:val="000000" w:themeColor="text1"/>
+          <w:lang w:val="en-GB"/>
+        </w:rPr>
+      </w:pPr>
+      <w:r>
+        <w:rPr>
+          <w:color w:val="000000" w:themeColor="text1"/>
+          <w:lang w:val="en-GB"/>
+        </w:rPr>
+        <w:t xml:space="preserve">    public string </w:t>
+      </w:r>
+      <w:proofErr w:type="spellStart"/>
+      <w:r>
+        <w:rPr>
+          <w:color w:val="000000" w:themeColor="text1"/>
+          <w:lang w:val="en-GB"/>
+        </w:rPr>
+        <w:t>FieldName</w:t>
+      </w:r>
+      <w:proofErr w:type="spellEnd"/>
+      <w:r>
+        <w:rPr>
+          <w:color w:val="000000" w:themeColor="text1"/>
+          <w:lang w:val="en-GB"/>
+        </w:rPr>
+        <w:t xml:space="preserve"> </w:t>
+      </w:r>
+      <w:proofErr w:type="gramStart"/>
+      <w:r>
+        <w:rPr>
+          <w:color w:val="000000" w:themeColor="text1"/>
+          <w:lang w:val="en-GB"/>
+        </w:rPr>
+        <w:t>{ get</w:t>
+      </w:r>
+      <w:proofErr w:type="gramEnd"/>
+      <w:r>
+        <w:rPr>
+          <w:color w:val="000000" w:themeColor="text1"/>
+          <w:lang w:val="en-GB"/>
+        </w:rPr>
+        <w:t>; set</w:t>
+      </w:r>
+      <w:proofErr w:type="gramStart"/>
+      <w:r>
+        <w:rPr>
+          <w:color w:val="000000" w:themeColor="text1"/>
+          <w:lang w:val="en-GB"/>
+        </w:rPr>
+        <w:t>; }</w:t>
+      </w:r>
+      <w:proofErr w:type="gramEnd"/>
+      <w:r>
+        <w:rPr>
+          <w:color w:val="000000" w:themeColor="text1"/>
+          <w:lang w:val="en-GB"/>
+        </w:rPr>
+        <w:t xml:space="preserve"> = </w:t>
+      </w:r>
+      <w:proofErr w:type="gramStart"/>
+      <w:r>
+        <w:rPr>
+          <w:color w:val="000000" w:themeColor="text1"/>
+          <w:lang w:val="en-GB"/>
+        </w:rPr>
+        <w:t>default!;</w:t>
+      </w:r>
+      <w:proofErr w:type="gramEnd"/>
+    </w:p>
+    <w:p>
+      <w:pPr>
+        <w:spacing w:after="0"/>
+        <w:rPr>
+          <w:color w:val="000000" w:themeColor="text1"/>
+          <w:lang w:val="en-GB"/>
+        </w:rPr>
+      </w:pPr>
+    </w:p>
+    <w:p>
+      <w:pPr>
+        <w:spacing w:after="0"/>
+        <w:rPr>
+          <w:color w:val="000000" w:themeColor="text1"/>
+          <w:lang w:val="en-GB"/>
+        </w:rPr>
+      </w:pPr>
+      <w:r>
+        <w:rPr>
+          <w:color w:val="000000" w:themeColor="text1"/>
+          <w:lang w:val="en-GB"/>
+        </w:rPr>
+        <w:t xml:space="preserve">    [</w:t>
+      </w:r>
+      <w:proofErr w:type="gramStart"/>
+      <w:r>
+        <w:rPr>
+          <w:color w:val="000000" w:themeColor="text1"/>
+          <w:lang w:val="en-GB"/>
+        </w:rPr>
+        <w:t>Column(</w:t>
+      </w:r>
+      <w:proofErr w:type="gramEnd"/>
+      <w:r>
+        <w:rPr>
+          <w:color w:val="000000" w:themeColor="text1"/>
+          <w:lang w:val="en-GB"/>
+        </w:rPr>
+        <w:t>TypeName = "</w:t>
+      </w:r>
+      <w:proofErr w:type="gramStart"/>
+      <w:r>
+        <w:rPr>
+          <w:color w:val="000000" w:themeColor="text1"/>
+          <w:lang w:val="en-GB"/>
+        </w:rPr>
+        <w:t>varchar(</w:t>
+      </w:r>
+      <w:proofErr w:type="gramEnd"/>
+      <w:r>
+        <w:rPr>
+          <w:color w:val="000000" w:themeColor="text1"/>
+          <w:lang w:val="en-GB"/>
+        </w:rPr>
+        <w:t>20)")]</w:t>
+      </w:r>
+    </w:p>
+    <w:p>
+      <w:pPr>
+        <w:spacing w:after="0"/>
+        <w:rPr>
+          <w:color w:val="000000" w:themeColor="text1"/>
+          <w:lang w:val="en-GB"/>
+        </w:rPr>
+      </w:pPr>
+      <w:r>
+        <w:rPr>
+          <w:color w:val="000000" w:themeColor="text1"/>
+          <w:lang w:val="en-GB"/>
+        </w:rPr>
+        <w:t xml:space="preserve">    public string Operator </w:t>
+      </w:r>
+      <w:proofErr w:type="gramStart"/>
+      <w:r>
+        <w:rPr>
+          <w:color w:val="000000" w:themeColor="text1"/>
+          <w:lang w:val="en-GB"/>
+        </w:rPr>
+        <w:t>{ get</w:t>
+      </w:r>
+      <w:proofErr w:type="gramEnd"/>
+      <w:r>
+        <w:rPr>
+          <w:color w:val="000000" w:themeColor="text1"/>
+          <w:lang w:val="en-GB"/>
+        </w:rPr>
+        <w:t>; set</w:t>
+      </w:r>
+      <w:proofErr w:type="gramStart"/>
+      <w:r>
+        <w:rPr>
+          <w:color w:val="000000" w:themeColor="text1"/>
+          <w:lang w:val="en-GB"/>
+        </w:rPr>
+        <w:t>; }</w:t>
+      </w:r>
+      <w:proofErr w:type="gramEnd"/>
+      <w:r>
+        <w:rPr>
+          <w:color w:val="000000" w:themeColor="text1"/>
+          <w:lang w:val="en-GB"/>
+        </w:rPr>
+        <w:t xml:space="preserve"> = </w:t>
+      </w:r>
+      <w:proofErr w:type="gramStart"/>
+      <w:r>
+        <w:rPr>
+          <w:color w:val="000000" w:themeColor="text1"/>
+          <w:lang w:val="en-GB"/>
+        </w:rPr>
+        <w:t>default!;</w:t>
+      </w:r>
+      <w:proofErr w:type="gramEnd"/>
+    </w:p>
+    <w:p>
+      <w:pPr>
+        <w:spacing w:after="0"/>
+        <w:rPr>
+          <w:color w:val="000000" w:themeColor="text1"/>
+          <w:lang w:val="en-GB"/>
+        </w:rPr>
+      </w:pPr>
+    </w:p>
+    <w:p>
+      <w:pPr>
+        <w:spacing w:after="0"/>
+        <w:rPr>
+          <w:color w:val="000000" w:themeColor="text1"/>
+          <w:lang w:val="en-GB"/>
+        </w:rPr>
+      </w:pPr>
+      <w:r>
+        <w:rPr>
+          <w:color w:val="000000" w:themeColor="text1"/>
+          <w:lang w:val="en-GB"/>
+        </w:rPr>
+        <w:t xml:space="preserve">    [</w:t>
+      </w:r>
+      <w:proofErr w:type="gramStart"/>
+      <w:r>
+        <w:rPr>
+          <w:color w:val="000000" w:themeColor="text1"/>
+          <w:lang w:val="en-GB"/>
+        </w:rPr>
+        <w:t>Column(</w:t>
+      </w:r>
+      <w:proofErr w:type="gramEnd"/>
+      <w:r>
+        <w:rPr>
+          <w:color w:val="000000" w:themeColor="text1"/>
+          <w:lang w:val="en-GB"/>
+        </w:rPr>
+        <w:t>TypeName = "</w:t>
+      </w:r>
+      <w:proofErr w:type="gramStart"/>
+      <w:r>
+        <w:rPr>
+          <w:color w:val="000000" w:themeColor="text1"/>
+          <w:lang w:val="en-GB"/>
+        </w:rPr>
+        <w:t>varchar(</w:t>
+      </w:r>
+      <w:proofErr w:type="gramEnd"/>
+      <w:r>
+        <w:rPr>
+          <w:color w:val="000000" w:themeColor="text1"/>
+          <w:lang w:val="en-GB"/>
+        </w:rPr>
+        <w:t>50)")]</w:t>
+      </w:r>
+    </w:p>
+    <w:p>
+      <w:pPr>
+        <w:spacing w:after="0"/>
+        <w:rPr>
+          <w:color w:val="000000" w:themeColor="text1"/>
+          <w:lang w:val="en-GB"/>
+        </w:rPr>
+      </w:pPr>
+      <w:r>
+        <w:rPr>
+          <w:color w:val="000000" w:themeColor="text1"/>
+          <w:lang w:val="en-GB"/>
+        </w:rPr>
+        <w:t xml:space="preserve">    public string </w:t>
+      </w:r>
+      <w:proofErr w:type="spellStart"/>
+      <w:r>
+        <w:rPr>
+          <w:color w:val="000000" w:themeColor="text1"/>
+          <w:lang w:val="en-GB"/>
+        </w:rPr>
+        <w:t>CompareValue</w:t>
+      </w:r>
+      <w:proofErr w:type="spellEnd"/>
+      <w:r>
+        <w:rPr>
+          <w:color w:val="000000" w:themeColor="text1"/>
+          <w:lang w:val="en-GB"/>
+        </w:rPr>
+        <w:t xml:space="preserve"> </w:t>
+      </w:r>
+      <w:proofErr w:type="gramStart"/>
+      <w:r>
+        <w:rPr>
+          <w:color w:val="000000" w:themeColor="text1"/>
+          <w:lang w:val="en-GB"/>
+        </w:rPr>
+        <w:t>{ get</w:t>
+      </w:r>
+      <w:proofErr w:type="gramEnd"/>
+      <w:r>
+        <w:rPr>
+          <w:color w:val="000000" w:themeColor="text1"/>
+          <w:lang w:val="en-GB"/>
+        </w:rPr>
+        <w:t>; set</w:t>
+      </w:r>
+      <w:proofErr w:type="gramStart"/>
+      <w:r>
+        <w:rPr>
+          <w:color w:val="000000" w:themeColor="text1"/>
+          <w:lang w:val="en-GB"/>
+        </w:rPr>
+        <w:t>; }</w:t>
+      </w:r>
+      <w:proofErr w:type="gramEnd"/>
+      <w:r>
+        <w:rPr>
+          <w:color w:val="000000" w:themeColor="text1"/>
+          <w:lang w:val="en-GB"/>
+        </w:rPr>
+        <w:t xml:space="preserve"> = </w:t>
+      </w:r>
+      <w:proofErr w:type="gramStart"/>
+      <w:r>
+        <w:rPr>
+          <w:color w:val="000000" w:themeColor="text1"/>
+          <w:lang w:val="en-GB"/>
+        </w:rPr>
+        <w:t>default!;</w:t>
+      </w:r>
+      <w:proofErr w:type="gramEnd"/>
+    </w:p>
+    <w:p>
+      <w:pPr>
+        <w:spacing w:after="0"/>
+        <w:rPr>
+          <w:color w:val="000000" w:themeColor="text1"/>
+          <w:lang w:val="en-GB"/>
+        </w:rPr>
+      </w:pPr>
+    </w:p>
+    <w:p>
+      <w:pPr>
+        <w:spacing w:after="0"/>
+        <w:rPr>
+          <w:color w:val="000000" w:themeColor="text1"/>
+          <w:lang w:val="en-GB"/>
+        </w:rPr>
+      </w:pPr>
+      <w:r>
+        <w:rPr>
+          <w:color w:val="000000" w:themeColor="text1"/>
+          <w:lang w:val="en-GB"/>
+        </w:rPr>
+        <w:t xml:space="preserve">    public int </w:t>
+      </w:r>
+      <w:proofErr w:type="spellStart"/>
+      <w:r>
+        <w:rPr>
+          <w:color w:val="000000" w:themeColor="text1"/>
+          <w:lang w:val="en-GB"/>
+        </w:rPr>
+        <w:t>NextStepDefinitionId</w:t>
+      </w:r>
+      <w:proofErr w:type="spellEnd"/>
+      <w:r>
+        <w:rPr>
+          <w:color w:val="000000" w:themeColor="text1"/>
+          <w:lang w:val="en-GB"/>
+        </w:rPr>
+        <w:t xml:space="preserve"> </w:t>
+      </w:r>
+      <w:proofErr w:type="gramStart"/>
+      <w:r>
+        <w:rPr>
+          <w:color w:val="000000" w:themeColor="text1"/>
+          <w:lang w:val="en-GB"/>
+        </w:rPr>
+        <w:t>{ get</w:t>
+      </w:r>
+      <w:proofErr w:type="gramEnd"/>
+      <w:r>
+        <w:rPr>
+          <w:color w:val="000000" w:themeColor="text1"/>
+          <w:lang w:val="en-GB"/>
+        </w:rPr>
+        <w:t>; set</w:t>
+      </w:r>
+      <w:proofErr w:type="gramStart"/>
+      <w:r>
+        <w:rPr>
+          <w:color w:val="000000" w:themeColor="text1"/>
+          <w:lang w:val="en-GB"/>
+        </w:rPr>
+        <w:t>; }</w:t>
+      </w:r>
+      <w:proofErr w:type="gramEnd"/>
+    </w:p>
+    <w:p>
+      <w:pPr>
+        <w:spacing w:after="0"/>
+        <w:rPr>
+          <w:color w:val="000000" w:themeColor="text1"/>
+          <w:lang w:val="en-GB"/>
+        </w:rPr>
+      </w:pPr>
+    </w:p>
+    <w:p>
+      <w:pPr>
+        <w:spacing w:after="0"/>
+        <w:rPr>
+          <w:color w:val="000000" w:themeColor="text1"/>
+          <w:lang w:val="en-GB"/>
+        </w:rPr>
+      </w:pPr>
+      <w:r>
+        <w:rPr>
+          <w:color w:val="000000" w:themeColor="text1"/>
+          <w:lang w:val="en-GB"/>
+        </w:rPr>
+        <w:t xml:space="preserve">    [</w:t>
+      </w:r>
+      <w:proofErr w:type="gramStart"/>
+      <w:r>
+        <w:rPr>
+          <w:color w:val="000000" w:themeColor="text1"/>
+          <w:lang w:val="en-GB"/>
+        </w:rPr>
+        <w:t>Column(</w:t>
+      </w:r>
+      <w:proofErr w:type="gramEnd"/>
+      <w:r>
+        <w:rPr>
+          <w:color w:val="000000" w:themeColor="text1"/>
+          <w:lang w:val="en-GB"/>
+        </w:rPr>
+        <w:t>TypeName = "</w:t>
+      </w:r>
+      <w:proofErr w:type="gramStart"/>
+      <w:r>
+        <w:rPr>
+          <w:color w:val="000000" w:themeColor="text1"/>
+          <w:lang w:val="en-GB"/>
+        </w:rPr>
+        <w:t>varchar(</w:t>
+      </w:r>
+      <w:proofErr w:type="gramEnd"/>
+      <w:r>
+        <w:rPr>
+          <w:color w:val="000000" w:themeColor="text1"/>
+          <w:lang w:val="en-GB"/>
+        </w:rPr>
+        <w:t>500)")]</w:t>
+      </w:r>
+    </w:p>
+    <w:p>
+      <w:pPr>
+        <w:spacing w:after="0"/>
+        <w:rPr>
+          <w:color w:val="000000" w:themeColor="text1"/>
+          <w:lang w:val="en-GB"/>
+        </w:rPr>
+      </w:pPr>
+      <w:r>
+        <w:rPr>
+          <w:color w:val="000000" w:themeColor="text1"/>
+          <w:lang w:val="en-GB"/>
+        </w:rPr>
+        <w:t xml:space="preserve">    public string? Expression </w:t>
+      </w:r>
+      <w:proofErr w:type="gramStart"/>
+      <w:r>
+        <w:rPr>
+          <w:color w:val="000000" w:themeColor="text1"/>
+          <w:lang w:val="en-GB"/>
+        </w:rPr>
+        <w:t>{ get</w:t>
+      </w:r>
+      <w:proofErr w:type="gramEnd"/>
+      <w:r>
+        <w:rPr>
+          <w:color w:val="000000" w:themeColor="text1"/>
+          <w:lang w:val="en-GB"/>
+        </w:rPr>
+        <w:t>; set</w:t>
+      </w:r>
+      <w:proofErr w:type="gramStart"/>
+      <w:r>
+        <w:rPr>
+          <w:color w:val="000000" w:themeColor="text1"/>
+          <w:lang w:val="en-GB"/>
+        </w:rPr>
+        <w:t>; }</w:t>
+      </w:r>
+      <w:proofErr w:type="gramEnd"/>
+    </w:p>
+    <w:p>
+      <w:pPr>
+        <w:spacing w:after="0"/>
+        <w:rPr>
+          <w:color w:val="000000" w:themeColor="text1"/>
+          <w:lang w:val="en-GB"/>
+        </w:rPr>
+      </w:pPr>
+      <w:r>
+        <w:rPr>
+          <w:color w:val="000000" w:themeColor="text1"/>
+          <w:lang w:val="en-GB"/>
+        </w:rPr>
+        <w:t xml:space="preserve">    #endregion</w:t>
+      </w:r>
+    </w:p>
+    <w:p>
+      <w:pPr>
+        <w:spacing w:after="0"/>
+        <w:rPr>
+          <w:color w:val="000000" w:themeColor="text1"/>
+        </w:rPr>
+      </w:pPr>
+      <w:r>
+        <w:rPr>
+          <w:color w:val="000000" w:themeColor="text1"/>
+          <w:lang w:val="en-GB"/>
+        </w:rPr>
+        <w:t>}</w:t>
+      </w:r>
+    </w:p>
+    <w:p>
+      <w:pPr>
+        <w:spacing w:after="0"/>
+        <w:rPr>
+          <w:color w:val="000000" w:themeColor="text1"/>
+        </w:rPr>
+      </w:pPr>
+    </w:p>
+    <w:p>
+      <w:pPr>
+        <w:spacing w:after="0"/>
+        <w:rPr>
+          <w:color w:val="000000" w:themeColor="text1"/>
+        </w:rPr>
+      </w:pPr>
+    </w:p>
+    <w:p>
+      <w:pPr>
+        <w:spacing w:after="0"/>
+        <w:rPr>
+          <w:color w:val="000000" w:themeColor="text1"/>
+        </w:rPr>
+      </w:pPr>
+    </w:p>
+    <w:p>
+      <w:pPr>
+        <w:spacing w:after="0"/>
+        <w:rPr>
+          <w:color w:val="000000" w:themeColor="text1"/>
+        </w:rPr>
+      </w:pPr>
+    </w:p>
+    <w:p>
+      <w:pPr>
+        <w:spacing w:after="0"/>
+        <w:rPr>
+          <w:color w:val="000000" w:themeColor="text1"/>
+        </w:rPr>
+      </w:pPr>
+    </w:p>
+    <w:p>
+      <w:pPr>
+        <w:spacing w:after="0"/>
+        <w:rPr>
+          <w:b/>
+          <w:bCs/>
+          <w:color w:val="EE0000"/>
+          <w:u w:val="single"/>
+        </w:rPr>
+      </w:pPr>
+      <w:r>
+        <w:rPr>
+          <w:b/>
+          <w:bCs/>
+          <w:color w:val="EE0000"/>
+          <w:u w:val="single"/>
+        </w:rPr>
+        <w:lastRenderedPageBreak/>
+        <w:t>Prompt #12:</w:t>
+      </w:r>
+    </w:p>
+    <w:p>
+      <w:pPr>
+        <w:spacing w:after="0"/>
+        <w:rPr>
+          <w:color w:val="EE0000"/>
+        </w:rPr>
+      </w:pPr>
+      <w:r>
+        <w:t xml:space="preserve">The line of code, </w:t>
+      </w:r>
+      <w:r>
+        <w:rPr>
+          <w:lang w:val="en-GB"/>
+        </w:rPr>
+        <w:t xml:space="preserve">await </w:t>
+      </w:r>
+      <w:proofErr w:type="spellStart"/>
+      <w:proofErr w:type="gramStart"/>
+      <w:r>
+        <w:rPr>
+          <w:lang w:val="en-GB"/>
+        </w:rPr>
+        <w:t>db.SaveChangesAsync</w:t>
+      </w:r>
+      <w:proofErr w:type="spellEnd"/>
+      <w:proofErr w:type="gramEnd"/>
+      <w:r>
+        <w:rPr>
+          <w:lang w:val="en-GB"/>
+        </w:rPr>
+        <w:t>();</w:t>
+      </w:r>
+      <w:r>
+        <w:rPr>
+          <w:lang w:val="en-GB"/>
+        </w:rPr>
+        <w:t xml:space="preserve"> in the below code block produces error that says: </w:t>
+      </w:r>
+      <w:r>
+        <w:rPr>
+          <w:color w:val="EE0000"/>
+          <w:lang w:val="en-GB"/>
+        </w:rPr>
+        <w:t>"The MERGE statement conflicted with the FOREIGN KEY constraint \"FK_WorkflowConditions_WorkflowStepDefinitions_NextStepDefinitionId\". The conflict occurred in database \"</w:t>
+      </w:r>
+      <w:proofErr w:type="spellStart"/>
+      <w:r>
+        <w:rPr>
+          <w:color w:val="EE0000"/>
+          <w:lang w:val="en-GB"/>
+        </w:rPr>
+        <w:t>KenHrDb</w:t>
+      </w:r>
+      <w:proofErr w:type="spellEnd"/>
+      <w:r>
+        <w:rPr>
+          <w:color w:val="EE0000"/>
+          <w:lang w:val="en-GB"/>
+        </w:rPr>
+        <w:t>\", table \"</w:t>
+      </w:r>
+      <w:proofErr w:type="spellStart"/>
+      <w:proofErr w:type="gramStart"/>
+      <w:r>
+        <w:rPr>
+          <w:color w:val="EE0000"/>
+          <w:lang w:val="en-GB"/>
+        </w:rPr>
+        <w:t>kenuser.WorkflowStepDefinitions</w:t>
+      </w:r>
+      <w:proofErr w:type="spellEnd"/>
+      <w:proofErr w:type="gramEnd"/>
+      <w:r>
+        <w:rPr>
+          <w:color w:val="EE0000"/>
+          <w:lang w:val="en-GB"/>
+        </w:rPr>
+        <w:t>\", column '</w:t>
+      </w:r>
+      <w:proofErr w:type="spellStart"/>
+      <w:r>
+        <w:rPr>
+          <w:color w:val="EE0000"/>
+          <w:lang w:val="en-GB"/>
+        </w:rPr>
+        <w:t>StepDefinitionId</w:t>
+      </w:r>
+      <w:proofErr w:type="spellEnd"/>
+      <w:r>
+        <w:rPr>
+          <w:color w:val="EE0000"/>
+          <w:lang w:val="en-GB"/>
+        </w:rPr>
+        <w:t>'."</w:t>
+      </w:r>
+    </w:p>
+    <w:p>
+      <w:pPr>
+        <w:spacing w:after="0"/>
+        <w:rPr>
+          <w:lang w:val="en-GB"/>
+        </w:rPr>
+      </w:pPr>
+    </w:p>
+    <w:p>
+      <w:pPr>
+        <w:spacing w:after="0"/>
+      </w:pPr>
+      <w:r>
+        <w:t>In addition, no data is inserted in the “</w:t>
+      </w:r>
+      <w:proofErr w:type="spellStart"/>
+      <w:r>
+        <w:t>WorkflowDefinitions</w:t>
+      </w:r>
+      <w:proofErr w:type="spellEnd"/>
+      <w:r>
+        <w:t xml:space="preserve">” table in the database. Refactor this code block to resolve the error </w:t>
+      </w:r>
+    </w:p>
+    <w:p>
+      <w:pPr>
+        <w:spacing w:after="0"/>
+      </w:pPr>
+    </w:p>
+    <w:p>
+      <w:pPr>
+        <w:spacing w:after="0"/>
+        <w:rPr>
+          <w:lang w:val="en-GB"/>
+        </w:rPr>
+      </w:pPr>
+      <w:r>
+        <w:rPr>
+          <w:lang w:val="en-GB"/>
+        </w:rPr>
+        <w:t>// ============================================</w:t>
+      </w:r>
+    </w:p>
+    <w:p>
+      <w:pPr>
+        <w:spacing w:after="0"/>
+        <w:rPr>
+          <w:lang w:val="en-GB"/>
+        </w:rPr>
+      </w:pPr>
+      <w:r>
+        <w:rPr>
+          <w:lang w:val="en-GB"/>
+        </w:rPr>
+        <w:t xml:space="preserve">// </w:t>
+      </w:r>
+      <w:r>
+        <w:rPr>
+          <w:rFonts w:ascii="Segoe UI Emoji" w:hAnsi="Segoe UI Emoji" w:cs="Segoe UI Emoji"/>
+          <w:lang w:val="en-GB"/>
+        </w:rPr>
+        <w:t>✅</w:t>
+      </w:r>
+      <w:r>
+        <w:rPr>
+          <w:lang w:val="en-GB"/>
+        </w:rPr>
+        <w:t xml:space="preserve"> CONDITIONS</w:t>
+      </w:r>
+    </w:p>
+    <w:p>
+      <w:pPr>
+        <w:spacing w:after="0"/>
+        <w:rPr>
+          <w:lang w:val="en-GB"/>
+        </w:rPr>
+      </w:pPr>
+      <w:r>
+        <w:rPr>
+          <w:lang w:val="en-GB"/>
+        </w:rPr>
+        <w:t>// ============================================</w:t>
+      </w:r>
+    </w:p>
+    <w:p>
+      <w:pPr>
+        <w:spacing w:after="0"/>
+        <w:rPr>
+          <w:lang w:val="en-GB"/>
+        </w:rPr>
+      </w:pPr>
+    </w:p>
+    <w:p>
+      <w:pPr>
+        <w:spacing w:after="0"/>
+        <w:rPr>
+          <w:lang w:val="en-GB"/>
+        </w:rPr>
+      </w:pPr>
+      <w:r>
+        <w:rPr>
+          <w:lang w:val="en-GB"/>
+        </w:rPr>
+        <w:t>var conditions = new List&lt;</w:t>
+      </w:r>
+      <w:proofErr w:type="spellStart"/>
+      <w:r>
+        <w:rPr>
+          <w:lang w:val="en-GB"/>
+        </w:rPr>
+        <w:t>WorkflowCondition</w:t>
+      </w:r>
+      <w:proofErr w:type="spellEnd"/>
+      <w:r>
+        <w:rPr>
+          <w:lang w:val="en-GB"/>
+        </w:rPr>
+        <w:t>&gt;</w:t>
+      </w:r>
+    </w:p>
+    <w:p>
+      <w:pPr>
+        <w:spacing w:after="0"/>
+        <w:rPr>
+          <w:lang w:val="en-GB"/>
+        </w:rPr>
+      </w:pPr>
+      <w:r>
+        <w:rPr>
+          <w:lang w:val="en-GB"/>
+        </w:rPr>
+        <w:t>{</w:t>
+      </w:r>
+    </w:p>
+    <w:p>
+      <w:pPr>
+        <w:spacing w:after="0"/>
+        <w:rPr>
+          <w:lang w:val="en-GB"/>
+        </w:rPr>
+      </w:pPr>
+      <w:r>
+        <w:rPr>
+          <w:lang w:val="en-GB"/>
+        </w:rPr>
+        <w:t xml:space="preserve">    // --------------------------------------------</w:t>
+      </w:r>
+    </w:p>
+    <w:p>
+      <w:pPr>
+        <w:spacing w:after="0"/>
+        <w:rPr>
+          <w:lang w:val="en-GB"/>
+        </w:rPr>
+      </w:pPr>
+      <w:r>
+        <w:rPr>
+          <w:lang w:val="en-GB"/>
+        </w:rPr>
+        <w:t xml:space="preserve">    // </w:t>
+      </w:r>
+      <w:r>
+        <w:rPr>
+          <w:rFonts w:ascii="Segoe UI Emoji" w:hAnsi="Segoe UI Emoji" w:cs="Segoe UI Emoji"/>
+          <w:lang w:val="en-GB"/>
+        </w:rPr>
+        <w:t>✅</w:t>
+      </w:r>
+      <w:r>
+        <w:rPr>
+          <w:lang w:val="en-GB"/>
+        </w:rPr>
+        <w:t xml:space="preserve"> CONDITION 1: Sick </w:t>
+      </w:r>
+      <w:r>
+        <w:rPr>
+          <w:rFonts w:ascii="Calibri" w:hAnsi="Calibri" w:cs="Calibri"/>
+          <w:lang w:val="en-GB"/>
+        </w:rPr>
+        <w:t>→</w:t>
+      </w:r>
+      <w:r>
+        <w:rPr>
+          <w:lang w:val="en-GB"/>
+        </w:rPr>
+        <w:t xml:space="preserve"> Auto Close</w:t>
+      </w:r>
+    </w:p>
+    <w:p>
+      <w:pPr>
+        <w:spacing w:after="0"/>
+        <w:rPr>
+          <w:lang w:val="en-GB"/>
+        </w:rPr>
+      </w:pPr>
+      <w:r>
+        <w:rPr>
+          <w:lang w:val="en-GB"/>
+        </w:rPr>
+        <w:t xml:space="preserve">    // --------------------------------------------</w:t>
+      </w:r>
+    </w:p>
+    <w:p>
+      <w:pPr>
+        <w:spacing w:after="0"/>
+        <w:rPr>
+          <w:lang w:val="en-GB"/>
+        </w:rPr>
+      </w:pPr>
+      <w:r>
+        <w:rPr>
+          <w:lang w:val="en-GB"/>
+        </w:rPr>
+        <w:t xml:space="preserve">    new </w:t>
+      </w:r>
+      <w:proofErr w:type="spellStart"/>
+      <w:r>
+        <w:rPr>
+          <w:lang w:val="en-GB"/>
+        </w:rPr>
+        <w:t>WorkflowCondition</w:t>
+      </w:r>
+      <w:proofErr w:type="spellEnd"/>
+    </w:p>
+    <w:p>
+      <w:pPr>
+        <w:spacing w:after="0"/>
+        <w:rPr>
+          <w:lang w:val="en-GB"/>
+        </w:rPr>
+      </w:pPr>
+      <w:r>
+        <w:rPr>
+          <w:lang w:val="en-GB"/>
+        </w:rPr>
+        <w:t xml:space="preserve">    {</w:t>
+      </w:r>
+    </w:p>
+    <w:p>
+      <w:pPr>
+        <w:spacing w:after="0"/>
+        <w:rPr>
+          <w:lang w:val="en-GB"/>
+        </w:rPr>
+      </w:pPr>
+      <w:r>
+        <w:rPr>
+          <w:lang w:val="en-GB"/>
+        </w:rPr>
+        <w:t xml:space="preserve">        </w:t>
+      </w:r>
+      <w:proofErr w:type="spellStart"/>
+      <w:r>
+        <w:rPr>
+          <w:lang w:val="en-GB"/>
+        </w:rPr>
+        <w:t>StepDefinitionId</w:t>
+      </w:r>
+      <w:proofErr w:type="spellEnd"/>
+      <w:r>
+        <w:rPr>
+          <w:lang w:val="en-GB"/>
+        </w:rPr>
+        <w:t xml:space="preserve"> = step2HR.StepDefinitionId, // attach to Step 2</w:t>
+      </w:r>
+    </w:p>
+    <w:p>
+      <w:pPr>
+        <w:spacing w:after="0"/>
+        <w:rPr>
+          <w:lang w:val="en-GB"/>
+        </w:rPr>
+      </w:pPr>
+      <w:r>
+        <w:rPr>
+          <w:lang w:val="en-GB"/>
+        </w:rPr>
+        <w:t xml:space="preserve">        </w:t>
+      </w:r>
+      <w:proofErr w:type="spellStart"/>
+      <w:r>
+        <w:rPr>
+          <w:lang w:val="en-GB"/>
+        </w:rPr>
+        <w:t>FieldName</w:t>
+      </w:r>
+      <w:proofErr w:type="spellEnd"/>
+      <w:r>
+        <w:rPr>
+          <w:lang w:val="en-GB"/>
+        </w:rPr>
+        <w:t xml:space="preserve"> = "</w:t>
+      </w:r>
+      <w:proofErr w:type="spellStart"/>
+      <w:r>
+        <w:rPr>
+          <w:lang w:val="en-GB"/>
+        </w:rPr>
+        <w:t>LeaveType</w:t>
+      </w:r>
+      <w:proofErr w:type="spellEnd"/>
+      <w:r>
+        <w:rPr>
+          <w:lang w:val="en-GB"/>
+        </w:rPr>
+        <w:t>",</w:t>
+      </w:r>
+    </w:p>
+    <w:p>
+      <w:pPr>
+        <w:spacing w:after="0"/>
+        <w:rPr>
+          <w:lang w:val="en-GB"/>
+        </w:rPr>
+      </w:pPr>
+      <w:r>
+        <w:rPr>
+          <w:lang w:val="en-GB"/>
+        </w:rPr>
+        <w:t xml:space="preserve">        Operator = "=",</w:t>
+      </w:r>
+    </w:p>
+    <w:p>
+      <w:pPr>
+        <w:spacing w:after="0"/>
+        <w:rPr>
+          <w:lang w:val="en-GB"/>
+        </w:rPr>
+      </w:pPr>
+      <w:r>
+        <w:rPr>
+          <w:lang w:val="en-GB"/>
+        </w:rPr>
+        <w:t xml:space="preserve">        </w:t>
+      </w:r>
+      <w:proofErr w:type="spellStart"/>
+      <w:r>
+        <w:rPr>
+          <w:lang w:val="en-GB"/>
+        </w:rPr>
+        <w:t>CompareValue</w:t>
+      </w:r>
+      <w:proofErr w:type="spellEnd"/>
+      <w:r>
+        <w:rPr>
+          <w:lang w:val="en-GB"/>
+        </w:rPr>
+        <w:t xml:space="preserve"> = "SL",</w:t>
+      </w:r>
+    </w:p>
+    <w:p>
+      <w:pPr>
+        <w:spacing w:after="0"/>
+        <w:rPr>
+          <w:lang w:val="en-GB"/>
+        </w:rPr>
+      </w:pPr>
+      <w:r>
+        <w:rPr>
+          <w:lang w:val="en-GB"/>
+        </w:rPr>
+        <w:t xml:space="preserve">        Expression = "</w:t>
+      </w:r>
+      <w:proofErr w:type="spellStart"/>
+      <w:r>
+        <w:rPr>
+          <w:lang w:val="en-GB"/>
+        </w:rPr>
+        <w:t>LeaveType</w:t>
+      </w:r>
+      <w:proofErr w:type="spellEnd"/>
+      <w:r>
+        <w:rPr>
+          <w:lang w:val="en-GB"/>
+        </w:rPr>
+        <w:t xml:space="preserve"> == \"SL\"",</w:t>
+      </w:r>
+    </w:p>
+    <w:p>
+      <w:pPr>
+        <w:spacing w:after="0"/>
+        <w:rPr>
+          <w:lang w:val="en-GB"/>
+        </w:rPr>
+      </w:pPr>
+      <w:r>
+        <w:rPr>
+          <w:lang w:val="en-GB"/>
+        </w:rPr>
+        <w:t xml:space="preserve">        </w:t>
+      </w:r>
+      <w:proofErr w:type="spellStart"/>
+      <w:r>
+        <w:rPr>
+          <w:lang w:val="en-GB"/>
+        </w:rPr>
+        <w:t>NextStepDefinitionId</w:t>
+      </w:r>
+      <w:proofErr w:type="spellEnd"/>
+      <w:r>
+        <w:rPr>
+          <w:lang w:val="en-GB"/>
+        </w:rPr>
+        <w:t xml:space="preserve"> = 0 // </w:t>
+      </w:r>
+      <w:r>
+        <w:rPr>
+          <w:rFonts w:ascii="Segoe UI Emoji" w:hAnsi="Segoe UI Emoji" w:cs="Segoe UI Emoji"/>
+          <w:lang w:val="en-GB"/>
+        </w:rPr>
+        <w:t>🔥</w:t>
+      </w:r>
+      <w:r>
+        <w:rPr>
+          <w:lang w:val="en-GB"/>
+        </w:rPr>
+        <w:t xml:space="preserve"> AUTO CLOSE</w:t>
+      </w:r>
+    </w:p>
+    <w:p>
+      <w:pPr>
+        <w:spacing w:after="0"/>
+        <w:rPr>
+          <w:lang w:val="en-GB"/>
+        </w:rPr>
+      </w:pPr>
+      <w:r>
+        <w:rPr>
+          <w:lang w:val="en-GB"/>
+        </w:rPr>
+        <w:t xml:space="preserve">    },</w:t>
+      </w:r>
+    </w:p>
+    <w:p>
+      <w:pPr>
+        <w:spacing w:after="0"/>
+        <w:rPr>
+          <w:lang w:val="en-GB"/>
+        </w:rPr>
+      </w:pPr>
+    </w:p>
+    <w:p>
+      <w:pPr>
+        <w:spacing w:after="0"/>
+        <w:rPr>
+          <w:lang w:val="en-GB"/>
+        </w:rPr>
+      </w:pPr>
+      <w:r>
+        <w:rPr>
+          <w:lang w:val="en-GB"/>
+        </w:rPr>
+        <w:t xml:space="preserve">    // --------------------------------------------</w:t>
+      </w:r>
+    </w:p>
+    <w:p>
+      <w:pPr>
+        <w:spacing w:after="0"/>
+        <w:rPr>
+          <w:lang w:val="en-GB"/>
+        </w:rPr>
+      </w:pPr>
+      <w:r>
+        <w:rPr>
+          <w:lang w:val="en-GB"/>
+        </w:rPr>
+        <w:t xml:space="preserve">    // </w:t>
+      </w:r>
+      <w:r>
+        <w:rPr>
+          <w:rFonts w:ascii="Segoe UI Emoji" w:hAnsi="Segoe UI Emoji" w:cs="Segoe UI Emoji"/>
+          <w:lang w:val="en-GB"/>
+        </w:rPr>
+        <w:t>✅</w:t>
+      </w:r>
+      <w:r>
+        <w:rPr>
+          <w:lang w:val="en-GB"/>
+        </w:rPr>
+        <w:t xml:space="preserve"> CONDITION 2: </w:t>
+      </w:r>
+      <w:proofErr w:type="spellStart"/>
+      <w:r>
+        <w:rPr>
+          <w:lang w:val="en-GB"/>
+        </w:rPr>
+        <w:t>AnnualLeave</w:t>
+      </w:r>
+      <w:proofErr w:type="spellEnd"/>
+      <w:r>
+        <w:rPr>
+          <w:lang w:val="en-GB"/>
+        </w:rPr>
+        <w:t xml:space="preserve"> &gt; 15 </w:t>
+      </w:r>
+      <w:r>
+        <w:rPr>
+          <w:rFonts w:ascii="Calibri" w:hAnsi="Calibri" w:cs="Calibri"/>
+          <w:lang w:val="en-GB"/>
+        </w:rPr>
+        <w:t>→</w:t>
+      </w:r>
+      <w:r>
+        <w:rPr>
+          <w:lang w:val="en-GB"/>
+        </w:rPr>
+        <w:t xml:space="preserve"> GM</w:t>
+      </w:r>
+    </w:p>
+    <w:p>
+      <w:pPr>
+        <w:spacing w:after="0"/>
+        <w:rPr>
+          <w:lang w:val="en-GB"/>
+        </w:rPr>
+      </w:pPr>
+      <w:r>
+        <w:rPr>
+          <w:lang w:val="en-GB"/>
+        </w:rPr>
+        <w:t xml:space="preserve">    // --------------------------------------------</w:t>
+      </w:r>
+    </w:p>
+    <w:p>
+      <w:pPr>
+        <w:spacing w:after="0"/>
+        <w:rPr>
+          <w:lang w:val="en-GB"/>
+        </w:rPr>
+      </w:pPr>
+      <w:r>
+        <w:rPr>
+          <w:lang w:val="en-GB"/>
+        </w:rPr>
+        <w:t xml:space="preserve">    new </w:t>
+      </w:r>
+      <w:proofErr w:type="spellStart"/>
+      <w:r>
+        <w:rPr>
+          <w:lang w:val="en-GB"/>
+        </w:rPr>
+        <w:t>WorkflowCondition</w:t>
+      </w:r>
+      <w:proofErr w:type="spellEnd"/>
+    </w:p>
+    <w:p>
+      <w:pPr>
+        <w:spacing w:after="0"/>
+        <w:rPr>
+          <w:lang w:val="en-GB"/>
+        </w:rPr>
+      </w:pPr>
+      <w:r>
+        <w:rPr>
+          <w:lang w:val="en-GB"/>
+        </w:rPr>
+        <w:t xml:space="preserve">    {</w:t>
+      </w:r>
+    </w:p>
+    <w:p>
+      <w:pPr>
+        <w:spacing w:after="0"/>
+        <w:rPr>
+          <w:lang w:val="en-GB"/>
+        </w:rPr>
+      </w:pPr>
+      <w:r>
+        <w:rPr>
+          <w:lang w:val="en-GB"/>
+        </w:rPr>
+        <w:t xml:space="preserve">        </w:t>
+      </w:r>
+      <w:proofErr w:type="spellStart"/>
+      <w:r>
+        <w:rPr>
+          <w:lang w:val="en-GB"/>
+        </w:rPr>
+        <w:t>StepDefinitionId</w:t>
+      </w:r>
+      <w:proofErr w:type="spellEnd"/>
+      <w:r>
+        <w:rPr>
+          <w:lang w:val="en-GB"/>
+        </w:rPr>
+        <w:t xml:space="preserve"> = step2HR.StepDefinitionId, // attach to Step 2</w:t>
+      </w:r>
+    </w:p>
+    <w:p>
+      <w:pPr>
+        <w:spacing w:after="0"/>
+        <w:rPr>
+          <w:lang w:val="en-GB"/>
+        </w:rPr>
+      </w:pPr>
+      <w:r>
+        <w:rPr>
+          <w:lang w:val="en-GB"/>
+        </w:rPr>
+        <w:t xml:space="preserve">        </w:t>
+      </w:r>
+      <w:proofErr w:type="spellStart"/>
+      <w:r>
+        <w:rPr>
+          <w:lang w:val="en-GB"/>
+        </w:rPr>
+        <w:t>FieldName</w:t>
+      </w:r>
+      <w:proofErr w:type="spellEnd"/>
+      <w:r>
+        <w:rPr>
+          <w:lang w:val="en-GB"/>
+        </w:rPr>
+        <w:t xml:space="preserve"> = "</w:t>
+      </w:r>
+      <w:proofErr w:type="spellStart"/>
+      <w:r>
+        <w:rPr>
+          <w:lang w:val="en-GB"/>
+        </w:rPr>
+        <w:t>LeaveDuration</w:t>
+      </w:r>
+      <w:proofErr w:type="spellEnd"/>
+      <w:r>
+        <w:rPr>
+          <w:lang w:val="en-GB"/>
+        </w:rPr>
+        <w:t>",</w:t>
+      </w:r>
+    </w:p>
+    <w:p>
+      <w:pPr>
+        <w:spacing w:after="0"/>
+        <w:rPr>
+          <w:lang w:val="en-GB"/>
+        </w:rPr>
+      </w:pPr>
+      <w:r>
+        <w:rPr>
+          <w:lang w:val="en-GB"/>
+        </w:rPr>
+        <w:t xml:space="preserve">        Operator = "&gt;",</w:t>
+      </w:r>
+    </w:p>
+    <w:p>
+      <w:pPr>
+        <w:spacing w:after="0"/>
+        <w:rPr>
+          <w:lang w:val="en-GB"/>
+        </w:rPr>
+      </w:pPr>
+      <w:r>
+        <w:rPr>
+          <w:lang w:val="en-GB"/>
+        </w:rPr>
+        <w:lastRenderedPageBreak/>
+        <w:t xml:space="preserve">        </w:t>
+      </w:r>
+      <w:proofErr w:type="spellStart"/>
+      <w:r>
+        <w:rPr>
+          <w:lang w:val="en-GB"/>
+        </w:rPr>
+        <w:t>CompareValue</w:t>
+      </w:r>
+      <w:proofErr w:type="spellEnd"/>
+      <w:r>
+        <w:rPr>
+          <w:lang w:val="en-GB"/>
+        </w:rPr>
+        <w:t xml:space="preserve"> = "15",</w:t>
+      </w:r>
+    </w:p>
+    <w:p>
+      <w:pPr>
+        <w:spacing w:after="0"/>
+        <w:rPr>
+          <w:lang w:val="en-GB"/>
+        </w:rPr>
+      </w:pPr>
+      <w:r>
+        <w:rPr>
+          <w:lang w:val="en-GB"/>
+        </w:rPr>
+        <w:t xml:space="preserve">        Expression = "</w:t>
+      </w:r>
+      <w:proofErr w:type="spellStart"/>
+      <w:r>
+        <w:rPr>
+          <w:lang w:val="en-GB"/>
+        </w:rPr>
+        <w:t>LeaveType</w:t>
+      </w:r>
+      <w:proofErr w:type="spellEnd"/>
+      <w:r>
+        <w:rPr>
+          <w:lang w:val="en-GB"/>
+        </w:rPr>
+        <w:t xml:space="preserve"> == \"AL\" AND </w:t>
+      </w:r>
+      <w:proofErr w:type="spellStart"/>
+      <w:r>
+        <w:rPr>
+          <w:lang w:val="en-GB"/>
+        </w:rPr>
+        <w:t>LeaveDuration</w:t>
+      </w:r>
+      <w:proofErr w:type="spellEnd"/>
+      <w:r>
+        <w:rPr>
+          <w:lang w:val="en-GB"/>
+        </w:rPr>
+        <w:t xml:space="preserve"> &gt; 15",</w:t>
+      </w:r>
+    </w:p>
+    <w:p>
+      <w:pPr>
+        <w:spacing w:after="0"/>
+        <w:rPr>
+          <w:lang w:val="en-GB"/>
+        </w:rPr>
+      </w:pPr>
+      <w:r>
+        <w:rPr>
+          <w:lang w:val="en-GB"/>
+        </w:rPr>
+        <w:t xml:space="preserve">        </w:t>
+      </w:r>
+      <w:proofErr w:type="spellStart"/>
+      <w:r>
+        <w:rPr>
+          <w:lang w:val="en-GB"/>
+        </w:rPr>
+        <w:t>NextStepDefinitionId</w:t>
+      </w:r>
+      <w:proofErr w:type="spellEnd"/>
+      <w:r>
+        <w:rPr>
+          <w:lang w:val="en-GB"/>
+        </w:rPr>
+        <w:t xml:space="preserve"> = step3GM.StepDefinitionId</w:t>
+      </w:r>
+    </w:p>
+    <w:p>
+      <w:pPr>
+        <w:spacing w:after="0"/>
+        <w:rPr>
+          <w:lang w:val="en-GB"/>
+        </w:rPr>
+      </w:pPr>
+      <w:r>
+        <w:rPr>
+          <w:lang w:val="en-GB"/>
+        </w:rPr>
+        <w:t xml:space="preserve">    }</w:t>
+      </w:r>
+    </w:p>
+    <w:p>
+      <w:pPr>
+        <w:spacing w:after="0"/>
+        <w:rPr>
+          <w:lang w:val="en-GB"/>
+        </w:rPr>
+      </w:pPr>
+      <w:proofErr w:type="gramStart"/>
+      <w:r>
+        <w:rPr>
+          <w:lang w:val="en-GB"/>
+        </w:rPr>
+        <w:t>};</w:t>
+      </w:r>
+      <w:proofErr w:type="gramEnd"/>
+    </w:p>
+    <w:p>
+      <w:pPr>
+        <w:spacing w:after="0"/>
+        <w:rPr>
+          <w:lang w:val="en-GB"/>
+        </w:rPr>
+      </w:pPr>
+    </w:p>
+    <w:p>
+      <w:pPr>
+        <w:spacing w:after="0"/>
+        <w:rPr>
+          <w:lang w:val="en-GB"/>
+        </w:rPr>
+      </w:pPr>
+      <w:proofErr w:type="spellStart"/>
+      <w:proofErr w:type="gramStart"/>
+      <w:r>
+        <w:rPr>
+          <w:lang w:val="en-GB"/>
+        </w:rPr>
+        <w:t>db.WorkflowConditions.AddRange</w:t>
+      </w:r>
+      <w:proofErr w:type="spellEnd"/>
+      <w:proofErr w:type="gramEnd"/>
+      <w:r>
+        <w:rPr>
+          <w:lang w:val="en-GB"/>
+        </w:rPr>
+        <w:t>(conditions</w:t>
+      </w:r>
+      <w:proofErr w:type="gramStart"/>
+      <w:r>
+        <w:rPr>
+          <w:lang w:val="en-GB"/>
+        </w:rPr>
+        <w:t>);</w:t>
+      </w:r>
+      <w:proofErr w:type="gramEnd"/>
+    </w:p>
+    <w:p>
+      <w:pPr>
+        <w:spacing w:after="0"/>
+        <w:rPr>
+          <w:lang w:val="en-GB"/>
+        </w:rPr>
+      </w:pPr>
+    </w:p>
+    <w:p>
+      <w:pPr>
+        <w:spacing w:after="0"/>
+        <w:rPr>
+          <w:lang w:val="en-GB"/>
+        </w:rPr>
+      </w:pPr>
+      <w:r>
+        <w:rPr>
+          <w:lang w:val="en-GB"/>
+        </w:rPr>
+        <w:t xml:space="preserve">await </w:t>
+      </w:r>
+      <w:proofErr w:type="spellStart"/>
+      <w:proofErr w:type="gramStart"/>
+      <w:r>
+        <w:rPr>
+          <w:lang w:val="en-GB"/>
+        </w:rPr>
+        <w:t>db.SaveChangesAsync</w:t>
+      </w:r>
+      <w:proofErr w:type="spellEnd"/>
+      <w:proofErr w:type="gramEnd"/>
+      <w:r>
+        <w:rPr>
+          <w:lang w:val="en-GB"/>
+        </w:rPr>
+        <w:t>(</w:t>
+      </w:r>
+      <w:proofErr w:type="gramStart"/>
+      <w:r>
+        <w:rPr>
+          <w:lang w:val="en-GB"/>
+        </w:rPr>
+        <w:t>);</w:t>
+      </w:r>
+      <w:proofErr w:type="gramEnd"/>
+    </w:p>
+    <w:p>
+      <w:pPr>
+        <w:spacing w:after="0"/>
+      </w:pPr>
+    </w:p>
+    <w:p>
+      <w:pPr>
+        <w:spacing w:after="0"/>
+        <w:rPr>
+          <w:u w:val="single"/>
+        </w:rPr>
+      </w:pPr>
+      <w:proofErr w:type="spellStart"/>
+      <w:r>
+        <w:rPr>
+          <w:u w:val="single"/>
+          <w:lang w:val="en-GB"/>
+        </w:rPr>
+        <w:t>WorkflowCondition</w:t>
+      </w:r>
+      <w:proofErr w:type="spellEnd"/>
+      <w:r>
+        <w:rPr>
+          <w:u w:val="single"/>
+          <w:lang w:val="en-GB"/>
+        </w:rPr>
+        <w:t xml:space="preserve"> Class:</w:t>
+      </w:r>
+    </w:p>
+    <w:p>
+      <w:pPr>
+        <w:spacing w:after="0"/>
+        <w:rPr>
+          <w:lang w:val="en-GB"/>
+        </w:rPr>
+      </w:pPr>
+      <w:r>
+        <w:rPr>
+          <w:lang w:val="en-GB"/>
+        </w:rPr>
+        <w:t xml:space="preserve">public class </w:t>
+      </w:r>
+      <w:proofErr w:type="spellStart"/>
+      <w:r>
+        <w:rPr>
+          <w:lang w:val="en-GB"/>
+        </w:rPr>
+        <w:t>WorkflowCondition</w:t>
+      </w:r>
+      <w:proofErr w:type="spellEnd"/>
+    </w:p>
+    <w:p>
+      <w:pPr>
+        <w:spacing w:after="0"/>
+        <w:rPr>
+          <w:lang w:val="en-GB"/>
+        </w:rPr>
+      </w:pPr>
+      <w:r>
+        <w:rPr>
+          <w:lang w:val="en-GB"/>
+        </w:rPr>
+        <w:t>{</w:t>
+      </w:r>
+    </w:p>
+    <w:p>
+      <w:pPr>
+        <w:spacing w:after="0"/>
+        <w:rPr>
+          <w:lang w:val="en-GB"/>
+        </w:rPr>
+      </w:pPr>
+      <w:r>
+        <w:rPr>
+          <w:lang w:val="en-GB"/>
+        </w:rPr>
+        <w:t xml:space="preserve">    #region Properties</w:t>
+      </w:r>
+    </w:p>
+    <w:p>
+      <w:pPr>
+        <w:spacing w:after="0"/>
+        <w:rPr>
+          <w:lang w:val="en-GB"/>
+        </w:rPr>
+      </w:pPr>
+      <w:r>
+        <w:rPr>
+          <w:lang w:val="en-GB"/>
+        </w:rPr>
+        <w:t xml:space="preserve">    public int </w:t>
+      </w:r>
+      <w:proofErr w:type="spellStart"/>
+      <w:r>
+        <w:rPr>
+          <w:lang w:val="en-GB"/>
+        </w:rPr>
+        <w:t>ConditionId</w:t>
+      </w:r>
+      <w:proofErr w:type="spellEnd"/>
+      <w:r>
+        <w:rPr>
+          <w:lang w:val="en-GB"/>
+        </w:rPr>
+        <w:t xml:space="preserve"> </w:t>
+      </w:r>
+      <w:proofErr w:type="gramStart"/>
+      <w:r>
+        <w:rPr>
+          <w:lang w:val="en-GB"/>
+        </w:rPr>
+        <w:t>{ get</w:t>
+      </w:r>
+      <w:proofErr w:type="gramEnd"/>
+      <w:r>
+        <w:rPr>
+          <w:lang w:val="en-GB"/>
+        </w:rPr>
+        <w:t>; set</w:t>
+      </w:r>
+      <w:proofErr w:type="gramStart"/>
+      <w:r>
+        <w:rPr>
+          <w:lang w:val="en-GB"/>
+        </w:rPr>
+        <w:t>; }</w:t>
+      </w:r>
+      <w:proofErr w:type="gramEnd"/>
+      <w:r>
+        <w:rPr>
+          <w:lang w:val="en-GB"/>
+        </w:rPr>
+        <w:t xml:space="preserve">            // Identity column  </w:t>
+      </w:r>
+    </w:p>
+    <w:p>
+      <w:pPr>
+        <w:spacing w:after="0"/>
+        <w:rPr>
+          <w:lang w:val="en-GB"/>
+        </w:rPr>
+      </w:pPr>
+      <w:r>
+        <w:rPr>
+          <w:lang w:val="en-GB"/>
+        </w:rPr>
+        <w:t xml:space="preserve">    public int </w:t>
+      </w:r>
+      <w:proofErr w:type="spellStart"/>
+      <w:r>
+        <w:rPr>
+          <w:lang w:val="en-GB"/>
+        </w:rPr>
+        <w:t>StepDefinitionId</w:t>
+      </w:r>
+      <w:proofErr w:type="spellEnd"/>
+      <w:r>
+        <w:rPr>
+          <w:lang w:val="en-GB"/>
+        </w:rPr>
+        <w:t xml:space="preserve"> </w:t>
+      </w:r>
+      <w:proofErr w:type="gramStart"/>
+      <w:r>
+        <w:rPr>
+          <w:lang w:val="en-GB"/>
+        </w:rPr>
+        <w:t>{ get</w:t>
+      </w:r>
+      <w:proofErr w:type="gramEnd"/>
+      <w:r>
+        <w:rPr>
+          <w:lang w:val="en-GB"/>
+        </w:rPr>
+        <w:t>; set</w:t>
+      </w:r>
+      <w:proofErr w:type="gramStart"/>
+      <w:r>
+        <w:rPr>
+          <w:lang w:val="en-GB"/>
+        </w:rPr>
+        <w:t>; }</w:t>
+      </w:r>
+      <w:proofErr w:type="gramEnd"/>
+      <w:r>
+        <w:rPr>
+          <w:lang w:val="en-GB"/>
+        </w:rPr>
+        <w:t xml:space="preserve">       </w:t>
+      </w:r>
+    </w:p>
+    <w:p>
+      <w:pPr>
+        <w:spacing w:after="0"/>
+        <w:rPr>
+          <w:lang w:val="en-GB"/>
+        </w:rPr>
+      </w:pPr>
+    </w:p>
+    <w:p>
+      <w:pPr>
+        <w:spacing w:after="0"/>
+        <w:rPr>
+          <w:lang w:val="en-GB"/>
+        </w:rPr>
+      </w:pPr>
+      <w:r>
+        <w:rPr>
+          <w:lang w:val="en-GB"/>
+        </w:rPr>
+        <w:t xml:space="preserve">    [</w:t>
+      </w:r>
+      <w:proofErr w:type="gramStart"/>
+      <w:r>
+        <w:rPr>
+          <w:lang w:val="en-GB"/>
+        </w:rPr>
+        <w:t>Column(</w:t>
+      </w:r>
+      <w:proofErr w:type="gramEnd"/>
+      <w:r>
+        <w:rPr>
+          <w:lang w:val="en-GB"/>
+        </w:rPr>
+        <w:t>TypeName = "</w:t>
+      </w:r>
+      <w:proofErr w:type="gramStart"/>
+      <w:r>
+        <w:rPr>
+          <w:lang w:val="en-GB"/>
+        </w:rPr>
+        <w:t>varchar(</w:t>
+      </w:r>
+      <w:proofErr w:type="gramEnd"/>
+      <w:r>
+        <w:rPr>
+          <w:lang w:val="en-GB"/>
+        </w:rPr>
+        <w:t>100)")]</w:t>
+      </w:r>
+    </w:p>
+    <w:p>
+      <w:pPr>
+        <w:spacing w:after="0"/>
+        <w:rPr>
+          <w:lang w:val="en-GB"/>
+        </w:rPr>
+      </w:pPr>
+      <w:r>
+        <w:rPr>
+          <w:lang w:val="en-GB"/>
+        </w:rPr>
+        <w:t xml:space="preserve">    public string </w:t>
+      </w:r>
+      <w:proofErr w:type="spellStart"/>
+      <w:r>
+        <w:rPr>
+          <w:lang w:val="en-GB"/>
+        </w:rPr>
+        <w:t>FieldName</w:t>
+      </w:r>
+      <w:proofErr w:type="spellEnd"/>
+      <w:r>
+        <w:rPr>
+          <w:lang w:val="en-GB"/>
+        </w:rPr>
+        <w:t xml:space="preserve"> </w:t>
+      </w:r>
+      <w:proofErr w:type="gramStart"/>
+      <w:r>
+        <w:rPr>
+          <w:lang w:val="en-GB"/>
+        </w:rPr>
+        <w:t>{ get</w:t>
+      </w:r>
+      <w:proofErr w:type="gramEnd"/>
+      <w:r>
+        <w:rPr>
+          <w:lang w:val="en-GB"/>
+        </w:rPr>
+        <w:t>; set</w:t>
+      </w:r>
+      <w:proofErr w:type="gramStart"/>
+      <w:r>
+        <w:rPr>
+          <w:lang w:val="en-GB"/>
+        </w:rPr>
+        <w:t>; }</w:t>
+      </w:r>
+      <w:proofErr w:type="gramEnd"/>
+      <w:r>
+        <w:rPr>
+          <w:lang w:val="en-GB"/>
+        </w:rPr>
+        <w:t xml:space="preserve"> = </w:t>
+      </w:r>
+      <w:proofErr w:type="gramStart"/>
+      <w:r>
+        <w:rPr>
+          <w:lang w:val="en-GB"/>
+        </w:rPr>
+        <w:t>default!;</w:t>
+      </w:r>
+      <w:proofErr w:type="gramEnd"/>
+    </w:p>
+    <w:p>
+      <w:pPr>
+        <w:spacing w:after="0"/>
+        <w:rPr>
+          <w:lang w:val="en-GB"/>
+        </w:rPr>
+      </w:pPr>
+    </w:p>
+    <w:p>
+      <w:pPr>
+        <w:spacing w:after="0"/>
+        <w:rPr>
+          <w:lang w:val="en-GB"/>
+        </w:rPr>
+      </w:pPr>
+      <w:r>
+        <w:rPr>
+          <w:lang w:val="en-GB"/>
+        </w:rPr>
+        <w:t xml:space="preserve">    [</w:t>
+      </w:r>
+      <w:proofErr w:type="gramStart"/>
+      <w:r>
+        <w:rPr>
+          <w:lang w:val="en-GB"/>
+        </w:rPr>
+        <w:t>Column(</w:t>
+      </w:r>
+      <w:proofErr w:type="gramEnd"/>
+      <w:r>
+        <w:rPr>
+          <w:lang w:val="en-GB"/>
+        </w:rPr>
+        <w:t>TypeName = "</w:t>
+      </w:r>
+      <w:proofErr w:type="gramStart"/>
+      <w:r>
+        <w:rPr>
+          <w:lang w:val="en-GB"/>
+        </w:rPr>
+        <w:t>varchar(</w:t>
+      </w:r>
+      <w:proofErr w:type="gramEnd"/>
+      <w:r>
+        <w:rPr>
+          <w:lang w:val="en-GB"/>
+        </w:rPr>
+        <w:t>20)")]</w:t>
+      </w:r>
+    </w:p>
+    <w:p>
+      <w:pPr>
+        <w:spacing w:after="0"/>
+        <w:rPr>
+          <w:lang w:val="en-GB"/>
+        </w:rPr>
+      </w:pPr>
+      <w:r>
+        <w:rPr>
+          <w:lang w:val="en-GB"/>
+        </w:rPr>
+        <w:t xml:space="preserve">    public string Operator </w:t>
+      </w:r>
+      <w:proofErr w:type="gramStart"/>
+      <w:r>
+        <w:rPr>
+          <w:lang w:val="en-GB"/>
+        </w:rPr>
+        <w:t>{ get</w:t>
+      </w:r>
+      <w:proofErr w:type="gramEnd"/>
+      <w:r>
+        <w:rPr>
+          <w:lang w:val="en-GB"/>
+        </w:rPr>
+        <w:t>; set</w:t>
+      </w:r>
+      <w:proofErr w:type="gramStart"/>
+      <w:r>
+        <w:rPr>
+          <w:lang w:val="en-GB"/>
+        </w:rPr>
+        <w:t>; }</w:t>
+      </w:r>
+      <w:proofErr w:type="gramEnd"/>
+      <w:r>
+        <w:rPr>
+          <w:lang w:val="en-GB"/>
+        </w:rPr>
+        <w:t xml:space="preserve"> = </w:t>
+      </w:r>
+      <w:proofErr w:type="gramStart"/>
+      <w:r>
+        <w:rPr>
+          <w:lang w:val="en-GB"/>
+        </w:rPr>
+        <w:t>default!;</w:t>
+      </w:r>
+      <w:proofErr w:type="gramEnd"/>
+    </w:p>
+    <w:p>
+      <w:pPr>
+        <w:spacing w:after="0"/>
+        <w:rPr>
+          <w:lang w:val="en-GB"/>
+        </w:rPr>
+      </w:pPr>
+    </w:p>
+    <w:p>
+      <w:pPr>
+        <w:spacing w:after="0"/>
+        <w:rPr>
+          <w:lang w:val="en-GB"/>
+        </w:rPr>
+      </w:pPr>
+      <w:r>
+        <w:rPr>
+          <w:lang w:val="en-GB"/>
+        </w:rPr>
+        <w:t xml:space="preserve">    [</w:t>
+      </w:r>
+      <w:proofErr w:type="gramStart"/>
+      <w:r>
+        <w:rPr>
+          <w:lang w:val="en-GB"/>
+        </w:rPr>
+        <w:t>Column(</w:t>
+      </w:r>
+      <w:proofErr w:type="gramEnd"/>
+      <w:r>
+        <w:rPr>
+          <w:lang w:val="en-GB"/>
+        </w:rPr>
+        <w:t>TypeName = "</w:t>
+      </w:r>
+      <w:proofErr w:type="gramStart"/>
+      <w:r>
+        <w:rPr>
+          <w:lang w:val="en-GB"/>
+        </w:rPr>
+        <w:t>varchar(</w:t>
+      </w:r>
+      <w:proofErr w:type="gramEnd"/>
+      <w:r>
+        <w:rPr>
+          <w:lang w:val="en-GB"/>
+        </w:rPr>
+        <w:t>50)")]</w:t>
+      </w:r>
+    </w:p>
+    <w:p>
+      <w:pPr>
+        <w:spacing w:after="0"/>
+        <w:rPr>
+          <w:lang w:val="en-GB"/>
+        </w:rPr>
+      </w:pPr>
+      <w:r>
+        <w:rPr>
+          <w:lang w:val="en-GB"/>
+        </w:rPr>
+        <w:t xml:space="preserve">    public string </w:t>
+      </w:r>
+      <w:proofErr w:type="spellStart"/>
+      <w:r>
+        <w:rPr>
+          <w:lang w:val="en-GB"/>
+        </w:rPr>
+        <w:t>CompareValue</w:t>
+      </w:r>
+      <w:proofErr w:type="spellEnd"/>
+      <w:r>
+        <w:rPr>
+          <w:lang w:val="en-GB"/>
+        </w:rPr>
+        <w:t xml:space="preserve"> </w:t>
+      </w:r>
+      <w:proofErr w:type="gramStart"/>
+      <w:r>
+        <w:rPr>
+          <w:lang w:val="en-GB"/>
+        </w:rPr>
+        <w:t>{ get</w:t>
+      </w:r>
+      <w:proofErr w:type="gramEnd"/>
+      <w:r>
+        <w:rPr>
+          <w:lang w:val="en-GB"/>
+        </w:rPr>
+        <w:t>; set</w:t>
+      </w:r>
+      <w:proofErr w:type="gramStart"/>
+      <w:r>
+        <w:rPr>
+          <w:lang w:val="en-GB"/>
+        </w:rPr>
+        <w:t>; }</w:t>
+      </w:r>
+      <w:proofErr w:type="gramEnd"/>
+      <w:r>
+        <w:rPr>
+          <w:lang w:val="en-GB"/>
+        </w:rPr>
+        <w:t xml:space="preserve"> = </w:t>
+      </w:r>
+      <w:proofErr w:type="gramStart"/>
+      <w:r>
+        <w:rPr>
+          <w:lang w:val="en-GB"/>
+        </w:rPr>
+        <w:t>default!;</w:t>
+      </w:r>
+      <w:proofErr w:type="gramEnd"/>
+    </w:p>
+    <w:p>
+      <w:pPr>
+        <w:spacing w:after="0"/>
+        <w:rPr>
+          <w:lang w:val="en-GB"/>
+        </w:rPr>
+      </w:pPr>
+    </w:p>
+    <w:p>
+      <w:pPr>
+        <w:spacing w:after="0"/>
+        <w:rPr>
+          <w:lang w:val="en-GB"/>
+        </w:rPr>
+      </w:pPr>
+      <w:r>
+        <w:rPr>
+          <w:lang w:val="en-GB"/>
+        </w:rPr>
+        <w:t xml:space="preserve">    public int </w:t>
+      </w:r>
+      <w:proofErr w:type="spellStart"/>
+      <w:r>
+        <w:rPr>
+          <w:lang w:val="en-GB"/>
+        </w:rPr>
+        <w:t>NextStepDefinitionId</w:t>
+      </w:r>
+      <w:proofErr w:type="spellEnd"/>
+      <w:r>
+        <w:rPr>
+          <w:lang w:val="en-GB"/>
+        </w:rPr>
+        <w:t xml:space="preserve"> </w:t>
+      </w:r>
+      <w:proofErr w:type="gramStart"/>
+      <w:r>
+        <w:rPr>
+          <w:lang w:val="en-GB"/>
+        </w:rPr>
+        <w:t>{ get</w:t>
+      </w:r>
+      <w:proofErr w:type="gramEnd"/>
+      <w:r>
+        <w:rPr>
+          <w:lang w:val="en-GB"/>
+        </w:rPr>
+        <w:t>; set</w:t>
+      </w:r>
+      <w:proofErr w:type="gramStart"/>
+      <w:r>
+        <w:rPr>
+          <w:lang w:val="en-GB"/>
+        </w:rPr>
+        <w:t>; }</w:t>
+      </w:r>
+      <w:proofErr w:type="gramEnd"/>
+    </w:p>
+    <w:p>
+      <w:pPr>
+        <w:spacing w:after="0"/>
+        <w:rPr>
+          <w:lang w:val="en-GB"/>
+        </w:rPr>
+      </w:pPr>
+    </w:p>
+    <w:p>
+      <w:pPr>
+        <w:spacing w:after="0"/>
+        <w:rPr>
+          <w:lang w:val="en-GB"/>
+        </w:rPr>
+      </w:pPr>
+      <w:r>
+        <w:rPr>
+          <w:lang w:val="en-GB"/>
+        </w:rPr>
+        <w:t xml:space="preserve">    [</w:t>
+      </w:r>
+      <w:proofErr w:type="gramStart"/>
+      <w:r>
+        <w:rPr>
+          <w:lang w:val="en-GB"/>
+        </w:rPr>
+        <w:t>Column(</w:t>
+      </w:r>
+      <w:proofErr w:type="gramEnd"/>
+      <w:r>
+        <w:rPr>
+          <w:lang w:val="en-GB"/>
+        </w:rPr>
+        <w:t>TypeName = "</w:t>
+      </w:r>
+      <w:proofErr w:type="gramStart"/>
+      <w:r>
+        <w:rPr>
+          <w:lang w:val="en-GB"/>
+        </w:rPr>
+        <w:t>varchar(</w:t>
+      </w:r>
+      <w:proofErr w:type="gramEnd"/>
+      <w:r>
+        <w:rPr>
+          <w:lang w:val="en-GB"/>
+        </w:rPr>
+        <w:t>500)")]</w:t>
+      </w:r>
+    </w:p>
+    <w:p>
+      <w:pPr>
+        <w:spacing w:after="0"/>
+        <w:rPr>
+          <w:lang w:val="en-GB"/>
+        </w:rPr>
+      </w:pPr>
+      <w:r>
+        <w:rPr>
+          <w:lang w:val="en-GB"/>
+        </w:rPr>
+        <w:t xml:space="preserve">    public string? Expression </w:t>
+      </w:r>
+      <w:proofErr w:type="gramStart"/>
+      <w:r>
+        <w:rPr>
+          <w:lang w:val="en-GB"/>
+        </w:rPr>
+        <w:t>{ get</w:t>
+      </w:r>
+      <w:proofErr w:type="gramEnd"/>
+      <w:r>
+        <w:rPr>
+          <w:lang w:val="en-GB"/>
+        </w:rPr>
+        <w:t>; set</w:t>
+      </w:r>
+      <w:proofErr w:type="gramStart"/>
+      <w:r>
+        <w:rPr>
+          <w:lang w:val="en-GB"/>
+        </w:rPr>
+        <w:t>; }</w:t>
+      </w:r>
+      <w:proofErr w:type="gramEnd"/>
+    </w:p>
+    <w:p>
+      <w:pPr>
+        <w:spacing w:after="0"/>
+        <w:rPr>
+          <w:lang w:val="en-GB"/>
+        </w:rPr>
+      </w:pPr>
+      <w:r>
+        <w:rPr>
+          <w:lang w:val="en-GB"/>
+        </w:rPr>
+        <w:t xml:space="preserve">    #endregion</w:t>
+      </w:r>
+    </w:p>
+    <w:p>
+      <w:pPr>
+        <w:spacing w:after="0"/>
+        <w:rPr>
+          <w:lang w:val="en-GB"/>
+        </w:rPr>
+      </w:pPr>
+      <w:r>
+        <w:rPr>
+          <w:lang w:val="en-GB"/>
+        </w:rPr>
+        <w:t>}</w:t>
+      </w:r>
+    </w:p>
+    <w:p>
+      <w:pPr>
+        <w:spacing w:after="0"/>
+        <w:rPr>
+          <w:lang w:val="en-GB"/>
+        </w:rPr>
+      </w:pPr>
+    </w:p>
+    <w:p>
+      <w:pPr>
+        <w:spacing w:after="0"/>
+        <w:rPr>
+          <w:lang w:val="en-GB"/>
+        </w:rPr>
+      </w:pPr>
+      <w:r>
+        <w:rPr>
+          <w:lang w:val="en-GB"/>
+        </w:rPr>
+        <w:t xml:space="preserve">public class </w:t>
+      </w:r>
+      <w:proofErr w:type="spellStart"/>
+      <w:proofErr w:type="gramStart"/>
+      <w:r>
+        <w:rPr>
+          <w:lang w:val="en-GB"/>
+        </w:rPr>
+        <w:t>WorkflowConditionConfig</w:t>
+      </w:r>
+      <w:proofErr w:type="spellEnd"/>
+      <w:r>
+        <w:rPr>
+          <w:lang w:val="en-GB"/>
+        </w:rPr>
+        <w:t xml:space="preserve"> :</w:t>
+      </w:r>
+      <w:proofErr w:type="gramEnd"/>
+      <w:r>
+        <w:rPr>
+          <w:lang w:val="en-GB"/>
+        </w:rPr>
+        <w:t xml:space="preserve"> </w:t>
+      </w:r>
+      <w:proofErr w:type="spellStart"/>
+      <w:r>
+        <w:rPr>
+          <w:lang w:val="en-GB"/>
+        </w:rPr>
+        <w:t>IEntityTypeConfiguration</w:t>
+      </w:r>
+      <w:proofErr w:type="spellEnd"/>
+      <w:r>
+        <w:rPr>
+          <w:lang w:val="en-GB"/>
+        </w:rPr>
+        <w:t>&lt;</w:t>
+      </w:r>
+      <w:proofErr w:type="spellStart"/>
+      <w:r>
+        <w:rPr>
+          <w:lang w:val="en-GB"/>
+        </w:rPr>
+        <w:t>WorkflowCondition</w:t>
+      </w:r>
+      <w:proofErr w:type="spellEnd"/>
+      <w:r>
+        <w:rPr>
+          <w:lang w:val="en-GB"/>
+        </w:rPr>
+        <w:t xml:space="preserve">&gt;  </w:t>
+      </w:r>
+    </w:p>
+    <w:p>
+      <w:pPr>
+        <w:spacing w:after="0"/>
+        <w:rPr>
+          <w:lang w:val="en-GB"/>
+        </w:rPr>
+      </w:pPr>
+      <w:r>
+        <w:rPr>
+          <w:lang w:val="en-GB"/>
+        </w:rPr>
+        <w:t>{</w:t>
+      </w:r>
+    </w:p>
+    <w:p>
+      <w:pPr>
+        <w:spacing w:after="0"/>
+        <w:rPr>
+          <w:lang w:val="en-GB"/>
+        </w:rPr>
+      </w:pPr>
+      <w:r>
+        <w:rPr>
+          <w:lang w:val="en-GB"/>
+        </w:rPr>
+        <w:t xml:space="preserve">    public void </w:t>
+      </w:r>
+      <w:proofErr w:type="gramStart"/>
+      <w:r>
+        <w:rPr>
+          <w:lang w:val="en-GB"/>
+        </w:rPr>
+        <w:t>Configure(</w:t>
+      </w:r>
+      <w:proofErr w:type="spellStart"/>
+      <w:proofErr w:type="gramEnd"/>
+      <w:r>
+        <w:rPr>
+          <w:lang w:val="en-GB"/>
+        </w:rPr>
+        <w:t>EntityTypeBuilder</w:t>
+      </w:r>
+      <w:proofErr w:type="spellEnd"/>
+      <w:r>
+        <w:rPr>
+          <w:lang w:val="en-GB"/>
+        </w:rPr>
+        <w:t>&lt;</w:t>
+      </w:r>
+      <w:proofErr w:type="spellStart"/>
+      <w:r>
+        <w:rPr>
+          <w:lang w:val="en-GB"/>
+        </w:rPr>
+        <w:t>WorkflowCondition</w:t>
+      </w:r>
+      <w:proofErr w:type="spellEnd"/>
+      <w:r>
+        <w:rPr>
+          <w:lang w:val="en-GB"/>
+        </w:rPr>
+        <w:t>&gt; builder)</w:t>
+      </w:r>
+    </w:p>
+    <w:p>
+      <w:pPr>
+        <w:spacing w:after="0"/>
+        <w:rPr>
+          <w:lang w:val="en-GB"/>
+        </w:rPr>
+      </w:pPr>
+      <w:r>
+        <w:rPr>
+          <w:lang w:val="en-GB"/>
+        </w:rPr>
+        <w:t xml:space="preserve">    {</w:t>
+      </w:r>
+    </w:p>
+    <w:p>
+      <w:pPr>
+        <w:spacing w:after="0"/>
+        <w:rPr>
+          <w:lang w:val="en-GB"/>
+        </w:rPr>
+      </w:pPr>
+      <w:r>
+        <w:rPr>
+          <w:lang w:val="en-GB"/>
+        </w:rPr>
+        <w:t xml:space="preserve">        </w:t>
+      </w:r>
+      <w:proofErr w:type="spellStart"/>
+      <w:proofErr w:type="gramStart"/>
+      <w:r>
+        <w:rPr>
+          <w:lang w:val="en-GB"/>
+        </w:rPr>
+        <w:t>builder.HasKey</w:t>
+      </w:r>
+      <w:proofErr w:type="spellEnd"/>
+      <w:proofErr w:type="gramEnd"/>
+      <w:r>
+        <w:rPr>
+          <w:lang w:val="en-GB"/>
+        </w:rPr>
+        <w:t xml:space="preserve">(x =&gt; </w:t>
+      </w:r>
+      <w:proofErr w:type="spellStart"/>
+      <w:proofErr w:type="gramStart"/>
+      <w:r>
+        <w:rPr>
+          <w:lang w:val="en-GB"/>
+        </w:rPr>
+        <w:t>x.ConditionId</w:t>
+      </w:r>
+      <w:proofErr w:type="spellEnd"/>
+      <w:proofErr w:type="gramEnd"/>
+      <w:r>
+        <w:rPr>
+          <w:lang w:val="en-GB"/>
+        </w:rPr>
+        <w:t>)</w:t>
+      </w:r>
+    </w:p>
+    <w:p>
+      <w:pPr>
+        <w:spacing w:after="0"/>
+        <w:rPr>
+          <w:lang w:val="en-GB"/>
+        </w:rPr>
+      </w:pPr>
+      <w:r>
+        <w:rPr>
+          <w:lang w:val="en-GB"/>
+        </w:rPr>
+        <w:lastRenderedPageBreak/>
+        <w:t xml:space="preserve">            </w:t>
+      </w:r>
+      <w:proofErr w:type="gramStart"/>
+      <w:r>
+        <w:rPr>
+          <w:lang w:val="en-GB"/>
+        </w:rPr>
+        <w:t>.</w:t>
+      </w:r>
+      <w:proofErr w:type="spellStart"/>
+      <w:r>
+        <w:rPr>
+          <w:lang w:val="en-GB"/>
+        </w:rPr>
+        <w:t>HasName</w:t>
+      </w:r>
+      <w:proofErr w:type="spellEnd"/>
+      <w:proofErr w:type="gramEnd"/>
+      <w:r>
+        <w:rPr>
+          <w:lang w:val="en-GB"/>
+        </w:rPr>
+        <w:t>("</w:t>
+      </w:r>
+      <w:proofErr w:type="spellStart"/>
+      <w:r>
+        <w:rPr>
+          <w:lang w:val="en-GB"/>
+        </w:rPr>
+        <w:t>PK_WorkflowCondition_ConditionId</w:t>
+      </w:r>
+      <w:proofErr w:type="spellEnd"/>
+      <w:r>
+        <w:rPr>
+          <w:lang w:val="en-GB"/>
+        </w:rPr>
+        <w:t>"</w:t>
+      </w:r>
+      <w:proofErr w:type="gramStart"/>
+      <w:r>
+        <w:rPr>
+          <w:lang w:val="en-GB"/>
+        </w:rPr>
+        <w:t>);</w:t>
+      </w:r>
+      <w:proofErr w:type="gramEnd"/>
+    </w:p>
+    <w:p>
+      <w:pPr>
+        <w:spacing w:after="0"/>
+        <w:rPr>
+          <w:lang w:val="en-GB"/>
+        </w:rPr>
+      </w:pPr>
+    </w:p>
+    <w:p>
+      <w:pPr>
+        <w:spacing w:after="0"/>
+        <w:rPr>
+          <w:lang w:val="en-GB"/>
+        </w:rPr>
+      </w:pPr>
+      <w:r>
+        <w:rPr>
+          <w:lang w:val="en-GB"/>
+        </w:rPr>
+        <w:t xml:space="preserve">        </w:t>
+      </w:r>
+      <w:proofErr w:type="spellStart"/>
+      <w:proofErr w:type="gramStart"/>
+      <w:r>
+        <w:rPr>
+          <w:lang w:val="en-GB"/>
+        </w:rPr>
+        <w:t>builder.Property</w:t>
+      </w:r>
+      <w:proofErr w:type="spellEnd"/>
+      <w:proofErr w:type="gramEnd"/>
+      <w:r>
+        <w:rPr>
+          <w:lang w:val="en-GB"/>
+        </w:rPr>
+        <w:t xml:space="preserve">(a =&gt; </w:t>
+      </w:r>
+      <w:proofErr w:type="spellStart"/>
+      <w:proofErr w:type="gramStart"/>
+      <w:r>
+        <w:rPr>
+          <w:lang w:val="en-GB"/>
+        </w:rPr>
+        <w:t>a.ConditionId</w:t>
+      </w:r>
+      <w:proofErr w:type="spellEnd"/>
+      <w:proofErr w:type="gramEnd"/>
+      <w:r>
+        <w:rPr>
+          <w:lang w:val="en-GB"/>
+        </w:rPr>
+        <w:t>)</w:t>
+      </w:r>
+    </w:p>
+    <w:p>
+      <w:pPr>
+        <w:spacing w:after="0"/>
+        <w:rPr>
+          <w:lang w:val="en-GB"/>
+        </w:rPr>
+      </w:pPr>
+      <w:r>
+        <w:rPr>
+          <w:lang w:val="en-GB"/>
+        </w:rPr>
+        <w:t xml:space="preserve">            </w:t>
+      </w:r>
+      <w:proofErr w:type="gramStart"/>
+      <w:r>
+        <w:rPr>
+          <w:lang w:val="en-GB"/>
+        </w:rPr>
+        <w:t>.</w:t>
+      </w:r>
+      <w:proofErr w:type="spellStart"/>
+      <w:r>
+        <w:rPr>
+          <w:lang w:val="en-GB"/>
+        </w:rPr>
+        <w:t>ValueGeneratedOnAdd</w:t>
+      </w:r>
+      <w:proofErr w:type="spellEnd"/>
+      <w:proofErr w:type="gramEnd"/>
+      <w:r>
+        <w:rPr>
+          <w:lang w:val="en-GB"/>
+        </w:rPr>
+        <w:t>()</w:t>
+      </w:r>
+    </w:p>
+    <w:p>
+      <w:pPr>
+        <w:spacing w:after="0"/>
+        <w:rPr>
+          <w:lang w:val="en-GB"/>
+        </w:rPr>
+      </w:pPr>
+      <w:r>
+        <w:rPr>
+          <w:lang w:val="en-GB"/>
+        </w:rPr>
+        <w:t xml:space="preserve">            </w:t>
+      </w:r>
+      <w:proofErr w:type="gramStart"/>
+      <w:r>
+        <w:rPr>
+          <w:lang w:val="en-GB"/>
+        </w:rPr>
+        <w:t>.</w:t>
+      </w:r>
+      <w:proofErr w:type="spellStart"/>
+      <w:r>
+        <w:rPr>
+          <w:lang w:val="en-GB"/>
+        </w:rPr>
+        <w:t>UseIdentityColumn</w:t>
+      </w:r>
+      <w:proofErr w:type="spellEnd"/>
+      <w:proofErr w:type="gramEnd"/>
+      <w:r>
+        <w:rPr>
+          <w:lang w:val="en-GB"/>
+        </w:rPr>
+        <w:t>(1, 1); // seed = 1, increment = 1</w:t>
+      </w:r>
+    </w:p>
+    <w:p>
+      <w:pPr>
+        <w:spacing w:after="0"/>
+        <w:rPr>
+          <w:lang w:val="en-GB"/>
+        </w:rPr>
+      </w:pPr>
+    </w:p>
+    <w:p>
+      <w:pPr>
+        <w:spacing w:after="0"/>
+        <w:rPr>
+          <w:lang w:val="en-GB"/>
+        </w:rPr>
+      </w:pPr>
+      <w:r>
+        <w:rPr>
+          <w:lang w:val="en-GB"/>
+        </w:rPr>
+        <w:t xml:space="preserve">        </w:t>
+      </w:r>
+      <w:proofErr w:type="spellStart"/>
+      <w:proofErr w:type="gramStart"/>
+      <w:r>
+        <w:rPr>
+          <w:lang w:val="en-GB"/>
+        </w:rPr>
+        <w:t>builder.HasIndex</w:t>
+      </w:r>
+      <w:proofErr w:type="spellEnd"/>
+      <w:proofErr w:type="gramEnd"/>
+      <w:r>
+        <w:rPr>
+          <w:lang w:val="en-GB"/>
+        </w:rPr>
+        <w:t xml:space="preserve">(e =&gt; new </w:t>
+      </w:r>
+      <w:proofErr w:type="gramStart"/>
+      <w:r>
+        <w:rPr>
+          <w:lang w:val="en-GB"/>
+        </w:rPr>
+        <w:t xml:space="preserve">{ </w:t>
+      </w:r>
+      <w:proofErr w:type="spellStart"/>
+      <w:r>
+        <w:rPr>
+          <w:lang w:val="en-GB"/>
+        </w:rPr>
+        <w:t>e</w:t>
+      </w:r>
+      <w:proofErr w:type="gramEnd"/>
+      <w:r>
+        <w:rPr>
+          <w:lang w:val="en-GB"/>
+        </w:rPr>
+        <w:t>.StepDefinitionId</w:t>
+      </w:r>
+      <w:proofErr w:type="spellEnd"/>
+      <w:r>
+        <w:rPr>
+          <w:lang w:val="en-GB"/>
+        </w:rPr>
+        <w:t xml:space="preserve">, </w:t>
+      </w:r>
+      <w:proofErr w:type="spellStart"/>
+      <w:proofErr w:type="gramStart"/>
+      <w:r>
+        <w:rPr>
+          <w:lang w:val="en-GB"/>
+        </w:rPr>
+        <w:t>e.FieldName</w:t>
+      </w:r>
+      <w:proofErr w:type="spellEnd"/>
+      <w:proofErr w:type="gramEnd"/>
+      <w:r>
+        <w:rPr>
+          <w:lang w:val="en-GB"/>
+        </w:rPr>
+        <w:t xml:space="preserve"> })</w:t>
+      </w:r>
+    </w:p>
+    <w:p>
+      <w:pPr>
+        <w:spacing w:after="0"/>
+        <w:rPr>
+          <w:lang w:val="en-GB"/>
+        </w:rPr>
+      </w:pPr>
+      <w:r>
+        <w:rPr>
+          <w:lang w:val="en-GB"/>
+        </w:rPr>
+        <w:t xml:space="preserve">            </w:t>
+      </w:r>
+      <w:proofErr w:type="gramStart"/>
+      <w:r>
+        <w:rPr>
+          <w:lang w:val="en-GB"/>
+        </w:rPr>
+        <w:t>.</w:t>
+      </w:r>
+      <w:proofErr w:type="spellStart"/>
+      <w:r>
+        <w:rPr>
+          <w:lang w:val="en-GB"/>
+        </w:rPr>
+        <w:t>HasDatabaseName</w:t>
+      </w:r>
+      <w:proofErr w:type="spellEnd"/>
+      <w:proofErr w:type="gramEnd"/>
+      <w:r>
+        <w:rPr>
+          <w:lang w:val="en-GB"/>
+        </w:rPr>
+        <w:t>("</w:t>
+      </w:r>
+      <w:proofErr w:type="spellStart"/>
+      <w:r>
+        <w:rPr>
+          <w:lang w:val="en-GB"/>
+        </w:rPr>
+        <w:t>IX_WorkflowCondition_CompoKeys</w:t>
+      </w:r>
+      <w:proofErr w:type="spellEnd"/>
+      <w:r>
+        <w:rPr>
+          <w:lang w:val="en-GB"/>
+        </w:rPr>
+        <w:t>")</w:t>
+      </w:r>
+    </w:p>
+    <w:p>
+      <w:pPr>
+        <w:spacing w:after="0"/>
+        <w:rPr>
+          <w:lang w:val="en-GB"/>
+        </w:rPr>
+      </w:pPr>
+      <w:r>
+        <w:rPr>
+          <w:lang w:val="en-GB"/>
+        </w:rPr>
+        <w:t xml:space="preserve">            </w:t>
+      </w:r>
+      <w:proofErr w:type="gramStart"/>
+      <w:r>
+        <w:rPr>
+          <w:lang w:val="en-GB"/>
+        </w:rPr>
+        <w:t>.</w:t>
+      </w:r>
+      <w:proofErr w:type="spellStart"/>
+      <w:r>
+        <w:rPr>
+          <w:lang w:val="en-GB"/>
+        </w:rPr>
+        <w:t>IsUnique</w:t>
+      </w:r>
+      <w:proofErr w:type="spellEnd"/>
+      <w:proofErr w:type="gramEnd"/>
+      <w:r>
+        <w:rPr>
+          <w:lang w:val="en-GB"/>
+        </w:rPr>
+        <w:t>(false</w:t>
+      </w:r>
+      <w:proofErr w:type="gramStart"/>
+      <w:r>
+        <w:rPr>
+          <w:lang w:val="en-GB"/>
+        </w:rPr>
+        <w:t>);</w:t>
+      </w:r>
+      <w:proofErr w:type="gramEnd"/>
+    </w:p>
+    <w:p>
+      <w:pPr>
+        <w:spacing w:after="0"/>
+        <w:rPr>
+          <w:lang w:val="en-GB"/>
+        </w:rPr>
+      </w:pPr>
+    </w:p>
+    <w:p>
+      <w:pPr>
+        <w:spacing w:after="0"/>
+        <w:rPr>
+          <w:lang w:val="en-GB"/>
+        </w:rPr>
+      </w:pPr>
+      <w:r>
+        <w:rPr>
+          <w:lang w:val="en-GB"/>
+        </w:rPr>
+        <w:t xml:space="preserve">        // </w:t>
+      </w:r>
+      <w:r>
+        <w:rPr>
+          <w:rFonts w:ascii="Segoe UI Emoji" w:hAnsi="Segoe UI Emoji" w:cs="Segoe UI Emoji"/>
+          <w:lang w:val="en-GB"/>
+        </w:rPr>
+        <w:t>✅</w:t>
+      </w:r>
+      <w:r>
+        <w:rPr>
+          <w:lang w:val="en-GB"/>
+        </w:rPr>
+        <w:t xml:space="preserve"> FK </w:t>
+      </w:r>
+      <w:r>
+        <w:rPr>
+          <w:rFonts w:ascii="Calibri" w:hAnsi="Calibri" w:cs="Calibri"/>
+          <w:lang w:val="en-GB"/>
+        </w:rPr>
+        <w:t>→</w:t>
+      </w:r>
+      <w:r>
+        <w:rPr>
+          <w:lang w:val="en-GB"/>
+        </w:rPr>
+        <w:t xml:space="preserve"> </w:t>
+      </w:r>
+      <w:proofErr w:type="spellStart"/>
+      <w:r>
+        <w:rPr>
+          <w:lang w:val="en-GB"/>
+        </w:rPr>
+        <w:t>StepDefinition</w:t>
+      </w:r>
+      <w:proofErr w:type="spellEnd"/>
+      <w:r>
+        <w:rPr>
+          <w:lang w:val="en-GB"/>
+        </w:rPr>
+        <w:t xml:space="preserve"> (owner)</w:t>
+      </w:r>
+    </w:p>
+    <w:p>
+      <w:pPr>
+        <w:spacing w:after="0"/>
+        <w:rPr>
+          <w:lang w:val="en-GB"/>
+        </w:rPr>
+      </w:pPr>
+      <w:r>
+        <w:rPr>
+          <w:lang w:val="en-GB"/>
+        </w:rPr>
+        <w:t xml:space="preserve">        </w:t>
+      </w:r>
+      <w:proofErr w:type="spellStart"/>
+      <w:proofErr w:type="gramStart"/>
+      <w:r>
+        <w:rPr>
+          <w:lang w:val="en-GB"/>
+        </w:rPr>
+        <w:t>builder.HasOne</w:t>
+      </w:r>
+      <w:proofErr w:type="spellEnd"/>
+      <w:proofErr w:type="gramEnd"/>
+      <w:r>
+        <w:rPr>
+          <w:lang w:val="en-GB"/>
+        </w:rPr>
+        <w:t>&lt;</w:t>
+      </w:r>
+      <w:proofErr w:type="spellStart"/>
+      <w:r>
+        <w:rPr>
+          <w:lang w:val="en-GB"/>
+        </w:rPr>
+        <w:t>WorkflowStepDefinition</w:t>
+      </w:r>
+      <w:proofErr w:type="spellEnd"/>
+      <w:proofErr w:type="gramStart"/>
+      <w:r>
+        <w:rPr>
+          <w:lang w:val="en-GB"/>
+        </w:rPr>
+        <w:t>&gt;(</w:t>
+      </w:r>
+      <w:proofErr w:type="gramEnd"/>
+      <w:r>
+        <w:rPr>
+          <w:lang w:val="en-GB"/>
+        </w:rPr>
+        <w:t>)</w:t>
+      </w:r>
+    </w:p>
+    <w:p>
+      <w:pPr>
+        <w:spacing w:after="0"/>
+        <w:rPr>
+          <w:lang w:val="en-GB"/>
+        </w:rPr>
+      </w:pPr>
+      <w:r>
+        <w:rPr>
+          <w:lang w:val="en-GB"/>
+        </w:rPr>
+        <w:t xml:space="preserve">            </w:t>
+      </w:r>
+      <w:proofErr w:type="gramStart"/>
+      <w:r>
+        <w:rPr>
+          <w:lang w:val="en-GB"/>
+        </w:rPr>
+        <w:t>.</w:t>
+      </w:r>
+      <w:proofErr w:type="spellStart"/>
+      <w:r>
+        <w:rPr>
+          <w:lang w:val="en-GB"/>
+        </w:rPr>
+        <w:t>WithMany</w:t>
+      </w:r>
+      <w:proofErr w:type="spellEnd"/>
+      <w:proofErr w:type="gramEnd"/>
+      <w:r>
+        <w:rPr>
+          <w:lang w:val="en-GB"/>
+        </w:rPr>
+        <w:t xml:space="preserve">(x =&gt; </w:t>
+      </w:r>
+      <w:proofErr w:type="spellStart"/>
+      <w:proofErr w:type="gramStart"/>
+      <w:r>
+        <w:rPr>
+          <w:lang w:val="en-GB"/>
+        </w:rPr>
+        <w:t>x.Conditions</w:t>
+      </w:r>
+      <w:proofErr w:type="spellEnd"/>
+      <w:proofErr w:type="gramEnd"/>
+      <w:r>
+        <w:rPr>
+          <w:lang w:val="en-GB"/>
+        </w:rPr>
+        <w:t>)</w:t>
+      </w:r>
+    </w:p>
+    <w:p>
+      <w:pPr>
+        <w:spacing w:after="0"/>
+        <w:rPr>
+          <w:lang w:val="en-GB"/>
+        </w:rPr>
+      </w:pPr>
+      <w:r>
+        <w:rPr>
+          <w:lang w:val="en-GB"/>
+        </w:rPr>
+        <w:t xml:space="preserve">            </w:t>
+      </w:r>
+      <w:proofErr w:type="gramStart"/>
+      <w:r>
+        <w:rPr>
+          <w:lang w:val="en-GB"/>
+        </w:rPr>
+        <w:t>.</w:t>
+      </w:r>
+      <w:proofErr w:type="spellStart"/>
+      <w:r>
+        <w:rPr>
+          <w:lang w:val="en-GB"/>
+        </w:rPr>
+        <w:t>HasForeignKey</w:t>
+      </w:r>
+      <w:proofErr w:type="spellEnd"/>
+      <w:proofErr w:type="gramEnd"/>
+      <w:r>
+        <w:rPr>
+          <w:lang w:val="en-GB"/>
+        </w:rPr>
+        <w:t xml:space="preserve">(x =&gt; </w:t>
+      </w:r>
+      <w:proofErr w:type="spellStart"/>
+      <w:proofErr w:type="gramStart"/>
+      <w:r>
+        <w:rPr>
+          <w:lang w:val="en-GB"/>
+        </w:rPr>
+        <w:t>x.StepDefinitionId</w:t>
+      </w:r>
+      <w:proofErr w:type="spellEnd"/>
+      <w:proofErr w:type="gramEnd"/>
+      <w:r>
+        <w:rPr>
+          <w:lang w:val="en-GB"/>
+        </w:rPr>
+        <w:t>)</w:t>
+      </w:r>
+    </w:p>
+    <w:p>
+      <w:pPr>
+        <w:spacing w:after="0"/>
+        <w:rPr>
+          <w:lang w:val="en-GB"/>
+        </w:rPr>
+      </w:pPr>
+      <w:r>
+        <w:rPr>
+          <w:lang w:val="en-GB"/>
+        </w:rPr>
+        <w:t xml:space="preserve">            </w:t>
+      </w:r>
+      <w:proofErr w:type="gramStart"/>
+      <w:r>
+        <w:rPr>
+          <w:lang w:val="en-GB"/>
+        </w:rPr>
+        <w:t>.</w:t>
+      </w:r>
+      <w:proofErr w:type="spellStart"/>
+      <w:r>
+        <w:rPr>
+          <w:lang w:val="en-GB"/>
+        </w:rPr>
+        <w:t>OnDelete</w:t>
+      </w:r>
+      <w:proofErr w:type="spellEnd"/>
+      <w:proofErr w:type="gramEnd"/>
+      <w:r>
+        <w:rPr>
+          <w:lang w:val="en-GB"/>
+        </w:rPr>
+        <w:t>(</w:t>
+      </w:r>
+      <w:proofErr w:type="spellStart"/>
+      <w:r>
+        <w:rPr>
+          <w:lang w:val="en-GB"/>
+        </w:rPr>
+        <w:t>DeleteBehavior.Cascade</w:t>
+      </w:r>
+      <w:proofErr w:type="spellEnd"/>
+      <w:proofErr w:type="gramStart"/>
+      <w:r>
+        <w:rPr>
+          <w:lang w:val="en-GB"/>
+        </w:rPr>
+        <w:t>);</w:t>
+      </w:r>
+      <w:proofErr w:type="gramEnd"/>
+    </w:p>
+    <w:p>
+      <w:pPr>
+        <w:spacing w:after="0"/>
+        <w:rPr>
+          <w:lang w:val="en-GB"/>
+        </w:rPr>
+      </w:pPr>
+    </w:p>
+    <w:p>
+      <w:pPr>
+        <w:spacing w:after="0"/>
+        <w:rPr>
+          <w:lang w:val="en-GB"/>
+        </w:rPr>
+      </w:pPr>
+      <w:r>
+        <w:rPr>
+          <w:lang w:val="en-GB"/>
+        </w:rPr>
+        <w:t xml:space="preserve">        // </w:t>
+      </w:r>
+      <w:r>
+        <w:rPr>
+          <w:rFonts w:ascii="Segoe UI Emoji" w:hAnsi="Segoe UI Emoji" w:cs="Segoe UI Emoji"/>
+          <w:lang w:val="en-GB"/>
+        </w:rPr>
+        <w:t>✅</w:t>
+      </w:r>
+      <w:r>
+        <w:rPr>
+          <w:lang w:val="en-GB"/>
+        </w:rPr>
+        <w:t xml:space="preserve"> SELF-REFERENCE: Next Step</w:t>
+      </w:r>
+    </w:p>
+    <w:p>
+      <w:pPr>
+        <w:spacing w:after="0"/>
+        <w:rPr>
+          <w:lang w:val="en-GB"/>
+        </w:rPr>
+      </w:pPr>
+      <w:r>
+        <w:rPr>
+          <w:lang w:val="en-GB"/>
+        </w:rPr>
+        <w:t xml:space="preserve">        </w:t>
+      </w:r>
+      <w:proofErr w:type="spellStart"/>
+      <w:proofErr w:type="gramStart"/>
+      <w:r>
+        <w:rPr>
+          <w:lang w:val="en-GB"/>
+        </w:rPr>
+        <w:t>builder.HasOne</w:t>
+      </w:r>
+      <w:proofErr w:type="spellEnd"/>
+      <w:proofErr w:type="gramEnd"/>
+      <w:r>
+        <w:rPr>
+          <w:lang w:val="en-GB"/>
+        </w:rPr>
+        <w:t>&lt;</w:t>
+      </w:r>
+      <w:proofErr w:type="spellStart"/>
+      <w:r>
+        <w:rPr>
+          <w:lang w:val="en-GB"/>
+        </w:rPr>
+        <w:t>WorkflowStepDefinition</w:t>
+      </w:r>
+      <w:proofErr w:type="spellEnd"/>
+      <w:proofErr w:type="gramStart"/>
+      <w:r>
+        <w:rPr>
+          <w:lang w:val="en-GB"/>
+        </w:rPr>
+        <w:t>&gt;(</w:t>
+      </w:r>
+      <w:proofErr w:type="gramEnd"/>
+      <w:r>
+        <w:rPr>
+          <w:lang w:val="en-GB"/>
+        </w:rPr>
+        <w:t>)</w:t>
+      </w:r>
+    </w:p>
+    <w:p>
+      <w:pPr>
+        <w:spacing w:after="0"/>
+        <w:rPr>
+          <w:lang w:val="en-GB"/>
+        </w:rPr>
+      </w:pPr>
+      <w:r>
+        <w:rPr>
+          <w:lang w:val="en-GB"/>
+        </w:rPr>
+        <w:t xml:space="preserve">            </w:t>
+      </w:r>
+      <w:proofErr w:type="gramStart"/>
+      <w:r>
+        <w:rPr>
+          <w:lang w:val="en-GB"/>
+        </w:rPr>
+        <w:t>.</w:t>
+      </w:r>
+      <w:proofErr w:type="spellStart"/>
+      <w:r>
+        <w:rPr>
+          <w:lang w:val="en-GB"/>
+        </w:rPr>
+        <w:t>WithMany</w:t>
+      </w:r>
+      <w:proofErr w:type="spellEnd"/>
+      <w:proofErr w:type="gramEnd"/>
+      <w:r>
+        <w:rPr>
+          <w:lang w:val="en-GB"/>
+        </w:rPr>
+        <w:t>()</w:t>
+      </w:r>
+    </w:p>
+    <w:p>
+      <w:pPr>
+        <w:spacing w:after="0"/>
+        <w:rPr>
+          <w:lang w:val="en-GB"/>
+        </w:rPr>
+      </w:pPr>
+      <w:r>
+        <w:rPr>
+          <w:lang w:val="en-GB"/>
+        </w:rPr>
+        <w:t xml:space="preserve">            </w:t>
+      </w:r>
+      <w:proofErr w:type="gramStart"/>
+      <w:r>
+        <w:rPr>
+          <w:lang w:val="en-GB"/>
+        </w:rPr>
+        <w:t>.</w:t>
+      </w:r>
+      <w:proofErr w:type="spellStart"/>
+      <w:r>
+        <w:rPr>
+          <w:lang w:val="en-GB"/>
+        </w:rPr>
+        <w:t>HasForeignKey</w:t>
+      </w:r>
+      <w:proofErr w:type="spellEnd"/>
+      <w:proofErr w:type="gramEnd"/>
+      <w:r>
+        <w:rPr>
+          <w:lang w:val="en-GB"/>
+        </w:rPr>
+        <w:t xml:space="preserve">(x =&gt; </w:t>
+      </w:r>
+      <w:proofErr w:type="spellStart"/>
+      <w:proofErr w:type="gramStart"/>
+      <w:r>
+        <w:rPr>
+          <w:lang w:val="en-GB"/>
+        </w:rPr>
+        <w:t>x.NextStepDefinitionId</w:t>
+      </w:r>
+      <w:proofErr w:type="spellEnd"/>
+      <w:proofErr w:type="gramEnd"/>
+      <w:r>
+        <w:rPr>
+          <w:lang w:val="en-GB"/>
+        </w:rPr>
+        <w:t>)</w:t>
+      </w:r>
+    </w:p>
+    <w:p>
+      <w:pPr>
+        <w:spacing w:after="0"/>
+        <w:rPr>
+          <w:lang w:val="en-GB"/>
+        </w:rPr>
+      </w:pPr>
+      <w:r>
+        <w:rPr>
+          <w:lang w:val="en-GB"/>
+        </w:rPr>
+        <w:t xml:space="preserve">            </w:t>
+      </w:r>
+      <w:proofErr w:type="gramStart"/>
+      <w:r>
+        <w:rPr>
+          <w:lang w:val="en-GB"/>
+        </w:rPr>
+        <w:t>.</w:t>
+      </w:r>
+      <w:proofErr w:type="spellStart"/>
+      <w:r>
+        <w:rPr>
+          <w:lang w:val="en-GB"/>
+        </w:rPr>
+        <w:t>OnDelete</w:t>
+      </w:r>
+      <w:proofErr w:type="spellEnd"/>
+      <w:proofErr w:type="gramEnd"/>
+      <w:r>
+        <w:rPr>
+          <w:lang w:val="en-GB"/>
+        </w:rPr>
+        <w:t>(</w:t>
+      </w:r>
+      <w:proofErr w:type="spellStart"/>
+      <w:r>
+        <w:rPr>
+          <w:lang w:val="en-GB"/>
+        </w:rPr>
+        <w:t>DeleteBehavior.Restrict</w:t>
+      </w:r>
+      <w:proofErr w:type="spellEnd"/>
+      <w:r>
+        <w:rPr>
+          <w:lang w:val="en-GB"/>
+        </w:rPr>
+        <w:t>); // VERY IMPORTANT</w:t>
+      </w:r>
+    </w:p>
+    <w:p>
+      <w:pPr>
+        <w:spacing w:after="0"/>
+        <w:rPr>
+          <w:lang w:val="en-GB"/>
+        </w:rPr>
+      </w:pPr>
+      <w:r>
+        <w:rPr>
+          <w:lang w:val="en-GB"/>
+        </w:rPr>
+        <w:t xml:space="preserve">    }</w:t>
+      </w:r>
+    </w:p>
+    <w:p>
+      <w:pPr>
+        <w:spacing w:after="0"/>
+        <w:rPr>
+          <w:lang w:val="en-GB"/>
+        </w:rPr>
+      </w:pPr>
+      <w:r>
+        <w:rPr>
+          <w:lang w:val="en-GB"/>
+        </w:rPr>
+        <w:t>}</w:t>
+      </w:r>
+    </w:p>
+    <w:p>
+      <w:pPr>
+        <w:spacing w:after="0"/>
+        <w:rPr>
+          <w:lang w:val="en-GB"/>
+        </w:rPr>
+      </w:pPr>
+    </w:p>
+    <w:p>
+      <w:pPr>
+        <w:spacing w:after="0"/>
+        <w:rPr>
+          <w:b/>
+          <w:bCs/>
+          <w:color w:val="EE0000"/>
+          <w:u w:val="single"/>
+          <w:lang w:val="en-GB"/>
+        </w:rPr>
+      </w:pPr>
+      <w:r>
+        <w:rPr>
+          <w:b/>
+          <w:bCs/>
+          <w:color w:val="EE0000"/>
+          <w:u w:val="single"/>
+          <w:lang w:val="en-GB"/>
+        </w:rPr>
+        <w:t>Prompt #13:</w:t>
+      </w:r>
+    </w:p>
+    <w:p>
+      <w:pPr>
+        <w:spacing w:after="0"/>
+        <w:rPr>
+          <w:lang w:val="en-GB"/>
+        </w:rPr>
+      </w:pPr>
+    </w:p>
+    <w:p>
+      <w:pPr>
+        <w:spacing w:after="0"/>
+        <w:rPr>
+          <w:lang w:val="en-GB"/>
+        </w:rPr>
+      </w:pPr>
+      <w:r>
+        <w:rPr>
+          <w:lang w:val="en-GB"/>
+        </w:rPr>
+        <w:t xml:space="preserve">The following expression produces error in the </w:t>
+      </w:r>
+      <w:proofErr w:type="spellStart"/>
+      <w:proofErr w:type="gramStart"/>
+      <w:r>
+        <w:rPr>
+          <w:lang w:val="en-GB"/>
+        </w:rPr>
+        <w:t>EvaluateCondition</w:t>
+      </w:r>
+      <w:proofErr w:type="spellEnd"/>
+      <w:r>
+        <w:rPr>
+          <w:lang w:val="en-GB"/>
+        </w:rPr>
+        <w:t>(</w:t>
+      </w:r>
+      <w:proofErr w:type="gramEnd"/>
+      <w:r>
+        <w:rPr>
+          <w:lang w:val="en-GB"/>
+        </w:rPr>
+        <w:t>) method. Refactor the code to resolve the error.</w:t>
+      </w:r>
+    </w:p>
+    <w:p>
+      <w:pPr>
+        <w:spacing w:after="0"/>
+        <w:rPr>
+          <w:lang w:val="en-GB"/>
+        </w:rPr>
+      </w:pPr>
+    </w:p>
+    <w:p>
+      <w:pPr>
+        <w:spacing w:after="0"/>
+        <w:rPr>
+          <w:lang w:val="en-GB"/>
+        </w:rPr>
+      </w:pPr>
+      <w:r>
+        <w:rPr>
+          <w:lang w:val="en-GB"/>
+        </w:rPr>
+        <w:t>"</w:t>
+      </w:r>
+      <w:proofErr w:type="spellStart"/>
+      <w:r>
+        <w:rPr>
+          <w:lang w:val="en-GB"/>
+        </w:rPr>
+        <w:t>LeaveType</w:t>
+      </w:r>
+      <w:proofErr w:type="spellEnd"/>
+      <w:r>
+        <w:rPr>
+          <w:lang w:val="en-GB"/>
+        </w:rPr>
+        <w:t xml:space="preserve"> == \"AL\" AND </w:t>
+      </w:r>
+      <w:proofErr w:type="spellStart"/>
+      <w:r>
+        <w:rPr>
+          <w:lang w:val="en-GB"/>
+        </w:rPr>
+        <w:t>LeaveDuration</w:t>
+      </w:r>
+      <w:proofErr w:type="spellEnd"/>
+      <w:r>
+        <w:rPr>
+          <w:lang w:val="en-GB"/>
+        </w:rPr>
+        <w:t xml:space="preserve"> &gt; 15"</w:t>
+      </w:r>
+    </w:p>
+    <w:p>
+      <w:pPr>
+        <w:spacing w:after="0"/>
+        <w:rPr>
+          <w:lang w:val="en-GB"/>
+        </w:rPr>
+      </w:pPr>
+    </w:p>
+    <w:p>
+      <w:pPr>
+        <w:spacing w:after="0"/>
+        <w:rPr>
+          <w:lang w:val="en-GB"/>
+        </w:rPr>
+      </w:pPr>
+      <w:r>
+        <w:rPr>
+          <w:lang w:val="en-GB"/>
+        </w:rPr>
+        <w:t>Error:</w:t>
+      </w:r>
+    </w:p>
+    <w:p>
+      <w:pPr>
+        <w:spacing w:after="0"/>
+      </w:pPr>
+      <w:proofErr w:type="spellStart"/>
+      <w:r>
+        <w:rPr>
+          <w:b/>
+        </w:rPr>
+        <w:t>NCalc.EvaluationException</w:t>
+      </w:r>
+      <w:proofErr w:type="spellEnd"/>
+      <w:r>
+        <w:rPr>
+          <w:b/>
+        </w:rPr>
+        <w:t>:</w:t>
+      </w:r>
+      <w:r>
+        <w:t xml:space="preserve"> 'missing EOF at 'AND' at line 1:18'</w:t>
+      </w:r>
+    </w:p>
+    <w:p>
+      <w:pPr>
+        <w:spacing w:after="0"/>
+      </w:pPr>
+    </w:p>
+    <w:p>
+      <w:pPr>
+        <w:spacing w:after="0"/>
+        <w:rPr>
+          <w:lang w:val="en-GB"/>
+        </w:rPr>
+      </w:pPr>
+      <w:r>
+        <w:rPr>
+          <w:lang w:val="en-GB"/>
+        </w:rPr>
+        <w:t xml:space="preserve">private bool </w:t>
+      </w:r>
+      <w:proofErr w:type="spellStart"/>
+      <w:proofErr w:type="gramStart"/>
+      <w:r>
+        <w:rPr>
+          <w:lang w:val="en-GB"/>
+        </w:rPr>
+        <w:t>EvaluateCondition</w:t>
+      </w:r>
+      <w:proofErr w:type="spellEnd"/>
+      <w:r>
+        <w:rPr>
+          <w:lang w:val="en-GB"/>
+        </w:rPr>
+        <w:t>(</w:t>
+      </w:r>
+      <w:proofErr w:type="spellStart"/>
+      <w:proofErr w:type="gramEnd"/>
+      <w:r>
+        <w:rPr>
+          <w:lang w:val="en-GB"/>
+        </w:rPr>
+        <w:t>WorkflowCondition</w:t>
+      </w:r>
+      <w:proofErr w:type="spellEnd"/>
+      <w:r>
+        <w:rPr>
+          <w:lang w:val="en-GB"/>
+        </w:rPr>
+        <w:t xml:space="preserve"> condition, object entity)</w:t>
+      </w:r>
+    </w:p>
+    <w:p>
+      <w:pPr>
+        <w:spacing w:after="0"/>
+        <w:rPr>
+          <w:lang w:val="en-GB"/>
+        </w:rPr>
+      </w:pPr>
+      <w:r>
+        <w:rPr>
+          <w:lang w:val="en-GB"/>
+        </w:rPr>
+        <w:t>{</w:t>
+      </w:r>
+    </w:p>
+    <w:p>
+      <w:pPr>
+        <w:spacing w:after="0"/>
+        <w:rPr>
+          <w:lang w:val="en-GB"/>
+        </w:rPr>
+      </w:pPr>
+      <w:r>
+        <w:rPr>
+          <w:lang w:val="en-GB"/>
+        </w:rPr>
+        <w:t xml:space="preserve">    try</w:t>
+      </w:r>
+    </w:p>
+    <w:p>
+      <w:pPr>
+        <w:spacing w:after="0"/>
+        <w:rPr>
+          <w:lang w:val="en-GB"/>
+        </w:rPr>
+      </w:pPr>
+      <w:r>
+        <w:rPr>
+          <w:lang w:val="en-GB"/>
+        </w:rPr>
+        <w:t xml:space="preserve">    {</w:t>
+      </w:r>
+    </w:p>
+    <w:p>
+      <w:pPr>
+        <w:spacing w:after="0"/>
+        <w:rPr>
+          <w:lang w:val="en-GB"/>
+        </w:rPr>
+      </w:pPr>
+      <w:r>
+        <w:rPr>
+          <w:lang w:val="en-GB"/>
+        </w:rPr>
+        <w:lastRenderedPageBreak/>
+        <w:t xml:space="preserve">        if (</w:t>
+      </w:r>
+      <w:proofErr w:type="spellStart"/>
+      <w:proofErr w:type="gramStart"/>
+      <w:r>
+        <w:rPr>
+          <w:lang w:val="en-GB"/>
+        </w:rPr>
+        <w:t>string.IsNullOrWhiteSpace</w:t>
+      </w:r>
+      <w:proofErr w:type="spellEnd"/>
+      <w:proofErr w:type="gramEnd"/>
+      <w:r>
+        <w:rPr>
+          <w:lang w:val="en-GB"/>
+        </w:rPr>
+        <w:t>(</w:t>
+      </w:r>
+      <w:proofErr w:type="spellStart"/>
+      <w:proofErr w:type="gramStart"/>
+      <w:r>
+        <w:rPr>
+          <w:lang w:val="en-GB"/>
+        </w:rPr>
+        <w:t>condition.Expression</w:t>
+      </w:r>
+      <w:proofErr w:type="spellEnd"/>
+      <w:proofErr w:type="gramEnd"/>
+      <w:r>
+        <w:rPr>
+          <w:lang w:val="en-GB"/>
+        </w:rPr>
+        <w:t>))</w:t>
+      </w:r>
+    </w:p>
+    <w:p>
+      <w:pPr>
+        <w:spacing w:after="0"/>
+        <w:rPr>
+          <w:lang w:val="en-GB"/>
+        </w:rPr>
+      </w:pPr>
+      <w:r>
+        <w:rPr>
+          <w:lang w:val="en-GB"/>
+        </w:rPr>
+        <w:t xml:space="preserve">            return </w:t>
+      </w:r>
+      <w:proofErr w:type="gramStart"/>
+      <w:r>
+        <w:rPr>
+          <w:lang w:val="en-GB"/>
+        </w:rPr>
+        <w:t>false;</w:t>
+      </w:r>
+      <w:proofErr w:type="gramEnd"/>
+    </w:p>
+    <w:p>
+      <w:pPr>
+        <w:spacing w:after="0"/>
+        <w:rPr>
+          <w:lang w:val="en-GB"/>
+        </w:rPr>
+      </w:pPr>
+    </w:p>
+    <w:p>
+      <w:pPr>
+        <w:spacing w:after="0"/>
+        <w:rPr>
+          <w:lang w:val="en-GB"/>
+        </w:rPr>
+      </w:pPr>
+      <w:r>
+        <w:rPr>
+          <w:lang w:val="en-GB"/>
+        </w:rPr>
+        <w:t xml:space="preserve">        var exp = new </w:t>
+      </w:r>
+      <w:proofErr w:type="gramStart"/>
+      <w:r>
+        <w:rPr>
+          <w:lang w:val="en-GB"/>
+        </w:rPr>
+        <w:t>Expression(</w:t>
+      </w:r>
+      <w:proofErr w:type="spellStart"/>
+      <w:r>
+        <w:rPr>
+          <w:lang w:val="en-GB"/>
+        </w:rPr>
+        <w:t>condition.Expression</w:t>
+      </w:r>
+      <w:proofErr w:type="spellEnd"/>
+      <w:proofErr w:type="gramEnd"/>
+      <w:r>
+        <w:rPr>
+          <w:lang w:val="en-GB"/>
+        </w:rPr>
+        <w:t xml:space="preserve">, </w:t>
+      </w:r>
+      <w:proofErr w:type="spellStart"/>
+      <w:r>
+        <w:rPr>
+          <w:lang w:val="en-GB"/>
+        </w:rPr>
+        <w:t>EvaluateOptions.IgnoreCase</w:t>
+      </w:r>
+      <w:proofErr w:type="spellEnd"/>
+      <w:proofErr w:type="gramStart"/>
+      <w:r>
+        <w:rPr>
+          <w:lang w:val="en-GB"/>
+        </w:rPr>
+        <w:t>);</w:t>
+      </w:r>
+      <w:proofErr w:type="gramEnd"/>
+    </w:p>
+    <w:p>
+      <w:pPr>
+        <w:spacing w:after="0"/>
+        <w:rPr>
+          <w:lang w:val="en-GB"/>
+        </w:rPr>
+      </w:pPr>
+    </w:p>
+    <w:p>
+      <w:pPr>
+        <w:spacing w:after="0"/>
+        <w:rPr>
+          <w:lang w:val="en-GB"/>
+        </w:rPr>
+      </w:pPr>
+      <w:r>
+        <w:rPr>
+          <w:lang w:val="en-GB"/>
+        </w:rPr>
+        <w:t xml:space="preserve">        // ============================================</w:t>
+      </w:r>
+    </w:p>
+    <w:p>
+      <w:pPr>
+        <w:spacing w:after="0"/>
+        <w:rPr>
+          <w:lang w:val="en-GB"/>
+        </w:rPr>
+      </w:pPr>
+      <w:r>
+        <w:rPr>
+          <w:lang w:val="en-GB"/>
+        </w:rPr>
+        <w:t xml:space="preserve">        // </w:t>
+      </w:r>
+      <w:r>
+        <w:rPr>
+          <w:rFonts w:ascii="Segoe UI Emoji" w:hAnsi="Segoe UI Emoji" w:cs="Segoe UI Emoji"/>
+          <w:lang w:val="en-GB"/>
+        </w:rPr>
+        <w:t>✅</w:t>
+      </w:r>
+      <w:r>
+        <w:rPr>
+          <w:lang w:val="en-GB"/>
+        </w:rPr>
+        <w:t xml:space="preserve"> MAP ENTITY PROPERTIES TO EXPRESSION</w:t>
+      </w:r>
+    </w:p>
+    <w:p>
+      <w:pPr>
+        <w:spacing w:after="0"/>
+        <w:rPr>
+          <w:lang w:val="en-GB"/>
+        </w:rPr>
+      </w:pPr>
+      <w:r>
+        <w:rPr>
+          <w:lang w:val="en-GB"/>
+        </w:rPr>
+        <w:t xml:space="preserve">        // ============================================</w:t>
+      </w:r>
+    </w:p>
+    <w:p>
+      <w:pPr>
+        <w:spacing w:after="0"/>
+        <w:rPr>
+          <w:lang w:val="en-GB"/>
+        </w:rPr>
+      </w:pPr>
+      <w:r>
+        <w:rPr>
+          <w:lang w:val="en-GB"/>
+        </w:rPr>
+        <w:t xml:space="preserve">        var properties = </w:t>
+      </w:r>
+      <w:proofErr w:type="spellStart"/>
+      <w:proofErr w:type="gramStart"/>
+      <w:r>
+        <w:rPr>
+          <w:lang w:val="en-GB"/>
+        </w:rPr>
+        <w:t>entity.GetType</w:t>
+      </w:r>
+      <w:proofErr w:type="spellEnd"/>
+      <w:proofErr w:type="gramEnd"/>
+      <w:r>
+        <w:rPr>
+          <w:lang w:val="en-GB"/>
+        </w:rPr>
+        <w:t>(</w:t>
+      </w:r>
+      <w:proofErr w:type="gramStart"/>
+      <w:r>
+        <w:rPr>
+          <w:lang w:val="en-GB"/>
+        </w:rPr>
+        <w:t>).</w:t>
+      </w:r>
+      <w:proofErr w:type="spellStart"/>
+      <w:r>
+        <w:rPr>
+          <w:lang w:val="en-GB"/>
+        </w:rPr>
+        <w:t>GetProperties</w:t>
+      </w:r>
+      <w:proofErr w:type="spellEnd"/>
+      <w:proofErr w:type="gramEnd"/>
+      <w:r>
+        <w:rPr>
+          <w:lang w:val="en-GB"/>
+        </w:rPr>
+        <w:t>(</w:t>
+      </w:r>
+      <w:proofErr w:type="gramStart"/>
+      <w:r>
+        <w:rPr>
+          <w:lang w:val="en-GB"/>
+        </w:rPr>
+        <w:t>);</w:t>
+      </w:r>
+      <w:proofErr w:type="gramEnd"/>
+    </w:p>
+    <w:p>
+      <w:pPr>
+        <w:spacing w:after="0"/>
+        <w:rPr>
+          <w:lang w:val="en-GB"/>
+        </w:rPr>
+      </w:pPr>
+    </w:p>
+    <w:p>
+      <w:pPr>
+        <w:spacing w:after="0"/>
+        <w:rPr>
+          <w:lang w:val="en-GB"/>
+        </w:rPr>
+      </w:pPr>
+      <w:r>
+        <w:rPr>
+          <w:lang w:val="en-GB"/>
+        </w:rPr>
+        <w:t xml:space="preserve">        foreach (var prop in properties)</w:t>
+      </w:r>
+    </w:p>
+    <w:p>
+      <w:pPr>
+        <w:spacing w:after="0"/>
+        <w:rPr>
+          <w:lang w:val="en-GB"/>
+        </w:rPr>
+      </w:pPr>
+      <w:r>
+        <w:rPr>
+          <w:lang w:val="en-GB"/>
+        </w:rPr>
+        <w:t xml:space="preserve">        {</w:t>
+      </w:r>
+    </w:p>
+    <w:p>
+      <w:pPr>
+        <w:spacing w:after="0"/>
+        <w:rPr>
+          <w:lang w:val="en-GB"/>
+        </w:rPr>
+      </w:pPr>
+      <w:r>
+        <w:rPr>
+          <w:lang w:val="en-GB"/>
+        </w:rPr>
+        <w:t xml:space="preserve">            var value = </w:t>
+      </w:r>
+      <w:proofErr w:type="spellStart"/>
+      <w:proofErr w:type="gramStart"/>
+      <w:r>
+        <w:rPr>
+          <w:lang w:val="en-GB"/>
+        </w:rPr>
+        <w:t>prop.GetValue</w:t>
+      </w:r>
+      <w:proofErr w:type="spellEnd"/>
+      <w:proofErr w:type="gramEnd"/>
+      <w:r>
+        <w:rPr>
+          <w:lang w:val="en-GB"/>
+        </w:rPr>
+        <w:t>(entity</w:t>
+      </w:r>
+      <w:proofErr w:type="gramStart"/>
+      <w:r>
+        <w:rPr>
+          <w:lang w:val="en-GB"/>
+        </w:rPr>
+        <w:t>);</w:t>
+      </w:r>
+      <w:proofErr w:type="gramEnd"/>
+    </w:p>
+    <w:p>
+      <w:pPr>
+        <w:spacing w:after="0"/>
+        <w:rPr>
+          <w:lang w:val="en-GB"/>
+        </w:rPr>
+      </w:pPr>
+    </w:p>
+    <w:p>
+      <w:pPr>
+        <w:spacing w:after="0"/>
+        <w:rPr>
+          <w:lang w:val="en-GB"/>
+        </w:rPr>
+      </w:pPr>
+      <w:r>
+        <w:rPr>
+          <w:lang w:val="en-GB"/>
+        </w:rPr>
+        <w:t xml:space="preserve">            </w:t>
+      </w:r>
+      <w:proofErr w:type="spellStart"/>
+      <w:proofErr w:type="gramStart"/>
+      <w:r>
+        <w:rPr>
+          <w:lang w:val="en-GB"/>
+        </w:rPr>
+        <w:t>exp.Parameters</w:t>
+      </w:r>
+      <w:proofErr w:type="spellEnd"/>
+      <w:proofErr w:type="gramEnd"/>
+      <w:r>
+        <w:rPr>
+          <w:lang w:val="en-GB"/>
+        </w:rPr>
+        <w:t>[</w:t>
+      </w:r>
+      <w:proofErr w:type="spellStart"/>
+      <w:proofErr w:type="gramStart"/>
+      <w:r>
+        <w:rPr>
+          <w:lang w:val="en-GB"/>
+        </w:rPr>
+        <w:t>prop.Name</w:t>
+      </w:r>
+      <w:proofErr w:type="spellEnd"/>
+      <w:proofErr w:type="gramEnd"/>
+      <w:r>
+        <w:rPr>
+          <w:lang w:val="en-GB"/>
+        </w:rPr>
+        <w:t xml:space="preserve">] = </w:t>
+      </w:r>
+      <w:proofErr w:type="gramStart"/>
+      <w:r>
+        <w:rPr>
+          <w:lang w:val="en-GB"/>
+        </w:rPr>
+        <w:t>value ??</w:t>
+      </w:r>
+      <w:proofErr w:type="gramEnd"/>
+      <w:r>
+        <w:rPr>
+          <w:lang w:val="en-GB"/>
+        </w:rPr>
+        <w:t xml:space="preserve"> </w:t>
+      </w:r>
+      <w:proofErr w:type="spellStart"/>
+      <w:r>
+        <w:rPr>
+          <w:lang w:val="en-GB"/>
+        </w:rPr>
+        <w:t>DBNull.</w:t>
+      </w:r>
+      <w:proofErr w:type="gramStart"/>
+      <w:r>
+        <w:rPr>
+          <w:lang w:val="en-GB"/>
+        </w:rPr>
+        <w:t>Value</w:t>
+      </w:r>
+      <w:proofErr w:type="spellEnd"/>
+      <w:r>
+        <w:rPr>
+          <w:lang w:val="en-GB"/>
+        </w:rPr>
+        <w:t>;</w:t>
+      </w:r>
+      <w:proofErr w:type="gramEnd"/>
+    </w:p>
+    <w:p>
+      <w:pPr>
+        <w:spacing w:after="0"/>
+        <w:rPr>
+          <w:lang w:val="en-GB"/>
+        </w:rPr>
+      </w:pPr>
+      <w:r>
+        <w:rPr>
+          <w:lang w:val="en-GB"/>
+        </w:rPr>
+        <w:t xml:space="preserve">        }</w:t>
+      </w:r>
+    </w:p>
+    <w:p>
+      <w:pPr>
+        <w:spacing w:after="0"/>
+        <w:rPr>
+          <w:lang w:val="en-GB"/>
+        </w:rPr>
+      </w:pPr>
+    </w:p>
+    <w:p>
+      <w:pPr>
+        <w:spacing w:after="0"/>
+        <w:rPr>
+          <w:lang w:val="en-GB"/>
+        </w:rPr>
+      </w:pPr>
+      <w:r>
+        <w:rPr>
+          <w:lang w:val="en-GB"/>
+        </w:rPr>
+        <w:t xml:space="preserve">        // ============================================</w:t>
+      </w:r>
+    </w:p>
+    <w:p>
+      <w:pPr>
+        <w:spacing w:after="0"/>
+        <w:rPr>
+          <w:lang w:val="en-GB"/>
+        </w:rPr>
+      </w:pPr>
+      <w:r>
+        <w:rPr>
+          <w:lang w:val="en-GB"/>
+        </w:rPr>
+        <w:t xml:space="preserve">        // </w:t>
+      </w:r>
+      <w:r>
+        <w:rPr>
+          <w:rFonts w:ascii="Segoe UI Emoji" w:hAnsi="Segoe UI Emoji" w:cs="Segoe UI Emoji"/>
+          <w:lang w:val="en-GB"/>
+        </w:rPr>
+        <w:t>✅</w:t>
+      </w:r>
+      <w:r>
+        <w:rPr>
+          <w:lang w:val="en-GB"/>
+        </w:rPr>
+        <w:t xml:space="preserve"> OPTIONAL: CUSTOM FUNCTIONS</w:t>
+      </w:r>
+    </w:p>
+    <w:p>
+      <w:pPr>
+        <w:spacing w:after="0"/>
+        <w:rPr>
+          <w:lang w:val="en-GB"/>
+        </w:rPr>
+      </w:pPr>
+      <w:r>
+        <w:rPr>
+          <w:lang w:val="en-GB"/>
+        </w:rPr>
+        <w:t xml:space="preserve">        // ============================================</w:t>
+      </w:r>
+    </w:p>
+    <w:p>
+      <w:pPr>
+        <w:spacing w:after="0"/>
+        <w:rPr>
+          <w:lang w:val="en-GB"/>
+        </w:rPr>
+      </w:pPr>
+      <w:r>
+        <w:rPr>
+          <w:lang w:val="en-GB"/>
+        </w:rPr>
+        <w:t xml:space="preserve">        </w:t>
+      </w:r>
+      <w:proofErr w:type="spellStart"/>
+      <w:proofErr w:type="gramStart"/>
+      <w:r>
+        <w:rPr>
+          <w:lang w:val="en-GB"/>
+        </w:rPr>
+        <w:t>exp.EvaluateFunction</w:t>
+      </w:r>
+      <w:proofErr w:type="spellEnd"/>
+      <w:proofErr w:type="gramEnd"/>
+      <w:r>
+        <w:rPr>
+          <w:lang w:val="en-GB"/>
+        </w:rPr>
+        <w:t xml:space="preserve"> += (name, </w:t>
+      </w:r>
+      <w:proofErr w:type="spellStart"/>
+      <w:r>
+        <w:rPr>
+          <w:lang w:val="en-GB"/>
+        </w:rPr>
+        <w:t>args</w:t>
+      </w:r>
+      <w:proofErr w:type="spellEnd"/>
+      <w:r>
+        <w:rPr>
+          <w:lang w:val="en-GB"/>
+        </w:rPr>
+        <w:t>) =&gt;</w:t>
+      </w:r>
+    </w:p>
+    <w:p>
+      <w:pPr>
+        <w:spacing w:after="0"/>
+        <w:rPr>
+          <w:lang w:val="en-GB"/>
+        </w:rPr>
+      </w:pPr>
+      <w:r>
+        <w:rPr>
+          <w:lang w:val="en-GB"/>
+        </w:rPr>
+        <w:t xml:space="preserve">        {</w:t>
+      </w:r>
+    </w:p>
+    <w:p>
+      <w:pPr>
+        <w:spacing w:after="0"/>
+        <w:rPr>
+          <w:lang w:val="en-GB"/>
+        </w:rPr>
+      </w:pPr>
+      <w:r>
+        <w:rPr>
+          <w:lang w:val="en-GB"/>
+        </w:rPr>
+        <w:t xml:space="preserve">            if (</w:t>
+      </w:r>
+      <w:proofErr w:type="spellStart"/>
+      <w:proofErr w:type="gramStart"/>
+      <w:r>
+        <w:rPr>
+          <w:lang w:val="en-GB"/>
+        </w:rPr>
+        <w:t>name.Equals</w:t>
+      </w:r>
+      <w:proofErr w:type="spellEnd"/>
+      <w:proofErr w:type="gramEnd"/>
+      <w:r>
+        <w:rPr>
+          <w:lang w:val="en-GB"/>
+        </w:rPr>
+        <w:t>("</w:t>
+      </w:r>
+      <w:proofErr w:type="spellStart"/>
+      <w:r>
+        <w:rPr>
+          <w:lang w:val="en-GB"/>
+        </w:rPr>
+        <w:t>IsNullOrEmpty</w:t>
+      </w:r>
+      <w:proofErr w:type="spellEnd"/>
+      <w:r>
+        <w:rPr>
+          <w:lang w:val="en-GB"/>
+        </w:rPr>
+        <w:t xml:space="preserve">", </w:t>
+      </w:r>
+      <w:proofErr w:type="spellStart"/>
+      <w:r>
+        <w:rPr>
+          <w:lang w:val="en-GB"/>
+        </w:rPr>
+        <w:t>StringComparison.OrdinalIgnoreCase</w:t>
+      </w:r>
+      <w:proofErr w:type="spellEnd"/>
+      <w:r>
+        <w:rPr>
+          <w:lang w:val="en-GB"/>
+        </w:rPr>
+        <w:t>))</w:t>
+      </w:r>
+    </w:p>
+    <w:p>
+      <w:pPr>
+        <w:spacing w:after="0"/>
+        <w:rPr>
+          <w:lang w:val="en-GB"/>
+        </w:rPr>
+      </w:pPr>
+      <w:r>
+        <w:rPr>
+          <w:lang w:val="en-GB"/>
+        </w:rPr>
+        <w:t xml:space="preserve">            {</w:t>
+      </w:r>
+    </w:p>
+    <w:p>
+      <w:pPr>
+        <w:spacing w:after="0"/>
+        <w:rPr>
+          <w:lang w:val="en-GB"/>
+        </w:rPr>
+      </w:pPr>
+      <w:r>
+        <w:rPr>
+          <w:lang w:val="en-GB"/>
+        </w:rPr>
+        <w:t xml:space="preserve">                </w:t>
+      </w:r>
+      <w:proofErr w:type="spellStart"/>
+      <w:proofErr w:type="gramStart"/>
+      <w:r>
+        <w:rPr>
+          <w:lang w:val="en-GB"/>
+        </w:rPr>
+        <w:t>args.Result</w:t>
+      </w:r>
+      <w:proofErr w:type="spellEnd"/>
+      <w:proofErr w:type="gramEnd"/>
+      <w:r>
+        <w:rPr>
+          <w:lang w:val="en-GB"/>
+        </w:rPr>
+        <w:t xml:space="preserve"> = </w:t>
+      </w:r>
+      <w:proofErr w:type="spellStart"/>
+      <w:proofErr w:type="gramStart"/>
+      <w:r>
+        <w:rPr>
+          <w:lang w:val="en-GB"/>
+        </w:rPr>
+        <w:t>args.Parameters</w:t>
+      </w:r>
+      <w:proofErr w:type="spellEnd"/>
+      <w:proofErr w:type="gramEnd"/>
+      <w:r>
+        <w:rPr>
+          <w:lang w:val="en-GB"/>
+        </w:rPr>
+        <w:t>[0</w:t>
+      </w:r>
+      <w:proofErr w:type="gramStart"/>
+      <w:r>
+        <w:rPr>
+          <w:lang w:val="en-GB"/>
+        </w:rPr>
+        <w:t>].Evaluate</w:t>
+      </w:r>
+      <w:proofErr w:type="gramEnd"/>
+      <w:r>
+        <w:rPr>
+          <w:lang w:val="en-GB"/>
+        </w:rPr>
+        <w:t xml:space="preserve">() is </w:t>
+      </w:r>
+      <w:proofErr w:type="gramStart"/>
+      <w:r>
+        <w:rPr>
+          <w:lang w:val="en-GB"/>
+        </w:rPr>
+        <w:t>null;</w:t>
+      </w:r>
+      <w:proofErr w:type="gramEnd"/>
+    </w:p>
+    <w:p>
+      <w:pPr>
+        <w:spacing w:after="0"/>
+        <w:rPr>
+          <w:lang w:val="en-GB"/>
+        </w:rPr>
+      </w:pPr>
+      <w:r>
+        <w:rPr>
+          <w:lang w:val="en-GB"/>
+        </w:rPr>
+        <w:t xml:space="preserve">            }</w:t>
+      </w:r>
+    </w:p>
+    <w:p>
+      <w:pPr>
+        <w:spacing w:after="0"/>
+        <w:rPr>
+          <w:lang w:val="en-GB"/>
+        </w:rPr>
+      </w:pPr>
+      <w:r>
+        <w:rPr>
+          <w:lang w:val="en-GB"/>
+        </w:rPr>
+        <w:t xml:space="preserve">        </w:t>
+      </w:r>
+      <w:proofErr w:type="gramStart"/>
+      <w:r>
+        <w:rPr>
+          <w:lang w:val="en-GB"/>
+        </w:rPr>
+        <w:t>};</w:t>
+      </w:r>
+      <w:proofErr w:type="gramEnd"/>
+    </w:p>
+    <w:p>
+      <w:pPr>
+        <w:spacing w:after="0"/>
+        <w:rPr>
+          <w:lang w:val="en-GB"/>
+        </w:rPr>
+      </w:pPr>
+    </w:p>
+    <w:p>
+      <w:pPr>
+        <w:spacing w:after="0"/>
+        <w:rPr>
+          <w:lang w:val="en-GB"/>
+        </w:rPr>
+      </w:pPr>
+      <w:r>
+        <w:rPr>
+          <w:lang w:val="en-GB"/>
+        </w:rPr>
+        <w:t xml:space="preserve">        // ============================================</w:t>
+      </w:r>
+    </w:p>
+    <w:p>
+      <w:pPr>
+        <w:spacing w:after="0"/>
+        <w:rPr>
+          <w:lang w:val="en-GB"/>
+        </w:rPr>
+      </w:pPr>
+      <w:r>
+        <w:rPr>
+          <w:lang w:val="en-GB"/>
+        </w:rPr>
+        <w:t xml:space="preserve">        // </w:t>
+      </w:r>
+      <w:r>
+        <w:rPr>
+          <w:rFonts w:ascii="Segoe UI Emoji" w:hAnsi="Segoe UI Emoji" w:cs="Segoe UI Emoji"/>
+          <w:lang w:val="en-GB"/>
+        </w:rPr>
+        <w:t>✅</w:t>
+      </w:r>
+      <w:r>
+        <w:rPr>
+          <w:lang w:val="en-GB"/>
+        </w:rPr>
+        <w:t xml:space="preserve"> EXECUTE EXPRESSION</w:t>
+      </w:r>
+    </w:p>
+    <w:p>
+      <w:pPr>
+        <w:spacing w:after="0"/>
+        <w:rPr>
+          <w:lang w:val="en-GB"/>
+        </w:rPr>
+      </w:pPr>
+      <w:r>
+        <w:rPr>
+          <w:lang w:val="en-GB"/>
+        </w:rPr>
+        <w:t xml:space="preserve">        // ============================================</w:t>
+      </w:r>
+    </w:p>
+    <w:p>
+      <w:pPr>
+        <w:spacing w:after="0"/>
+        <w:rPr>
+          <w:lang w:val="en-GB"/>
+        </w:rPr>
+      </w:pPr>
+      <w:r>
+        <w:rPr>
+          <w:lang w:val="en-GB"/>
+        </w:rPr>
+        <w:t xml:space="preserve">        var result = </w:t>
+      </w:r>
+      <w:proofErr w:type="spellStart"/>
+      <w:proofErr w:type="gramStart"/>
+      <w:r>
+        <w:rPr>
+          <w:lang w:val="en-GB"/>
+        </w:rPr>
+        <w:t>exp.Evaluate</w:t>
+      </w:r>
+      <w:proofErr w:type="spellEnd"/>
+      <w:proofErr w:type="gramEnd"/>
+      <w:r>
+        <w:rPr>
+          <w:lang w:val="en-GB"/>
+        </w:rPr>
+        <w:t>(</w:t>
+      </w:r>
+      <w:proofErr w:type="gramStart"/>
+      <w:r>
+        <w:rPr>
+          <w:lang w:val="en-GB"/>
+        </w:rPr>
+        <w:t>);</w:t>
+      </w:r>
+      <w:proofErr w:type="gramEnd"/>
+    </w:p>
+    <w:p>
+      <w:pPr>
+        <w:spacing w:after="0"/>
+        <w:rPr>
+          <w:lang w:val="en-GB"/>
+        </w:rPr>
+      </w:pPr>
+    </w:p>
+    <w:p>
+      <w:pPr>
+        <w:spacing w:after="0"/>
+        <w:rPr>
+          <w:lang w:val="en-GB"/>
+        </w:rPr>
+      </w:pPr>
+      <w:r>
+        <w:rPr>
+          <w:lang w:val="en-GB"/>
+        </w:rPr>
+        <w:t xml:space="preserve">        return result is bool b &amp;&amp; </w:t>
+      </w:r>
+      <w:proofErr w:type="gramStart"/>
+      <w:r>
+        <w:rPr>
+          <w:lang w:val="en-GB"/>
+        </w:rPr>
+        <w:t>b;</w:t>
+      </w:r>
+      <w:proofErr w:type="gramEnd"/>
+    </w:p>
+    <w:p>
+      <w:pPr>
+        <w:spacing w:after="0"/>
+        <w:rPr>
+          <w:lang w:val="en-GB"/>
+        </w:rPr>
+      </w:pPr>
+      <w:r>
+        <w:rPr>
+          <w:lang w:val="en-GB"/>
+        </w:rPr>
+        <w:t xml:space="preserve">    }</w:t>
+      </w:r>
+    </w:p>
+    <w:p>
+      <w:pPr>
+        <w:spacing w:after="0"/>
+        <w:rPr>
+          <w:lang w:val="en-GB"/>
+        </w:rPr>
+      </w:pPr>
+      <w:r>
+        <w:rPr>
+          <w:lang w:val="en-GB"/>
+        </w:rPr>
+        <w:t xml:space="preserve">    catch (Exception ex)</w:t>
+      </w:r>
+    </w:p>
+    <w:p>
+      <w:pPr>
+        <w:spacing w:after="0"/>
+        <w:rPr>
+          <w:lang w:val="en-GB"/>
+        </w:rPr>
+      </w:pPr>
+      <w:r>
+        <w:rPr>
+          <w:lang w:val="en-GB"/>
+        </w:rPr>
+        <w:t xml:space="preserve">    {</w:t>
+      </w:r>
+    </w:p>
+    <w:p>
+      <w:pPr>
+        <w:spacing w:after="0"/>
+        <w:rPr>
+          <w:lang w:val="en-GB"/>
+        </w:rPr>
+      </w:pPr>
+      <w:r>
+        <w:rPr>
+          <w:lang w:val="en-GB"/>
+        </w:rPr>
+        <w:t xml:space="preserve">        // TODO: log error</w:t>
+      </w:r>
+    </w:p>
+    <w:p>
+      <w:pPr>
+        <w:spacing w:after="0"/>
+        <w:rPr>
+          <w:lang w:val="en-GB"/>
+        </w:rPr>
+      </w:pPr>
+      <w:r>
+        <w:rPr>
+          <w:lang w:val="en-GB"/>
+        </w:rPr>
+        <w:lastRenderedPageBreak/>
+        <w:t xml:space="preserve">        //_</w:t>
+      </w:r>
+      <w:proofErr w:type="spellStart"/>
+      <w:proofErr w:type="gramStart"/>
+      <w:r>
+        <w:rPr>
+          <w:lang w:val="en-GB"/>
+        </w:rPr>
+        <w:t>logger.LogError</w:t>
+      </w:r>
+      <w:proofErr w:type="spellEnd"/>
+      <w:proofErr w:type="gramEnd"/>
+      <w:r>
+        <w:rPr>
+          <w:lang w:val="en-GB"/>
+        </w:rPr>
+        <w:t>(ex, "Expression evaluation failed"</w:t>
+      </w:r>
+      <w:proofErr w:type="gramStart"/>
+      <w:r>
+        <w:rPr>
+          <w:lang w:val="en-GB"/>
+        </w:rPr>
+        <w:t>);</w:t>
+      </w:r>
+      <w:proofErr w:type="gramEnd"/>
+    </w:p>
+    <w:p>
+      <w:pPr>
+        <w:spacing w:after="0"/>
+        <w:rPr>
+          <w:lang w:val="en-GB"/>
+        </w:rPr>
+      </w:pPr>
+      <w:r>
+        <w:rPr>
+          <w:lang w:val="en-GB"/>
+        </w:rPr>
+        <w:t xml:space="preserve">        return </w:t>
+      </w:r>
+      <w:proofErr w:type="gramStart"/>
+      <w:r>
+        <w:rPr>
+          <w:lang w:val="en-GB"/>
+        </w:rPr>
+        <w:t>false;</w:t>
+      </w:r>
+      <w:proofErr w:type="gramEnd"/>
+    </w:p>
+    <w:p>
+      <w:pPr>
+        <w:spacing w:after="0"/>
+        <w:rPr>
+          <w:lang w:val="en-GB"/>
+        </w:rPr>
+      </w:pPr>
+      <w:r>
+        <w:rPr>
+          <w:lang w:val="en-GB"/>
+        </w:rPr>
+        <w:t xml:space="preserve">    }</w:t>
+      </w:r>
+    </w:p>
+    <w:p>
+      <w:pPr>
+        <w:spacing w:after="0"/>
+        <w:rPr>
+          <w:lang w:val="en-GB"/>
+        </w:rPr>
+      </w:pPr>
+      <w:r>
+        <w:rPr>
+          <w:lang w:val="en-GB"/>
+        </w:rPr>
+        <w:t>}</w:t>
+      </w:r>
+    </w:p>
+    <w:p>
+      <w:pPr>
+        <w:spacing w:after="0"/>
+        <w:rPr>
+          <w:lang w:val="en-GB"/>
+        </w:rPr>
+      </w:pPr>
+    </w:p>
+    <w:p>
+      <w:pPr>
+        <w:spacing w:after="0"/>
+        <w:rPr>
+          <w:b/>
+          <w:bCs/>
+          <w:color w:val="EE0000"/>
+          <w:u w:val="single"/>
+          <w:lang w:val="en-GB"/>
+        </w:rPr>
+      </w:pPr>
+      <w:r>
+        <w:rPr>
+          <w:b/>
+          <w:bCs/>
+          <w:color w:val="EE0000"/>
+          <w:u w:val="single"/>
+          <w:lang w:val="en-GB"/>
+        </w:rPr>
+        <w:t>Error:</w:t>
+      </w:r>
+    </w:p>
+    <w:p>
+      <w:pPr>
+        <w:spacing w:after="0"/>
+        <w:rPr>
+          <w:lang w:val="en-GB"/>
+        </w:rPr>
+      </w:pPr>
+      <w:r>
+        <w:rPr>
+          <w:lang w:val="en-GB"/>
+        </w:rPr>
+        <w:t xml:space="preserve">The following error is thrown when executing the refactored code </w:t>
+      </w:r>
+      <w:proofErr w:type="spellStart"/>
+      <w:proofErr w:type="gramStart"/>
+      <w:r>
+        <w:rPr>
+          <w:lang w:val="en-GB"/>
+        </w:rPr>
+        <w:t>EvaluateCondition</w:t>
+      </w:r>
+      <w:proofErr w:type="spellEnd"/>
+      <w:r>
+        <w:rPr>
+          <w:lang w:val="en-GB"/>
+        </w:rPr>
+        <w:t>(</w:t>
+      </w:r>
+      <w:proofErr w:type="gramEnd"/>
+      <w:r>
+        <w:rPr>
+          <w:lang w:val="en-GB"/>
+        </w:rPr>
+        <w:t xml:space="preserve">) method. The error is thrown when executing the following line of code: </w:t>
+      </w:r>
+      <w:r>
+        <w:rPr>
+          <w:lang w:val="en-GB"/>
+        </w:rPr>
+        <w:t xml:space="preserve">var result = </w:t>
+      </w:r>
+      <w:proofErr w:type="spellStart"/>
+      <w:proofErr w:type="gramStart"/>
+      <w:r>
+        <w:rPr>
+          <w:lang w:val="en-GB"/>
+        </w:rPr>
+        <w:t>exp.Evaluate</w:t>
+      </w:r>
+      <w:proofErr w:type="spellEnd"/>
+      <w:proofErr w:type="gramEnd"/>
+      <w:r>
+        <w:rPr>
+          <w:lang w:val="en-GB"/>
+        </w:rPr>
+        <w:t>(</w:t>
+      </w:r>
+      <w:proofErr w:type="gramStart"/>
+      <w:r>
+        <w:rPr>
+          <w:lang w:val="en-GB"/>
+        </w:rPr>
+        <w:t>);</w:t>
+      </w:r>
+      <w:proofErr w:type="gramEnd"/>
+    </w:p>
+    <w:p>
+      <w:pPr>
+        <w:spacing w:after="0"/>
+        <w:rPr>
+          <w:lang w:val="en-GB"/>
+        </w:rPr>
+      </w:pPr>
+    </w:p>
+    <w:p>
+      <w:pPr>
+        <w:spacing w:after="0"/>
+        <w:rPr>
+          <w:lang w:val="en-GB"/>
+        </w:rPr>
+      </w:pPr>
+      <w:r>
+        <w:rPr>
+          <w:lang w:val="en-GB"/>
+        </w:rPr>
+        <w:t>Error Message:</w:t>
+      </w:r>
+    </w:p>
+    <w:p>
+      <w:pPr>
+        <w:spacing w:after="0"/>
+      </w:pPr>
+      <w:proofErr w:type="spellStart"/>
+      <w:r>
+        <w:rPr>
+          <w:b/>
+        </w:rPr>
+        <w:t>System.ArgumentException</w:t>
+      </w:r>
+      <w:proofErr w:type="spellEnd"/>
+      <w:r>
+        <w:rPr>
+          <w:b/>
+        </w:rPr>
+        <w:t>:</w:t>
+      </w:r>
+      <w:r>
+        <w:t xml:space="preserve"> 'Parameter was not defined </w:t>
+      </w:r>
+      <w:proofErr w:type="spellStart"/>
+      <w:r>
+        <w:t>Arg_ParamName_Name</w:t>
+      </w:r>
+      <w:proofErr w:type="spellEnd"/>
+      <w:r>
+        <w:t>'</w:t>
+      </w:r>
     </w:p>
     <w:sectPr>
       <w:pgSz w:w="12240" w:h="15840"/>

--- a/Documentation/AI Prompts/Vibe Coding - Workflow Configuration.docx
+++ b/Documentation/AI Prompts/Vibe Coding - Workflow Configuration.docx
@@ -17801,6 +17801,5467 @@
       <w:proofErr w:type="spellEnd"/>
       <w:r>
         <w:t>'</w:t>
+      </w:r>
+    </w:p>
+    <w:p>
+      <w:pPr>
+        <w:spacing w:after="0"/>
+      </w:pPr>
+    </w:p>
+    <w:p>
+      <w:pPr>
+        <w:spacing w:after="0"/>
+        <w:rPr>
+          <w:b/>
+          <w:bCs/>
+          <w:color w:val="EE0000"/>
+          <w:u w:val="single"/>
+        </w:rPr>
+      </w:pPr>
+      <w:r>
+        <w:rPr>
+          <w:b/>
+          <w:bCs/>
+          <w:color w:val="EE0000"/>
+          <w:u w:val="single"/>
+        </w:rPr>
+        <w:t>AI Prompt:</w:t>
+      </w:r>
+    </w:p>
+    <w:p>
+      <w:pPr>
+        <w:spacing w:after="0"/>
+      </w:pPr>
+    </w:p>
+    <w:p>
+      <w:pPr>
+        <w:spacing w:after="0"/>
+        <w:rPr>
+          <w:lang w:val="en-GB"/>
+        </w:rPr>
+      </w:pPr>
+      <w:r>
+        <w:t xml:space="preserve">The </w:t>
+      </w:r>
+      <w:proofErr w:type="spellStart"/>
+      <w:proofErr w:type="gramStart"/>
+      <w:r>
+        <w:rPr>
+          <w:lang w:val="en-GB"/>
+        </w:rPr>
+        <w:t>EvaluateCondition</w:t>
+      </w:r>
+      <w:proofErr w:type="spellEnd"/>
+      <w:r>
+        <w:rPr>
+          <w:lang w:val="en-GB"/>
+        </w:rPr>
+        <w:t>(</w:t>
+      </w:r>
+      <w:proofErr w:type="gramEnd"/>
+      <w:r>
+        <w:rPr>
+          <w:lang w:val="en-GB"/>
+        </w:rPr>
+        <w:t>) method does not return the correct result because the below code block returns the property value, such as “AL”, in the name arguments, and not return the name of the property. Refactor the code to return the correct evaluation results.</w:t>
+      </w:r>
+    </w:p>
+    <w:p>
+      <w:pPr>
+        <w:spacing w:after="0"/>
+        <w:rPr>
+          <w:lang w:val="en-GB"/>
+        </w:rPr>
+      </w:pPr>
+      <w:proofErr w:type="spellStart"/>
+      <w:proofErr w:type="gramStart"/>
+      <w:r>
+        <w:rPr>
+          <w:lang w:val="en-GB"/>
+        </w:rPr>
+        <w:t>exp.EvaluateParameter</w:t>
+      </w:r>
+      <w:proofErr w:type="spellEnd"/>
+      <w:proofErr w:type="gramEnd"/>
+      <w:r>
+        <w:rPr>
+          <w:lang w:val="en-GB"/>
+        </w:rPr>
+        <w:t xml:space="preserve"> += (name, </w:t>
+      </w:r>
+      <w:proofErr w:type="spellStart"/>
+      <w:r>
+        <w:rPr>
+          <w:lang w:val="en-GB"/>
+        </w:rPr>
+        <w:t>args</w:t>
+      </w:r>
+      <w:proofErr w:type="spellEnd"/>
+      <w:r>
+        <w:rPr>
+          <w:lang w:val="en-GB"/>
+        </w:rPr>
+        <w:t>) =&gt;</w:t>
+      </w:r>
+    </w:p>
+    <w:p>
+      <w:pPr>
+        <w:spacing w:after="0"/>
+        <w:rPr>
+          <w:lang w:val="en-GB"/>
+        </w:rPr>
+      </w:pPr>
+      <w:r>
+        <w:rPr>
+          <w:lang w:val="en-GB"/>
+        </w:rPr>
+        <w:t>{</w:t>
+      </w:r>
+    </w:p>
+    <w:p>
+      <w:pPr>
+        <w:spacing w:after="0"/>
+        <w:rPr>
+          <w:lang w:val="en-GB"/>
+        </w:rPr>
+      </w:pPr>
+      <w:r>
+        <w:rPr>
+          <w:lang w:val="en-GB"/>
+        </w:rPr>
+        <w:t xml:space="preserve">    var prop = properties</w:t>
+      </w:r>
+    </w:p>
+    <w:p>
+      <w:pPr>
+        <w:spacing w:after="0"/>
+        <w:rPr>
+          <w:lang w:val="en-GB"/>
+        </w:rPr>
+      </w:pPr>
+      <w:r>
+        <w:rPr>
+          <w:lang w:val="en-GB"/>
+        </w:rPr>
+        <w:t xml:space="preserve">        </w:t>
+      </w:r>
+      <w:proofErr w:type="gramStart"/>
+      <w:r>
+        <w:rPr>
+          <w:lang w:val="en-GB"/>
+        </w:rPr>
+        <w:t>.</w:t>
+      </w:r>
+      <w:proofErr w:type="spellStart"/>
+      <w:r>
+        <w:rPr>
+          <w:lang w:val="en-GB"/>
+        </w:rPr>
+        <w:t>FirstOrDefault</w:t>
+      </w:r>
+      <w:proofErr w:type="spellEnd"/>
+      <w:proofErr w:type="gramEnd"/>
+      <w:r>
+        <w:rPr>
+          <w:lang w:val="en-GB"/>
+        </w:rPr>
+        <w:t xml:space="preserve">(p =&gt; </w:t>
+      </w:r>
+      <w:proofErr w:type="spellStart"/>
+      <w:proofErr w:type="gramStart"/>
+      <w:r>
+        <w:rPr>
+          <w:lang w:val="en-GB"/>
+        </w:rPr>
+        <w:t>p.Name.Equals</w:t>
+      </w:r>
+      <w:proofErr w:type="spellEnd"/>
+      <w:proofErr w:type="gramEnd"/>
+      <w:r>
+        <w:rPr>
+          <w:lang w:val="en-GB"/>
+        </w:rPr>
+        <w:t xml:space="preserve">(name, </w:t>
+      </w:r>
+      <w:proofErr w:type="spellStart"/>
+      <w:r>
+        <w:rPr>
+          <w:lang w:val="en-GB"/>
+        </w:rPr>
+        <w:t>StringComparison.OrdinalIgnoreCase</w:t>
+      </w:r>
+      <w:proofErr w:type="spellEnd"/>
+      <w:r>
+        <w:rPr>
+          <w:lang w:val="en-GB"/>
+        </w:rPr>
+        <w:t>)</w:t>
+      </w:r>
+      <w:proofErr w:type="gramStart"/>
+      <w:r>
+        <w:rPr>
+          <w:lang w:val="en-GB"/>
+        </w:rPr>
+        <w:t>);</w:t>
+      </w:r>
+      <w:proofErr w:type="gramEnd"/>
+    </w:p>
+    <w:p>
+      <w:pPr>
+        <w:spacing w:after="0"/>
+        <w:rPr>
+          <w:lang w:val="en-GB"/>
+        </w:rPr>
+      </w:pPr>
+    </w:p>
+    <w:p>
+      <w:pPr>
+        <w:spacing w:after="0"/>
+        <w:rPr>
+          <w:lang w:val="en-GB"/>
+        </w:rPr>
+      </w:pPr>
+      <w:r>
+        <w:rPr>
+          <w:lang w:val="en-GB"/>
+        </w:rPr>
+        <w:t xml:space="preserve">    if (</w:t>
+      </w:r>
+      <w:proofErr w:type="gramStart"/>
+      <w:r>
+        <w:rPr>
+          <w:lang w:val="en-GB"/>
+        </w:rPr>
+        <w:t>prop !</w:t>
+      </w:r>
+      <w:proofErr w:type="gramEnd"/>
+      <w:r>
+        <w:rPr>
+          <w:lang w:val="en-GB"/>
+        </w:rPr>
+        <w:t>= null)</w:t>
+      </w:r>
+    </w:p>
+    <w:p>
+      <w:pPr>
+        <w:spacing w:after="0"/>
+        <w:rPr>
+          <w:lang w:val="en-GB"/>
+        </w:rPr>
+      </w:pPr>
+      <w:r>
+        <w:rPr>
+          <w:lang w:val="en-GB"/>
+        </w:rPr>
+        <w:t xml:space="preserve">    {</w:t>
+      </w:r>
+    </w:p>
+    <w:p>
+      <w:pPr>
+        <w:spacing w:after="0"/>
+        <w:rPr>
+          <w:lang w:val="en-GB"/>
+        </w:rPr>
+      </w:pPr>
+      <w:r>
+        <w:rPr>
+          <w:lang w:val="en-GB"/>
+        </w:rPr>
+        <w:t xml:space="preserve">        var </w:t>
+      </w:r>
+      <w:proofErr w:type="spellStart"/>
+      <w:r>
+        <w:rPr>
+          <w:lang w:val="en-GB"/>
+        </w:rPr>
+        <w:t>val</w:t>
+      </w:r>
+      <w:proofErr w:type="spellEnd"/>
+      <w:r>
+        <w:rPr>
+          <w:lang w:val="en-GB"/>
+        </w:rPr>
+        <w:t xml:space="preserve"> = </w:t>
+      </w:r>
+      <w:proofErr w:type="spellStart"/>
+      <w:proofErr w:type="gramStart"/>
+      <w:r>
+        <w:rPr>
+          <w:lang w:val="en-GB"/>
+        </w:rPr>
+        <w:t>prop.GetValue</w:t>
+      </w:r>
+      <w:proofErr w:type="spellEnd"/>
+      <w:proofErr w:type="gramEnd"/>
+      <w:r>
+        <w:rPr>
+          <w:lang w:val="en-GB"/>
+        </w:rPr>
+        <w:t>(entity</w:t>
+      </w:r>
+      <w:proofErr w:type="gramStart"/>
+      <w:r>
+        <w:rPr>
+          <w:lang w:val="en-GB"/>
+        </w:rPr>
+        <w:t>);</w:t>
+      </w:r>
+      <w:proofErr w:type="gramEnd"/>
+    </w:p>
+    <w:p>
+      <w:pPr>
+        <w:spacing w:after="0"/>
+        <w:rPr>
+          <w:lang w:val="en-GB"/>
+        </w:rPr>
+      </w:pPr>
+      <w:r>
+        <w:rPr>
+          <w:lang w:val="en-GB"/>
+        </w:rPr>
+        <w:t xml:space="preserve">        </w:t>
+      </w:r>
+      <w:proofErr w:type="spellStart"/>
+      <w:proofErr w:type="gramStart"/>
+      <w:r>
+        <w:rPr>
+          <w:lang w:val="en-GB"/>
+        </w:rPr>
+        <w:t>args.Result</w:t>
+      </w:r>
+      <w:proofErr w:type="spellEnd"/>
+      <w:proofErr w:type="gramEnd"/>
+      <w:r>
+        <w:rPr>
+          <w:lang w:val="en-GB"/>
+        </w:rPr>
+        <w:t xml:space="preserve"> = </w:t>
+      </w:r>
+      <w:proofErr w:type="spellStart"/>
+      <w:proofErr w:type="gramStart"/>
+      <w:r>
+        <w:rPr>
+          <w:lang w:val="en-GB"/>
+        </w:rPr>
+        <w:t>val</w:t>
+      </w:r>
+      <w:proofErr w:type="spellEnd"/>
+      <w:r>
+        <w:rPr>
+          <w:lang w:val="en-GB"/>
+        </w:rPr>
+        <w:t xml:space="preserve"> ??</w:t>
+      </w:r>
+      <w:proofErr w:type="gramEnd"/>
+      <w:r>
+        <w:rPr>
+          <w:lang w:val="en-GB"/>
+        </w:rPr>
+        <w:t xml:space="preserve"> </w:t>
+      </w:r>
+      <w:proofErr w:type="spellStart"/>
+      <w:r>
+        <w:rPr>
+          <w:lang w:val="en-GB"/>
+        </w:rPr>
+        <w:t>DBNull.</w:t>
+      </w:r>
+      <w:proofErr w:type="gramStart"/>
+      <w:r>
+        <w:rPr>
+          <w:lang w:val="en-GB"/>
+        </w:rPr>
+        <w:t>Value</w:t>
+      </w:r>
+      <w:proofErr w:type="spellEnd"/>
+      <w:r>
+        <w:rPr>
+          <w:lang w:val="en-GB"/>
+        </w:rPr>
+        <w:t>;</w:t>
+      </w:r>
+      <w:proofErr w:type="gramEnd"/>
+    </w:p>
+    <w:p>
+      <w:pPr>
+        <w:spacing w:after="0"/>
+        <w:rPr>
+          <w:lang w:val="en-GB"/>
+        </w:rPr>
+      </w:pPr>
+      <w:r>
+        <w:rPr>
+          <w:lang w:val="en-GB"/>
+        </w:rPr>
+        <w:t xml:space="preserve">    }</w:t>
+      </w:r>
+    </w:p>
+    <w:p>
+      <w:pPr>
+        <w:spacing w:after="0"/>
+        <w:rPr>
+          <w:lang w:val="en-GB"/>
+        </w:rPr>
+      </w:pPr>
+      <w:r>
+        <w:rPr>
+          <w:lang w:val="en-GB"/>
+        </w:rPr>
+        <w:t xml:space="preserve">    else</w:t>
+      </w:r>
+    </w:p>
+    <w:p>
+      <w:pPr>
+        <w:spacing w:after="0"/>
+        <w:rPr>
+          <w:lang w:val="en-GB"/>
+        </w:rPr>
+      </w:pPr>
+      <w:r>
+        <w:rPr>
+          <w:lang w:val="en-GB"/>
+        </w:rPr>
+        <w:t xml:space="preserve">    {</w:t>
+      </w:r>
+    </w:p>
+    <w:p>
+      <w:pPr>
+        <w:spacing w:after="0"/>
+        <w:rPr>
+          <w:lang w:val="en-GB"/>
+        </w:rPr>
+      </w:pPr>
+      <w:r>
+        <w:rPr>
+          <w:lang w:val="en-GB"/>
+        </w:rPr>
+        <w:t xml:space="preserve">        // </w:t>
+      </w:r>
+      <w:r>
+        <w:rPr>
+          <w:rFonts w:ascii="Segoe UI Emoji" w:hAnsi="Segoe UI Emoji" w:cs="Segoe UI Emoji"/>
+          <w:lang w:val="en-GB"/>
+        </w:rPr>
+        <w:t>🔥</w:t>
+      </w:r>
+      <w:r>
+        <w:rPr>
+          <w:lang w:val="en-GB"/>
+        </w:rPr>
+        <w:t xml:space="preserve"> Prevent crash — treat missing fields as NULL</w:t>
+      </w:r>
+    </w:p>
+    <w:p>
+      <w:pPr>
+        <w:spacing w:after="0"/>
+        <w:rPr>
+          <w:lang w:val="en-GB"/>
+        </w:rPr>
+      </w:pPr>
+      <w:r>
+        <w:rPr>
+          <w:lang w:val="en-GB"/>
+        </w:rPr>
+        <w:t xml:space="preserve">        </w:t>
+      </w:r>
+      <w:proofErr w:type="spellStart"/>
+      <w:proofErr w:type="gramStart"/>
+      <w:r>
+        <w:rPr>
+          <w:lang w:val="en-GB"/>
+        </w:rPr>
+        <w:t>args.Result</w:t>
+      </w:r>
+      <w:proofErr w:type="spellEnd"/>
+      <w:proofErr w:type="gramEnd"/>
+      <w:r>
+        <w:rPr>
+          <w:lang w:val="en-GB"/>
+        </w:rPr>
+        <w:t xml:space="preserve"> = </w:t>
+      </w:r>
+      <w:proofErr w:type="spellStart"/>
+      <w:r>
+        <w:rPr>
+          <w:lang w:val="en-GB"/>
+        </w:rPr>
+        <w:t>DBNull.</w:t>
+      </w:r>
+      <w:proofErr w:type="gramStart"/>
+      <w:r>
+        <w:rPr>
+          <w:lang w:val="en-GB"/>
+        </w:rPr>
+        <w:t>Value</w:t>
+      </w:r>
+      <w:proofErr w:type="spellEnd"/>
+      <w:r>
+        <w:rPr>
+          <w:lang w:val="en-GB"/>
+        </w:rPr>
+        <w:t>;</w:t>
+      </w:r>
+      <w:proofErr w:type="gramEnd"/>
+    </w:p>
+    <w:p>
+      <w:pPr>
+        <w:spacing w:after="0"/>
+        <w:rPr>
+          <w:lang w:val="en-GB"/>
+        </w:rPr>
+      </w:pPr>
+      <w:r>
+        <w:rPr>
+          <w:lang w:val="en-GB"/>
+        </w:rPr>
+        <w:t xml:space="preserve">    }</w:t>
+      </w:r>
+    </w:p>
+    <w:p>
+      <w:pPr>
+        <w:spacing w:after="0"/>
+        <w:rPr>
+          <w:lang w:val="en-GB"/>
+        </w:rPr>
+      </w:pPr>
+      <w:proofErr w:type="gramStart"/>
+      <w:r>
+        <w:rPr>
+          <w:lang w:val="en-GB"/>
+        </w:rPr>
+        <w:t>};</w:t>
+      </w:r>
+      <w:proofErr w:type="gramEnd"/>
+    </w:p>
+    <w:p>
+      <w:pPr>
+        <w:spacing w:after="0"/>
+        <w:rPr>
+          <w:lang w:val="en-GB"/>
+        </w:rPr>
+      </w:pPr>
+    </w:p>
+    <w:p>
+      <w:pPr>
+        <w:spacing w:after="0"/>
+      </w:pPr>
+      <w:proofErr w:type="spellStart"/>
+      <w:r>
+        <w:rPr>
+          <w:lang w:val="en-GB"/>
+        </w:rPr>
+        <w:t>EvaluateCondition</w:t>
+      </w:r>
+      <w:proofErr w:type="spellEnd"/>
+      <w:r>
+        <w:rPr>
+          <w:lang w:val="en-GB"/>
+        </w:rPr>
+        <w:t xml:space="preserve"> method definition:</w:t>
+      </w:r>
+    </w:p>
+    <w:p>
+      <w:pPr>
+        <w:spacing w:after="0"/>
+        <w:rPr>
+          <w:lang w:val="en-GB"/>
+        </w:rPr>
+      </w:pPr>
+      <w:r>
+        <w:rPr>
+          <w:lang w:val="en-GB"/>
+        </w:rPr>
+        <w:t xml:space="preserve">private bool </w:t>
+      </w:r>
+      <w:proofErr w:type="spellStart"/>
+      <w:proofErr w:type="gramStart"/>
+      <w:r>
+        <w:rPr>
+          <w:lang w:val="en-GB"/>
+        </w:rPr>
+        <w:t>EvaluateCondition</w:t>
+      </w:r>
+      <w:proofErr w:type="spellEnd"/>
+      <w:r>
+        <w:rPr>
+          <w:lang w:val="en-GB"/>
+        </w:rPr>
+        <w:t>(</w:t>
+      </w:r>
+      <w:proofErr w:type="spellStart"/>
+      <w:proofErr w:type="gramEnd"/>
+      <w:r>
+        <w:rPr>
+          <w:lang w:val="en-GB"/>
+        </w:rPr>
+        <w:t>WorkflowCondition</w:t>
+      </w:r>
+      <w:proofErr w:type="spellEnd"/>
+      <w:r>
+        <w:rPr>
+          <w:lang w:val="en-GB"/>
+        </w:rPr>
+        <w:t xml:space="preserve"> condition, object entity)</w:t>
+      </w:r>
+    </w:p>
+    <w:p>
+      <w:pPr>
+        <w:spacing w:after="0"/>
+        <w:rPr>
+          <w:lang w:val="en-GB"/>
+        </w:rPr>
+      </w:pPr>
+      <w:r>
+        <w:rPr>
+          <w:lang w:val="en-GB"/>
+        </w:rPr>
+        <w:t>{</w:t>
+      </w:r>
+    </w:p>
+    <w:p>
+      <w:pPr>
+        <w:spacing w:after="0"/>
+        <w:rPr>
+          <w:lang w:val="en-GB"/>
+        </w:rPr>
+      </w:pPr>
+      <w:r>
+        <w:rPr>
+          <w:lang w:val="en-GB"/>
+        </w:rPr>
+        <w:t xml:space="preserve">    try</w:t>
+      </w:r>
+    </w:p>
+    <w:p>
+      <w:pPr>
+        <w:spacing w:after="0"/>
+        <w:rPr>
+          <w:lang w:val="en-GB"/>
+        </w:rPr>
+      </w:pPr>
+      <w:r>
+        <w:rPr>
+          <w:lang w:val="en-GB"/>
+        </w:rPr>
+        <w:lastRenderedPageBreak/>
+        <w:t xml:space="preserve">    {</w:t>
+      </w:r>
+    </w:p>
+    <w:p>
+      <w:pPr>
+        <w:spacing w:after="0"/>
+        <w:rPr>
+          <w:lang w:val="en-GB"/>
+        </w:rPr>
+      </w:pPr>
+      <w:r>
+        <w:rPr>
+          <w:lang w:val="en-GB"/>
+        </w:rPr>
+        <w:t xml:space="preserve">        if (</w:t>
+      </w:r>
+      <w:proofErr w:type="spellStart"/>
+      <w:proofErr w:type="gramStart"/>
+      <w:r>
+        <w:rPr>
+          <w:lang w:val="en-GB"/>
+        </w:rPr>
+        <w:t>string.IsNullOrWhiteSpace</w:t>
+      </w:r>
+      <w:proofErr w:type="spellEnd"/>
+      <w:proofErr w:type="gramEnd"/>
+      <w:r>
+        <w:rPr>
+          <w:lang w:val="en-GB"/>
+        </w:rPr>
+        <w:t>(</w:t>
+      </w:r>
+      <w:proofErr w:type="spellStart"/>
+      <w:proofErr w:type="gramStart"/>
+      <w:r>
+        <w:rPr>
+          <w:lang w:val="en-GB"/>
+        </w:rPr>
+        <w:t>condition.Expression</w:t>
+      </w:r>
+      <w:proofErr w:type="spellEnd"/>
+      <w:proofErr w:type="gramEnd"/>
+      <w:r>
+        <w:rPr>
+          <w:lang w:val="en-GB"/>
+        </w:rPr>
+        <w:t>))</w:t>
+      </w:r>
+    </w:p>
+    <w:p>
+      <w:pPr>
+        <w:spacing w:after="0"/>
+        <w:rPr>
+          <w:lang w:val="en-GB"/>
+        </w:rPr>
+      </w:pPr>
+      <w:r>
+        <w:rPr>
+          <w:lang w:val="en-GB"/>
+        </w:rPr>
+        <w:t xml:space="preserve">            return </w:t>
+      </w:r>
+      <w:proofErr w:type="gramStart"/>
+      <w:r>
+        <w:rPr>
+          <w:lang w:val="en-GB"/>
+        </w:rPr>
+        <w:t>false;</w:t>
+      </w:r>
+      <w:proofErr w:type="gramEnd"/>
+    </w:p>
+    <w:p>
+      <w:pPr>
+        <w:spacing w:after="0"/>
+        <w:rPr>
+          <w:lang w:val="en-GB"/>
+        </w:rPr>
+      </w:pPr>
+    </w:p>
+    <w:p>
+      <w:pPr>
+        <w:spacing w:after="0"/>
+        <w:rPr>
+          <w:lang w:val="en-GB"/>
+        </w:rPr>
+      </w:pPr>
+      <w:r>
+        <w:rPr>
+          <w:lang w:val="en-GB"/>
+        </w:rPr>
+        <w:t xml:space="preserve">        var </w:t>
+      </w:r>
+      <w:proofErr w:type="spellStart"/>
+      <w:r>
+        <w:rPr>
+          <w:lang w:val="en-GB"/>
+        </w:rPr>
+        <w:t>normalizedExpression</w:t>
+      </w:r>
+      <w:proofErr w:type="spellEnd"/>
+      <w:r>
+        <w:rPr>
+          <w:lang w:val="en-GB"/>
+        </w:rPr>
+        <w:t xml:space="preserve"> = </w:t>
+      </w:r>
+      <w:proofErr w:type="spellStart"/>
+      <w:r>
+        <w:rPr>
+          <w:lang w:val="en-GB"/>
+        </w:rPr>
+        <w:t>NormalizeExpression</w:t>
+      </w:r>
+      <w:proofErr w:type="spellEnd"/>
+      <w:r>
+        <w:rPr>
+          <w:lang w:val="en-GB"/>
+        </w:rPr>
+        <w:t>(</w:t>
+      </w:r>
+      <w:proofErr w:type="spellStart"/>
+      <w:proofErr w:type="gramStart"/>
+      <w:r>
+        <w:rPr>
+          <w:lang w:val="en-GB"/>
+        </w:rPr>
+        <w:t>condition.Expression</w:t>
+      </w:r>
+      <w:proofErr w:type="spellEnd"/>
+      <w:r>
+        <w:rPr>
+          <w:lang w:val="en-GB"/>
+        </w:rPr>
+        <w:t>);</w:t>
+      </w:r>
+      <w:proofErr w:type="gramEnd"/>
+    </w:p>
+    <w:p>
+      <w:pPr>
+        <w:spacing w:after="0"/>
+        <w:rPr>
+          <w:lang w:val="en-GB"/>
+        </w:rPr>
+      </w:pPr>
+    </w:p>
+    <w:p>
+      <w:pPr>
+        <w:spacing w:after="0"/>
+        <w:rPr>
+          <w:lang w:val="en-GB"/>
+        </w:rPr>
+      </w:pPr>
+      <w:r>
+        <w:rPr>
+          <w:lang w:val="en-GB"/>
+        </w:rPr>
+        <w:t xml:space="preserve">        if (</w:t>
+      </w:r>
+      <w:proofErr w:type="spellStart"/>
+      <w:proofErr w:type="gramStart"/>
+      <w:r>
+        <w:rPr>
+          <w:lang w:val="en-GB"/>
+        </w:rPr>
+        <w:t>string.IsNullOrWhiteSpace</w:t>
+      </w:r>
+      <w:proofErr w:type="spellEnd"/>
+      <w:proofErr w:type="gramEnd"/>
+      <w:r>
+        <w:rPr>
+          <w:lang w:val="en-GB"/>
+        </w:rPr>
+        <w:t>(</w:t>
+      </w:r>
+      <w:proofErr w:type="spellStart"/>
+      <w:r>
+        <w:rPr>
+          <w:lang w:val="en-GB"/>
+        </w:rPr>
+        <w:t>normalizedExpression</w:t>
+      </w:r>
+      <w:proofErr w:type="spellEnd"/>
+      <w:r>
+        <w:rPr>
+          <w:lang w:val="en-GB"/>
+        </w:rPr>
+        <w:t>))</w:t>
+      </w:r>
+    </w:p>
+    <w:p>
+      <w:pPr>
+        <w:spacing w:after="0"/>
+        <w:rPr>
+          <w:lang w:val="en-GB"/>
+        </w:rPr>
+      </w:pPr>
+      <w:r>
+        <w:rPr>
+          <w:lang w:val="en-GB"/>
+        </w:rPr>
+        <w:t xml:space="preserve">            return </w:t>
+      </w:r>
+      <w:proofErr w:type="gramStart"/>
+      <w:r>
+        <w:rPr>
+          <w:lang w:val="en-GB"/>
+        </w:rPr>
+        <w:t>false;</w:t>
+      </w:r>
+      <w:proofErr w:type="gramEnd"/>
+    </w:p>
+    <w:p>
+      <w:pPr>
+        <w:spacing w:after="0"/>
+        <w:rPr>
+          <w:lang w:val="en-GB"/>
+        </w:rPr>
+      </w:pPr>
+    </w:p>
+    <w:p>
+      <w:pPr>
+        <w:spacing w:after="0"/>
+        <w:rPr>
+          <w:lang w:val="en-GB"/>
+        </w:rPr>
+      </w:pPr>
+      <w:r>
+        <w:rPr>
+          <w:lang w:val="en-GB"/>
+        </w:rPr>
+        <w:t xml:space="preserve">        var exp = new </w:t>
+      </w:r>
+      <w:proofErr w:type="gramStart"/>
+      <w:r>
+        <w:rPr>
+          <w:lang w:val="en-GB"/>
+        </w:rPr>
+        <w:t>Expression(</w:t>
+      </w:r>
+      <w:proofErr w:type="spellStart"/>
+      <w:proofErr w:type="gramEnd"/>
+      <w:r>
+        <w:rPr>
+          <w:lang w:val="en-GB"/>
+        </w:rPr>
+        <w:t>normalizedExpression</w:t>
+      </w:r>
+      <w:proofErr w:type="spellEnd"/>
+      <w:r>
+        <w:rPr>
+          <w:lang w:val="en-GB"/>
+        </w:rPr>
+        <w:t xml:space="preserve">, </w:t>
+      </w:r>
+      <w:proofErr w:type="spellStart"/>
+      <w:r>
+        <w:rPr>
+          <w:lang w:val="en-GB"/>
+        </w:rPr>
+        <w:t>EvaluateOptions.IgnoreCase</w:t>
+      </w:r>
+      <w:proofErr w:type="spellEnd"/>
+      <w:proofErr w:type="gramStart"/>
+      <w:r>
+        <w:rPr>
+          <w:lang w:val="en-GB"/>
+        </w:rPr>
+        <w:t>);</w:t>
+      </w:r>
+      <w:proofErr w:type="gramEnd"/>
+    </w:p>
+    <w:p>
+      <w:pPr>
+        <w:spacing w:after="0"/>
+        <w:rPr>
+          <w:lang w:val="en-GB"/>
+        </w:rPr>
+      </w:pPr>
+    </w:p>
+    <w:p>
+      <w:pPr>
+        <w:spacing w:after="0"/>
+        <w:rPr>
+          <w:lang w:val="en-GB"/>
+        </w:rPr>
+      </w:pPr>
+      <w:r>
+        <w:rPr>
+          <w:lang w:val="en-GB"/>
+        </w:rPr>
+        <w:t xml:space="preserve">        var properties = </w:t>
+      </w:r>
+      <w:proofErr w:type="spellStart"/>
+      <w:proofErr w:type="gramStart"/>
+      <w:r>
+        <w:rPr>
+          <w:lang w:val="en-GB"/>
+        </w:rPr>
+        <w:t>entity.GetType</w:t>
+      </w:r>
+      <w:proofErr w:type="spellEnd"/>
+      <w:proofErr w:type="gramEnd"/>
+      <w:r>
+        <w:rPr>
+          <w:lang w:val="en-GB"/>
+        </w:rPr>
+        <w:t>(</w:t>
+      </w:r>
+      <w:proofErr w:type="gramStart"/>
+      <w:r>
+        <w:rPr>
+          <w:lang w:val="en-GB"/>
+        </w:rPr>
+        <w:t>).</w:t>
+      </w:r>
+      <w:proofErr w:type="spellStart"/>
+      <w:r>
+        <w:rPr>
+          <w:lang w:val="en-GB"/>
+        </w:rPr>
+        <w:t>GetProperties</w:t>
+      </w:r>
+      <w:proofErr w:type="spellEnd"/>
+      <w:proofErr w:type="gramEnd"/>
+      <w:r>
+        <w:rPr>
+          <w:lang w:val="en-GB"/>
+        </w:rPr>
+        <w:t>(</w:t>
+      </w:r>
+      <w:proofErr w:type="gramStart"/>
+      <w:r>
+        <w:rPr>
+          <w:lang w:val="en-GB"/>
+        </w:rPr>
+        <w:t>);</w:t>
+      </w:r>
+      <w:proofErr w:type="gramEnd"/>
+    </w:p>
+    <w:p>
+      <w:pPr>
+        <w:spacing w:after="0"/>
+        <w:rPr>
+          <w:lang w:val="en-GB"/>
+        </w:rPr>
+      </w:pPr>
+    </w:p>
+    <w:p>
+      <w:pPr>
+        <w:spacing w:after="0"/>
+        <w:rPr>
+          <w:lang w:val="en-GB"/>
+        </w:rPr>
+      </w:pPr>
+      <w:r>
+        <w:rPr>
+          <w:lang w:val="en-GB"/>
+        </w:rPr>
+        <w:t xml:space="preserve">        // ============================================</w:t>
+      </w:r>
+    </w:p>
+    <w:p>
+      <w:pPr>
+        <w:spacing w:after="0"/>
+        <w:rPr>
+          <w:lang w:val="en-GB"/>
+        </w:rPr>
+      </w:pPr>
+      <w:r>
+        <w:rPr>
+          <w:lang w:val="en-GB"/>
+        </w:rPr>
+        <w:t xml:space="preserve">        // </w:t>
+      </w:r>
+      <w:r>
+        <w:rPr>
+          <w:rFonts w:ascii="Segoe UI Emoji" w:hAnsi="Segoe UI Emoji" w:cs="Segoe UI Emoji"/>
+          <w:lang w:val="en-GB"/>
+        </w:rPr>
+        <w:t>✅</w:t>
+      </w:r>
+      <w:r>
+        <w:rPr>
+          <w:lang w:val="en-GB"/>
+        </w:rPr>
+        <w:t xml:space="preserve"> MAP PROPERTIES</w:t>
+      </w:r>
+    </w:p>
+    <w:p>
+      <w:pPr>
+        <w:spacing w:after="0"/>
+        <w:rPr>
+          <w:lang w:val="en-GB"/>
+        </w:rPr>
+      </w:pPr>
+      <w:r>
+        <w:rPr>
+          <w:lang w:val="en-GB"/>
+        </w:rPr>
+        <w:t xml:space="preserve">        // ============================================</w:t>
+      </w:r>
+    </w:p>
+    <w:p>
+      <w:pPr>
+        <w:spacing w:after="0"/>
+        <w:rPr>
+          <w:lang w:val="en-GB"/>
+        </w:rPr>
+      </w:pPr>
+      <w:r>
+        <w:rPr>
+          <w:lang w:val="en-GB"/>
+        </w:rPr>
+        <w:t xml:space="preserve">        foreach (var prop in properties)</w:t>
+      </w:r>
+    </w:p>
+    <w:p>
+      <w:pPr>
+        <w:spacing w:after="0"/>
+        <w:rPr>
+          <w:lang w:val="en-GB"/>
+        </w:rPr>
+      </w:pPr>
+      <w:r>
+        <w:rPr>
+          <w:lang w:val="en-GB"/>
+        </w:rPr>
+        <w:t xml:space="preserve">        {</w:t>
+      </w:r>
+    </w:p>
+    <w:p>
+      <w:pPr>
+        <w:spacing w:after="0"/>
+        <w:rPr>
+          <w:lang w:val="en-GB"/>
+        </w:rPr>
+      </w:pPr>
+      <w:r>
+        <w:rPr>
+          <w:lang w:val="en-GB"/>
+        </w:rPr>
+        <w:t xml:space="preserve">            var value = </w:t>
+      </w:r>
+      <w:proofErr w:type="spellStart"/>
+      <w:proofErr w:type="gramStart"/>
+      <w:r>
+        <w:rPr>
+          <w:lang w:val="en-GB"/>
+        </w:rPr>
+        <w:t>prop.GetValue</w:t>
+      </w:r>
+      <w:proofErr w:type="spellEnd"/>
+      <w:proofErr w:type="gramEnd"/>
+      <w:r>
+        <w:rPr>
+          <w:lang w:val="en-GB"/>
+        </w:rPr>
+        <w:t>(entity</w:t>
+      </w:r>
+      <w:proofErr w:type="gramStart"/>
+      <w:r>
+        <w:rPr>
+          <w:lang w:val="en-GB"/>
+        </w:rPr>
+        <w:t>);</w:t>
+      </w:r>
+      <w:proofErr w:type="gramEnd"/>
+    </w:p>
+    <w:p>
+      <w:pPr>
+        <w:spacing w:after="0"/>
+        <w:rPr>
+          <w:lang w:val="en-GB"/>
+        </w:rPr>
+      </w:pPr>
+      <w:r>
+        <w:rPr>
+          <w:lang w:val="en-GB"/>
+        </w:rPr>
+        <w:t xml:space="preserve">            </w:t>
+      </w:r>
+      <w:proofErr w:type="spellStart"/>
+      <w:proofErr w:type="gramStart"/>
+      <w:r>
+        <w:rPr>
+          <w:lang w:val="en-GB"/>
+        </w:rPr>
+        <w:t>exp.Parameters</w:t>
+      </w:r>
+      <w:proofErr w:type="spellEnd"/>
+      <w:proofErr w:type="gramEnd"/>
+      <w:r>
+        <w:rPr>
+          <w:lang w:val="en-GB"/>
+        </w:rPr>
+        <w:t>[</w:t>
+      </w:r>
+      <w:proofErr w:type="spellStart"/>
+      <w:proofErr w:type="gramStart"/>
+      <w:r>
+        <w:rPr>
+          <w:lang w:val="en-GB"/>
+        </w:rPr>
+        <w:t>prop.Name</w:t>
+      </w:r>
+      <w:proofErr w:type="spellEnd"/>
+      <w:proofErr w:type="gramEnd"/>
+      <w:r>
+        <w:rPr>
+          <w:lang w:val="en-GB"/>
+        </w:rPr>
+        <w:t xml:space="preserve">] = </w:t>
+      </w:r>
+      <w:proofErr w:type="gramStart"/>
+      <w:r>
+        <w:rPr>
+          <w:lang w:val="en-GB"/>
+        </w:rPr>
+        <w:t>value ??</w:t>
+      </w:r>
+      <w:proofErr w:type="gramEnd"/>
+      <w:r>
+        <w:rPr>
+          <w:lang w:val="en-GB"/>
+        </w:rPr>
+        <w:t xml:space="preserve"> </w:t>
+      </w:r>
+      <w:proofErr w:type="spellStart"/>
+      <w:r>
+        <w:rPr>
+          <w:lang w:val="en-GB"/>
+        </w:rPr>
+        <w:t>DBNull.</w:t>
+      </w:r>
+      <w:proofErr w:type="gramStart"/>
+      <w:r>
+        <w:rPr>
+          <w:lang w:val="en-GB"/>
+        </w:rPr>
+        <w:t>Value</w:t>
+      </w:r>
+      <w:proofErr w:type="spellEnd"/>
+      <w:r>
+        <w:rPr>
+          <w:lang w:val="en-GB"/>
+        </w:rPr>
+        <w:t>;</w:t>
+      </w:r>
+      <w:proofErr w:type="gramEnd"/>
+    </w:p>
+    <w:p>
+      <w:pPr>
+        <w:spacing w:after="0"/>
+        <w:rPr>
+          <w:lang w:val="en-GB"/>
+        </w:rPr>
+      </w:pPr>
+      <w:r>
+        <w:rPr>
+          <w:lang w:val="en-GB"/>
+        </w:rPr>
+        <w:t xml:space="preserve">        }</w:t>
+      </w:r>
+    </w:p>
+    <w:p>
+      <w:pPr>
+        <w:spacing w:after="0"/>
+        <w:rPr>
+          <w:lang w:val="en-GB"/>
+        </w:rPr>
+      </w:pPr>
+    </w:p>
+    <w:p>
+      <w:pPr>
+        <w:spacing w:after="0"/>
+        <w:rPr>
+          <w:lang w:val="en-GB"/>
+        </w:rPr>
+      </w:pPr>
+      <w:r>
+        <w:rPr>
+          <w:lang w:val="en-GB"/>
+        </w:rPr>
+        <w:t xml:space="preserve">        // ============================================</w:t>
+      </w:r>
+    </w:p>
+    <w:p>
+      <w:pPr>
+        <w:spacing w:after="0"/>
+        <w:rPr>
+          <w:lang w:val="en-GB"/>
+        </w:rPr>
+      </w:pPr>
+      <w:r>
+        <w:rPr>
+          <w:lang w:val="en-GB"/>
+        </w:rPr>
+        <w:t xml:space="preserve">        // </w:t>
+      </w:r>
+      <w:r>
+        <w:rPr>
+          <w:rFonts w:ascii="Segoe UI Emoji" w:hAnsi="Segoe UI Emoji" w:cs="Segoe UI Emoji"/>
+          <w:lang w:val="en-GB"/>
+        </w:rPr>
+        <w:t>✅</w:t>
+      </w:r>
+      <w:r>
+        <w:rPr>
+          <w:lang w:val="en-GB"/>
+        </w:rPr>
+        <w:t xml:space="preserve"> HANDLE MISSING PARAMETERS (CRITICAL FIX)</w:t>
+      </w:r>
+    </w:p>
+    <w:p>
+      <w:pPr>
+        <w:spacing w:after="0"/>
+        <w:rPr>
+          <w:lang w:val="en-GB"/>
+        </w:rPr>
+      </w:pPr>
+      <w:r>
+        <w:rPr>
+          <w:lang w:val="en-GB"/>
+        </w:rPr>
+        <w:t xml:space="preserve">        // ============================================</w:t>
+      </w:r>
+    </w:p>
+    <w:p>
+      <w:pPr>
+        <w:spacing w:after="0"/>
+        <w:rPr>
+          <w:lang w:val="en-GB"/>
+        </w:rPr>
+      </w:pPr>
+      <w:r>
+        <w:rPr>
+          <w:lang w:val="en-GB"/>
+        </w:rPr>
+        <w:t xml:space="preserve">        </w:t>
+      </w:r>
+      <w:proofErr w:type="spellStart"/>
+      <w:proofErr w:type="gramStart"/>
+      <w:r>
+        <w:rPr>
+          <w:lang w:val="en-GB"/>
+        </w:rPr>
+        <w:t>exp.EvaluateParameter</w:t>
+      </w:r>
+      <w:proofErr w:type="spellEnd"/>
+      <w:proofErr w:type="gramEnd"/>
+      <w:r>
+        <w:rPr>
+          <w:lang w:val="en-GB"/>
+        </w:rPr>
+        <w:t xml:space="preserve"> += (name, </w:t>
+      </w:r>
+      <w:proofErr w:type="spellStart"/>
+      <w:r>
+        <w:rPr>
+          <w:lang w:val="en-GB"/>
+        </w:rPr>
+        <w:t>args</w:t>
+      </w:r>
+      <w:proofErr w:type="spellEnd"/>
+      <w:r>
+        <w:rPr>
+          <w:lang w:val="en-GB"/>
+        </w:rPr>
+        <w:t>) =&gt;</w:t>
+      </w:r>
+    </w:p>
+    <w:p>
+      <w:pPr>
+        <w:spacing w:after="0"/>
+        <w:rPr>
+          <w:lang w:val="en-GB"/>
+        </w:rPr>
+      </w:pPr>
+      <w:r>
+        <w:rPr>
+          <w:lang w:val="en-GB"/>
+        </w:rPr>
+        <w:t xml:space="preserve">        {</w:t>
+      </w:r>
+    </w:p>
+    <w:p>
+      <w:pPr>
+        <w:spacing w:after="0"/>
+        <w:rPr>
+          <w:lang w:val="en-GB"/>
+        </w:rPr>
+      </w:pPr>
+      <w:r>
+        <w:rPr>
+          <w:lang w:val="en-GB"/>
+        </w:rPr>
+        <w:t xml:space="preserve">            var prop = properties</w:t>
+      </w:r>
+    </w:p>
+    <w:p>
+      <w:pPr>
+        <w:spacing w:after="0"/>
+        <w:rPr>
+          <w:lang w:val="en-GB"/>
+        </w:rPr>
+      </w:pPr>
+      <w:r>
+        <w:rPr>
+          <w:lang w:val="en-GB"/>
+        </w:rPr>
+        <w:t xml:space="preserve">                </w:t>
+      </w:r>
+      <w:proofErr w:type="gramStart"/>
+      <w:r>
+        <w:rPr>
+          <w:lang w:val="en-GB"/>
+        </w:rPr>
+        <w:t>.</w:t>
+      </w:r>
+      <w:proofErr w:type="spellStart"/>
+      <w:r>
+        <w:rPr>
+          <w:lang w:val="en-GB"/>
+        </w:rPr>
+        <w:t>FirstOrDefault</w:t>
+      </w:r>
+      <w:proofErr w:type="spellEnd"/>
+      <w:proofErr w:type="gramEnd"/>
+      <w:r>
+        <w:rPr>
+          <w:lang w:val="en-GB"/>
+        </w:rPr>
+        <w:t xml:space="preserve">(p =&gt; </w:t>
+      </w:r>
+      <w:proofErr w:type="spellStart"/>
+      <w:proofErr w:type="gramStart"/>
+      <w:r>
+        <w:rPr>
+          <w:lang w:val="en-GB"/>
+        </w:rPr>
+        <w:t>p.Name.Equals</w:t>
+      </w:r>
+      <w:proofErr w:type="spellEnd"/>
+      <w:proofErr w:type="gramEnd"/>
+      <w:r>
+        <w:rPr>
+          <w:lang w:val="en-GB"/>
+        </w:rPr>
+        <w:t xml:space="preserve">(name, </w:t>
+      </w:r>
+      <w:proofErr w:type="spellStart"/>
+      <w:r>
+        <w:rPr>
+          <w:lang w:val="en-GB"/>
+        </w:rPr>
+        <w:t>StringComparison.OrdinalIgnoreCase</w:t>
+      </w:r>
+      <w:proofErr w:type="spellEnd"/>
+      <w:r>
+        <w:rPr>
+          <w:lang w:val="en-GB"/>
+        </w:rPr>
+        <w:t>)</w:t>
+      </w:r>
+      <w:proofErr w:type="gramStart"/>
+      <w:r>
+        <w:rPr>
+          <w:lang w:val="en-GB"/>
+        </w:rPr>
+        <w:t>);</w:t>
+      </w:r>
+      <w:proofErr w:type="gramEnd"/>
+    </w:p>
+    <w:p>
+      <w:pPr>
+        <w:spacing w:after="0"/>
+        <w:rPr>
+          <w:lang w:val="en-GB"/>
+        </w:rPr>
+      </w:pPr>
+    </w:p>
+    <w:p>
+      <w:pPr>
+        <w:spacing w:after="0"/>
+        <w:rPr>
+          <w:lang w:val="en-GB"/>
+        </w:rPr>
+      </w:pPr>
+      <w:r>
+        <w:rPr>
+          <w:lang w:val="en-GB"/>
+        </w:rPr>
+        <w:t xml:space="preserve">            if (</w:t>
+      </w:r>
+      <w:proofErr w:type="gramStart"/>
+      <w:r>
+        <w:rPr>
+          <w:lang w:val="en-GB"/>
+        </w:rPr>
+        <w:t>prop !</w:t>
+      </w:r>
+      <w:proofErr w:type="gramEnd"/>
+      <w:r>
+        <w:rPr>
+          <w:lang w:val="en-GB"/>
+        </w:rPr>
+        <w:t>= null)</w:t>
+      </w:r>
+    </w:p>
+    <w:p>
+      <w:pPr>
+        <w:spacing w:after="0"/>
+        <w:rPr>
+          <w:lang w:val="en-GB"/>
+        </w:rPr>
+      </w:pPr>
+      <w:r>
+        <w:rPr>
+          <w:lang w:val="en-GB"/>
+        </w:rPr>
+        <w:t xml:space="preserve">            {</w:t>
+      </w:r>
+    </w:p>
+    <w:p>
+      <w:pPr>
+        <w:spacing w:after="0"/>
+        <w:rPr>
+          <w:lang w:val="en-GB"/>
+        </w:rPr>
+      </w:pPr>
+      <w:r>
+        <w:rPr>
+          <w:lang w:val="en-GB"/>
+        </w:rPr>
+        <w:t xml:space="preserve">                var </w:t>
+      </w:r>
+      <w:proofErr w:type="spellStart"/>
+      <w:r>
+        <w:rPr>
+          <w:lang w:val="en-GB"/>
+        </w:rPr>
+        <w:t>val</w:t>
+      </w:r>
+      <w:proofErr w:type="spellEnd"/>
+      <w:r>
+        <w:rPr>
+          <w:lang w:val="en-GB"/>
+        </w:rPr>
+        <w:t xml:space="preserve"> = </w:t>
+      </w:r>
+      <w:proofErr w:type="spellStart"/>
+      <w:proofErr w:type="gramStart"/>
+      <w:r>
+        <w:rPr>
+          <w:lang w:val="en-GB"/>
+        </w:rPr>
+        <w:t>prop.GetValue</w:t>
+      </w:r>
+      <w:proofErr w:type="spellEnd"/>
+      <w:proofErr w:type="gramEnd"/>
+      <w:r>
+        <w:rPr>
+          <w:lang w:val="en-GB"/>
+        </w:rPr>
+        <w:t>(entity</w:t>
+      </w:r>
+      <w:proofErr w:type="gramStart"/>
+      <w:r>
+        <w:rPr>
+          <w:lang w:val="en-GB"/>
+        </w:rPr>
+        <w:t>);</w:t>
+      </w:r>
+      <w:proofErr w:type="gramEnd"/>
+    </w:p>
+    <w:p>
+      <w:pPr>
+        <w:spacing w:after="0"/>
+        <w:rPr>
+          <w:lang w:val="en-GB"/>
+        </w:rPr>
+      </w:pPr>
+      <w:r>
+        <w:rPr>
+          <w:lang w:val="en-GB"/>
+        </w:rPr>
+        <w:t xml:space="preserve">                </w:t>
+      </w:r>
+      <w:proofErr w:type="spellStart"/>
+      <w:proofErr w:type="gramStart"/>
+      <w:r>
+        <w:rPr>
+          <w:lang w:val="en-GB"/>
+        </w:rPr>
+        <w:t>args.Result</w:t>
+      </w:r>
+      <w:proofErr w:type="spellEnd"/>
+      <w:proofErr w:type="gramEnd"/>
+      <w:r>
+        <w:rPr>
+          <w:lang w:val="en-GB"/>
+        </w:rPr>
+        <w:t xml:space="preserve"> = </w:t>
+      </w:r>
+      <w:proofErr w:type="spellStart"/>
+      <w:proofErr w:type="gramStart"/>
+      <w:r>
+        <w:rPr>
+          <w:lang w:val="en-GB"/>
+        </w:rPr>
+        <w:t>val</w:t>
+      </w:r>
+      <w:proofErr w:type="spellEnd"/>
+      <w:r>
+        <w:rPr>
+          <w:lang w:val="en-GB"/>
+        </w:rPr>
+        <w:t xml:space="preserve"> ??</w:t>
+      </w:r>
+      <w:proofErr w:type="gramEnd"/>
+      <w:r>
+        <w:rPr>
+          <w:lang w:val="en-GB"/>
+        </w:rPr>
+        <w:t xml:space="preserve"> </w:t>
+      </w:r>
+      <w:proofErr w:type="spellStart"/>
+      <w:r>
+        <w:rPr>
+          <w:lang w:val="en-GB"/>
+        </w:rPr>
+        <w:t>DBNull.</w:t>
+      </w:r>
+      <w:proofErr w:type="gramStart"/>
+      <w:r>
+        <w:rPr>
+          <w:lang w:val="en-GB"/>
+        </w:rPr>
+        <w:t>Value</w:t>
+      </w:r>
+      <w:proofErr w:type="spellEnd"/>
+      <w:r>
+        <w:rPr>
+          <w:lang w:val="en-GB"/>
+        </w:rPr>
+        <w:t>;</w:t>
+      </w:r>
+      <w:proofErr w:type="gramEnd"/>
+    </w:p>
+    <w:p>
+      <w:pPr>
+        <w:spacing w:after="0"/>
+        <w:rPr>
+          <w:lang w:val="en-GB"/>
+        </w:rPr>
+      </w:pPr>
+      <w:r>
+        <w:rPr>
+          <w:lang w:val="en-GB"/>
+        </w:rPr>
+        <w:t xml:space="preserve">            }</w:t>
+      </w:r>
+    </w:p>
+    <w:p>
+      <w:pPr>
+        <w:spacing w:after="0"/>
+        <w:rPr>
+          <w:lang w:val="en-GB"/>
+        </w:rPr>
+      </w:pPr>
+      <w:r>
+        <w:rPr>
+          <w:lang w:val="en-GB"/>
+        </w:rPr>
+        <w:t xml:space="preserve">            else</w:t>
+      </w:r>
+    </w:p>
+    <w:p>
+      <w:pPr>
+        <w:spacing w:after="0"/>
+        <w:rPr>
+          <w:lang w:val="en-GB"/>
+        </w:rPr>
+      </w:pPr>
+      <w:r>
+        <w:rPr>
+          <w:lang w:val="en-GB"/>
+        </w:rPr>
+        <w:t xml:space="preserve">            {</w:t>
+      </w:r>
+    </w:p>
+    <w:p>
+      <w:pPr>
+        <w:spacing w:after="0"/>
+        <w:rPr>
+          <w:lang w:val="en-GB"/>
+        </w:rPr>
+      </w:pPr>
+      <w:r>
+        <w:rPr>
+          <w:lang w:val="en-GB"/>
+        </w:rPr>
+        <w:t xml:space="preserve">                // </w:t>
+      </w:r>
+      <w:r>
+        <w:rPr>
+          <w:rFonts w:ascii="Segoe UI Emoji" w:hAnsi="Segoe UI Emoji" w:cs="Segoe UI Emoji"/>
+          <w:lang w:val="en-GB"/>
+        </w:rPr>
+        <w:t>🔥</w:t>
+      </w:r>
+      <w:r>
+        <w:rPr>
+          <w:lang w:val="en-GB"/>
+        </w:rPr>
+        <w:t xml:space="preserve"> Prevent crash — treat missing fields as NULL</w:t>
+      </w:r>
+    </w:p>
+    <w:p>
+      <w:pPr>
+        <w:spacing w:after="0"/>
+        <w:rPr>
+          <w:lang w:val="en-GB"/>
+        </w:rPr>
+      </w:pPr>
+      <w:r>
+        <w:rPr>
+          <w:lang w:val="en-GB"/>
+        </w:rPr>
+        <w:lastRenderedPageBreak/>
+        <w:t xml:space="preserve">                </w:t>
+      </w:r>
+      <w:proofErr w:type="spellStart"/>
+      <w:proofErr w:type="gramStart"/>
+      <w:r>
+        <w:rPr>
+          <w:lang w:val="en-GB"/>
+        </w:rPr>
+        <w:t>args.Result</w:t>
+      </w:r>
+      <w:proofErr w:type="spellEnd"/>
+      <w:proofErr w:type="gramEnd"/>
+      <w:r>
+        <w:rPr>
+          <w:lang w:val="en-GB"/>
+        </w:rPr>
+        <w:t xml:space="preserve"> = </w:t>
+      </w:r>
+      <w:proofErr w:type="spellStart"/>
+      <w:r>
+        <w:rPr>
+          <w:lang w:val="en-GB"/>
+        </w:rPr>
+        <w:t>DBNull.</w:t>
+      </w:r>
+      <w:proofErr w:type="gramStart"/>
+      <w:r>
+        <w:rPr>
+          <w:lang w:val="en-GB"/>
+        </w:rPr>
+        <w:t>Value</w:t>
+      </w:r>
+      <w:proofErr w:type="spellEnd"/>
+      <w:r>
+        <w:rPr>
+          <w:lang w:val="en-GB"/>
+        </w:rPr>
+        <w:t>;</w:t>
+      </w:r>
+      <w:proofErr w:type="gramEnd"/>
+    </w:p>
+    <w:p>
+      <w:pPr>
+        <w:spacing w:after="0"/>
+        <w:rPr>
+          <w:lang w:val="en-GB"/>
+        </w:rPr>
+      </w:pPr>
+      <w:r>
+        <w:rPr>
+          <w:lang w:val="en-GB"/>
+        </w:rPr>
+        <w:t xml:space="preserve">            }</w:t>
+      </w:r>
+    </w:p>
+    <w:p>
+      <w:pPr>
+        <w:spacing w:after="0"/>
+        <w:rPr>
+          <w:lang w:val="en-GB"/>
+        </w:rPr>
+      </w:pPr>
+      <w:r>
+        <w:rPr>
+          <w:lang w:val="en-GB"/>
+        </w:rPr>
+        <w:t xml:space="preserve">        </w:t>
+      </w:r>
+      <w:proofErr w:type="gramStart"/>
+      <w:r>
+        <w:rPr>
+          <w:lang w:val="en-GB"/>
+        </w:rPr>
+        <w:t>};</w:t>
+      </w:r>
+      <w:proofErr w:type="gramEnd"/>
+    </w:p>
+    <w:p>
+      <w:pPr>
+        <w:spacing w:after="0"/>
+        <w:rPr>
+          <w:lang w:val="en-GB"/>
+        </w:rPr>
+      </w:pPr>
+    </w:p>
+    <w:p>
+      <w:pPr>
+        <w:spacing w:after="0"/>
+        <w:rPr>
+          <w:lang w:val="en-GB"/>
+        </w:rPr>
+      </w:pPr>
+      <w:r>
+        <w:rPr>
+          <w:lang w:val="en-GB"/>
+        </w:rPr>
+        <w:t xml:space="preserve">        // ============================================</w:t>
+      </w:r>
+    </w:p>
+    <w:p>
+      <w:pPr>
+        <w:spacing w:after="0"/>
+        <w:rPr>
+          <w:lang w:val="en-GB"/>
+        </w:rPr>
+      </w:pPr>
+      <w:r>
+        <w:rPr>
+          <w:lang w:val="en-GB"/>
+        </w:rPr>
+        <w:t xml:space="preserve">        // </w:t>
+      </w:r>
+      <w:r>
+        <w:rPr>
+          <w:rFonts w:ascii="Segoe UI Emoji" w:hAnsi="Segoe UI Emoji" w:cs="Segoe UI Emoji"/>
+          <w:lang w:val="en-GB"/>
+        </w:rPr>
+        <w:t>✅</w:t>
+      </w:r>
+      <w:r>
+        <w:rPr>
+          <w:lang w:val="en-GB"/>
+        </w:rPr>
+        <w:t xml:space="preserve"> CUSTOM FUNCTIONS</w:t>
+      </w:r>
+    </w:p>
+    <w:p>
+      <w:pPr>
+        <w:spacing w:after="0"/>
+        <w:rPr>
+          <w:lang w:val="en-GB"/>
+        </w:rPr>
+      </w:pPr>
+      <w:r>
+        <w:rPr>
+          <w:lang w:val="en-GB"/>
+        </w:rPr>
+        <w:t xml:space="preserve">        // ============================================</w:t>
+      </w:r>
+    </w:p>
+    <w:p>
+      <w:pPr>
+        <w:spacing w:after="0"/>
+        <w:rPr>
+          <w:lang w:val="en-GB"/>
+        </w:rPr>
+      </w:pPr>
+      <w:r>
+        <w:rPr>
+          <w:lang w:val="en-GB"/>
+        </w:rPr>
+        <w:t xml:space="preserve">        </w:t>
+      </w:r>
+      <w:proofErr w:type="spellStart"/>
+      <w:proofErr w:type="gramStart"/>
+      <w:r>
+        <w:rPr>
+          <w:lang w:val="en-GB"/>
+        </w:rPr>
+        <w:t>exp.EvaluateFunction</w:t>
+      </w:r>
+      <w:proofErr w:type="spellEnd"/>
+      <w:proofErr w:type="gramEnd"/>
+      <w:r>
+        <w:rPr>
+          <w:lang w:val="en-GB"/>
+        </w:rPr>
+        <w:t xml:space="preserve"> += (name, </w:t>
+      </w:r>
+      <w:proofErr w:type="spellStart"/>
+      <w:r>
+        <w:rPr>
+          <w:lang w:val="en-GB"/>
+        </w:rPr>
+        <w:t>args</w:t>
+      </w:r>
+      <w:proofErr w:type="spellEnd"/>
+      <w:r>
+        <w:rPr>
+          <w:lang w:val="en-GB"/>
+        </w:rPr>
+        <w:t>) =&gt;</w:t>
+      </w:r>
+    </w:p>
+    <w:p>
+      <w:pPr>
+        <w:spacing w:after="0"/>
+        <w:rPr>
+          <w:lang w:val="en-GB"/>
+        </w:rPr>
+      </w:pPr>
+      <w:r>
+        <w:rPr>
+          <w:lang w:val="en-GB"/>
+        </w:rPr>
+        <w:t xml:space="preserve">        {</w:t>
+      </w:r>
+    </w:p>
+    <w:p>
+      <w:pPr>
+        <w:spacing w:after="0"/>
+        <w:rPr>
+          <w:lang w:val="en-GB"/>
+        </w:rPr>
+      </w:pPr>
+      <w:r>
+        <w:rPr>
+          <w:lang w:val="en-GB"/>
+        </w:rPr>
+        <w:t xml:space="preserve">            if (</w:t>
+      </w:r>
+      <w:proofErr w:type="spellStart"/>
+      <w:proofErr w:type="gramStart"/>
+      <w:r>
+        <w:rPr>
+          <w:lang w:val="en-GB"/>
+        </w:rPr>
+        <w:t>name.Equals</w:t>
+      </w:r>
+      <w:proofErr w:type="spellEnd"/>
+      <w:proofErr w:type="gramEnd"/>
+      <w:r>
+        <w:rPr>
+          <w:lang w:val="en-GB"/>
+        </w:rPr>
+        <w:t>("</w:t>
+      </w:r>
+      <w:proofErr w:type="spellStart"/>
+      <w:r>
+        <w:rPr>
+          <w:lang w:val="en-GB"/>
+        </w:rPr>
+        <w:t>IsNullOrEmpty</w:t>
+      </w:r>
+      <w:proofErr w:type="spellEnd"/>
+      <w:r>
+        <w:rPr>
+          <w:lang w:val="en-GB"/>
+        </w:rPr>
+        <w:t xml:space="preserve">", </w:t>
+      </w:r>
+      <w:proofErr w:type="spellStart"/>
+      <w:r>
+        <w:rPr>
+          <w:lang w:val="en-GB"/>
+        </w:rPr>
+        <w:t>StringComparison.OrdinalIgnoreCase</w:t>
+      </w:r>
+      <w:proofErr w:type="spellEnd"/>
+      <w:r>
+        <w:rPr>
+          <w:lang w:val="en-GB"/>
+        </w:rPr>
+        <w:t>))</w:t>
+      </w:r>
+    </w:p>
+    <w:p>
+      <w:pPr>
+        <w:spacing w:after="0"/>
+        <w:rPr>
+          <w:lang w:val="en-GB"/>
+        </w:rPr>
+      </w:pPr>
+      <w:r>
+        <w:rPr>
+          <w:lang w:val="en-GB"/>
+        </w:rPr>
+        <w:t xml:space="preserve">            {</w:t>
+      </w:r>
+    </w:p>
+    <w:p>
+      <w:pPr>
+        <w:spacing w:after="0"/>
+        <w:rPr>
+          <w:lang w:val="en-GB"/>
+        </w:rPr>
+      </w:pPr>
+      <w:r>
+        <w:rPr>
+          <w:lang w:val="en-GB"/>
+        </w:rPr>
+        <w:t xml:space="preserve">                var </w:t>
+      </w:r>
+      <w:proofErr w:type="spellStart"/>
+      <w:r>
+        <w:rPr>
+          <w:lang w:val="en-GB"/>
+        </w:rPr>
+        <w:t>val</w:t>
+      </w:r>
+      <w:proofErr w:type="spellEnd"/>
+      <w:r>
+        <w:rPr>
+          <w:lang w:val="en-GB"/>
+        </w:rPr>
+        <w:t xml:space="preserve"> = </w:t>
+      </w:r>
+      <w:proofErr w:type="spellStart"/>
+      <w:proofErr w:type="gramStart"/>
+      <w:r>
+        <w:rPr>
+          <w:lang w:val="en-GB"/>
+        </w:rPr>
+        <w:t>args.Parameters</w:t>
+      </w:r>
+      <w:proofErr w:type="spellEnd"/>
+      <w:proofErr w:type="gramEnd"/>
+      <w:r>
+        <w:rPr>
+          <w:lang w:val="en-GB"/>
+        </w:rPr>
+        <w:t>[0</w:t>
+      </w:r>
+      <w:proofErr w:type="gramStart"/>
+      <w:r>
+        <w:rPr>
+          <w:lang w:val="en-GB"/>
+        </w:rPr>
+        <w:t>].Evaluate</w:t>
+      </w:r>
+      <w:proofErr w:type="gramEnd"/>
+      <w:r>
+        <w:rPr>
+          <w:lang w:val="en-GB"/>
+        </w:rPr>
+        <w:t>(</w:t>
+      </w:r>
+      <w:proofErr w:type="gramStart"/>
+      <w:r>
+        <w:rPr>
+          <w:lang w:val="en-GB"/>
+        </w:rPr>
+        <w:t>);</w:t>
+      </w:r>
+      <w:proofErr w:type="gramEnd"/>
+    </w:p>
+    <w:p>
+      <w:pPr>
+        <w:spacing w:after="0"/>
+        <w:rPr>
+          <w:lang w:val="en-GB"/>
+        </w:rPr>
+      </w:pPr>
+      <w:r>
+        <w:rPr>
+          <w:lang w:val="en-GB"/>
+        </w:rPr>
+        <w:t xml:space="preserve">                </w:t>
+      </w:r>
+      <w:proofErr w:type="spellStart"/>
+      <w:proofErr w:type="gramStart"/>
+      <w:r>
+        <w:rPr>
+          <w:lang w:val="en-GB"/>
+        </w:rPr>
+        <w:t>args.Result</w:t>
+      </w:r>
+      <w:proofErr w:type="spellEnd"/>
+      <w:proofErr w:type="gramEnd"/>
+      <w:r>
+        <w:rPr>
+          <w:lang w:val="en-GB"/>
+        </w:rPr>
+        <w:t xml:space="preserve"> = </w:t>
+      </w:r>
+      <w:proofErr w:type="spellStart"/>
+      <w:r>
+        <w:rPr>
+          <w:lang w:val="en-GB"/>
+        </w:rPr>
+        <w:t>val</w:t>
+      </w:r>
+      <w:proofErr w:type="spellEnd"/>
+      <w:r>
+        <w:rPr>
+          <w:lang w:val="en-GB"/>
+        </w:rPr>
+        <w:t xml:space="preserve"> == null || </w:t>
+      </w:r>
+      <w:proofErr w:type="spellStart"/>
+      <w:proofErr w:type="gramStart"/>
+      <w:r>
+        <w:rPr>
+          <w:lang w:val="en-GB"/>
+        </w:rPr>
+        <w:t>string.IsNullOrEmpty</w:t>
+      </w:r>
+      <w:proofErr w:type="spellEnd"/>
+      <w:proofErr w:type="gramEnd"/>
+      <w:r>
+        <w:rPr>
+          <w:lang w:val="en-GB"/>
+        </w:rPr>
+        <w:t>(</w:t>
+      </w:r>
+      <w:proofErr w:type="spellStart"/>
+      <w:proofErr w:type="gramStart"/>
+      <w:r>
+        <w:rPr>
+          <w:lang w:val="en-GB"/>
+        </w:rPr>
+        <w:t>val</w:t>
+      </w:r>
+      <w:proofErr w:type="spellEnd"/>
+      <w:r>
+        <w:rPr>
+          <w:lang w:val="en-GB"/>
+        </w:rPr>
+        <w:t>?.</w:t>
+      </w:r>
+      <w:proofErr w:type="spellStart"/>
+      <w:r>
+        <w:rPr>
+          <w:lang w:val="en-GB"/>
+        </w:rPr>
+        <w:t>ToString</w:t>
+      </w:r>
+      <w:proofErr w:type="spellEnd"/>
+      <w:r>
+        <w:rPr>
+          <w:lang w:val="en-GB"/>
+        </w:rPr>
+        <w:t>(</w:t>
+      </w:r>
+      <w:proofErr w:type="gramEnd"/>
+      <w:r>
+        <w:rPr>
+          <w:lang w:val="en-GB"/>
+        </w:rPr>
+        <w:t>)</w:t>
+      </w:r>
+      <w:proofErr w:type="gramStart"/>
+      <w:r>
+        <w:rPr>
+          <w:lang w:val="en-GB"/>
+        </w:rPr>
+        <w:t>);</w:t>
+      </w:r>
+      <w:proofErr w:type="gramEnd"/>
+    </w:p>
+    <w:p>
+      <w:pPr>
+        <w:spacing w:after="0"/>
+        <w:rPr>
+          <w:lang w:val="en-GB"/>
+        </w:rPr>
+      </w:pPr>
+      <w:r>
+        <w:rPr>
+          <w:lang w:val="en-GB"/>
+        </w:rPr>
+        <w:t xml:space="preserve">            }</w:t>
+      </w:r>
+    </w:p>
+    <w:p>
+      <w:pPr>
+        <w:spacing w:after="0"/>
+        <w:rPr>
+          <w:lang w:val="en-GB"/>
+        </w:rPr>
+      </w:pPr>
+      <w:r>
+        <w:rPr>
+          <w:lang w:val="en-GB"/>
+        </w:rPr>
+        <w:t xml:space="preserve">        </w:t>
+      </w:r>
+      <w:proofErr w:type="gramStart"/>
+      <w:r>
+        <w:rPr>
+          <w:lang w:val="en-GB"/>
+        </w:rPr>
+        <w:t>};</w:t>
+      </w:r>
+      <w:proofErr w:type="gramEnd"/>
+    </w:p>
+    <w:p>
+      <w:pPr>
+        <w:spacing w:after="0"/>
+        <w:rPr>
+          <w:lang w:val="en-GB"/>
+        </w:rPr>
+      </w:pPr>
+    </w:p>
+    <w:p>
+      <w:pPr>
+        <w:spacing w:after="0"/>
+        <w:rPr>
+          <w:lang w:val="en-GB"/>
+        </w:rPr>
+      </w:pPr>
+      <w:r>
+        <w:rPr>
+          <w:lang w:val="en-GB"/>
+        </w:rPr>
+        <w:t xml:space="preserve">        // ============================================</w:t>
+      </w:r>
+    </w:p>
+    <w:p>
+      <w:pPr>
+        <w:spacing w:after="0"/>
+        <w:rPr>
+          <w:lang w:val="en-GB"/>
+        </w:rPr>
+      </w:pPr>
+      <w:r>
+        <w:rPr>
+          <w:lang w:val="en-GB"/>
+        </w:rPr>
+        <w:t xml:space="preserve">        // </w:t>
+      </w:r>
+      <w:r>
+        <w:rPr>
+          <w:rFonts w:ascii="Segoe UI Emoji" w:hAnsi="Segoe UI Emoji" w:cs="Segoe UI Emoji"/>
+          <w:lang w:val="en-GB"/>
+        </w:rPr>
+        <w:t>✅</w:t>
+      </w:r>
+      <w:r>
+        <w:rPr>
+          <w:lang w:val="en-GB"/>
+        </w:rPr>
+        <w:t xml:space="preserve"> EXECUTE</w:t>
+      </w:r>
+    </w:p>
+    <w:p>
+      <w:pPr>
+        <w:spacing w:after="0"/>
+        <w:rPr>
+          <w:lang w:val="en-GB"/>
+        </w:rPr>
+      </w:pPr>
+      <w:r>
+        <w:rPr>
+          <w:lang w:val="en-GB"/>
+        </w:rPr>
+        <w:t xml:space="preserve">        // ============================================</w:t>
+      </w:r>
+    </w:p>
+    <w:p>
+      <w:pPr>
+        <w:spacing w:after="0"/>
+        <w:rPr>
+          <w:lang w:val="en-GB"/>
+        </w:rPr>
+      </w:pPr>
+      <w:r>
+        <w:rPr>
+          <w:lang w:val="en-GB"/>
+        </w:rPr>
+        <w:t xml:space="preserve">        var result = </w:t>
+      </w:r>
+      <w:proofErr w:type="spellStart"/>
+      <w:proofErr w:type="gramStart"/>
+      <w:r>
+        <w:rPr>
+          <w:lang w:val="en-GB"/>
+        </w:rPr>
+        <w:t>exp.Evaluate</w:t>
+      </w:r>
+      <w:proofErr w:type="spellEnd"/>
+      <w:proofErr w:type="gramEnd"/>
+      <w:r>
+        <w:rPr>
+          <w:lang w:val="en-GB"/>
+        </w:rPr>
+        <w:t>(</w:t>
+      </w:r>
+      <w:proofErr w:type="gramStart"/>
+      <w:r>
+        <w:rPr>
+          <w:lang w:val="en-GB"/>
+        </w:rPr>
+        <w:t>);</w:t>
+      </w:r>
+      <w:proofErr w:type="gramEnd"/>
+    </w:p>
+    <w:p>
+      <w:pPr>
+        <w:spacing w:after="0"/>
+        <w:rPr>
+          <w:lang w:val="en-GB"/>
+        </w:rPr>
+      </w:pPr>
+    </w:p>
+    <w:p>
+      <w:pPr>
+        <w:spacing w:after="0"/>
+        <w:rPr>
+          <w:lang w:val="en-GB"/>
+        </w:rPr>
+      </w:pPr>
+      <w:r>
+        <w:rPr>
+          <w:lang w:val="en-GB"/>
+        </w:rPr>
+        <w:t xml:space="preserve">        return result is bool b &amp;&amp; </w:t>
+      </w:r>
+      <w:proofErr w:type="gramStart"/>
+      <w:r>
+        <w:rPr>
+          <w:lang w:val="en-GB"/>
+        </w:rPr>
+        <w:t>b;</w:t>
+      </w:r>
+      <w:proofErr w:type="gramEnd"/>
+    </w:p>
+    <w:p>
+      <w:pPr>
+        <w:spacing w:after="0"/>
+        <w:rPr>
+          <w:lang w:val="en-GB"/>
+        </w:rPr>
+      </w:pPr>
+      <w:r>
+        <w:rPr>
+          <w:lang w:val="en-GB"/>
+        </w:rPr>
+        <w:t xml:space="preserve">    }</w:t>
+      </w:r>
+    </w:p>
+    <w:p>
+      <w:pPr>
+        <w:spacing w:after="0"/>
+        <w:rPr>
+          <w:lang w:val="en-GB"/>
+        </w:rPr>
+      </w:pPr>
+      <w:r>
+        <w:rPr>
+          <w:lang w:val="en-GB"/>
+        </w:rPr>
+        <w:t xml:space="preserve">    catch (Exception ex)</w:t>
+      </w:r>
+    </w:p>
+    <w:p>
+      <w:pPr>
+        <w:spacing w:after="0"/>
+        <w:rPr>
+          <w:lang w:val="en-GB"/>
+        </w:rPr>
+      </w:pPr>
+      <w:r>
+        <w:rPr>
+          <w:lang w:val="en-GB"/>
+        </w:rPr>
+        <w:t xml:space="preserve">    {</w:t>
+      </w:r>
+    </w:p>
+    <w:p>
+      <w:pPr>
+        <w:spacing w:after="0"/>
+        <w:rPr>
+          <w:lang w:val="en-GB"/>
+        </w:rPr>
+      </w:pPr>
+      <w:r>
+        <w:rPr>
+          <w:lang w:val="en-GB"/>
+        </w:rPr>
+        <w:t xml:space="preserve">        // TODO: log properly</w:t>
+      </w:r>
+    </w:p>
+    <w:p>
+      <w:pPr>
+        <w:spacing w:after="0"/>
+        <w:rPr>
+          <w:lang w:val="en-GB"/>
+        </w:rPr>
+      </w:pPr>
+      <w:r>
+        <w:rPr>
+          <w:lang w:val="en-GB"/>
+        </w:rPr>
+        <w:t xml:space="preserve">        //_</w:t>
+      </w:r>
+      <w:proofErr w:type="spellStart"/>
+      <w:proofErr w:type="gramStart"/>
+      <w:r>
+        <w:rPr>
+          <w:lang w:val="en-GB"/>
+        </w:rPr>
+        <w:t>logger.LogError</w:t>
+      </w:r>
+      <w:proofErr w:type="spellEnd"/>
+      <w:proofErr w:type="gramEnd"/>
+      <w:r>
+        <w:rPr>
+          <w:lang w:val="en-GB"/>
+        </w:rPr>
+        <w:t>(ex, $"Expression failed: {</w:t>
+      </w:r>
+      <w:proofErr w:type="spellStart"/>
+      <w:proofErr w:type="gramStart"/>
+      <w:r>
+        <w:rPr>
+          <w:lang w:val="en-GB"/>
+        </w:rPr>
+        <w:t>condition.Expression</w:t>
+      </w:r>
+      <w:proofErr w:type="spellEnd"/>
+      <w:proofErr w:type="gramEnd"/>
+      <w:r>
+        <w:rPr>
+          <w:lang w:val="en-GB"/>
+        </w:rPr>
+        <w:t>}"</w:t>
+      </w:r>
+      <w:proofErr w:type="gramStart"/>
+      <w:r>
+        <w:rPr>
+          <w:lang w:val="en-GB"/>
+        </w:rPr>
+        <w:t>);</w:t>
+      </w:r>
+      <w:proofErr w:type="gramEnd"/>
+    </w:p>
+    <w:p>
+      <w:pPr>
+        <w:spacing w:after="0"/>
+        <w:rPr>
+          <w:lang w:val="en-GB"/>
+        </w:rPr>
+      </w:pPr>
+      <w:r>
+        <w:rPr>
+          <w:lang w:val="en-GB"/>
+        </w:rPr>
+        <w:t xml:space="preserve">        return </w:t>
+      </w:r>
+      <w:proofErr w:type="gramStart"/>
+      <w:r>
+        <w:rPr>
+          <w:lang w:val="en-GB"/>
+        </w:rPr>
+        <w:t>false;</w:t>
+      </w:r>
+      <w:proofErr w:type="gramEnd"/>
+    </w:p>
+    <w:p>
+      <w:pPr>
+        <w:spacing w:after="0"/>
+        <w:rPr>
+          <w:lang w:val="en-GB"/>
+        </w:rPr>
+      </w:pPr>
+      <w:r>
+        <w:rPr>
+          <w:lang w:val="en-GB"/>
+        </w:rPr>
+        <w:t xml:space="preserve">    }</w:t>
+      </w:r>
+    </w:p>
+    <w:p>
+      <w:pPr>
+        <w:spacing w:after="0"/>
+        <w:rPr>
+          <w:lang w:val="en-GB"/>
+        </w:rPr>
+      </w:pPr>
+      <w:r>
+        <w:rPr>
+          <w:lang w:val="en-GB"/>
+        </w:rPr>
+        <w:t>}</w:t>
+      </w:r>
+    </w:p>
+    <w:p>
+      <w:pPr>
+        <w:spacing w:after="0"/>
+        <w:rPr>
+          <w:lang w:val="en-GB"/>
+        </w:rPr>
+      </w:pPr>
+    </w:p>
+    <w:p>
+      <w:pPr>
+        <w:rPr>
+          <w:lang w:val="en-GB"/>
+        </w:rPr>
+      </w:pPr>
+      <w:r>
+        <w:rPr>
+          <w:lang w:val="en-GB"/>
+        </w:rPr>
+        <w:br w:type="page"/>
+      </w:r>
+    </w:p>
+    <w:p>
+      <w:pPr>
+        <w:spacing w:after="0"/>
+        <w:rPr>
+          <w:b/>
+          <w:bCs/>
+          <w:color w:val="EE0000"/>
+          <w:u w:val="single"/>
+        </w:rPr>
+      </w:pPr>
+      <w:r>
+        <w:rPr>
+          <w:b/>
+          <w:bCs/>
+          <w:color w:val="EE0000"/>
+          <w:u w:val="single"/>
+        </w:rPr>
+        <w:lastRenderedPageBreak/>
+        <w:t>AI Prompt:</w:t>
+      </w:r>
+    </w:p>
+    <w:p>
+      <w:pPr>
+        <w:spacing w:after="0"/>
+      </w:pPr>
+    </w:p>
+    <w:p>
+      <w:pPr>
+        <w:spacing w:after="0"/>
+        <w:rPr>
+          <w:lang w:val="en-GB"/>
+        </w:rPr>
+      </w:pPr>
+      <w:r>
+        <w:t xml:space="preserve">Update the below code for </w:t>
+      </w:r>
+      <w:proofErr w:type="spellStart"/>
+      <w:proofErr w:type="gramStart"/>
+      <w:r>
+        <w:rPr>
+          <w:lang w:val="en-GB"/>
+        </w:rPr>
+        <w:t>EvaluateCondition</w:t>
+      </w:r>
+      <w:proofErr w:type="spellEnd"/>
+      <w:r>
+        <w:rPr>
+          <w:lang w:val="en-GB"/>
+        </w:rPr>
+        <w:t>(</w:t>
+      </w:r>
+      <w:proofErr w:type="gramEnd"/>
+      <w:r>
+        <w:rPr>
+          <w:lang w:val="en-GB"/>
+        </w:rPr>
+        <w:t>) method to use Dynamic LINQ that can handle complex conditions, such as:</w:t>
+      </w:r>
+    </w:p>
+    <w:p>
+      <w:pPr>
+        <w:spacing w:after="0"/>
+        <w:rPr>
+          <w:lang w:val="en-GB"/>
+        </w:rPr>
+      </w:pPr>
+      <w:r>
+        <w:rPr>
+          <w:lang w:val="en-GB"/>
+        </w:rPr>
+        <w:t xml:space="preserve">If </w:t>
+      </w:r>
+      <w:proofErr w:type="spellStart"/>
+      <w:r>
+        <w:rPr>
+          <w:lang w:val="en-GB"/>
+        </w:rPr>
+        <w:t>LeaveType</w:t>
+      </w:r>
+      <w:proofErr w:type="spellEnd"/>
+      <w:r>
+        <w:rPr>
+          <w:lang w:val="en-GB"/>
+        </w:rPr>
+        <w:t xml:space="preserve"> == "AL" AND </w:t>
+      </w:r>
+      <w:proofErr w:type="spellStart"/>
+      <w:r>
+        <w:rPr>
+          <w:lang w:val="en-GB"/>
+        </w:rPr>
+        <w:t>LeaveDuration</w:t>
+      </w:r>
+      <w:proofErr w:type="spellEnd"/>
+      <w:r>
+        <w:rPr>
+          <w:lang w:val="en-GB"/>
+        </w:rPr>
+        <w:t xml:space="preserve"> &gt; 15</w:t>
+      </w:r>
+      <w:r>
+        <w:rPr>
+          <w:lang w:val="en-GB"/>
+        </w:rPr>
+        <w:t xml:space="preserve"> =&gt; GM approval</w:t>
+      </w:r>
+    </w:p>
+    <w:p>
+      <w:pPr>
+        <w:spacing w:after="0"/>
+      </w:pPr>
+    </w:p>
+    <w:p>
+      <w:pPr>
+        <w:spacing w:after="0"/>
+        <w:rPr>
+          <w:lang w:val="en-GB"/>
+        </w:rPr>
+      </w:pPr>
+      <w:r>
+        <w:rPr>
+          <w:lang w:val="en-GB"/>
+        </w:rPr>
+        <w:t xml:space="preserve">private bool </w:t>
+      </w:r>
+      <w:proofErr w:type="spellStart"/>
+      <w:proofErr w:type="gramStart"/>
+      <w:r>
+        <w:rPr>
+          <w:lang w:val="en-GB"/>
+        </w:rPr>
+        <w:t>EvaluateCondition</w:t>
+      </w:r>
+      <w:proofErr w:type="spellEnd"/>
+      <w:r>
+        <w:rPr>
+          <w:lang w:val="en-GB"/>
+        </w:rPr>
+        <w:t>(</w:t>
+      </w:r>
+      <w:proofErr w:type="spellStart"/>
+      <w:proofErr w:type="gramEnd"/>
+      <w:r>
+        <w:rPr>
+          <w:lang w:val="en-GB"/>
+        </w:rPr>
+        <w:t>WorkflowCondition</w:t>
+      </w:r>
+      <w:proofErr w:type="spellEnd"/>
+      <w:r>
+        <w:rPr>
+          <w:lang w:val="en-GB"/>
+        </w:rPr>
+        <w:t xml:space="preserve"> condition, object entity)</w:t>
+      </w:r>
+    </w:p>
+    <w:p>
+      <w:pPr>
+        <w:spacing w:after="0"/>
+        <w:rPr>
+          <w:lang w:val="en-GB"/>
+        </w:rPr>
+      </w:pPr>
+      <w:r>
+        <w:rPr>
+          <w:lang w:val="en-GB"/>
+        </w:rPr>
+        <w:t>{</w:t>
+      </w:r>
+    </w:p>
+    <w:p>
+      <w:pPr>
+        <w:spacing w:after="0"/>
+        <w:rPr>
+          <w:lang w:val="en-GB"/>
+        </w:rPr>
+      </w:pPr>
+      <w:r>
+        <w:rPr>
+          <w:lang w:val="en-GB"/>
+        </w:rPr>
+        <w:t xml:space="preserve">    try</w:t>
+      </w:r>
+    </w:p>
+    <w:p>
+      <w:pPr>
+        <w:spacing w:after="0"/>
+        <w:rPr>
+          <w:lang w:val="en-GB"/>
+        </w:rPr>
+      </w:pPr>
+      <w:r>
+        <w:rPr>
+          <w:lang w:val="en-GB"/>
+        </w:rPr>
+        <w:t xml:space="preserve">    {</w:t>
+      </w:r>
+    </w:p>
+    <w:p>
+      <w:pPr>
+        <w:spacing w:after="0"/>
+        <w:rPr>
+          <w:lang w:val="en-GB"/>
+        </w:rPr>
+      </w:pPr>
+      <w:r>
+        <w:rPr>
+          <w:lang w:val="en-GB"/>
+        </w:rPr>
+        <w:t xml:space="preserve">        if (entity == null)</w:t>
+      </w:r>
+    </w:p>
+    <w:p>
+      <w:pPr>
+        <w:spacing w:after="0"/>
+        <w:rPr>
+          <w:lang w:val="en-GB"/>
+        </w:rPr>
+      </w:pPr>
+      <w:r>
+        <w:rPr>
+          <w:lang w:val="en-GB"/>
+        </w:rPr>
+        <w:t xml:space="preserve">            return </w:t>
+      </w:r>
+      <w:proofErr w:type="gramStart"/>
+      <w:r>
+        <w:rPr>
+          <w:lang w:val="en-GB"/>
+        </w:rPr>
+        <w:t>false;</w:t>
+      </w:r>
+      <w:proofErr w:type="gramEnd"/>
+    </w:p>
+    <w:p>
+      <w:pPr>
+        <w:spacing w:after="0"/>
+        <w:rPr>
+          <w:lang w:val="en-GB"/>
+        </w:rPr>
+      </w:pPr>
+    </w:p>
+    <w:p>
+      <w:pPr>
+        <w:spacing w:after="0"/>
+        <w:rPr>
+          <w:lang w:val="en-GB"/>
+        </w:rPr>
+      </w:pPr>
+      <w:r>
+        <w:rPr>
+          <w:lang w:val="en-GB"/>
+        </w:rPr>
+        <w:t xml:space="preserve">        // Case-insensitive property lookup</w:t>
+      </w:r>
+    </w:p>
+    <w:p>
+      <w:pPr>
+        <w:spacing w:after="0"/>
+        <w:rPr>
+          <w:lang w:val="en-GB"/>
+        </w:rPr>
+      </w:pPr>
+      <w:r>
+        <w:rPr>
+          <w:lang w:val="en-GB"/>
+        </w:rPr>
+        <w:t xml:space="preserve">        var property = </w:t>
+      </w:r>
+      <w:proofErr w:type="spellStart"/>
+      <w:proofErr w:type="gramStart"/>
+      <w:r>
+        <w:rPr>
+          <w:lang w:val="en-GB"/>
+        </w:rPr>
+        <w:t>entity.GetType</w:t>
+      </w:r>
+      <w:proofErr w:type="spellEnd"/>
+      <w:proofErr w:type="gramEnd"/>
+      <w:r>
+        <w:rPr>
+          <w:lang w:val="en-GB"/>
+        </w:rPr>
+        <w:t>()</w:t>
+      </w:r>
+    </w:p>
+    <w:p>
+      <w:pPr>
+        <w:spacing w:after="0"/>
+        <w:rPr>
+          <w:lang w:val="en-GB"/>
+        </w:rPr>
+      </w:pPr>
+      <w:r>
+        <w:rPr>
+          <w:lang w:val="en-GB"/>
+        </w:rPr>
+        <w:t xml:space="preserve">            </w:t>
+      </w:r>
+      <w:proofErr w:type="gramStart"/>
+      <w:r>
+        <w:rPr>
+          <w:lang w:val="en-GB"/>
+        </w:rPr>
+        <w:t>.</w:t>
+      </w:r>
+      <w:proofErr w:type="spellStart"/>
+      <w:r>
+        <w:rPr>
+          <w:lang w:val="en-GB"/>
+        </w:rPr>
+        <w:t>GetProperties</w:t>
+      </w:r>
+      <w:proofErr w:type="spellEnd"/>
+      <w:proofErr w:type="gramEnd"/>
+      <w:r>
+        <w:rPr>
+          <w:lang w:val="en-GB"/>
+        </w:rPr>
+        <w:t>()</w:t>
+      </w:r>
+    </w:p>
+    <w:p>
+      <w:pPr>
+        <w:spacing w:after="0"/>
+        <w:rPr>
+          <w:lang w:val="en-GB"/>
+        </w:rPr>
+      </w:pPr>
+      <w:r>
+        <w:rPr>
+          <w:lang w:val="en-GB"/>
+        </w:rPr>
+        <w:t xml:space="preserve">            </w:t>
+      </w:r>
+      <w:proofErr w:type="gramStart"/>
+      <w:r>
+        <w:rPr>
+          <w:lang w:val="en-GB"/>
+        </w:rPr>
+        <w:t>.</w:t>
+      </w:r>
+      <w:proofErr w:type="spellStart"/>
+      <w:r>
+        <w:rPr>
+          <w:lang w:val="en-GB"/>
+        </w:rPr>
+        <w:t>FirstOrDefault</w:t>
+      </w:r>
+      <w:proofErr w:type="spellEnd"/>
+      <w:proofErr w:type="gramEnd"/>
+      <w:r>
+        <w:rPr>
+          <w:lang w:val="en-GB"/>
+        </w:rPr>
+        <w:t xml:space="preserve">(p =&gt; </w:t>
+      </w:r>
+      <w:proofErr w:type="spellStart"/>
+      <w:proofErr w:type="gramStart"/>
+      <w:r>
+        <w:rPr>
+          <w:lang w:val="en-GB"/>
+        </w:rPr>
+        <w:t>p.Name.Equals</w:t>
+      </w:r>
+      <w:proofErr w:type="spellEnd"/>
+      <w:proofErr w:type="gramEnd"/>
+      <w:r>
+        <w:rPr>
+          <w:lang w:val="en-GB"/>
+        </w:rPr>
+        <w:t>(</w:t>
+      </w:r>
+      <w:proofErr w:type="spellStart"/>
+      <w:proofErr w:type="gramStart"/>
+      <w:r>
+        <w:rPr>
+          <w:lang w:val="en-GB"/>
+        </w:rPr>
+        <w:t>condition.FieldName</w:t>
+      </w:r>
+      <w:proofErr w:type="spellEnd"/>
+      <w:proofErr w:type="gramEnd"/>
+      <w:r>
+        <w:rPr>
+          <w:lang w:val="en-GB"/>
+        </w:rPr>
+        <w:t xml:space="preserve">, </w:t>
+      </w:r>
+      <w:proofErr w:type="spellStart"/>
+      <w:r>
+        <w:rPr>
+          <w:lang w:val="en-GB"/>
+        </w:rPr>
+        <w:t>StringComparison.OrdinalIgnoreCase</w:t>
+      </w:r>
+      <w:proofErr w:type="spellEnd"/>
+      <w:r>
+        <w:rPr>
+          <w:lang w:val="en-GB"/>
+        </w:rPr>
+        <w:t>)</w:t>
+      </w:r>
+      <w:proofErr w:type="gramStart"/>
+      <w:r>
+        <w:rPr>
+          <w:lang w:val="en-GB"/>
+        </w:rPr>
+        <w:t>);</w:t>
+      </w:r>
+      <w:proofErr w:type="gramEnd"/>
+    </w:p>
+    <w:p>
+      <w:pPr>
+        <w:spacing w:after="0"/>
+        <w:rPr>
+          <w:lang w:val="en-GB"/>
+        </w:rPr>
+      </w:pPr>
+    </w:p>
+    <w:p>
+      <w:pPr>
+        <w:spacing w:after="0"/>
+        <w:rPr>
+          <w:lang w:val="en-GB"/>
+        </w:rPr>
+      </w:pPr>
+      <w:r>
+        <w:rPr>
+          <w:lang w:val="en-GB"/>
+        </w:rPr>
+        <w:t xml:space="preserve">        if (property == null)</w:t>
+      </w:r>
+    </w:p>
+    <w:p>
+      <w:pPr>
+        <w:spacing w:after="0"/>
+        <w:rPr>
+          <w:lang w:val="en-GB"/>
+        </w:rPr>
+      </w:pPr>
+      <w:r>
+        <w:rPr>
+          <w:lang w:val="en-GB"/>
+        </w:rPr>
+        <w:t xml:space="preserve">            throw new </w:t>
+      </w:r>
+      <w:proofErr w:type="spellStart"/>
+      <w:proofErr w:type="gramStart"/>
+      <w:r>
+        <w:rPr>
+          <w:lang w:val="en-GB"/>
+        </w:rPr>
+        <w:t>InvalidOperationException</w:t>
+      </w:r>
+      <w:proofErr w:type="spellEnd"/>
+      <w:r>
+        <w:rPr>
+          <w:lang w:val="en-GB"/>
+        </w:rPr>
+        <w:t>(</w:t>
+      </w:r>
+      <w:proofErr w:type="gramEnd"/>
+      <w:r>
+        <w:rPr>
+          <w:lang w:val="en-GB"/>
+        </w:rPr>
+        <w:t>$"Field '{</w:t>
+      </w:r>
+      <w:proofErr w:type="spellStart"/>
+      <w:proofErr w:type="gramStart"/>
+      <w:r>
+        <w:rPr>
+          <w:lang w:val="en-GB"/>
+        </w:rPr>
+        <w:t>condition.FieldName</w:t>
+      </w:r>
+      <w:proofErr w:type="spellEnd"/>
+      <w:proofErr w:type="gramEnd"/>
+      <w:r>
+        <w:rPr>
+          <w:lang w:val="en-GB"/>
+        </w:rPr>
+        <w:t>}' not found."</w:t>
+      </w:r>
+      <w:proofErr w:type="gramStart"/>
+      <w:r>
+        <w:rPr>
+          <w:lang w:val="en-GB"/>
+        </w:rPr>
+        <w:t>);</w:t>
+      </w:r>
+      <w:proofErr w:type="gramEnd"/>
+    </w:p>
+    <w:p>
+      <w:pPr>
+        <w:spacing w:after="0"/>
+        <w:rPr>
+          <w:lang w:val="en-GB"/>
+        </w:rPr>
+      </w:pPr>
+    </w:p>
+    <w:p>
+      <w:pPr>
+        <w:spacing w:after="0"/>
+        <w:rPr>
+          <w:lang w:val="en-GB"/>
+        </w:rPr>
+      </w:pPr>
+      <w:r>
+        <w:rPr>
+          <w:lang w:val="en-GB"/>
+        </w:rPr>
+        <w:t xml:space="preserve">        var </w:t>
+      </w:r>
+      <w:proofErr w:type="spellStart"/>
+      <w:r>
+        <w:rPr>
+          <w:lang w:val="en-GB"/>
+        </w:rPr>
+        <w:t>actualValue</w:t>
+      </w:r>
+      <w:proofErr w:type="spellEnd"/>
+      <w:r>
+        <w:rPr>
+          <w:lang w:val="en-GB"/>
+        </w:rPr>
+        <w:t xml:space="preserve"> = </w:t>
+      </w:r>
+      <w:proofErr w:type="spellStart"/>
+      <w:proofErr w:type="gramStart"/>
+      <w:r>
+        <w:rPr>
+          <w:lang w:val="en-GB"/>
+        </w:rPr>
+        <w:t>property.GetValue</w:t>
+      </w:r>
+      <w:proofErr w:type="spellEnd"/>
+      <w:proofErr w:type="gramEnd"/>
+      <w:r>
+        <w:rPr>
+          <w:lang w:val="en-GB"/>
+        </w:rPr>
+        <w:t>(entity</w:t>
+      </w:r>
+      <w:proofErr w:type="gramStart"/>
+      <w:r>
+        <w:rPr>
+          <w:lang w:val="en-GB"/>
+        </w:rPr>
+        <w:t>);</w:t>
+      </w:r>
+      <w:proofErr w:type="gramEnd"/>
+    </w:p>
+    <w:p>
+      <w:pPr>
+        <w:spacing w:after="0"/>
+        <w:rPr>
+          <w:lang w:val="en-GB"/>
+        </w:rPr>
+      </w:pPr>
+    </w:p>
+    <w:p>
+      <w:pPr>
+        <w:spacing w:after="0"/>
+        <w:rPr>
+          <w:lang w:val="en-GB"/>
+        </w:rPr>
+      </w:pPr>
+      <w:r>
+        <w:rPr>
+          <w:lang w:val="en-GB"/>
+        </w:rPr>
+        <w:t xml:space="preserve">        if (</w:t>
+      </w:r>
+      <w:proofErr w:type="spellStart"/>
+      <w:r>
+        <w:rPr>
+          <w:lang w:val="en-GB"/>
+        </w:rPr>
+        <w:t>actualValue</w:t>
+      </w:r>
+      <w:proofErr w:type="spellEnd"/>
+      <w:r>
+        <w:rPr>
+          <w:lang w:val="en-GB"/>
+        </w:rPr>
+        <w:t xml:space="preserve"> == null)</w:t>
+      </w:r>
+    </w:p>
+    <w:p>
+      <w:pPr>
+        <w:spacing w:after="0"/>
+        <w:rPr>
+          <w:lang w:val="en-GB"/>
+        </w:rPr>
+      </w:pPr>
+      <w:r>
+        <w:rPr>
+          <w:lang w:val="en-GB"/>
+        </w:rPr>
+        <w:t xml:space="preserve">            return </w:t>
+      </w:r>
+      <w:proofErr w:type="gramStart"/>
+      <w:r>
+        <w:rPr>
+          <w:lang w:val="en-GB"/>
+        </w:rPr>
+        <w:t>false;</w:t>
+      </w:r>
+      <w:proofErr w:type="gramEnd"/>
+    </w:p>
+    <w:p>
+      <w:pPr>
+        <w:spacing w:after="0"/>
+        <w:rPr>
+          <w:lang w:val="en-GB"/>
+        </w:rPr>
+      </w:pPr>
+    </w:p>
+    <w:p>
+      <w:pPr>
+        <w:spacing w:after="0"/>
+        <w:rPr>
+          <w:lang w:val="en-GB"/>
+        </w:rPr>
+      </w:pPr>
+      <w:r>
+        <w:rPr>
+          <w:lang w:val="en-GB"/>
+        </w:rPr>
+        <w:t xml:space="preserve">        string </w:t>
+      </w:r>
+      <w:proofErr w:type="spellStart"/>
+      <w:r>
+        <w:rPr>
+          <w:lang w:val="en-GB"/>
+        </w:rPr>
+        <w:t>actualString</w:t>
+      </w:r>
+      <w:proofErr w:type="spellEnd"/>
+      <w:r>
+        <w:rPr>
+          <w:lang w:val="en-GB"/>
+        </w:rPr>
+        <w:t xml:space="preserve"> = </w:t>
+      </w:r>
+      <w:proofErr w:type="spellStart"/>
+      <w:r>
+        <w:rPr>
+          <w:lang w:val="en-GB"/>
+        </w:rPr>
+        <w:t>actualValue.ToString</w:t>
+      </w:r>
+      <w:proofErr w:type="spellEnd"/>
+      <w:r>
+        <w:rPr>
+          <w:lang w:val="en-GB"/>
+        </w:rPr>
+        <w:t xml:space="preserve">() ?? </w:t>
+      </w:r>
+      <w:proofErr w:type="spellStart"/>
+      <w:proofErr w:type="gramStart"/>
+      <w:r>
+        <w:rPr>
+          <w:lang w:val="en-GB"/>
+        </w:rPr>
+        <w:t>string.Empty</w:t>
+      </w:r>
+      <w:proofErr w:type="spellEnd"/>
+      <w:proofErr w:type="gramEnd"/>
+      <w:r>
+        <w:rPr>
+          <w:lang w:val="en-GB"/>
+        </w:rPr>
+        <w:t>;</w:t>
+      </w:r>
+    </w:p>
+    <w:p>
+      <w:pPr>
+        <w:spacing w:after="0"/>
+        <w:rPr>
+          <w:lang w:val="en-GB"/>
+        </w:rPr>
+      </w:pPr>
+      <w:r>
+        <w:rPr>
+          <w:lang w:val="en-GB"/>
+        </w:rPr>
+        <w:t xml:space="preserve">        string </w:t>
+      </w:r>
+      <w:proofErr w:type="spellStart"/>
+      <w:r>
+        <w:rPr>
+          <w:lang w:val="en-GB"/>
+        </w:rPr>
+        <w:t>expectedString</w:t>
+      </w:r>
+      <w:proofErr w:type="spellEnd"/>
+      <w:r>
+        <w:rPr>
+          <w:lang w:val="en-GB"/>
+        </w:rPr>
+        <w:t xml:space="preserve"> = </w:t>
+      </w:r>
+      <w:proofErr w:type="spellStart"/>
+      <w:proofErr w:type="gramStart"/>
+      <w:r>
+        <w:rPr>
+          <w:lang w:val="en-GB"/>
+        </w:rPr>
+        <w:t>condition.CompareValue</w:t>
+      </w:r>
+      <w:proofErr w:type="spellEnd"/>
+      <w:proofErr w:type="gramEnd"/>
+      <w:r>
+        <w:rPr>
+          <w:lang w:val="en-GB"/>
+        </w:rPr>
+        <w:t xml:space="preserve"> ?? </w:t>
+      </w:r>
+      <w:proofErr w:type="spellStart"/>
+      <w:proofErr w:type="gramStart"/>
+      <w:r>
+        <w:rPr>
+          <w:lang w:val="en-GB"/>
+        </w:rPr>
+        <w:t>string.Empty</w:t>
+      </w:r>
+      <w:proofErr w:type="spellEnd"/>
+      <w:proofErr w:type="gramEnd"/>
+      <w:r>
+        <w:rPr>
+          <w:lang w:val="en-GB"/>
+        </w:rPr>
+        <w:t>;</w:t>
+      </w:r>
+    </w:p>
+    <w:p>
+      <w:pPr>
+        <w:spacing w:after="0"/>
+        <w:rPr>
+          <w:lang w:val="en-GB"/>
+        </w:rPr>
+      </w:pPr>
+    </w:p>
+    <w:p>
+      <w:pPr>
+        <w:spacing w:after="0"/>
+        <w:rPr>
+          <w:lang w:val="en-GB"/>
+        </w:rPr>
+      </w:pPr>
+      <w:r>
+        <w:rPr>
+          <w:lang w:val="en-GB"/>
+        </w:rPr>
+        <w:t xml:space="preserve">        // ============================================</w:t>
+      </w:r>
+    </w:p>
+    <w:p>
+      <w:pPr>
+        <w:spacing w:after="0"/>
+        <w:rPr>
+          <w:lang w:val="en-GB"/>
+        </w:rPr>
+      </w:pPr>
+      <w:r>
+        <w:rPr>
+          <w:lang w:val="en-GB"/>
+        </w:rPr>
+        <w:t xml:space="preserve">        // </w:t>
+      </w:r>
+      <w:r>
+        <w:rPr>
+          <w:rFonts w:ascii="Segoe UI Emoji" w:hAnsi="Segoe UI Emoji" w:cs="Segoe UI Emoji"/>
+          <w:lang w:val="en-GB"/>
+        </w:rPr>
+        <w:t>✅</w:t>
+      </w:r>
+      <w:r>
+        <w:rPr>
+          <w:lang w:val="en-GB"/>
+        </w:rPr>
+        <w:t xml:space="preserve"> NUMERIC PARSING (FIXED)</w:t>
+      </w:r>
+    </w:p>
+    <w:p>
+      <w:pPr>
+        <w:spacing w:after="0"/>
+        <w:rPr>
+          <w:lang w:val="en-GB"/>
+        </w:rPr>
+      </w:pPr>
+      <w:r>
+        <w:rPr>
+          <w:lang w:val="en-GB"/>
+        </w:rPr>
+        <w:t xml:space="preserve">        // ============================================</w:t>
+      </w:r>
+    </w:p>
+    <w:p>
+      <w:pPr>
+        <w:spacing w:after="0"/>
+        <w:rPr>
+          <w:lang w:val="en-GB"/>
+        </w:rPr>
+      </w:pPr>
+      <w:r>
+        <w:rPr>
+          <w:lang w:val="en-GB"/>
+        </w:rPr>
+        <w:t xml:space="preserve">        bool </w:t>
+      </w:r>
+      <w:proofErr w:type="spellStart"/>
+      <w:r>
+        <w:rPr>
+          <w:lang w:val="en-GB"/>
+        </w:rPr>
+        <w:t>actualIsNumber</w:t>
+      </w:r>
+      <w:proofErr w:type="spellEnd"/>
+      <w:r>
+        <w:rPr>
+          <w:lang w:val="en-GB"/>
+        </w:rPr>
+        <w:t xml:space="preserve"> = </w:t>
+      </w:r>
+      <w:proofErr w:type="spellStart"/>
+      <w:proofErr w:type="gramStart"/>
+      <w:r>
+        <w:rPr>
+          <w:lang w:val="en-GB"/>
+        </w:rPr>
+        <w:t>double.TryParse</w:t>
+      </w:r>
+      <w:proofErr w:type="spellEnd"/>
+      <w:proofErr w:type="gramEnd"/>
+      <w:r>
+        <w:rPr>
+          <w:lang w:val="en-GB"/>
+        </w:rPr>
+        <w:t>(</w:t>
+      </w:r>
+      <w:proofErr w:type="spellStart"/>
+      <w:r>
+        <w:rPr>
+          <w:lang w:val="en-GB"/>
+        </w:rPr>
+        <w:t>actualString</w:t>
+      </w:r>
+      <w:proofErr w:type="spellEnd"/>
+      <w:r>
+        <w:rPr>
+          <w:lang w:val="en-GB"/>
+        </w:rPr>
+        <w:t xml:space="preserve">, out double </w:t>
+      </w:r>
+      <w:proofErr w:type="spellStart"/>
+      <w:r>
+        <w:rPr>
+          <w:lang w:val="en-GB"/>
+        </w:rPr>
+        <w:t>actualNumber</w:t>
+      </w:r>
+      <w:proofErr w:type="spellEnd"/>
+      <w:proofErr w:type="gramStart"/>
+      <w:r>
+        <w:rPr>
+          <w:lang w:val="en-GB"/>
+        </w:rPr>
+        <w:t>);</w:t>
+      </w:r>
+      <w:proofErr w:type="gramEnd"/>
+    </w:p>
+    <w:p>
+      <w:pPr>
+        <w:spacing w:after="0"/>
+        <w:rPr>
+          <w:lang w:val="en-GB"/>
+        </w:rPr>
+      </w:pPr>
+      <w:r>
+        <w:rPr>
+          <w:lang w:val="en-GB"/>
+        </w:rPr>
+        <w:t xml:space="preserve">        bool </w:t>
+      </w:r>
+      <w:proofErr w:type="spellStart"/>
+      <w:r>
+        <w:rPr>
+          <w:lang w:val="en-GB"/>
+        </w:rPr>
+        <w:t>expectedIsNumber</w:t>
+      </w:r>
+      <w:proofErr w:type="spellEnd"/>
+      <w:r>
+        <w:rPr>
+          <w:lang w:val="en-GB"/>
+        </w:rPr>
+        <w:t xml:space="preserve"> = </w:t>
+      </w:r>
+      <w:proofErr w:type="spellStart"/>
+      <w:proofErr w:type="gramStart"/>
+      <w:r>
+        <w:rPr>
+          <w:lang w:val="en-GB"/>
+        </w:rPr>
+        <w:t>double.TryParse</w:t>
+      </w:r>
+      <w:proofErr w:type="spellEnd"/>
+      <w:proofErr w:type="gramEnd"/>
+      <w:r>
+        <w:rPr>
+          <w:lang w:val="en-GB"/>
+        </w:rPr>
+        <w:t>(</w:t>
+      </w:r>
+      <w:proofErr w:type="spellStart"/>
+      <w:r>
+        <w:rPr>
+          <w:lang w:val="en-GB"/>
+        </w:rPr>
+        <w:t>expectedString</w:t>
+      </w:r>
+      <w:proofErr w:type="spellEnd"/>
+      <w:r>
+        <w:rPr>
+          <w:lang w:val="en-GB"/>
+        </w:rPr>
+        <w:t xml:space="preserve">, out double </w:t>
+      </w:r>
+      <w:proofErr w:type="spellStart"/>
+      <w:r>
+        <w:rPr>
+          <w:lang w:val="en-GB"/>
+        </w:rPr>
+        <w:t>expectedNumber</w:t>
+      </w:r>
+      <w:proofErr w:type="spellEnd"/>
+      <w:proofErr w:type="gramStart"/>
+      <w:r>
+        <w:rPr>
+          <w:lang w:val="en-GB"/>
+        </w:rPr>
+        <w:t>);</w:t>
+      </w:r>
+      <w:proofErr w:type="gramEnd"/>
+    </w:p>
+    <w:p>
+      <w:pPr>
+        <w:spacing w:after="0"/>
+        <w:rPr>
+          <w:lang w:val="en-GB"/>
+        </w:rPr>
+      </w:pPr>
+    </w:p>
+    <w:p>
+      <w:pPr>
+        <w:spacing w:after="0"/>
+        <w:rPr>
+          <w:lang w:val="en-GB"/>
+        </w:rPr>
+      </w:pPr>
+      <w:r>
+        <w:rPr>
+          <w:lang w:val="en-GB"/>
+        </w:rPr>
+        <w:t xml:space="preserve">        bool </w:t>
+      </w:r>
+      <w:proofErr w:type="spellStart"/>
+      <w:r>
+        <w:rPr>
+          <w:lang w:val="en-GB"/>
+        </w:rPr>
+        <w:t>isNumeric</w:t>
+      </w:r>
+      <w:proofErr w:type="spellEnd"/>
+      <w:r>
+        <w:rPr>
+          <w:lang w:val="en-GB"/>
+        </w:rPr>
+        <w:t xml:space="preserve"> = </w:t>
+      </w:r>
+      <w:proofErr w:type="spellStart"/>
+      <w:r>
+        <w:rPr>
+          <w:lang w:val="en-GB"/>
+        </w:rPr>
+        <w:t>actualIsNumber</w:t>
+      </w:r>
+      <w:proofErr w:type="spellEnd"/>
+      <w:r>
+        <w:rPr>
+          <w:lang w:val="en-GB"/>
+        </w:rPr>
+        <w:t xml:space="preserve"> &amp;&amp; </w:t>
+      </w:r>
+      <w:proofErr w:type="spellStart"/>
+      <w:proofErr w:type="gramStart"/>
+      <w:r>
+        <w:rPr>
+          <w:lang w:val="en-GB"/>
+        </w:rPr>
+        <w:t>expectedIsNumber</w:t>
+      </w:r>
+      <w:proofErr w:type="spellEnd"/>
+      <w:r>
+        <w:rPr>
+          <w:lang w:val="en-GB"/>
+        </w:rPr>
+        <w:t>;</w:t>
+      </w:r>
+      <w:proofErr w:type="gramEnd"/>
+    </w:p>
+    <w:p>
+      <w:pPr>
+        <w:spacing w:after="0"/>
+        <w:rPr>
+          <w:lang w:val="en-GB"/>
+        </w:rPr>
+      </w:pPr>
+    </w:p>
+    <w:p>
+      <w:pPr>
+        <w:spacing w:after="0"/>
+        <w:rPr>
+          <w:lang w:val="en-GB"/>
+        </w:rPr>
+      </w:pPr>
+      <w:r>
+        <w:rPr>
+          <w:lang w:val="en-GB"/>
+        </w:rPr>
+        <w:lastRenderedPageBreak/>
+        <w:t xml:space="preserve">        // ============================================</w:t>
+      </w:r>
+    </w:p>
+    <w:p>
+      <w:pPr>
+        <w:spacing w:after="0"/>
+        <w:rPr>
+          <w:lang w:val="en-GB"/>
+        </w:rPr>
+      </w:pPr>
+      <w:r>
+        <w:rPr>
+          <w:lang w:val="en-GB"/>
+        </w:rPr>
+        <w:t xml:space="preserve">        // </w:t>
+      </w:r>
+      <w:r>
+        <w:rPr>
+          <w:rFonts w:ascii="Segoe UI Emoji" w:hAnsi="Segoe UI Emoji" w:cs="Segoe UI Emoji"/>
+          <w:lang w:val="en-GB"/>
+        </w:rPr>
+        <w:t>✅</w:t>
+      </w:r>
+      <w:r>
+        <w:rPr>
+          <w:lang w:val="en-GB"/>
+        </w:rPr>
+        <w:t xml:space="preserve"> DATE PARSING</w:t>
+      </w:r>
+    </w:p>
+    <w:p>
+      <w:pPr>
+        <w:spacing w:after="0"/>
+        <w:rPr>
+          <w:lang w:val="en-GB"/>
+        </w:rPr>
+      </w:pPr>
+      <w:r>
+        <w:rPr>
+          <w:lang w:val="en-GB"/>
+        </w:rPr>
+        <w:t xml:space="preserve">        // ============================================</w:t>
+      </w:r>
+    </w:p>
+    <w:p>
+      <w:pPr>
+        <w:spacing w:after="0"/>
+        <w:rPr>
+          <w:lang w:val="en-GB"/>
+        </w:rPr>
+      </w:pPr>
+      <w:r>
+        <w:rPr>
+          <w:lang w:val="en-GB"/>
+        </w:rPr>
+        <w:t xml:space="preserve">        bool </w:t>
+      </w:r>
+      <w:proofErr w:type="spellStart"/>
+      <w:r>
+        <w:rPr>
+          <w:lang w:val="en-GB"/>
+        </w:rPr>
+        <w:t>actualIsDate</w:t>
+      </w:r>
+      <w:proofErr w:type="spellEnd"/>
+      <w:r>
+        <w:rPr>
+          <w:lang w:val="en-GB"/>
+        </w:rPr>
+        <w:t xml:space="preserve"> = </w:t>
+      </w:r>
+      <w:proofErr w:type="spellStart"/>
+      <w:r>
+        <w:rPr>
+          <w:lang w:val="en-GB"/>
+        </w:rPr>
+        <w:t>DateTime.TryParse</w:t>
+      </w:r>
+      <w:proofErr w:type="spellEnd"/>
+      <w:r>
+        <w:rPr>
+          <w:lang w:val="en-GB"/>
+        </w:rPr>
+        <w:t>(</w:t>
+      </w:r>
+      <w:proofErr w:type="spellStart"/>
+      <w:r>
+        <w:rPr>
+          <w:lang w:val="en-GB"/>
+        </w:rPr>
+        <w:t>actualString</w:t>
+      </w:r>
+      <w:proofErr w:type="spellEnd"/>
+      <w:r>
+        <w:rPr>
+          <w:lang w:val="en-GB"/>
+        </w:rPr>
+        <w:t xml:space="preserve">, out </w:t>
+      </w:r>
+      <w:proofErr w:type="spellStart"/>
+      <w:r>
+        <w:rPr>
+          <w:lang w:val="en-GB"/>
+        </w:rPr>
+        <w:t>DateTime</w:t>
+      </w:r>
+      <w:proofErr w:type="spellEnd"/>
+      <w:r>
+        <w:rPr>
+          <w:lang w:val="en-GB"/>
+        </w:rPr>
+        <w:t xml:space="preserve"> </w:t>
+      </w:r>
+      <w:proofErr w:type="spellStart"/>
+      <w:r>
+        <w:rPr>
+          <w:lang w:val="en-GB"/>
+        </w:rPr>
+        <w:t>actualDate</w:t>
+      </w:r>
+      <w:proofErr w:type="spellEnd"/>
+      <w:proofErr w:type="gramStart"/>
+      <w:r>
+        <w:rPr>
+          <w:lang w:val="en-GB"/>
+        </w:rPr>
+        <w:t>);</w:t>
+      </w:r>
+      <w:proofErr w:type="gramEnd"/>
+    </w:p>
+    <w:p>
+      <w:pPr>
+        <w:spacing w:after="0"/>
+        <w:rPr>
+          <w:lang w:val="en-GB"/>
+        </w:rPr>
+      </w:pPr>
+      <w:r>
+        <w:rPr>
+          <w:lang w:val="en-GB"/>
+        </w:rPr>
+        <w:t xml:space="preserve">        bool </w:t>
+      </w:r>
+      <w:proofErr w:type="spellStart"/>
+      <w:r>
+        <w:rPr>
+          <w:lang w:val="en-GB"/>
+        </w:rPr>
+        <w:t>expectedIsDate</w:t>
+      </w:r>
+      <w:proofErr w:type="spellEnd"/>
+      <w:r>
+        <w:rPr>
+          <w:lang w:val="en-GB"/>
+        </w:rPr>
+        <w:t xml:space="preserve"> = </w:t>
+      </w:r>
+      <w:proofErr w:type="spellStart"/>
+      <w:r>
+        <w:rPr>
+          <w:lang w:val="en-GB"/>
+        </w:rPr>
+        <w:t>DateTime.TryParse</w:t>
+      </w:r>
+      <w:proofErr w:type="spellEnd"/>
+      <w:r>
+        <w:rPr>
+          <w:lang w:val="en-GB"/>
+        </w:rPr>
+        <w:t>(</w:t>
+      </w:r>
+      <w:proofErr w:type="spellStart"/>
+      <w:r>
+        <w:rPr>
+          <w:lang w:val="en-GB"/>
+        </w:rPr>
+        <w:t>expectedString</w:t>
+      </w:r>
+      <w:proofErr w:type="spellEnd"/>
+      <w:r>
+        <w:rPr>
+          <w:lang w:val="en-GB"/>
+        </w:rPr>
+        <w:t xml:space="preserve">, out </w:t>
+      </w:r>
+      <w:proofErr w:type="spellStart"/>
+      <w:r>
+        <w:rPr>
+          <w:lang w:val="en-GB"/>
+        </w:rPr>
+        <w:t>DateTime</w:t>
+      </w:r>
+      <w:proofErr w:type="spellEnd"/>
+      <w:r>
+        <w:rPr>
+          <w:lang w:val="en-GB"/>
+        </w:rPr>
+        <w:t xml:space="preserve"> </w:t>
+      </w:r>
+      <w:proofErr w:type="spellStart"/>
+      <w:r>
+        <w:rPr>
+          <w:lang w:val="en-GB"/>
+        </w:rPr>
+        <w:t>expectedDate</w:t>
+      </w:r>
+      <w:proofErr w:type="spellEnd"/>
+      <w:proofErr w:type="gramStart"/>
+      <w:r>
+        <w:rPr>
+          <w:lang w:val="en-GB"/>
+        </w:rPr>
+        <w:t>);</w:t>
+      </w:r>
+      <w:proofErr w:type="gramEnd"/>
+    </w:p>
+    <w:p>
+      <w:pPr>
+        <w:spacing w:after="0"/>
+        <w:rPr>
+          <w:lang w:val="en-GB"/>
+        </w:rPr>
+      </w:pPr>
+    </w:p>
+    <w:p>
+      <w:pPr>
+        <w:spacing w:after="0"/>
+        <w:rPr>
+          <w:lang w:val="en-GB"/>
+        </w:rPr>
+      </w:pPr>
+      <w:r>
+        <w:rPr>
+          <w:lang w:val="en-GB"/>
+        </w:rPr>
+        <w:t xml:space="preserve">        bool </w:t>
+      </w:r>
+      <w:proofErr w:type="spellStart"/>
+      <w:r>
+        <w:rPr>
+          <w:lang w:val="en-GB"/>
+        </w:rPr>
+        <w:t>isDate</w:t>
+      </w:r>
+      <w:proofErr w:type="spellEnd"/>
+      <w:r>
+        <w:rPr>
+          <w:lang w:val="en-GB"/>
+        </w:rPr>
+        <w:t xml:space="preserve"> = </w:t>
+      </w:r>
+      <w:proofErr w:type="spellStart"/>
+      <w:r>
+        <w:rPr>
+          <w:lang w:val="en-GB"/>
+        </w:rPr>
+        <w:t>actualIsDate</w:t>
+      </w:r>
+      <w:proofErr w:type="spellEnd"/>
+      <w:r>
+        <w:rPr>
+          <w:lang w:val="en-GB"/>
+        </w:rPr>
+        <w:t xml:space="preserve"> &amp;&amp; </w:t>
+      </w:r>
+      <w:proofErr w:type="spellStart"/>
+      <w:proofErr w:type="gramStart"/>
+      <w:r>
+        <w:rPr>
+          <w:lang w:val="en-GB"/>
+        </w:rPr>
+        <w:t>expectedIsDate</w:t>
+      </w:r>
+      <w:proofErr w:type="spellEnd"/>
+      <w:r>
+        <w:rPr>
+          <w:lang w:val="en-GB"/>
+        </w:rPr>
+        <w:t>;</w:t>
+      </w:r>
+      <w:proofErr w:type="gramEnd"/>
+    </w:p>
+    <w:p>
+      <w:pPr>
+        <w:spacing w:after="0"/>
+        <w:rPr>
+          <w:lang w:val="en-GB"/>
+        </w:rPr>
+      </w:pPr>
+    </w:p>
+    <w:p>
+      <w:pPr>
+        <w:spacing w:after="0"/>
+        <w:rPr>
+          <w:lang w:val="en-GB"/>
+        </w:rPr>
+      </w:pPr>
+      <w:r>
+        <w:rPr>
+          <w:lang w:val="en-GB"/>
+        </w:rPr>
+        <w:t xml:space="preserve">        var op = </w:t>
+      </w:r>
+      <w:proofErr w:type="spellStart"/>
+      <w:proofErr w:type="gramStart"/>
+      <w:r>
+        <w:rPr>
+          <w:lang w:val="en-GB"/>
+        </w:rPr>
+        <w:t>condition.Operator.ToLower</w:t>
+      </w:r>
+      <w:proofErr w:type="spellEnd"/>
+      <w:proofErr w:type="gramEnd"/>
+      <w:r>
+        <w:rPr>
+          <w:lang w:val="en-GB"/>
+        </w:rPr>
+        <w:t>(</w:t>
+      </w:r>
+      <w:proofErr w:type="gramStart"/>
+      <w:r>
+        <w:rPr>
+          <w:lang w:val="en-GB"/>
+        </w:rPr>
+        <w:t>);</w:t>
+      </w:r>
+      <w:proofErr w:type="gramEnd"/>
+    </w:p>
+    <w:p>
+      <w:pPr>
+        <w:spacing w:after="0"/>
+        <w:rPr>
+          <w:lang w:val="en-GB"/>
+        </w:rPr>
+      </w:pPr>
+    </w:p>
+    <w:p>
+      <w:pPr>
+        <w:spacing w:after="0"/>
+        <w:rPr>
+          <w:lang w:val="en-GB"/>
+        </w:rPr>
+      </w:pPr>
+      <w:r>
+        <w:rPr>
+          <w:lang w:val="en-GB"/>
+        </w:rPr>
+        <w:t xml:space="preserve">        // ============================================</w:t>
+      </w:r>
+    </w:p>
+    <w:p>
+      <w:pPr>
+        <w:spacing w:after="0"/>
+        <w:rPr>
+          <w:lang w:val="en-GB"/>
+        </w:rPr>
+      </w:pPr>
+      <w:r>
+        <w:rPr>
+          <w:lang w:val="en-GB"/>
+        </w:rPr>
+        <w:t xml:space="preserve">        // </w:t>
+      </w:r>
+      <w:r>
+        <w:rPr>
+          <w:rFonts w:ascii="Segoe UI Emoji" w:hAnsi="Segoe UI Emoji" w:cs="Segoe UI Emoji"/>
+          <w:lang w:val="en-GB"/>
+        </w:rPr>
+        <w:t>✅</w:t>
+      </w:r>
+      <w:r>
+        <w:rPr>
+          <w:lang w:val="en-GB"/>
+        </w:rPr>
+        <w:t xml:space="preserve"> DATE COMPARISON</w:t>
+      </w:r>
+    </w:p>
+    <w:p>
+      <w:pPr>
+        <w:spacing w:after="0"/>
+        <w:rPr>
+          <w:lang w:val="en-GB"/>
+        </w:rPr>
+      </w:pPr>
+      <w:r>
+        <w:rPr>
+          <w:lang w:val="en-GB"/>
+        </w:rPr>
+        <w:t xml:space="preserve">        // ============================================</w:t>
+      </w:r>
+    </w:p>
+    <w:p>
+      <w:pPr>
+        <w:spacing w:after="0"/>
+        <w:rPr>
+          <w:lang w:val="en-GB"/>
+        </w:rPr>
+      </w:pPr>
+      <w:r>
+        <w:rPr>
+          <w:lang w:val="en-GB"/>
+        </w:rPr>
+        <w:t xml:space="preserve">        if (</w:t>
+      </w:r>
+      <w:proofErr w:type="spellStart"/>
+      <w:r>
+        <w:rPr>
+          <w:lang w:val="en-GB"/>
+        </w:rPr>
+        <w:t>isDate</w:t>
+      </w:r>
+      <w:proofErr w:type="spellEnd"/>
+      <w:r>
+        <w:rPr>
+          <w:lang w:val="en-GB"/>
+        </w:rPr>
+        <w:t>)</w:t>
+      </w:r>
+    </w:p>
+    <w:p>
+      <w:pPr>
+        <w:spacing w:after="0"/>
+        <w:rPr>
+          <w:lang w:val="en-GB"/>
+        </w:rPr>
+      </w:pPr>
+      <w:r>
+        <w:rPr>
+          <w:lang w:val="en-GB"/>
+        </w:rPr>
+        <w:t xml:space="preserve">        {</w:t>
+      </w:r>
+    </w:p>
+    <w:p>
+      <w:pPr>
+        <w:spacing w:after="0"/>
+        <w:rPr>
+          <w:lang w:val="en-GB"/>
+        </w:rPr>
+      </w:pPr>
+      <w:r>
+        <w:rPr>
+          <w:lang w:val="en-GB"/>
+        </w:rPr>
+        <w:t xml:space="preserve">            return </w:t>
+      </w:r>
+      <w:proofErr w:type="spellStart"/>
+      <w:r>
+        <w:rPr>
+          <w:lang w:val="en-GB"/>
+        </w:rPr>
+        <w:t>op</w:t>
+      </w:r>
+      <w:proofErr w:type="spellEnd"/>
+      <w:r>
+        <w:rPr>
+          <w:lang w:val="en-GB"/>
+        </w:rPr>
+        <w:t xml:space="preserve"> switch</w:t>
+      </w:r>
+    </w:p>
+    <w:p>
+      <w:pPr>
+        <w:spacing w:after="0"/>
+        <w:rPr>
+          <w:lang w:val="en-GB"/>
+        </w:rPr>
+      </w:pPr>
+      <w:r>
+        <w:rPr>
+          <w:lang w:val="en-GB"/>
+        </w:rPr>
+        <w:t xml:space="preserve">            {</w:t>
+      </w:r>
+    </w:p>
+    <w:p>
+      <w:pPr>
+        <w:spacing w:after="0"/>
+        <w:rPr>
+          <w:lang w:val="en-GB"/>
+        </w:rPr>
+      </w:pPr>
+      <w:r>
+        <w:rPr>
+          <w:lang w:val="en-GB"/>
+        </w:rPr>
+        <w:t xml:space="preserve">                "&gt;" =&gt; </w:t>
+      </w:r>
+      <w:proofErr w:type="spellStart"/>
+      <w:r>
+        <w:rPr>
+          <w:lang w:val="en-GB"/>
+        </w:rPr>
+        <w:t>actualDate</w:t>
+      </w:r>
+      <w:proofErr w:type="spellEnd"/>
+      <w:r>
+        <w:rPr>
+          <w:lang w:val="en-GB"/>
+        </w:rPr>
+        <w:t xml:space="preserve"> &gt; </w:t>
+      </w:r>
+      <w:proofErr w:type="spellStart"/>
+      <w:r>
+        <w:rPr>
+          <w:lang w:val="en-GB"/>
+        </w:rPr>
+        <w:t>expectedDate</w:t>
+      </w:r>
+      <w:proofErr w:type="spellEnd"/>
+      <w:r>
+        <w:rPr>
+          <w:lang w:val="en-GB"/>
+        </w:rPr>
+        <w:t>,</w:t>
+      </w:r>
+    </w:p>
+    <w:p>
+      <w:pPr>
+        <w:spacing w:after="0"/>
+        <w:rPr>
+          <w:lang w:val="en-GB"/>
+        </w:rPr>
+      </w:pPr>
+      <w:r>
+        <w:rPr>
+          <w:lang w:val="en-GB"/>
+        </w:rPr>
+        <w:t xml:space="preserve">                "&lt;" =&gt; </w:t>
+      </w:r>
+      <w:proofErr w:type="spellStart"/>
+      <w:r>
+        <w:rPr>
+          <w:lang w:val="en-GB"/>
+        </w:rPr>
+        <w:t>actualDate</w:t>
+      </w:r>
+      <w:proofErr w:type="spellEnd"/>
+      <w:r>
+        <w:rPr>
+          <w:lang w:val="en-GB"/>
+        </w:rPr>
+        <w:t xml:space="preserve"> &lt; </w:t>
+      </w:r>
+      <w:proofErr w:type="spellStart"/>
+      <w:r>
+        <w:rPr>
+          <w:lang w:val="en-GB"/>
+        </w:rPr>
+        <w:t>expectedDate</w:t>
+      </w:r>
+      <w:proofErr w:type="spellEnd"/>
+      <w:r>
+        <w:rPr>
+          <w:lang w:val="en-GB"/>
+        </w:rPr>
+        <w:t>,</w:t>
+      </w:r>
+    </w:p>
+    <w:p>
+      <w:pPr>
+        <w:spacing w:after="0"/>
+        <w:rPr>
+          <w:lang w:val="en-GB"/>
+        </w:rPr>
+      </w:pPr>
+      <w:r>
+        <w:rPr>
+          <w:lang w:val="en-GB"/>
+        </w:rPr>
+        <w:t xml:space="preserve">                "&gt;=" =&gt; </w:t>
+      </w:r>
+      <w:proofErr w:type="spellStart"/>
+      <w:r>
+        <w:rPr>
+          <w:lang w:val="en-GB"/>
+        </w:rPr>
+        <w:t>actualDate</w:t>
+      </w:r>
+      <w:proofErr w:type="spellEnd"/>
+      <w:r>
+        <w:rPr>
+          <w:lang w:val="en-GB"/>
+        </w:rPr>
+        <w:t xml:space="preserve"> &gt;= </w:t>
+      </w:r>
+      <w:proofErr w:type="spellStart"/>
+      <w:r>
+        <w:rPr>
+          <w:lang w:val="en-GB"/>
+        </w:rPr>
+        <w:t>expectedDate</w:t>
+      </w:r>
+      <w:proofErr w:type="spellEnd"/>
+      <w:r>
+        <w:rPr>
+          <w:lang w:val="en-GB"/>
+        </w:rPr>
+        <w:t>,</w:t>
+      </w:r>
+    </w:p>
+    <w:p>
+      <w:pPr>
+        <w:spacing w:after="0"/>
+        <w:rPr>
+          <w:lang w:val="en-GB"/>
+        </w:rPr>
+      </w:pPr>
+      <w:r>
+        <w:rPr>
+          <w:lang w:val="en-GB"/>
+        </w:rPr>
+        <w:t xml:space="preserve">                "&lt;=" =&gt; </w:t>
+      </w:r>
+      <w:proofErr w:type="spellStart"/>
+      <w:r>
+        <w:rPr>
+          <w:lang w:val="en-GB"/>
+        </w:rPr>
+        <w:t>actualDate</w:t>
+      </w:r>
+      <w:proofErr w:type="spellEnd"/>
+      <w:r>
+        <w:rPr>
+          <w:lang w:val="en-GB"/>
+        </w:rPr>
+        <w:t xml:space="preserve"> &lt;= </w:t>
+      </w:r>
+      <w:proofErr w:type="spellStart"/>
+      <w:r>
+        <w:rPr>
+          <w:lang w:val="en-GB"/>
+        </w:rPr>
+        <w:t>expectedDate</w:t>
+      </w:r>
+      <w:proofErr w:type="spellEnd"/>
+      <w:r>
+        <w:rPr>
+          <w:lang w:val="en-GB"/>
+        </w:rPr>
+        <w:t>,</w:t>
+      </w:r>
+    </w:p>
+    <w:p>
+      <w:pPr>
+        <w:spacing w:after="0"/>
+        <w:rPr>
+          <w:lang w:val="en-GB"/>
+        </w:rPr>
+      </w:pPr>
+      <w:r>
+        <w:rPr>
+          <w:lang w:val="en-GB"/>
+        </w:rPr>
+        <w:t xml:space="preserve">                "=" =&gt; </w:t>
+      </w:r>
+      <w:proofErr w:type="spellStart"/>
+      <w:r>
+        <w:rPr>
+          <w:lang w:val="en-GB"/>
+        </w:rPr>
+        <w:t>actualDate</w:t>
+      </w:r>
+      <w:proofErr w:type="spellEnd"/>
+      <w:r>
+        <w:rPr>
+          <w:lang w:val="en-GB"/>
+        </w:rPr>
+        <w:t xml:space="preserve"> == </w:t>
+      </w:r>
+      <w:proofErr w:type="spellStart"/>
+      <w:r>
+        <w:rPr>
+          <w:lang w:val="en-GB"/>
+        </w:rPr>
+        <w:t>expectedDate</w:t>
+      </w:r>
+      <w:proofErr w:type="spellEnd"/>
+      <w:r>
+        <w:rPr>
+          <w:lang w:val="en-GB"/>
+        </w:rPr>
+        <w:t>,</w:t>
+      </w:r>
+    </w:p>
+    <w:p>
+      <w:pPr>
+        <w:spacing w:after="0"/>
+        <w:rPr>
+          <w:lang w:val="en-GB"/>
+        </w:rPr>
+      </w:pPr>
+      <w:r>
+        <w:rPr>
+          <w:lang w:val="en-GB"/>
+        </w:rPr>
+        <w:t xml:space="preserve">                </w:t>
+      </w:r>
+      <w:proofErr w:type="gramStart"/>
+      <w:r>
+        <w:rPr>
+          <w:lang w:val="en-GB"/>
+        </w:rPr>
+        <w:t>"!=</w:t>
+      </w:r>
+      <w:proofErr w:type="gramEnd"/>
+      <w:r>
+        <w:rPr>
+          <w:lang w:val="en-GB"/>
+        </w:rPr>
+        <w:t xml:space="preserve">" =&gt; </w:t>
+      </w:r>
+      <w:proofErr w:type="spellStart"/>
+      <w:proofErr w:type="gramStart"/>
+      <w:r>
+        <w:rPr>
+          <w:lang w:val="en-GB"/>
+        </w:rPr>
+        <w:t>actualDate</w:t>
+      </w:r>
+      <w:proofErr w:type="spellEnd"/>
+      <w:r>
+        <w:rPr>
+          <w:lang w:val="en-GB"/>
+        </w:rPr>
+        <w:t xml:space="preserve"> !</w:t>
+      </w:r>
+      <w:proofErr w:type="gramEnd"/>
+      <w:r>
+        <w:rPr>
+          <w:lang w:val="en-GB"/>
+        </w:rPr>
+        <w:t xml:space="preserve">= </w:t>
+      </w:r>
+      <w:proofErr w:type="spellStart"/>
+      <w:r>
+        <w:rPr>
+          <w:lang w:val="en-GB"/>
+        </w:rPr>
+        <w:t>expectedDate</w:t>
+      </w:r>
+      <w:proofErr w:type="spellEnd"/>
+      <w:r>
+        <w:rPr>
+          <w:lang w:val="en-GB"/>
+        </w:rPr>
+        <w:t>,</w:t>
+      </w:r>
+    </w:p>
+    <w:p>
+      <w:pPr>
+        <w:spacing w:after="0"/>
+        <w:rPr>
+          <w:lang w:val="en-GB"/>
+        </w:rPr>
+      </w:pPr>
+      <w:r>
+        <w:rPr>
+          <w:lang w:val="en-GB"/>
+        </w:rPr>
+        <w:t xml:space="preserve">                _ =&gt; false</w:t>
+      </w:r>
+    </w:p>
+    <w:p>
+      <w:pPr>
+        <w:spacing w:after="0"/>
+        <w:rPr>
+          <w:lang w:val="en-GB"/>
+        </w:rPr>
+      </w:pPr>
+      <w:r>
+        <w:rPr>
+          <w:lang w:val="en-GB"/>
+        </w:rPr>
+        <w:t xml:space="preserve">            </w:t>
+      </w:r>
+      <w:proofErr w:type="gramStart"/>
+      <w:r>
+        <w:rPr>
+          <w:lang w:val="en-GB"/>
+        </w:rPr>
+        <w:t>};</w:t>
+      </w:r>
+      <w:proofErr w:type="gramEnd"/>
+    </w:p>
+    <w:p>
+      <w:pPr>
+        <w:spacing w:after="0"/>
+        <w:rPr>
+          <w:lang w:val="en-GB"/>
+        </w:rPr>
+      </w:pPr>
+      <w:r>
+        <w:rPr>
+          <w:lang w:val="en-GB"/>
+        </w:rPr>
+        <w:t xml:space="preserve">        }</w:t>
+      </w:r>
+    </w:p>
+    <w:p>
+      <w:pPr>
+        <w:spacing w:after="0"/>
+        <w:rPr>
+          <w:lang w:val="en-GB"/>
+        </w:rPr>
+      </w:pPr>
+    </w:p>
+    <w:p>
+      <w:pPr>
+        <w:spacing w:after="0"/>
+        <w:rPr>
+          <w:lang w:val="en-GB"/>
+        </w:rPr>
+      </w:pPr>
+      <w:r>
+        <w:rPr>
+          <w:lang w:val="en-GB"/>
+        </w:rPr>
+        <w:t xml:space="preserve">        // ============================================</w:t>
+      </w:r>
+    </w:p>
+    <w:p>
+      <w:pPr>
+        <w:spacing w:after="0"/>
+        <w:rPr>
+          <w:lang w:val="en-GB"/>
+        </w:rPr>
+      </w:pPr>
+      <w:r>
+        <w:rPr>
+          <w:lang w:val="en-GB"/>
+        </w:rPr>
+        <w:t xml:space="preserve">        // </w:t>
+      </w:r>
+      <w:r>
+        <w:rPr>
+          <w:rFonts w:ascii="Segoe UI Emoji" w:hAnsi="Segoe UI Emoji" w:cs="Segoe UI Emoji"/>
+          <w:lang w:val="en-GB"/>
+        </w:rPr>
+        <w:t>✅</w:t>
+      </w:r>
+      <w:r>
+        <w:rPr>
+          <w:lang w:val="en-GB"/>
+        </w:rPr>
+        <w:t xml:space="preserve"> NUMERIC COMPARISON</w:t>
+      </w:r>
+    </w:p>
+    <w:p>
+      <w:pPr>
+        <w:spacing w:after="0"/>
+        <w:rPr>
+          <w:lang w:val="en-GB"/>
+        </w:rPr>
+      </w:pPr>
+      <w:r>
+        <w:rPr>
+          <w:lang w:val="en-GB"/>
+        </w:rPr>
+        <w:t xml:space="preserve">        // ============================================</w:t>
+      </w:r>
+    </w:p>
+    <w:p>
+      <w:pPr>
+        <w:spacing w:after="0"/>
+        <w:rPr>
+          <w:lang w:val="en-GB"/>
+        </w:rPr>
+      </w:pPr>
+      <w:r>
+        <w:rPr>
+          <w:lang w:val="en-GB"/>
+        </w:rPr>
+        <w:t xml:space="preserve">        if (</w:t>
+      </w:r>
+      <w:proofErr w:type="spellStart"/>
+      <w:r>
+        <w:rPr>
+          <w:lang w:val="en-GB"/>
+        </w:rPr>
+        <w:t>isNumeric</w:t>
+      </w:r>
+      <w:proofErr w:type="spellEnd"/>
+      <w:r>
+        <w:rPr>
+          <w:lang w:val="en-GB"/>
+        </w:rPr>
+        <w:t>)</w:t>
+      </w:r>
+    </w:p>
+    <w:p>
+      <w:pPr>
+        <w:spacing w:after="0"/>
+        <w:rPr>
+          <w:lang w:val="en-GB"/>
+        </w:rPr>
+      </w:pPr>
+      <w:r>
+        <w:rPr>
+          <w:lang w:val="en-GB"/>
+        </w:rPr>
+        <w:t xml:space="preserve">        {</w:t>
+      </w:r>
+    </w:p>
+    <w:p>
+      <w:pPr>
+        <w:spacing w:after="0"/>
+        <w:rPr>
+          <w:lang w:val="en-GB"/>
+        </w:rPr>
+      </w:pPr>
+      <w:r>
+        <w:rPr>
+          <w:lang w:val="en-GB"/>
+        </w:rPr>
+        <w:t xml:space="preserve">            return </w:t>
+      </w:r>
+      <w:proofErr w:type="spellStart"/>
+      <w:r>
+        <w:rPr>
+          <w:lang w:val="en-GB"/>
+        </w:rPr>
+        <w:t>op</w:t>
+      </w:r>
+      <w:proofErr w:type="spellEnd"/>
+      <w:r>
+        <w:rPr>
+          <w:lang w:val="en-GB"/>
+        </w:rPr>
+        <w:t xml:space="preserve"> switch</w:t>
+      </w:r>
+    </w:p>
+    <w:p>
+      <w:pPr>
+        <w:spacing w:after="0"/>
+        <w:rPr>
+          <w:lang w:val="en-GB"/>
+        </w:rPr>
+      </w:pPr>
+      <w:r>
+        <w:rPr>
+          <w:lang w:val="en-GB"/>
+        </w:rPr>
+        <w:t xml:space="preserve">            {</w:t>
+      </w:r>
+    </w:p>
+    <w:p>
+      <w:pPr>
+        <w:spacing w:after="0"/>
+        <w:rPr>
+          <w:lang w:val="en-GB"/>
+        </w:rPr>
+      </w:pPr>
+      <w:r>
+        <w:rPr>
+          <w:lang w:val="en-GB"/>
+        </w:rPr>
+        <w:t xml:space="preserve">                "&gt;" =&gt; </w:t>
+      </w:r>
+      <w:proofErr w:type="spellStart"/>
+      <w:r>
+        <w:rPr>
+          <w:lang w:val="en-GB"/>
+        </w:rPr>
+        <w:t>actualNumber</w:t>
+      </w:r>
+      <w:proofErr w:type="spellEnd"/>
+      <w:r>
+        <w:rPr>
+          <w:lang w:val="en-GB"/>
+        </w:rPr>
+        <w:t xml:space="preserve"> &gt; </w:t>
+      </w:r>
+      <w:proofErr w:type="spellStart"/>
+      <w:r>
+        <w:rPr>
+          <w:lang w:val="en-GB"/>
+        </w:rPr>
+        <w:t>expectedNumber</w:t>
+      </w:r>
+      <w:proofErr w:type="spellEnd"/>
+      <w:r>
+        <w:rPr>
+          <w:lang w:val="en-GB"/>
+        </w:rPr>
+        <w:t>,</w:t>
+      </w:r>
+    </w:p>
+    <w:p>
+      <w:pPr>
+        <w:spacing w:after="0"/>
+        <w:rPr>
+          <w:lang w:val="en-GB"/>
+        </w:rPr>
+      </w:pPr>
+      <w:r>
+        <w:rPr>
+          <w:lang w:val="en-GB"/>
+        </w:rPr>
+        <w:t xml:space="preserve">                "&lt;" =&gt; </w:t>
+      </w:r>
+      <w:proofErr w:type="spellStart"/>
+      <w:r>
+        <w:rPr>
+          <w:lang w:val="en-GB"/>
+        </w:rPr>
+        <w:t>actualNumber</w:t>
+      </w:r>
+      <w:proofErr w:type="spellEnd"/>
+      <w:r>
+        <w:rPr>
+          <w:lang w:val="en-GB"/>
+        </w:rPr>
+        <w:t xml:space="preserve"> &lt; </w:t>
+      </w:r>
+      <w:proofErr w:type="spellStart"/>
+      <w:r>
+        <w:rPr>
+          <w:lang w:val="en-GB"/>
+        </w:rPr>
+        <w:t>expectedNumber</w:t>
+      </w:r>
+      <w:proofErr w:type="spellEnd"/>
+      <w:r>
+        <w:rPr>
+          <w:lang w:val="en-GB"/>
+        </w:rPr>
+        <w:t>,</w:t>
+      </w:r>
+    </w:p>
+    <w:p>
+      <w:pPr>
+        <w:spacing w:after="0"/>
+        <w:rPr>
+          <w:lang w:val="en-GB"/>
+        </w:rPr>
+      </w:pPr>
+      <w:r>
+        <w:rPr>
+          <w:lang w:val="en-GB"/>
+        </w:rPr>
+        <w:t xml:space="preserve">                "&gt;=" =&gt; </w:t>
+      </w:r>
+      <w:proofErr w:type="spellStart"/>
+      <w:r>
+        <w:rPr>
+          <w:lang w:val="en-GB"/>
+        </w:rPr>
+        <w:t>actualNumber</w:t>
+      </w:r>
+      <w:proofErr w:type="spellEnd"/>
+      <w:r>
+        <w:rPr>
+          <w:lang w:val="en-GB"/>
+        </w:rPr>
+        <w:t xml:space="preserve"> &gt;= </w:t>
+      </w:r>
+      <w:proofErr w:type="spellStart"/>
+      <w:r>
+        <w:rPr>
+          <w:lang w:val="en-GB"/>
+        </w:rPr>
+        <w:t>expectedNumber</w:t>
+      </w:r>
+      <w:proofErr w:type="spellEnd"/>
+      <w:r>
+        <w:rPr>
+          <w:lang w:val="en-GB"/>
+        </w:rPr>
+        <w:t>,</w:t>
+      </w:r>
+    </w:p>
+    <w:p>
+      <w:pPr>
+        <w:spacing w:after="0"/>
+        <w:rPr>
+          <w:lang w:val="en-GB"/>
+        </w:rPr>
+      </w:pPr>
+      <w:r>
+        <w:rPr>
+          <w:lang w:val="en-GB"/>
+        </w:rPr>
+        <w:t xml:space="preserve">                "&lt;=" =&gt; </w:t>
+      </w:r>
+      <w:proofErr w:type="spellStart"/>
+      <w:r>
+        <w:rPr>
+          <w:lang w:val="en-GB"/>
+        </w:rPr>
+        <w:t>actualNumber</w:t>
+      </w:r>
+      <w:proofErr w:type="spellEnd"/>
+      <w:r>
+        <w:rPr>
+          <w:lang w:val="en-GB"/>
+        </w:rPr>
+        <w:t xml:space="preserve"> &lt;= </w:t>
+      </w:r>
+      <w:proofErr w:type="spellStart"/>
+      <w:r>
+        <w:rPr>
+          <w:lang w:val="en-GB"/>
+        </w:rPr>
+        <w:t>expectedNumber</w:t>
+      </w:r>
+      <w:proofErr w:type="spellEnd"/>
+      <w:r>
+        <w:rPr>
+          <w:lang w:val="en-GB"/>
+        </w:rPr>
+        <w:t>,</w:t>
+      </w:r>
+    </w:p>
+    <w:p>
+      <w:pPr>
+        <w:spacing w:after="0"/>
+        <w:rPr>
+          <w:lang w:val="en-GB"/>
+        </w:rPr>
+      </w:pPr>
+      <w:r>
+        <w:rPr>
+          <w:lang w:val="en-GB"/>
+        </w:rPr>
+        <w:lastRenderedPageBreak/>
+        <w:t xml:space="preserve">                "=" =&gt; </w:t>
+      </w:r>
+      <w:proofErr w:type="spellStart"/>
+      <w:r>
+        <w:rPr>
+          <w:lang w:val="en-GB"/>
+        </w:rPr>
+        <w:t>actualNumber</w:t>
+      </w:r>
+      <w:proofErr w:type="spellEnd"/>
+      <w:r>
+        <w:rPr>
+          <w:lang w:val="en-GB"/>
+        </w:rPr>
+        <w:t xml:space="preserve"> == </w:t>
+      </w:r>
+      <w:proofErr w:type="spellStart"/>
+      <w:r>
+        <w:rPr>
+          <w:lang w:val="en-GB"/>
+        </w:rPr>
+        <w:t>expectedNumber</w:t>
+      </w:r>
+      <w:proofErr w:type="spellEnd"/>
+      <w:r>
+        <w:rPr>
+          <w:lang w:val="en-GB"/>
+        </w:rPr>
+        <w:t>,</w:t>
+      </w:r>
+    </w:p>
+    <w:p>
+      <w:pPr>
+        <w:spacing w:after="0"/>
+        <w:rPr>
+          <w:lang w:val="en-GB"/>
+        </w:rPr>
+      </w:pPr>
+      <w:r>
+        <w:rPr>
+          <w:lang w:val="en-GB"/>
+        </w:rPr>
+        <w:t xml:space="preserve">                </w:t>
+      </w:r>
+      <w:proofErr w:type="gramStart"/>
+      <w:r>
+        <w:rPr>
+          <w:lang w:val="en-GB"/>
+        </w:rPr>
+        <w:t>"!=</w:t>
+      </w:r>
+      <w:proofErr w:type="gramEnd"/>
+      <w:r>
+        <w:rPr>
+          <w:lang w:val="en-GB"/>
+        </w:rPr>
+        <w:t xml:space="preserve">" =&gt; </w:t>
+      </w:r>
+      <w:proofErr w:type="spellStart"/>
+      <w:proofErr w:type="gramStart"/>
+      <w:r>
+        <w:rPr>
+          <w:lang w:val="en-GB"/>
+        </w:rPr>
+        <w:t>actualNumber</w:t>
+      </w:r>
+      <w:proofErr w:type="spellEnd"/>
+      <w:r>
+        <w:rPr>
+          <w:lang w:val="en-GB"/>
+        </w:rPr>
+        <w:t xml:space="preserve"> !</w:t>
+      </w:r>
+      <w:proofErr w:type="gramEnd"/>
+      <w:r>
+        <w:rPr>
+          <w:lang w:val="en-GB"/>
+        </w:rPr>
+        <w:t xml:space="preserve">= </w:t>
+      </w:r>
+      <w:proofErr w:type="spellStart"/>
+      <w:r>
+        <w:rPr>
+          <w:lang w:val="en-GB"/>
+        </w:rPr>
+        <w:t>expectedNumber</w:t>
+      </w:r>
+      <w:proofErr w:type="spellEnd"/>
+      <w:r>
+        <w:rPr>
+          <w:lang w:val="en-GB"/>
+        </w:rPr>
+        <w:t>,</w:t>
+      </w:r>
+    </w:p>
+    <w:p>
+      <w:pPr>
+        <w:spacing w:after="0"/>
+        <w:rPr>
+          <w:lang w:val="en-GB"/>
+        </w:rPr>
+      </w:pPr>
+      <w:r>
+        <w:rPr>
+          <w:lang w:val="en-GB"/>
+        </w:rPr>
+        <w:t xml:space="preserve">                _ =&gt; false</w:t>
+      </w:r>
+    </w:p>
+    <w:p>
+      <w:pPr>
+        <w:spacing w:after="0"/>
+        <w:rPr>
+          <w:lang w:val="en-GB"/>
+        </w:rPr>
+      </w:pPr>
+      <w:r>
+        <w:rPr>
+          <w:lang w:val="en-GB"/>
+        </w:rPr>
+        <w:t xml:space="preserve">            </w:t>
+      </w:r>
+      <w:proofErr w:type="gramStart"/>
+      <w:r>
+        <w:rPr>
+          <w:lang w:val="en-GB"/>
+        </w:rPr>
+        <w:t>};</w:t>
+      </w:r>
+      <w:proofErr w:type="gramEnd"/>
+    </w:p>
+    <w:p>
+      <w:pPr>
+        <w:spacing w:after="0"/>
+        <w:rPr>
+          <w:lang w:val="en-GB"/>
+        </w:rPr>
+      </w:pPr>
+      <w:r>
+        <w:rPr>
+          <w:lang w:val="en-GB"/>
+        </w:rPr>
+        <w:t xml:space="preserve">        }</w:t>
+      </w:r>
+    </w:p>
+    <w:p>
+      <w:pPr>
+        <w:spacing w:after="0"/>
+        <w:rPr>
+          <w:lang w:val="en-GB"/>
+        </w:rPr>
+      </w:pPr>
+    </w:p>
+    <w:p>
+      <w:pPr>
+        <w:spacing w:after="0"/>
+        <w:rPr>
+          <w:lang w:val="en-GB"/>
+        </w:rPr>
+      </w:pPr>
+      <w:r>
+        <w:rPr>
+          <w:lang w:val="en-GB"/>
+        </w:rPr>
+        <w:t xml:space="preserve">        // ============================================</w:t>
+      </w:r>
+    </w:p>
+    <w:p>
+      <w:pPr>
+        <w:spacing w:after="0"/>
+        <w:rPr>
+          <w:lang w:val="en-GB"/>
+        </w:rPr>
+      </w:pPr>
+      <w:r>
+        <w:rPr>
+          <w:lang w:val="en-GB"/>
+        </w:rPr>
+        <w:t xml:space="preserve">        // </w:t>
+      </w:r>
+      <w:r>
+        <w:rPr>
+          <w:rFonts w:ascii="Segoe UI Emoji" w:hAnsi="Segoe UI Emoji" w:cs="Segoe UI Emoji"/>
+          <w:lang w:val="en-GB"/>
+        </w:rPr>
+        <w:t>✅</w:t>
+      </w:r>
+      <w:r>
+        <w:rPr>
+          <w:lang w:val="en-GB"/>
+        </w:rPr>
+        <w:t xml:space="preserve"> STRING COMPARISON</w:t>
+      </w:r>
+    </w:p>
+    <w:p>
+      <w:pPr>
+        <w:spacing w:after="0"/>
+        <w:rPr>
+          <w:lang w:val="en-GB"/>
+        </w:rPr>
+      </w:pPr>
+      <w:r>
+        <w:rPr>
+          <w:lang w:val="en-GB"/>
+        </w:rPr>
+        <w:t xml:space="preserve">        // ============================================</w:t>
+      </w:r>
+    </w:p>
+    <w:p>
+      <w:pPr>
+        <w:spacing w:after="0"/>
+        <w:rPr>
+          <w:lang w:val="en-GB"/>
+        </w:rPr>
+      </w:pPr>
+      <w:r>
+        <w:rPr>
+          <w:lang w:val="en-GB"/>
+        </w:rPr>
+        <w:t xml:space="preserve">        return </w:t>
+      </w:r>
+      <w:proofErr w:type="spellStart"/>
+      <w:r>
+        <w:rPr>
+          <w:lang w:val="en-GB"/>
+        </w:rPr>
+        <w:t>op</w:t>
+      </w:r>
+      <w:proofErr w:type="spellEnd"/>
+      <w:r>
+        <w:rPr>
+          <w:lang w:val="en-GB"/>
+        </w:rPr>
+        <w:t xml:space="preserve"> switch</w:t>
+      </w:r>
+    </w:p>
+    <w:p>
+      <w:pPr>
+        <w:spacing w:after="0"/>
+        <w:rPr>
+          <w:lang w:val="en-GB"/>
+        </w:rPr>
+      </w:pPr>
+      <w:r>
+        <w:rPr>
+          <w:lang w:val="en-GB"/>
+        </w:rPr>
+        <w:t xml:space="preserve">        {</w:t>
+      </w:r>
+    </w:p>
+    <w:p>
+      <w:pPr>
+        <w:spacing w:after="0"/>
+        <w:rPr>
+          <w:lang w:val="en-GB"/>
+        </w:rPr>
+      </w:pPr>
+      <w:r>
+        <w:rPr>
+          <w:lang w:val="en-GB"/>
+        </w:rPr>
+        <w:t xml:space="preserve">            "=" =&gt; </w:t>
+      </w:r>
+      <w:proofErr w:type="spellStart"/>
+      <w:proofErr w:type="gramStart"/>
+      <w:r>
+        <w:rPr>
+          <w:lang w:val="en-GB"/>
+        </w:rPr>
+        <w:t>string.Equals</w:t>
+      </w:r>
+      <w:proofErr w:type="spellEnd"/>
+      <w:proofErr w:type="gramEnd"/>
+      <w:r>
+        <w:rPr>
+          <w:lang w:val="en-GB"/>
+        </w:rPr>
+        <w:t>(</w:t>
+      </w:r>
+      <w:proofErr w:type="spellStart"/>
+      <w:r>
+        <w:rPr>
+          <w:lang w:val="en-GB"/>
+        </w:rPr>
+        <w:t>actualString</w:t>
+      </w:r>
+      <w:proofErr w:type="spellEnd"/>
+      <w:r>
+        <w:rPr>
+          <w:lang w:val="en-GB"/>
+        </w:rPr>
+        <w:t xml:space="preserve">, </w:t>
+      </w:r>
+      <w:proofErr w:type="spellStart"/>
+      <w:r>
+        <w:rPr>
+          <w:lang w:val="en-GB"/>
+        </w:rPr>
+        <w:t>expectedString</w:t>
+      </w:r>
+      <w:proofErr w:type="spellEnd"/>
+      <w:r>
+        <w:rPr>
+          <w:lang w:val="en-GB"/>
+        </w:rPr>
+        <w:t xml:space="preserve">, </w:t>
+      </w:r>
+      <w:proofErr w:type="spellStart"/>
+      <w:r>
+        <w:rPr>
+          <w:lang w:val="en-GB"/>
+        </w:rPr>
+        <w:t>StringComparison.OrdinalIgnoreCase</w:t>
+      </w:r>
+      <w:proofErr w:type="spellEnd"/>
+      <w:r>
+        <w:rPr>
+          <w:lang w:val="en-GB"/>
+        </w:rPr>
+        <w:t>),</w:t>
+      </w:r>
+    </w:p>
+    <w:p>
+      <w:pPr>
+        <w:spacing w:after="0"/>
+        <w:rPr>
+          <w:lang w:val="en-GB"/>
+        </w:rPr>
+      </w:pPr>
+    </w:p>
+    <w:p>
+      <w:pPr>
+        <w:spacing w:after="0"/>
+        <w:rPr>
+          <w:lang w:val="en-GB"/>
+        </w:rPr>
+      </w:pPr>
+      <w:r>
+        <w:rPr>
+          <w:lang w:val="en-GB"/>
+        </w:rPr>
+        <w:t xml:space="preserve">            </w:t>
+      </w:r>
+      <w:proofErr w:type="gramStart"/>
+      <w:r>
+        <w:rPr>
+          <w:lang w:val="en-GB"/>
+        </w:rPr>
+        <w:t>"!=</w:t>
+      </w:r>
+      <w:proofErr w:type="gramEnd"/>
+      <w:r>
+        <w:rPr>
+          <w:lang w:val="en-GB"/>
+        </w:rPr>
+        <w:t>" =</w:t>
+      </w:r>
+      <w:proofErr w:type="gramStart"/>
+      <w:r>
+        <w:rPr>
+          <w:lang w:val="en-GB"/>
+        </w:rPr>
+        <w:t>&gt; !</w:t>
+      </w:r>
+      <w:proofErr w:type="spellStart"/>
+      <w:r>
+        <w:rPr>
+          <w:lang w:val="en-GB"/>
+        </w:rPr>
+        <w:t>string</w:t>
+      </w:r>
+      <w:proofErr w:type="gramEnd"/>
+      <w:r>
+        <w:rPr>
+          <w:lang w:val="en-GB"/>
+        </w:rPr>
+        <w:t>.</w:t>
+      </w:r>
+      <w:proofErr w:type="gramStart"/>
+      <w:r>
+        <w:rPr>
+          <w:lang w:val="en-GB"/>
+        </w:rPr>
+        <w:t>Equals</w:t>
+      </w:r>
+      <w:proofErr w:type="spellEnd"/>
+      <w:r>
+        <w:rPr>
+          <w:lang w:val="en-GB"/>
+        </w:rPr>
+        <w:t>(</w:t>
+      </w:r>
+      <w:proofErr w:type="spellStart"/>
+      <w:proofErr w:type="gramEnd"/>
+      <w:r>
+        <w:rPr>
+          <w:lang w:val="en-GB"/>
+        </w:rPr>
+        <w:t>actualString</w:t>
+      </w:r>
+      <w:proofErr w:type="spellEnd"/>
+      <w:r>
+        <w:rPr>
+          <w:lang w:val="en-GB"/>
+        </w:rPr>
+        <w:t xml:space="preserve">, </w:t>
+      </w:r>
+      <w:proofErr w:type="spellStart"/>
+      <w:r>
+        <w:rPr>
+          <w:lang w:val="en-GB"/>
+        </w:rPr>
+        <w:t>expectedString</w:t>
+      </w:r>
+      <w:proofErr w:type="spellEnd"/>
+      <w:r>
+        <w:rPr>
+          <w:lang w:val="en-GB"/>
+        </w:rPr>
+        <w:t xml:space="preserve">, </w:t>
+      </w:r>
+      <w:proofErr w:type="spellStart"/>
+      <w:r>
+        <w:rPr>
+          <w:lang w:val="en-GB"/>
+        </w:rPr>
+        <w:t>StringComparison.OrdinalIgnoreCase</w:t>
+      </w:r>
+      <w:proofErr w:type="spellEnd"/>
+      <w:r>
+        <w:rPr>
+          <w:lang w:val="en-GB"/>
+        </w:rPr>
+        <w:t>),</w:t>
+      </w:r>
+    </w:p>
+    <w:p>
+      <w:pPr>
+        <w:spacing w:after="0"/>
+        <w:rPr>
+          <w:lang w:val="en-GB"/>
+        </w:rPr>
+      </w:pPr>
+    </w:p>
+    <w:p>
+      <w:pPr>
+        <w:spacing w:after="0"/>
+        <w:rPr>
+          <w:lang w:val="en-GB"/>
+        </w:rPr>
+      </w:pPr>
+      <w:r>
+        <w:rPr>
+          <w:lang w:val="en-GB"/>
+        </w:rPr>
+        <w:t xml:space="preserve">            "contains" =&gt; </w:t>
+      </w:r>
+      <w:proofErr w:type="spellStart"/>
+      <w:r>
+        <w:rPr>
+          <w:lang w:val="en-GB"/>
+        </w:rPr>
+        <w:t>actualString.Contains</w:t>
+      </w:r>
+      <w:proofErr w:type="spellEnd"/>
+      <w:r>
+        <w:rPr>
+          <w:lang w:val="en-GB"/>
+        </w:rPr>
+        <w:t>(</w:t>
+      </w:r>
+      <w:proofErr w:type="spellStart"/>
+      <w:r>
+        <w:rPr>
+          <w:lang w:val="en-GB"/>
+        </w:rPr>
+        <w:t>expectedString</w:t>
+      </w:r>
+      <w:proofErr w:type="spellEnd"/>
+      <w:r>
+        <w:rPr>
+          <w:lang w:val="en-GB"/>
+        </w:rPr>
+        <w:t xml:space="preserve">, </w:t>
+      </w:r>
+      <w:proofErr w:type="spellStart"/>
+      <w:r>
+        <w:rPr>
+          <w:lang w:val="en-GB"/>
+        </w:rPr>
+        <w:t>StringComparison.OrdinalIgnoreCase</w:t>
+      </w:r>
+      <w:proofErr w:type="spellEnd"/>
+      <w:r>
+        <w:rPr>
+          <w:lang w:val="en-GB"/>
+        </w:rPr>
+        <w:t>),</w:t>
+      </w:r>
+    </w:p>
+    <w:p>
+      <w:pPr>
+        <w:spacing w:after="0"/>
+        <w:rPr>
+          <w:lang w:val="en-GB"/>
+        </w:rPr>
+      </w:pPr>
+    </w:p>
+    <w:p>
+      <w:pPr>
+        <w:spacing w:after="0"/>
+        <w:rPr>
+          <w:lang w:val="en-GB"/>
+        </w:rPr>
+      </w:pPr>
+      <w:r>
+        <w:rPr>
+          <w:lang w:val="en-GB"/>
+        </w:rPr>
+        <w:t xml:space="preserve">            "</w:t>
+      </w:r>
+      <w:proofErr w:type="spellStart"/>
+      <w:r>
+        <w:rPr>
+          <w:lang w:val="en-GB"/>
+        </w:rPr>
+        <w:t>startswith</w:t>
+      </w:r>
+      <w:proofErr w:type="spellEnd"/>
+      <w:r>
+        <w:rPr>
+          <w:lang w:val="en-GB"/>
+        </w:rPr>
+        <w:t xml:space="preserve">" =&gt; </w:t>
+      </w:r>
+      <w:proofErr w:type="spellStart"/>
+      <w:r>
+        <w:rPr>
+          <w:lang w:val="en-GB"/>
+        </w:rPr>
+        <w:t>actualString.StartsWith</w:t>
+      </w:r>
+      <w:proofErr w:type="spellEnd"/>
+      <w:r>
+        <w:rPr>
+          <w:lang w:val="en-GB"/>
+        </w:rPr>
+        <w:t>(</w:t>
+      </w:r>
+      <w:proofErr w:type="spellStart"/>
+      <w:r>
+        <w:rPr>
+          <w:lang w:val="en-GB"/>
+        </w:rPr>
+        <w:t>expectedString</w:t>
+      </w:r>
+      <w:proofErr w:type="spellEnd"/>
+      <w:r>
+        <w:rPr>
+          <w:lang w:val="en-GB"/>
+        </w:rPr>
+        <w:t xml:space="preserve">, </w:t>
+      </w:r>
+      <w:proofErr w:type="spellStart"/>
+      <w:r>
+        <w:rPr>
+          <w:lang w:val="en-GB"/>
+        </w:rPr>
+        <w:t>StringComparison.OrdinalIgnoreCase</w:t>
+      </w:r>
+      <w:proofErr w:type="spellEnd"/>
+      <w:r>
+        <w:rPr>
+          <w:lang w:val="en-GB"/>
+        </w:rPr>
+        <w:t>),</w:t>
+      </w:r>
+    </w:p>
+    <w:p>
+      <w:pPr>
+        <w:spacing w:after="0"/>
+        <w:rPr>
+          <w:lang w:val="en-GB"/>
+        </w:rPr>
+      </w:pPr>
+    </w:p>
+    <w:p>
+      <w:pPr>
+        <w:spacing w:after="0"/>
+        <w:rPr>
+          <w:lang w:val="en-GB"/>
+        </w:rPr>
+      </w:pPr>
+      <w:r>
+        <w:rPr>
+          <w:lang w:val="en-GB"/>
+        </w:rPr>
+        <w:t xml:space="preserve">            "</w:t>
+      </w:r>
+      <w:proofErr w:type="spellStart"/>
+      <w:r>
+        <w:rPr>
+          <w:lang w:val="en-GB"/>
+        </w:rPr>
+        <w:t>endswith</w:t>
+      </w:r>
+      <w:proofErr w:type="spellEnd"/>
+      <w:r>
+        <w:rPr>
+          <w:lang w:val="en-GB"/>
+        </w:rPr>
+        <w:t xml:space="preserve">" =&gt; </w:t>
+      </w:r>
+      <w:proofErr w:type="spellStart"/>
+      <w:r>
+        <w:rPr>
+          <w:lang w:val="en-GB"/>
+        </w:rPr>
+        <w:t>actualString.EndsWith</w:t>
+      </w:r>
+      <w:proofErr w:type="spellEnd"/>
+      <w:r>
+        <w:rPr>
+          <w:lang w:val="en-GB"/>
+        </w:rPr>
+        <w:t>(</w:t>
+      </w:r>
+      <w:proofErr w:type="spellStart"/>
+      <w:r>
+        <w:rPr>
+          <w:lang w:val="en-GB"/>
+        </w:rPr>
+        <w:t>expectedString</w:t>
+      </w:r>
+      <w:proofErr w:type="spellEnd"/>
+      <w:r>
+        <w:rPr>
+          <w:lang w:val="en-GB"/>
+        </w:rPr>
+        <w:t xml:space="preserve">, </w:t>
+      </w:r>
+      <w:proofErr w:type="spellStart"/>
+      <w:r>
+        <w:rPr>
+          <w:lang w:val="en-GB"/>
+        </w:rPr>
+        <w:t>StringComparison.OrdinalIgnoreCase</w:t>
+      </w:r>
+      <w:proofErr w:type="spellEnd"/>
+      <w:r>
+        <w:rPr>
+          <w:lang w:val="en-GB"/>
+        </w:rPr>
+        <w:t>),</w:t>
+      </w:r>
+    </w:p>
+    <w:p>
+      <w:pPr>
+        <w:spacing w:after="0"/>
+        <w:rPr>
+          <w:lang w:val="en-GB"/>
+        </w:rPr>
+      </w:pPr>
+    </w:p>
+    <w:p>
+      <w:pPr>
+        <w:spacing w:after="0"/>
+        <w:rPr>
+          <w:lang w:val="en-GB"/>
+        </w:rPr>
+      </w:pPr>
+      <w:r>
+        <w:rPr>
+          <w:lang w:val="en-GB"/>
+        </w:rPr>
+        <w:t xml:space="preserve">            _ =&gt; throw new </w:t>
+      </w:r>
+      <w:proofErr w:type="spellStart"/>
+      <w:proofErr w:type="gramStart"/>
+      <w:r>
+        <w:rPr>
+          <w:lang w:val="en-GB"/>
+        </w:rPr>
+        <w:t>NotSupportedException</w:t>
+      </w:r>
+      <w:proofErr w:type="spellEnd"/>
+      <w:r>
+        <w:rPr>
+          <w:lang w:val="en-GB"/>
+        </w:rPr>
+        <w:t>(</w:t>
+      </w:r>
+      <w:proofErr w:type="gramEnd"/>
+      <w:r>
+        <w:rPr>
+          <w:lang w:val="en-GB"/>
+        </w:rPr>
+        <w:t>$"Operator '{</w:t>
+      </w:r>
+      <w:proofErr w:type="spellStart"/>
+      <w:proofErr w:type="gramStart"/>
+      <w:r>
+        <w:rPr>
+          <w:lang w:val="en-GB"/>
+        </w:rPr>
+        <w:t>condition.Operator</w:t>
+      </w:r>
+      <w:proofErr w:type="spellEnd"/>
+      <w:proofErr w:type="gramEnd"/>
+      <w:r>
+        <w:rPr>
+          <w:lang w:val="en-GB"/>
+        </w:rPr>
+        <w:t>}' is not supported.")</w:t>
+      </w:r>
+    </w:p>
+    <w:p>
+      <w:pPr>
+        <w:spacing w:after="0"/>
+        <w:rPr>
+          <w:lang w:val="en-GB"/>
+        </w:rPr>
+      </w:pPr>
+      <w:r>
+        <w:rPr>
+          <w:lang w:val="en-GB"/>
+        </w:rPr>
+        <w:t xml:space="preserve">        </w:t>
+      </w:r>
+      <w:proofErr w:type="gramStart"/>
+      <w:r>
+        <w:rPr>
+          <w:lang w:val="en-GB"/>
+        </w:rPr>
+        <w:t>};</w:t>
+      </w:r>
+      <w:proofErr w:type="gramEnd"/>
+    </w:p>
+    <w:p>
+      <w:pPr>
+        <w:spacing w:after="0"/>
+        <w:rPr>
+          <w:lang w:val="en-GB"/>
+        </w:rPr>
+      </w:pPr>
+      <w:r>
+        <w:rPr>
+          <w:lang w:val="en-GB"/>
+        </w:rPr>
+        <w:t xml:space="preserve">    }</w:t>
+      </w:r>
+    </w:p>
+    <w:p>
+      <w:pPr>
+        <w:spacing w:after="0"/>
+        <w:rPr>
+          <w:lang w:val="en-GB"/>
+        </w:rPr>
+      </w:pPr>
+      <w:r>
+        <w:rPr>
+          <w:lang w:val="en-GB"/>
+        </w:rPr>
+        <w:t xml:space="preserve">    catch (Exception)</w:t>
+      </w:r>
+    </w:p>
+    <w:p>
+      <w:pPr>
+        <w:spacing w:after="0"/>
+        <w:rPr>
+          <w:lang w:val="en-GB"/>
+        </w:rPr>
+      </w:pPr>
+      <w:r>
+        <w:rPr>
+          <w:lang w:val="en-GB"/>
+        </w:rPr>
+        <w:t xml:space="preserve">    {</w:t>
+      </w:r>
+    </w:p>
+    <w:p>
+      <w:pPr>
+        <w:spacing w:after="0"/>
+        <w:rPr>
+          <w:lang w:val="en-GB"/>
+        </w:rPr>
+      </w:pPr>
+      <w:r>
+        <w:rPr>
+          <w:lang w:val="en-GB"/>
+        </w:rPr>
+        <w:t xml:space="preserve">        // TODO: log error in production</w:t>
+      </w:r>
+    </w:p>
+    <w:p>
+      <w:pPr>
+        <w:spacing w:after="0"/>
+        <w:rPr>
+          <w:lang w:val="en-GB"/>
+        </w:rPr>
+      </w:pPr>
+      <w:r>
+        <w:rPr>
+          <w:lang w:val="en-GB"/>
+        </w:rPr>
+        <w:t xml:space="preserve">        return </w:t>
+      </w:r>
+      <w:proofErr w:type="gramStart"/>
+      <w:r>
+        <w:rPr>
+          <w:lang w:val="en-GB"/>
+        </w:rPr>
+        <w:t>false;</w:t>
+      </w:r>
+      <w:proofErr w:type="gramEnd"/>
+    </w:p>
+    <w:p>
+      <w:pPr>
+        <w:spacing w:after="0"/>
+        <w:rPr>
+          <w:lang w:val="en-GB"/>
+        </w:rPr>
+      </w:pPr>
+      <w:r>
+        <w:rPr>
+          <w:lang w:val="en-GB"/>
+        </w:rPr>
+        <w:t xml:space="preserve">    }</w:t>
+      </w:r>
+    </w:p>
+    <w:p>
+      <w:pPr>
+        <w:spacing w:after="0"/>
+      </w:pPr>
+      <w:r>
+        <w:rPr>
+          <w:lang w:val="en-GB"/>
+        </w:rPr>
+        <w:t>}</w:t>
       </w:r>
     </w:p>
     <w:sectPr>

--- a/Documentation/AI Prompts/Vibe Coding - Workflow Configuration.docx
+++ b/Documentation/AI Prompts/Vibe Coding - Workflow Configuration.docx
@@ -23256,6 +23256,1203 @@
     <w:p>
       <w:pPr>
         <w:spacing w:after="0"/>
+        <w:rPr>
+          <w:lang w:val="en-GB"/>
+        </w:rPr>
+      </w:pPr>
+      <w:r>
+        <w:rPr>
+          <w:lang w:val="en-GB"/>
+        </w:rPr>
+        <w:t>}</w:t>
+      </w:r>
+    </w:p>
+    <w:p>
+      <w:pPr>
+        <w:rPr>
+          <w:lang w:val="en-GB"/>
+        </w:rPr>
+      </w:pPr>
+      <w:r>
+        <w:rPr>
+          <w:lang w:val="en-GB"/>
+        </w:rPr>
+        <w:br w:type="page"/>
+      </w:r>
+    </w:p>
+    <w:p>
+      <w:pPr>
+        <w:spacing w:after="0"/>
+        <w:rPr>
+          <w:b/>
+          <w:bCs/>
+          <w:color w:val="EE0000"/>
+          <w:u w:val="single"/>
+          <w:lang w:val="en-GB"/>
+        </w:rPr>
+      </w:pPr>
+      <w:r>
+        <w:rPr>
+          <w:b/>
+          <w:bCs/>
+          <w:color w:val="EE0000"/>
+          <w:u w:val="single"/>
+          <w:lang w:val="en-GB"/>
+        </w:rPr>
+        <w:lastRenderedPageBreak/>
+        <w:t>AI Prompt:</w:t>
+      </w:r>
+    </w:p>
+    <w:p>
+      <w:pPr>
+        <w:spacing w:after="0"/>
+        <w:rPr>
+          <w:lang w:val="en-GB"/>
+        </w:rPr>
+      </w:pPr>
+    </w:p>
+    <w:p>
+      <w:pPr>
+        <w:spacing w:after="0"/>
+        <w:rPr>
+          <w:lang w:val="en-GB"/>
+        </w:rPr>
+      </w:pPr>
+      <w:r>
+        <w:rPr>
+          <w:lang w:val="en-GB"/>
+        </w:rPr>
+        <w:t xml:space="preserve">The below code block throws an error that says: </w:t>
+      </w:r>
+    </w:p>
+    <w:p>
+      <w:pPr>
+        <w:spacing w:after="0"/>
+      </w:pPr>
+      <w:proofErr w:type="spellStart"/>
+      <w:r>
+        <w:rPr>
+          <w:b/>
+        </w:rPr>
+        <w:t>System.InvalidOperationException</w:t>
+      </w:r>
+      <w:proofErr w:type="spellEnd"/>
+      <w:r>
+        <w:rPr>
+          <w:b/>
+        </w:rPr>
+        <w:t>:</w:t>
+      </w:r>
+      <w:r>
+        <w:t xml:space="preserve"> 'The binary operator </w:t>
+      </w:r>
+      <w:proofErr w:type="spellStart"/>
+      <w:r>
+        <w:t>GreaterThan</w:t>
+      </w:r>
+      <w:proofErr w:type="spellEnd"/>
+      <w:r>
+        <w:t xml:space="preserve"> is not defined for the types '</w:t>
+      </w:r>
+      <w:proofErr w:type="spellStart"/>
+      <w:r>
+        <w:t>System.Object</w:t>
+      </w:r>
+      <w:proofErr w:type="spellEnd"/>
+      <w:r>
+        <w:t>' and 'System.Int32'.'</w:t>
+      </w:r>
+    </w:p>
+    <w:p>
+      <w:pPr>
+        <w:spacing w:after="0"/>
+        <w:rPr>
+          <w:lang w:val="en-GB"/>
+        </w:rPr>
+      </w:pPr>
+    </w:p>
+    <w:p>
+      <w:pPr>
+        <w:spacing w:after="0"/>
+        <w:rPr>
+          <w:lang w:val="en-GB"/>
+        </w:rPr>
+      </w:pPr>
+      <w:r>
+        <w:rPr>
+          <w:lang w:val="en-GB"/>
+        </w:rPr>
+        <w:t xml:space="preserve">Note the calling the </w:t>
+      </w:r>
+      <w:proofErr w:type="spellStart"/>
+      <w:proofErr w:type="gramStart"/>
+      <w:r>
+        <w:rPr>
+          <w:lang w:val="en-GB"/>
+        </w:rPr>
+        <w:t>NormalizeExpression</w:t>
+      </w:r>
+      <w:proofErr w:type="spellEnd"/>
+      <w:r>
+        <w:rPr>
+          <w:lang w:val="en-GB"/>
+        </w:rPr>
+        <w:t>(</w:t>
+      </w:r>
+      <w:proofErr w:type="gramEnd"/>
+      <w:r>
+        <w:rPr>
+          <w:lang w:val="en-GB"/>
+        </w:rPr>
+        <w:t>) method returns the following expression output:</w:t>
+      </w:r>
+    </w:p>
+    <w:p>
+      <w:pPr>
+        <w:spacing w:after="0"/>
+        <w:rPr>
+          <w:lang w:val="en-GB"/>
+        </w:rPr>
+      </w:pPr>
+      <w:r>
+        <w:rPr>
+          <w:lang w:val="en-GB"/>
+        </w:rPr>
+        <w:t>"</w:t>
+      </w:r>
+      <w:proofErr w:type="spellStart"/>
+      <w:r>
+        <w:rPr>
+          <w:lang w:val="en-GB"/>
+        </w:rPr>
+        <w:t>LeaveType</w:t>
+      </w:r>
+      <w:proofErr w:type="spellEnd"/>
+      <w:r>
+        <w:rPr>
+          <w:lang w:val="en-GB"/>
+        </w:rPr>
+        <w:t xml:space="preserve"> == \"AL\" &amp;&amp; </w:t>
+      </w:r>
+      <w:proofErr w:type="spellStart"/>
+      <w:r>
+        <w:rPr>
+          <w:lang w:val="en-GB"/>
+        </w:rPr>
+        <w:t>LeaveDuration</w:t>
+      </w:r>
+      <w:proofErr w:type="spellEnd"/>
+      <w:r>
+        <w:rPr>
+          <w:lang w:val="en-GB"/>
+        </w:rPr>
+        <w:t xml:space="preserve"> &gt; 15"</w:t>
+      </w:r>
+    </w:p>
+    <w:p>
+      <w:pPr>
+        <w:spacing w:after="0"/>
+        <w:rPr>
+          <w:lang w:val="en-GB"/>
+        </w:rPr>
+      </w:pPr>
+    </w:p>
+    <w:p>
+      <w:pPr>
+        <w:spacing w:after="0"/>
+        <w:rPr>
+          <w:lang w:val="en-GB"/>
+        </w:rPr>
+      </w:pPr>
+      <w:r>
+        <w:rPr>
+          <w:lang w:val="en-GB"/>
+        </w:rPr>
+        <w:t>Provide production-ready fix to resolve this issue.</w:t>
+      </w:r>
+    </w:p>
+    <w:p>
+      <w:pPr>
+        <w:spacing w:after="0"/>
+        <w:rPr>
+          <w:lang w:val="en-GB"/>
+        </w:rPr>
+      </w:pPr>
+    </w:p>
+    <w:p>
+      <w:pPr>
+        <w:spacing w:after="0"/>
+        <w:rPr>
+          <w:u w:val="single"/>
+          <w:lang w:val="en-GB"/>
+        </w:rPr>
+      </w:pPr>
+      <w:r>
+        <w:rPr>
+          <w:u w:val="single"/>
+          <w:lang w:val="en-GB"/>
+        </w:rPr>
+        <w:t>Code Block:</w:t>
+      </w:r>
+    </w:p>
+    <w:p>
+      <w:pPr>
+        <w:spacing w:after="0"/>
+        <w:rPr>
+          <w:lang w:val="en-GB"/>
+        </w:rPr>
+      </w:pPr>
+      <w:r>
+        <w:rPr>
+          <w:lang w:val="en-GB"/>
+        </w:rPr>
+        <w:t>// ============================================</w:t>
+      </w:r>
+    </w:p>
+    <w:p>
+      <w:pPr>
+        <w:spacing w:after="0"/>
+        <w:rPr>
+          <w:lang w:val="en-GB"/>
+        </w:rPr>
+      </w:pPr>
+      <w:r>
+        <w:rPr>
+          <w:lang w:val="en-GB"/>
+        </w:rPr>
+        <w:t xml:space="preserve">// </w:t>
+      </w:r>
+      <w:r>
+        <w:rPr>
+          <w:rFonts w:ascii="Segoe UI Emoji" w:hAnsi="Segoe UI Emoji" w:cs="Segoe UI Emoji"/>
+          <w:lang w:val="en-GB"/>
+        </w:rPr>
+        <w:t>✅</w:t>
+      </w:r>
+      <w:r>
+        <w:rPr>
+          <w:lang w:val="en-GB"/>
+        </w:rPr>
+        <w:t xml:space="preserve"> USE EXPRESSION FIRST (NEW ENGINE)</w:t>
+      </w:r>
+    </w:p>
+    <w:p>
+      <w:pPr>
+        <w:spacing w:after="0"/>
+        <w:rPr>
+          <w:lang w:val="en-GB"/>
+        </w:rPr>
+      </w:pPr>
+      <w:r>
+        <w:rPr>
+          <w:lang w:val="en-GB"/>
+        </w:rPr>
+        <w:t>// ============================================</w:t>
+      </w:r>
+    </w:p>
+    <w:p>
+      <w:pPr>
+        <w:spacing w:after="0"/>
+        <w:rPr>
+          <w:lang w:val="en-GB"/>
+        </w:rPr>
+      </w:pPr>
+      <w:r>
+        <w:rPr>
+          <w:lang w:val="en-GB"/>
+        </w:rPr>
+        <w:t xml:space="preserve">if </w:t>
+      </w:r>
+      <w:proofErr w:type="gramStart"/>
+      <w:r>
+        <w:rPr>
+          <w:lang w:val="en-GB"/>
+        </w:rPr>
+        <w:t>(!</w:t>
+      </w:r>
+      <w:proofErr w:type="spellStart"/>
+      <w:r>
+        <w:rPr>
+          <w:lang w:val="en-GB"/>
+        </w:rPr>
+        <w:t>string</w:t>
+      </w:r>
+      <w:proofErr w:type="gramEnd"/>
+      <w:r>
+        <w:rPr>
+          <w:lang w:val="en-GB"/>
+        </w:rPr>
+        <w:t>.IsNullOrWhiteSpace</w:t>
+      </w:r>
+      <w:proofErr w:type="spellEnd"/>
+      <w:r>
+        <w:rPr>
+          <w:lang w:val="en-GB"/>
+        </w:rPr>
+        <w:t>(</w:t>
+      </w:r>
+      <w:proofErr w:type="spellStart"/>
+      <w:proofErr w:type="gramStart"/>
+      <w:r>
+        <w:rPr>
+          <w:lang w:val="en-GB"/>
+        </w:rPr>
+        <w:t>condition.Expression</w:t>
+      </w:r>
+      <w:proofErr w:type="spellEnd"/>
+      <w:proofErr w:type="gramEnd"/>
+      <w:r>
+        <w:rPr>
+          <w:lang w:val="en-GB"/>
+        </w:rPr>
+        <w:t>))</w:t>
+      </w:r>
+    </w:p>
+    <w:p>
+      <w:pPr>
+        <w:spacing w:after="0"/>
+        <w:rPr>
+          <w:lang w:val="en-GB"/>
+        </w:rPr>
+      </w:pPr>
+      <w:r>
+        <w:rPr>
+          <w:lang w:val="en-GB"/>
+        </w:rPr>
+        <w:t>{</w:t>
+      </w:r>
+    </w:p>
+    <w:p>
+      <w:pPr>
+        <w:spacing w:after="0"/>
+        <w:rPr>
+          <w:lang w:val="en-GB"/>
+        </w:rPr>
+      </w:pPr>
+      <w:r>
+        <w:rPr>
+          <w:lang w:val="en-GB"/>
+        </w:rPr>
+        <w:t xml:space="preserve">    var normalized = </w:t>
+      </w:r>
+      <w:proofErr w:type="spellStart"/>
+      <w:r>
+        <w:rPr>
+          <w:lang w:val="en-GB"/>
+        </w:rPr>
+        <w:t>NormalizeExpression</w:t>
+      </w:r>
+      <w:proofErr w:type="spellEnd"/>
+      <w:r>
+        <w:rPr>
+          <w:lang w:val="en-GB"/>
+        </w:rPr>
+        <w:t>(</w:t>
+      </w:r>
+      <w:proofErr w:type="spellStart"/>
+      <w:proofErr w:type="gramStart"/>
+      <w:r>
+        <w:rPr>
+          <w:lang w:val="en-GB"/>
+        </w:rPr>
+        <w:t>condition.Expression</w:t>
+      </w:r>
+      <w:proofErr w:type="spellEnd"/>
+      <w:r>
+        <w:rPr>
+          <w:lang w:val="en-GB"/>
+        </w:rPr>
+        <w:t>);</w:t>
+      </w:r>
+      <w:proofErr w:type="gramEnd"/>
+    </w:p>
+    <w:p>
+      <w:pPr>
+        <w:spacing w:after="0"/>
+        <w:rPr>
+          <w:lang w:val="en-GB"/>
+        </w:rPr>
+      </w:pPr>
+    </w:p>
+    <w:p>
+      <w:pPr>
+        <w:spacing w:after="0"/>
+        <w:rPr>
+          <w:lang w:val="en-GB"/>
+        </w:rPr>
+      </w:pPr>
+      <w:r>
+        <w:rPr>
+          <w:lang w:val="en-GB"/>
+        </w:rPr>
+        <w:t xml:space="preserve">    if (</w:t>
+      </w:r>
+      <w:proofErr w:type="spellStart"/>
+      <w:proofErr w:type="gramStart"/>
+      <w:r>
+        <w:rPr>
+          <w:lang w:val="en-GB"/>
+        </w:rPr>
+        <w:t>string.IsNullOrWhiteSpace</w:t>
+      </w:r>
+      <w:proofErr w:type="spellEnd"/>
+      <w:proofErr w:type="gramEnd"/>
+      <w:r>
+        <w:rPr>
+          <w:lang w:val="en-GB"/>
+        </w:rPr>
+        <w:t>(normalized))</w:t>
+      </w:r>
+    </w:p>
+    <w:p>
+      <w:pPr>
+        <w:spacing w:after="0"/>
+        <w:rPr>
+          <w:lang w:val="en-GB"/>
+        </w:rPr>
+      </w:pPr>
+      <w:r>
+        <w:rPr>
+          <w:lang w:val="en-GB"/>
+        </w:rPr>
+        <w:t xml:space="preserve">        return </w:t>
+      </w:r>
+      <w:proofErr w:type="gramStart"/>
+      <w:r>
+        <w:rPr>
+          <w:lang w:val="en-GB"/>
+        </w:rPr>
+        <w:t>false;</w:t>
+      </w:r>
+      <w:proofErr w:type="gramEnd"/>
+    </w:p>
+    <w:p>
+      <w:pPr>
+        <w:spacing w:after="0"/>
+        <w:rPr>
+          <w:lang w:val="en-GB"/>
+        </w:rPr>
+      </w:pPr>
+    </w:p>
+    <w:p>
+      <w:pPr>
+        <w:spacing w:after="0"/>
+        <w:rPr>
+          <w:lang w:val="en-GB"/>
+        </w:rPr>
+      </w:pPr>
+      <w:r>
+        <w:rPr>
+          <w:lang w:val="en-GB"/>
+        </w:rPr>
+        <w:t xml:space="preserve">    // Convert single object → </w:t>
+      </w:r>
+      <w:proofErr w:type="spellStart"/>
+      <w:r>
+        <w:rPr>
+          <w:lang w:val="en-GB"/>
+        </w:rPr>
+        <w:t>IQueryable</w:t>
+      </w:r>
+      <w:proofErr w:type="spellEnd"/>
+    </w:p>
+    <w:p>
+      <w:pPr>
+        <w:spacing w:after="0"/>
+        <w:rPr>
+          <w:lang w:val="en-GB"/>
+        </w:rPr>
+      </w:pPr>
+      <w:r>
+        <w:rPr>
+          <w:lang w:val="en-GB"/>
+        </w:rPr>
+        <w:t xml:space="preserve">    var </w:t>
+      </w:r>
+      <w:proofErr w:type="spellStart"/>
+      <w:r>
+        <w:rPr>
+          <w:lang w:val="en-GB"/>
+        </w:rPr>
+        <w:t>queryable</w:t>
+      </w:r>
+      <w:proofErr w:type="spellEnd"/>
+      <w:r>
+        <w:rPr>
+          <w:lang w:val="en-GB"/>
+        </w:rPr>
+        <w:t xml:space="preserve"> = </w:t>
+      </w:r>
+      <w:proofErr w:type="gramStart"/>
+      <w:r>
+        <w:rPr>
+          <w:lang w:val="en-GB"/>
+        </w:rPr>
+        <w:t>new[</w:t>
+      </w:r>
+      <w:proofErr w:type="gramEnd"/>
+      <w:r>
+        <w:rPr>
+          <w:lang w:val="en-GB"/>
+        </w:rPr>
+        <w:t xml:space="preserve">] </w:t>
+      </w:r>
+      <w:proofErr w:type="gramStart"/>
+      <w:r>
+        <w:rPr>
+          <w:lang w:val="en-GB"/>
+        </w:rPr>
+        <w:t>{ entity</w:t>
+      </w:r>
+      <w:proofErr w:type="gramEnd"/>
+      <w:r>
+        <w:rPr>
+          <w:lang w:val="en-GB"/>
+        </w:rPr>
+        <w:t xml:space="preserve"> </w:t>
+      </w:r>
+      <w:proofErr w:type="gramStart"/>
+      <w:r>
+        <w:rPr>
+          <w:lang w:val="en-GB"/>
+        </w:rPr>
+        <w:t>}.</w:t>
+      </w:r>
+      <w:proofErr w:type="spellStart"/>
+      <w:r>
+        <w:rPr>
+          <w:lang w:val="en-GB"/>
+        </w:rPr>
+        <w:t>AsQueryable</w:t>
+      </w:r>
+      <w:proofErr w:type="spellEnd"/>
+      <w:proofErr w:type="gramEnd"/>
+      <w:r>
+        <w:rPr>
+          <w:lang w:val="en-GB"/>
+        </w:rPr>
+        <w:t>(</w:t>
+      </w:r>
+      <w:proofErr w:type="gramStart"/>
+      <w:r>
+        <w:rPr>
+          <w:lang w:val="en-GB"/>
+        </w:rPr>
+        <w:t>);</w:t>
+      </w:r>
+      <w:proofErr w:type="gramEnd"/>
+    </w:p>
+    <w:p>
+      <w:pPr>
+        <w:spacing w:after="0"/>
+        <w:rPr>
+          <w:lang w:val="en-GB"/>
+        </w:rPr>
+      </w:pPr>
+    </w:p>
+    <w:p>
+      <w:pPr>
+        <w:spacing w:after="0"/>
+        <w:rPr>
+          <w:lang w:val="en-GB"/>
+        </w:rPr>
+      </w:pPr>
+      <w:r>
+        <w:rPr>
+          <w:lang w:val="en-GB"/>
+        </w:rPr>
+        <w:t xml:space="preserve">    // Execute dynamic LINQ</w:t>
+      </w:r>
+    </w:p>
+    <w:p>
+      <w:pPr>
+        <w:spacing w:after="0"/>
+        <w:rPr>
+          <w:lang w:val="en-GB"/>
+        </w:rPr>
+      </w:pPr>
+      <w:r>
+        <w:rPr>
+          <w:lang w:val="en-GB"/>
+        </w:rPr>
+        <w:t xml:space="preserve">    return </w:t>
+      </w:r>
+      <w:proofErr w:type="spellStart"/>
+      <w:proofErr w:type="gramStart"/>
+      <w:r>
+        <w:rPr>
+          <w:lang w:val="en-GB"/>
+        </w:rPr>
+        <w:t>queryable.Any</w:t>
+      </w:r>
+      <w:proofErr w:type="spellEnd"/>
+      <w:proofErr w:type="gramEnd"/>
+      <w:r>
+        <w:rPr>
+          <w:lang w:val="en-GB"/>
+        </w:rPr>
+        <w:t>(normalized</w:t>
+      </w:r>
+      <w:proofErr w:type="gramStart"/>
+      <w:r>
+        <w:rPr>
+          <w:lang w:val="en-GB"/>
+        </w:rPr>
+        <w:t>);</w:t>
+      </w:r>
+      <w:proofErr w:type="gramEnd"/>
+    </w:p>
+    <w:p>
+      <w:pPr>
+        <w:spacing w:after="0"/>
+        <w:rPr>
+          <w:lang w:val="en-GB"/>
+        </w:rPr>
+      </w:pPr>
+      <w:r>
+        <w:rPr>
+          <w:lang w:val="en-GB"/>
+        </w:rPr>
+        <w:t>}</w:t>
+      </w:r>
+    </w:p>
+    <w:p>
+      <w:pPr>
+        <w:spacing w:after="0"/>
+        <w:rPr>
+          <w:lang w:val="en-GB"/>
+        </w:rPr>
+      </w:pPr>
+    </w:p>
+    <w:p>
+      <w:pPr>
+        <w:spacing w:after="0"/>
+        <w:rPr>
+          <w:lang w:val="en-GB"/>
+        </w:rPr>
+      </w:pPr>
+      <w:r>
+        <w:rPr>
+          <w:lang w:val="en-GB"/>
+        </w:rPr>
+        <w:t xml:space="preserve">private string </w:t>
+      </w:r>
+      <w:proofErr w:type="spellStart"/>
+      <w:proofErr w:type="gramStart"/>
+      <w:r>
+        <w:rPr>
+          <w:lang w:val="en-GB"/>
+        </w:rPr>
+        <w:t>NormalizeExpression</w:t>
+      </w:r>
+      <w:proofErr w:type="spellEnd"/>
+      <w:r>
+        <w:rPr>
+          <w:lang w:val="en-GB"/>
+        </w:rPr>
+        <w:t>(</w:t>
+      </w:r>
+      <w:proofErr w:type="gramEnd"/>
+      <w:r>
+        <w:rPr>
+          <w:lang w:val="en-GB"/>
+        </w:rPr>
+        <w:t>string expression)</w:t>
+      </w:r>
+    </w:p>
+    <w:p>
+      <w:pPr>
+        <w:spacing w:after="0"/>
+        <w:rPr>
+          <w:lang w:val="en-GB"/>
+        </w:rPr>
+      </w:pPr>
+      <w:r>
+        <w:rPr>
+          <w:lang w:val="en-GB"/>
+        </w:rPr>
+        <w:t>{</w:t>
+      </w:r>
+    </w:p>
+    <w:p>
+      <w:pPr>
+        <w:spacing w:after="0"/>
+        <w:rPr>
+          <w:lang w:val="en-GB"/>
+        </w:rPr>
+      </w:pPr>
+      <w:r>
+        <w:rPr>
+          <w:lang w:val="en-GB"/>
+        </w:rPr>
+        <w:t xml:space="preserve">    try</w:t>
+      </w:r>
+    </w:p>
+    <w:p>
+      <w:pPr>
+        <w:spacing w:after="0"/>
+        <w:rPr>
+          <w:lang w:val="en-GB"/>
+        </w:rPr>
+      </w:pPr>
+      <w:r>
+        <w:rPr>
+          <w:lang w:val="en-GB"/>
+        </w:rPr>
+        <w:t xml:space="preserve">    {</w:t>
+      </w:r>
+    </w:p>
+    <w:p>
+      <w:pPr>
+        <w:spacing w:after="0"/>
+        <w:rPr>
+          <w:lang w:val="en-GB"/>
+        </w:rPr>
+      </w:pPr>
+      <w:r>
+        <w:rPr>
+          <w:lang w:val="en-GB"/>
+        </w:rPr>
+        <w:t xml:space="preserve">        if (</w:t>
+      </w:r>
+      <w:proofErr w:type="spellStart"/>
+      <w:proofErr w:type="gramStart"/>
+      <w:r>
+        <w:rPr>
+          <w:lang w:val="en-GB"/>
+        </w:rPr>
+        <w:t>string.IsNullOrWhiteSpace</w:t>
+      </w:r>
+      <w:proofErr w:type="spellEnd"/>
+      <w:proofErr w:type="gramEnd"/>
+      <w:r>
+        <w:rPr>
+          <w:lang w:val="en-GB"/>
+        </w:rPr>
+        <w:t>(expression))</w:t>
+      </w:r>
+    </w:p>
+    <w:p>
+      <w:pPr>
+        <w:spacing w:after="0"/>
+        <w:rPr>
+          <w:lang w:val="en-GB"/>
+        </w:rPr>
+      </w:pPr>
+      <w:r>
+        <w:rPr>
+          <w:lang w:val="en-GB"/>
+        </w:rPr>
+        <w:t xml:space="preserve">            return </w:t>
+      </w:r>
+      <w:proofErr w:type="gramStart"/>
+      <w:r>
+        <w:rPr>
+          <w:lang w:val="en-GB"/>
+        </w:rPr>
+        <w:t>expression;</w:t>
+      </w:r>
+      <w:proofErr w:type="gramEnd"/>
+    </w:p>
+    <w:p>
+      <w:pPr>
+        <w:spacing w:after="0"/>
+        <w:rPr>
+          <w:lang w:val="en-GB"/>
+        </w:rPr>
+      </w:pPr>
+    </w:p>
+    <w:p>
+      <w:pPr>
+        <w:spacing w:after="0"/>
+        <w:rPr>
+          <w:lang w:val="en-GB"/>
+        </w:rPr>
+      </w:pPr>
+      <w:r>
+        <w:rPr>
+          <w:lang w:val="en-GB"/>
+        </w:rPr>
+        <w:t xml:space="preserve">        // Convert SQL-style to C# style</w:t>
+      </w:r>
+    </w:p>
+    <w:p>
+      <w:pPr>
+        <w:spacing w:after="0"/>
+        <w:rPr>
+          <w:lang w:val="en-GB"/>
+        </w:rPr>
+      </w:pPr>
+      <w:r>
+        <w:rPr>
+          <w:lang w:val="en-GB"/>
+        </w:rPr>
+        <w:t xml:space="preserve">        expression = </w:t>
+      </w:r>
+      <w:proofErr w:type="spellStart"/>
+      <w:r>
+        <w:rPr>
+          <w:lang w:val="en-GB"/>
+        </w:rPr>
+        <w:t>Regex.Replace</w:t>
+      </w:r>
+      <w:proofErr w:type="spellEnd"/>
+      <w:r>
+        <w:rPr>
+          <w:lang w:val="en-GB"/>
+        </w:rPr>
+        <w:t xml:space="preserve">(expression, @"\bAND\b", "&amp;&amp;", </w:t>
+      </w:r>
+      <w:proofErr w:type="spellStart"/>
+      <w:r>
+        <w:rPr>
+          <w:lang w:val="en-GB"/>
+        </w:rPr>
+        <w:t>RegexOptions.IgnoreCase</w:t>
+      </w:r>
+      <w:proofErr w:type="spellEnd"/>
+      <w:proofErr w:type="gramStart"/>
+      <w:r>
+        <w:rPr>
+          <w:lang w:val="en-GB"/>
+        </w:rPr>
+        <w:t>);</w:t>
+      </w:r>
+      <w:proofErr w:type="gramEnd"/>
+    </w:p>
+    <w:p>
+      <w:pPr>
+        <w:spacing w:after="0"/>
+        <w:rPr>
+          <w:lang w:val="en-GB"/>
+        </w:rPr>
+      </w:pPr>
+      <w:r>
+        <w:rPr>
+          <w:lang w:val="en-GB"/>
+        </w:rPr>
+        <w:lastRenderedPageBreak/>
+        <w:t xml:space="preserve">        expression = </w:t>
+      </w:r>
+      <w:proofErr w:type="spellStart"/>
+      <w:r>
+        <w:rPr>
+          <w:lang w:val="en-GB"/>
+        </w:rPr>
+        <w:t>Regex.Replace</w:t>
+      </w:r>
+      <w:proofErr w:type="spellEnd"/>
+      <w:r>
+        <w:rPr>
+          <w:lang w:val="en-GB"/>
+        </w:rPr>
+        <w:t xml:space="preserve">(expression, @"\bOR\b", "||", </w:t>
+      </w:r>
+      <w:proofErr w:type="spellStart"/>
+      <w:r>
+        <w:rPr>
+          <w:lang w:val="en-GB"/>
+        </w:rPr>
+        <w:t>RegexOptions.IgnoreCase</w:t>
+      </w:r>
+      <w:proofErr w:type="spellEnd"/>
+      <w:proofErr w:type="gramStart"/>
+      <w:r>
+        <w:rPr>
+          <w:lang w:val="en-GB"/>
+        </w:rPr>
+        <w:t>);</w:t>
+      </w:r>
+      <w:proofErr w:type="gramEnd"/>
+    </w:p>
+    <w:p>
+      <w:pPr>
+        <w:spacing w:after="0"/>
+        <w:rPr>
+          <w:lang w:val="en-GB"/>
+        </w:rPr>
+      </w:pPr>
+    </w:p>
+    <w:p>
+      <w:pPr>
+        <w:spacing w:after="0"/>
+        <w:rPr>
+          <w:lang w:val="en-GB"/>
+        </w:rPr>
+      </w:pPr>
+      <w:r>
+        <w:rPr>
+          <w:lang w:val="en-GB"/>
+        </w:rPr>
+        <w:t xml:space="preserve">        // Convert "=" to "==" safely</w:t>
+      </w:r>
+    </w:p>
+    <w:p>
+      <w:pPr>
+        <w:spacing w:after="0"/>
+        <w:rPr>
+          <w:lang w:val="en-GB"/>
+        </w:rPr>
+      </w:pPr>
+      <w:r>
+        <w:rPr>
+          <w:lang w:val="en-GB"/>
+        </w:rPr>
+        <w:t xml:space="preserve">        expression = </w:t>
+      </w:r>
+      <w:proofErr w:type="spellStart"/>
+      <w:r>
+        <w:rPr>
+          <w:lang w:val="en-GB"/>
+        </w:rPr>
+        <w:t>Regex.Replace</w:t>
+      </w:r>
+      <w:proofErr w:type="spellEnd"/>
+      <w:r>
+        <w:rPr>
+          <w:lang w:val="en-GB"/>
+        </w:rPr>
+        <w:t>(expression, @"</w:t>
+      </w:r>
+      <w:proofErr w:type="gramStart"/>
+      <w:r>
+        <w:rPr>
+          <w:lang w:val="en-GB"/>
+        </w:rPr>
+        <w:t>(?&lt;![=!&lt;</w:t>
+      </w:r>
+      <w:proofErr w:type="gramEnd"/>
+      <w:r>
+        <w:rPr>
+          <w:lang w:val="en-GB"/>
+        </w:rPr>
+        <w:t>&gt;</w:t>
+      </w:r>
+      <w:proofErr w:type="gramStart"/>
+      <w:r>
+        <w:rPr>
+          <w:lang w:val="en-GB"/>
+        </w:rPr>
+        <w:t>])=</w:t>
+      </w:r>
+      <w:proofErr w:type="gramEnd"/>
+      <w:r>
+        <w:rPr>
+          <w:lang w:val="en-GB"/>
+        </w:rPr>
+        <w:t>(?!=)", "=="</w:t>
+      </w:r>
+      <w:proofErr w:type="gramStart"/>
+      <w:r>
+        <w:rPr>
+          <w:lang w:val="en-GB"/>
+        </w:rPr>
+        <w:t>);</w:t>
+      </w:r>
+      <w:proofErr w:type="gramEnd"/>
+    </w:p>
+    <w:p>
+      <w:pPr>
+        <w:spacing w:after="0"/>
+        <w:rPr>
+          <w:lang w:val="en-GB"/>
+        </w:rPr>
+      </w:pPr>
+    </w:p>
+    <w:p>
+      <w:pPr>
+        <w:spacing w:after="0"/>
+        <w:rPr>
+          <w:lang w:val="en-GB"/>
+        </w:rPr>
+      </w:pPr>
+      <w:r>
+        <w:rPr>
+          <w:lang w:val="en-GB"/>
+        </w:rPr>
+        <w:t xml:space="preserve">        // Convert "&lt;&gt;" to </w:t>
+      </w:r>
+      <w:proofErr w:type="gramStart"/>
+      <w:r>
+        <w:rPr>
+          <w:lang w:val="en-GB"/>
+        </w:rPr>
+        <w:t>"!=</w:t>
+      </w:r>
+      <w:proofErr w:type="gramEnd"/>
+      <w:r>
+        <w:rPr>
+          <w:lang w:val="en-GB"/>
+        </w:rPr>
+        <w:t>"</w:t>
+      </w:r>
+    </w:p>
+    <w:p>
+      <w:pPr>
+        <w:spacing w:after="0"/>
+        <w:rPr>
+          <w:lang w:val="en-GB"/>
+        </w:rPr>
+      </w:pPr>
+      <w:r>
+        <w:rPr>
+          <w:lang w:val="en-GB"/>
+        </w:rPr>
+        <w:t xml:space="preserve">        expression = </w:t>
+      </w:r>
+      <w:proofErr w:type="spellStart"/>
+      <w:proofErr w:type="gramStart"/>
+      <w:r>
+        <w:rPr>
+          <w:lang w:val="en-GB"/>
+        </w:rPr>
+        <w:t>expression.Replace</w:t>
+      </w:r>
+      <w:proofErr w:type="spellEnd"/>
+      <w:proofErr w:type="gramEnd"/>
+      <w:r>
+        <w:rPr>
+          <w:lang w:val="en-GB"/>
+        </w:rPr>
+        <w:t xml:space="preserve">("&lt;&gt;", </w:t>
+      </w:r>
+      <w:proofErr w:type="gramStart"/>
+      <w:r>
+        <w:rPr>
+          <w:lang w:val="en-GB"/>
+        </w:rPr>
+        <w:t>"!=</w:t>
+      </w:r>
+      <w:proofErr w:type="gramEnd"/>
+      <w:r>
+        <w:rPr>
+          <w:lang w:val="en-GB"/>
+        </w:rPr>
+        <w:t>"</w:t>
+      </w:r>
+      <w:proofErr w:type="gramStart"/>
+      <w:r>
+        <w:rPr>
+          <w:lang w:val="en-GB"/>
+        </w:rPr>
+        <w:t>);</w:t>
+      </w:r>
+      <w:proofErr w:type="gramEnd"/>
+    </w:p>
+    <w:p>
+      <w:pPr>
+        <w:spacing w:after="0"/>
+        <w:rPr>
+          <w:lang w:val="en-GB"/>
+        </w:rPr>
+      </w:pPr>
+    </w:p>
+    <w:p>
+      <w:pPr>
+        <w:spacing w:after="0"/>
+        <w:rPr>
+          <w:lang w:val="en-GB"/>
+        </w:rPr>
+      </w:pPr>
+      <w:r>
+        <w:rPr>
+          <w:lang w:val="en-GB"/>
+        </w:rPr>
+        <w:t xml:space="preserve">        return </w:t>
+      </w:r>
+      <w:proofErr w:type="gramStart"/>
+      <w:r>
+        <w:rPr>
+          <w:lang w:val="en-GB"/>
+        </w:rPr>
+        <w:t>expression;</w:t>
+      </w:r>
+      <w:proofErr w:type="gramEnd"/>
+    </w:p>
+    <w:p>
+      <w:pPr>
+        <w:spacing w:after="0"/>
+        <w:rPr>
+          <w:lang w:val="en-GB"/>
+        </w:rPr>
+      </w:pPr>
+      <w:r>
+        <w:rPr>
+          <w:lang w:val="en-GB"/>
+        </w:rPr>
+        <w:t xml:space="preserve">    }</w:t>
+      </w:r>
+    </w:p>
+    <w:p>
+      <w:pPr>
+        <w:spacing w:after="0"/>
+        <w:rPr>
+          <w:lang w:val="en-GB"/>
+        </w:rPr>
+      </w:pPr>
+      <w:r>
+        <w:rPr>
+          <w:lang w:val="en-GB"/>
+        </w:rPr>
+        <w:t xml:space="preserve">    catch (Exception ex)</w:t>
+      </w:r>
+    </w:p>
+    <w:p>
+      <w:pPr>
+        <w:spacing w:after="0"/>
+        <w:rPr>
+          <w:lang w:val="en-GB"/>
+        </w:rPr>
+      </w:pPr>
+      <w:r>
+        <w:rPr>
+          <w:lang w:val="en-GB"/>
+        </w:rPr>
+        <w:t xml:space="preserve">    {</w:t>
+      </w:r>
+    </w:p>
+    <w:p>
+      <w:pPr>
+        <w:spacing w:after="0"/>
+        <w:rPr>
+          <w:lang w:val="en-GB"/>
+        </w:rPr>
+      </w:pPr>
+      <w:r>
+        <w:rPr>
+          <w:lang w:val="en-GB"/>
+        </w:rPr>
+        <w:t xml:space="preserve">        return </w:t>
+      </w:r>
+      <w:proofErr w:type="gramStart"/>
+      <w:r>
+        <w:rPr>
+          <w:lang w:val="en-GB"/>
+        </w:rPr>
+        <w:t>null;</w:t>
+      </w:r>
+      <w:proofErr w:type="gramEnd"/>
+    </w:p>
+    <w:p>
+      <w:pPr>
+        <w:spacing w:after="0"/>
+        <w:rPr>
+          <w:lang w:val="en-GB"/>
+        </w:rPr>
+      </w:pPr>
+      <w:r>
+        <w:rPr>
+          <w:lang w:val="en-GB"/>
+        </w:rPr>
+        <w:t xml:space="preserve">    }</w:t>
+      </w:r>
+    </w:p>
+    <w:p>
+      <w:pPr>
+        <w:spacing w:after="0"/>
+        <w:rPr>
+          <w:lang w:val="en-GB"/>
+        </w:rPr>
       </w:pPr>
       <w:r>
         <w:rPr>

--- a/Documentation/AI Prompts/Vibe Coding - Workflow Configuration.docx
+++ b/Documentation/AI Prompts/Vibe Coding - Workflow Configuration.docx
@@ -24459,6 +24459,120 @@
           <w:lang w:val="en-GB"/>
         </w:rPr>
         <w:t>}</w:t>
+      </w:r>
+    </w:p>
+    <w:p>
+      <w:pPr>
+        <w:spacing w:after="0"/>
+        <w:rPr>
+          <w:lang w:val="en-GB"/>
+        </w:rPr>
+      </w:pPr>
+    </w:p>
+    <w:p>
+      <w:pPr>
+        <w:spacing w:after="0"/>
+        <w:rPr>
+          <w:b/>
+          <w:bCs/>
+          <w:color w:val="EE0000"/>
+          <w:u w:val="single"/>
+          <w:lang w:val="en-GB"/>
+        </w:rPr>
+      </w:pPr>
+      <w:r>
+        <w:rPr>
+          <w:b/>
+          <w:bCs/>
+          <w:color w:val="EE0000"/>
+          <w:u w:val="single"/>
+          <w:lang w:val="en-GB"/>
+        </w:rPr>
+        <w:t>AI Prompt:</w:t>
+      </w:r>
+    </w:p>
+    <w:p>
+      <w:pPr>
+        <w:spacing w:after="0"/>
+        <w:rPr>
+          <w:lang w:val="en-GB"/>
+        </w:rPr>
+      </w:pPr>
+      <w:r>
+        <w:rPr>
+          <w:lang w:val="en-GB"/>
+        </w:rPr>
+        <w:t xml:space="preserve">Tell me how to return the physical file path that corresponds to the specified virtual path, </w:t>
+      </w:r>
+      <w:proofErr w:type="gramStart"/>
+      <w:r>
+        <w:rPr>
+          <w:lang w:val="en-GB"/>
+        </w:rPr>
+        <w:t>similar to</w:t>
+      </w:r>
+      <w:proofErr w:type="gramEnd"/>
+      <w:r>
+        <w:rPr>
+          <w:lang w:val="en-GB"/>
+        </w:rPr>
+        <w:t xml:space="preserve"> </w:t>
+      </w:r>
+      <w:proofErr w:type="spellStart"/>
+      <w:r>
+        <w:rPr>
+          <w:lang w:val="en-GB"/>
+        </w:rPr>
+        <w:t>Server.MapPath</w:t>
+      </w:r>
+      <w:proofErr w:type="spellEnd"/>
+      <w:r>
+        <w:rPr>
+          <w:lang w:val="en-GB"/>
+        </w:rPr>
+        <w:t>, using Blazor Server App and .Net 8.0.</w:t>
+      </w:r>
+    </w:p>
+    <w:p>
+      <w:pPr>
+        <w:spacing w:after="0"/>
+        <w:rPr>
+          <w:lang w:val="en-GB"/>
+        </w:rPr>
+      </w:pPr>
+    </w:p>
+    <w:p>
+      <w:pPr>
+        <w:spacing w:after="0"/>
+        <w:rPr>
+          <w:lang w:val="en-GB"/>
+        </w:rPr>
+      </w:pPr>
+      <w:r>
+        <w:rPr>
+          <w:lang w:val="en-GB"/>
+        </w:rPr>
+        <w:t xml:space="preserve">Error: </w:t>
+      </w:r>
+      <w:r>
+        <w:rPr>
+          <w:lang w:val="en-GB"/>
+        </w:rPr>
+        <w:t>The type or namespace name '</w:t>
+      </w:r>
+      <w:proofErr w:type="spellStart"/>
+      <w:r>
+        <w:rPr>
+          <w:lang w:val="en-GB"/>
+        </w:rPr>
+        <w:t>IWebHostEnvironment</w:t>
+      </w:r>
+      <w:proofErr w:type="spellEnd"/>
+      <w:r>
+        <w:rPr>
+          <w:lang w:val="en-GB"/>
+        </w:rPr>
+        <w:t>' could not be found (are you missing a using directive or an assembly reference?)</w:t>
       </w:r>
     </w:p>
     <w:sectPr>
